--- a/DocumentacaoUniDocs.docx
+++ b/DocumentacaoUniDocs.docx
@@ -1,6 +1,6 @@
 
 <file path=word/document.xml><?xml version="1.0" encoding="utf-8"?>
-<w:document xmlns:ve="http://schemas.openxmlformats.org/markup-compatibility/2006" xmlns:o="urn:schemas-microsoft-com:office:office" xmlns:r="http://schemas.openxmlformats.org/officeDocument/2006/relationships" xmlns:m="http://schemas.openxmlformats.org/officeDocument/2006/math" xmlns:v="urn:schemas-microsoft-com:vml" xmlns:wp="http://schemas.openxmlformats.org/drawingml/2006/wordprocessingDrawing" xmlns:w10="urn:schemas-microsoft-com:office:word" xmlns:w="http://schemas.openxmlformats.org/wordprocessingml/2006/main" xmlns:wne="http://schemas.microsoft.com/office/word/2006/wordml">
+<w:document xmlns:wpc="http://schemas.microsoft.com/office/word/2010/wordprocessingCanvas" xmlns:mc="http://schemas.openxmlformats.org/markup-compatibility/2006" xmlns:o="urn:schemas-microsoft-com:office:office" xmlns:r="http://schemas.openxmlformats.org/officeDocument/2006/relationships" xmlns:m="http://schemas.openxmlformats.org/officeDocument/2006/math" xmlns:v="urn:schemas-microsoft-com:vml" xmlns:wp14="http://schemas.microsoft.com/office/word/2010/wordprocessingDrawing" xmlns:wp="http://schemas.openxmlformats.org/drawingml/2006/wordprocessingDrawing" xmlns:w10="urn:schemas-microsoft-com:office:word" xmlns:w="http://schemas.openxmlformats.org/wordprocessingml/2006/main" xmlns:w14="http://schemas.microsoft.com/office/word/2010/wordml" xmlns:w15="http://schemas.microsoft.com/office/word/2012/wordml" xmlns:wpg="http://schemas.microsoft.com/office/word/2010/wordprocessingGroup" xmlns:wpi="http://schemas.microsoft.com/office/word/2010/wordprocessingInk" xmlns:wne="http://schemas.microsoft.com/office/word/2006/wordml" xmlns:wps="http://schemas.microsoft.com/office/word/2010/wordprocessingShape" mc:Ignorable="w14 w15 wp14">
   <w:body>
     <w:p>
       <w:pPr>
@@ -42,7 +42,7 @@
                     <a:blip r:embed="rId8" cstate="print">
                       <a:extLst>
                         <a:ext uri="{28A0092B-C50C-407E-A947-70E740481C1C}">
-                          <a14:useLocalDpi xmlns:a14="http://schemas.microsoft.com/office/drawing/2010/main" xmlns:wps="http://schemas.microsoft.com/office/word/2010/wordprocessingShape" xmlns:wpi="http://schemas.microsoft.com/office/word/2010/wordprocessingInk" xmlns:wpg="http://schemas.microsoft.com/office/word/2010/wordprocessingGroup" xmlns:w14="http://schemas.microsoft.com/office/word/2010/wordml" xmlns:w="http://schemas.openxmlformats.org/wordprocessingml/2006/main" xmlns:w10="urn:schemas-microsoft-com:office:word" xmlns:wp14="http://schemas.microsoft.com/office/word/2010/wordprocessingDrawing" xmlns:v="urn:schemas-microsoft-com:vml" xmlns:o="urn:schemas-microsoft-com:office:office" xmlns:mc="http://schemas.openxmlformats.org/markup-compatibility/2006" xmlns:wpc="http://schemas.microsoft.com/office/word/2010/wordprocessingCanvas" xmlns="" val="0"/>
+                          <a14:useLocalDpi xmlns:a14="http://schemas.microsoft.com/office/drawing/2010/main" val="0"/>
                         </a:ext>
                       </a:extLst>
                     </a:blip>
@@ -214,6 +214,7 @@
           <w:lang w:eastAsia="pt-BR"/>
         </w:rPr>
       </w:pPr>
+      <w:proofErr w:type="spellStart"/>
       <w:r>
         <w:rPr>
           <w:rFonts w:asciiTheme="majorHAnsi" w:eastAsia="Times New Roman" w:hAnsiTheme="majorHAnsi" w:cs="Arial"/>
@@ -226,6 +227,7 @@
         </w:rPr>
         <w:t>UniDocs</w:t>
       </w:r>
+      <w:proofErr w:type="spellEnd"/>
     </w:p>
     <w:p>
       <w:pPr>
@@ -666,8 +668,20 @@
           <w:szCs w:val="24"/>
           <w:lang w:val="en-US" w:eastAsia="pt-BR"/>
         </w:rPr>
-        <w:t>Antonio de Carvalho</w:t>
-      </w:r>
+        <w:t xml:space="preserve">Antonio de </w:t>
+      </w:r>
+      <w:proofErr w:type="spellStart"/>
+      <w:r>
+        <w:rPr>
+          <w:rFonts w:asciiTheme="majorHAnsi" w:eastAsia="Times New Roman" w:hAnsiTheme="majorHAnsi" w:cs="Arial"/>
+          <w:color w:val="000000"/>
+          <w:sz w:val="24"/>
+          <w:szCs w:val="24"/>
+          <w:lang w:val="en-US" w:eastAsia="pt-BR"/>
+        </w:rPr>
+        <w:t>Carvalho</w:t>
+      </w:r>
+      <w:proofErr w:type="spellEnd"/>
       <w:r>
         <w:rPr>
           <w:rFonts w:asciiTheme="majorHAnsi" w:eastAsia="Times New Roman" w:hAnsiTheme="majorHAnsi" w:cs="Arial"/>
@@ -720,6 +734,7 @@
           <w:lang w:val="en-US" w:eastAsia="pt-BR"/>
         </w:rPr>
       </w:pPr>
+      <w:proofErr w:type="spellStart"/>
       <w:r>
         <w:rPr>
           <w:rFonts w:asciiTheme="majorHAnsi" w:eastAsia="Times New Roman" w:hAnsiTheme="majorHAnsi" w:cs="Arial"/>
@@ -730,6 +745,7 @@
         </w:rPr>
         <w:t>Guilherme</w:t>
       </w:r>
+      <w:proofErr w:type="spellEnd"/>
       <w:r>
         <w:rPr>
           <w:rFonts w:asciiTheme="majorHAnsi" w:eastAsia="Times New Roman" w:hAnsiTheme="majorHAnsi" w:cs="Arial"/>
@@ -740,6 +756,7 @@
         </w:rPr>
         <w:t xml:space="preserve"> </w:t>
       </w:r>
+      <w:proofErr w:type="spellStart"/>
       <w:r>
         <w:rPr>
           <w:rFonts w:asciiTheme="majorHAnsi" w:eastAsia="Times New Roman" w:hAnsiTheme="majorHAnsi" w:cs="Arial"/>
@@ -750,6 +767,7 @@
         </w:rPr>
         <w:t>Melo</w:t>
       </w:r>
+      <w:proofErr w:type="spellEnd"/>
       <w:r>
         <w:rPr>
           <w:rFonts w:asciiTheme="majorHAnsi" w:eastAsia="Times New Roman" w:hAnsiTheme="majorHAnsi" w:cs="Arial"/>
@@ -918,6 +936,7 @@
           <w:lang w:val="en-US" w:eastAsia="pt-BR"/>
         </w:rPr>
       </w:pPr>
+      <w:proofErr w:type="spellStart"/>
       <w:r>
         <w:rPr>
           <w:rFonts w:asciiTheme="majorHAnsi" w:eastAsia="Times New Roman" w:hAnsiTheme="majorHAnsi" w:cs="Arial"/>
@@ -926,7 +945,18 @@
           <w:szCs w:val="24"/>
           <w:lang w:val="en-US" w:eastAsia="pt-BR"/>
         </w:rPr>
-        <w:t>Heytor Victor</w:t>
+        <w:t>Heytor</w:t>
+      </w:r>
+      <w:proofErr w:type="spellEnd"/>
+      <w:r>
+        <w:rPr>
+          <w:rFonts w:asciiTheme="majorHAnsi" w:eastAsia="Times New Roman" w:hAnsiTheme="majorHAnsi" w:cs="Arial"/>
+          <w:color w:val="000000"/>
+          <w:sz w:val="24"/>
+          <w:szCs w:val="24"/>
+          <w:lang w:val="en-US" w:eastAsia="pt-BR"/>
+        </w:rPr>
+        <w:t xml:space="preserve"> Victor</w:t>
       </w:r>
       <w:r>
         <w:rPr>
@@ -977,8 +1007,20 @@
           <w:szCs w:val="24"/>
           <w:lang w:val="en-US" w:eastAsia="pt-BR"/>
         </w:rPr>
-        <w:t xml:space="preserve"> / Documentação</w:t>
-      </w:r>
+        <w:t xml:space="preserve"> / </w:t>
+      </w:r>
+      <w:proofErr w:type="spellStart"/>
+      <w:r>
+        <w:rPr>
+          <w:rFonts w:asciiTheme="majorHAnsi" w:eastAsia="Times New Roman" w:hAnsiTheme="majorHAnsi" w:cs="Arial"/>
+          <w:color w:val="000000"/>
+          <w:sz w:val="24"/>
+          <w:szCs w:val="24"/>
+          <w:lang w:val="en-US" w:eastAsia="pt-BR"/>
+        </w:rPr>
+        <w:t>Documentação</w:t>
+      </w:r>
+      <w:proofErr w:type="spellEnd"/>
     </w:p>
     <w:p>
       <w:pPr>
@@ -988,16 +1030,16 @@
           <w:rFonts w:asciiTheme="majorHAnsi" w:eastAsia="Times New Roman" w:hAnsiTheme="majorHAnsi" w:cs="Times New Roman"/>
           <w:sz w:val="24"/>
           <w:szCs w:val="24"/>
-          <w:lang w:val="en-US" w:eastAsia="pt-BR"/>
-        </w:rPr>
-      </w:pPr>
-      <w:r>
-        <w:rPr>
-          <w:rFonts w:asciiTheme="majorHAnsi" w:eastAsia="Times New Roman" w:hAnsiTheme="majorHAnsi" w:cs="Arial"/>
-          <w:color w:val="000000"/>
-          <w:sz w:val="24"/>
-          <w:szCs w:val="24"/>
-          <w:lang w:val="en-US" w:eastAsia="pt-BR"/>
+          <w:lang w:eastAsia="pt-BR"/>
+        </w:rPr>
+      </w:pPr>
+      <w:r>
+        <w:rPr>
+          <w:rFonts w:asciiTheme="majorHAnsi" w:eastAsia="Times New Roman" w:hAnsiTheme="majorHAnsi" w:cs="Arial"/>
+          <w:color w:val="000000"/>
+          <w:sz w:val="24"/>
+          <w:szCs w:val="24"/>
+          <w:lang w:eastAsia="pt-BR"/>
         </w:rPr>
         <w:t>David Botelho</w:t>
       </w:r>
@@ -1007,7 +1049,7 @@
           <w:color w:val="000000"/>
           <w:sz w:val="24"/>
           <w:szCs w:val="24"/>
-          <w:lang w:val="en-US" w:eastAsia="pt-BR"/>
+          <w:lang w:eastAsia="pt-BR"/>
         </w:rPr>
         <w:tab/>
       </w:r>
@@ -1017,7 +1059,7 @@
           <w:color w:val="000000"/>
           <w:sz w:val="24"/>
           <w:szCs w:val="24"/>
-          <w:lang w:val="en-US" w:eastAsia="pt-BR"/>
+          <w:lang w:eastAsia="pt-BR"/>
         </w:rPr>
         <w:tab/>
       </w:r>
@@ -1027,7 +1069,7 @@
           <w:color w:val="000000"/>
           <w:sz w:val="24"/>
           <w:szCs w:val="24"/>
-          <w:lang w:val="en-US" w:eastAsia="pt-BR"/>
+          <w:lang w:eastAsia="pt-BR"/>
         </w:rPr>
         <w:tab/>
       </w:r>
@@ -1037,11 +1079,23 @@
           <w:color w:val="000000"/>
           <w:sz w:val="24"/>
           <w:szCs w:val="24"/>
-          <w:lang w:val="en-US" w:eastAsia="pt-BR"/>
+          <w:lang w:eastAsia="pt-BR"/>
         </w:rPr>
         <w:tab/>
-        <w:t>Chat-bot</w:t>
-      </w:r>
+        <w:t>Chat-</w:t>
+      </w:r>
+      <w:proofErr w:type="spellStart"/>
+      <w:r>
+        <w:rPr>
+          <w:rFonts w:asciiTheme="majorHAnsi" w:eastAsia="Times New Roman" w:hAnsiTheme="majorHAnsi" w:cs="Arial"/>
+          <w:color w:val="000000"/>
+          <w:sz w:val="24"/>
+          <w:szCs w:val="24"/>
+          <w:lang w:eastAsia="pt-BR"/>
+        </w:rPr>
+        <w:t>bot</w:t>
+      </w:r>
+      <w:proofErr w:type="spellEnd"/>
     </w:p>
     <w:p>
       <w:pPr>
@@ -1368,6 +1422,7 @@
         </w:rPr>
         <w:t xml:space="preserve">Este documento de requisitos destina-se ao cliente final, gerente de projeto e desenvolvedores que necessitem saber de todas as etapas do desenvolvimento do sistema </w:t>
       </w:r>
+      <w:proofErr w:type="spellStart"/>
       <w:r>
         <w:rPr>
           <w:rFonts w:asciiTheme="majorHAnsi" w:eastAsia="Times New Roman" w:hAnsiTheme="majorHAnsi" w:cs="Arial"/>
@@ -1380,6 +1435,7 @@
         </w:rPr>
         <w:t>UniDocs</w:t>
       </w:r>
+      <w:proofErr w:type="spellEnd"/>
       <w:r>
         <w:rPr>
           <w:rFonts w:asciiTheme="majorHAnsi" w:eastAsia="Times New Roman" w:hAnsiTheme="majorHAnsi" w:cs="Arial"/>
@@ -1668,13 +1724,13 @@
           <w:bottom w:w="15" w:type="dxa"/>
           <w:right w:w="15" w:type="dxa"/>
         </w:tblCellMar>
-        <w:tblLook w:val="04A0"/>
+        <w:tblLook w:val="04A0" w:firstRow="1" w:lastRow="0" w:firstColumn="1" w:lastColumn="0" w:noHBand="0" w:noVBand="1"/>
       </w:tblPr>
       <w:tblGrid>
-        <w:gridCol w:w="1359"/>
-        <w:gridCol w:w="892"/>
-        <w:gridCol w:w="5664"/>
-        <w:gridCol w:w="1156"/>
+        <w:gridCol w:w="1348"/>
+        <w:gridCol w:w="866"/>
+        <w:gridCol w:w="5707"/>
+        <w:gridCol w:w="1150"/>
       </w:tblGrid>
       <w:tr>
         <w:tc>
@@ -3396,6 +3452,7 @@
                 <w:lang w:eastAsia="pt-BR"/>
               </w:rPr>
             </w:pPr>
+            <w:proofErr w:type="spellStart"/>
             <w:r>
               <w:rPr>
                 <w:rFonts w:asciiTheme="majorHAnsi" w:eastAsia="Times New Roman" w:hAnsiTheme="majorHAnsi" w:cs="Arial"/>
@@ -3404,7 +3461,18 @@
                 <w:szCs w:val="24"/>
                 <w:lang w:eastAsia="pt-BR"/>
               </w:rPr>
-              <w:t>Heytor Victor</w:t>
+              <w:t>Heytor</w:t>
+            </w:r>
+            <w:proofErr w:type="spellEnd"/>
+            <w:r>
+              <w:rPr>
+                <w:rFonts w:asciiTheme="majorHAnsi" w:eastAsia="Times New Roman" w:hAnsiTheme="majorHAnsi" w:cs="Arial"/>
+                <w:color w:val="000000"/>
+                <w:sz w:val="24"/>
+                <w:szCs w:val="24"/>
+                <w:lang w:eastAsia="pt-BR"/>
+              </w:rPr>
+              <w:t xml:space="preserve"> Victor</w:t>
             </w:r>
           </w:p>
         </w:tc>
@@ -3539,6 +3607,7 @@
           <w:docPartUnique/>
         </w:docPartObj>
       </w:sdtPr>
+      <w:sdtEndPr/>
       <w:sdtContent>
         <w:p>
           <w:pPr>
@@ -3569,7 +3638,7 @@
           <w:r>
             <w:fldChar w:fldCharType="separate"/>
           </w:r>
-          <w:hyperlink w:anchor="_Toc23948497" w:history="1">
+          <w:hyperlink w:anchor="_Toc23714729" w:history="1">
             <w:r>
               <w:rPr>
                 <w:rStyle w:val="Hyperlink"/>
@@ -3613,7 +3682,7 @@
                 <w:noProof/>
                 <w:webHidden/>
               </w:rPr>
-              <w:instrText xml:space="preserve"> PAGEREF _Toc23948497 \h </w:instrText>
+              <w:instrText xml:space="preserve"> PAGEREF _Toc23714729 \h </w:instrText>
             </w:r>
             <w:r>
               <w:rPr>
@@ -3655,11 +3724,12 @@
               <w:noProof/>
             </w:rPr>
           </w:pPr>
-          <w:hyperlink w:anchor="_Toc23948498" w:history="1">
+          <w:hyperlink w:anchor="_Toc23714730" w:history="1">
             <w:r>
               <w:rPr>
                 <w:rStyle w:val="Hyperlink"/>
                 <w:rFonts w:asciiTheme="majorHAnsi" w:eastAsia="Times New Roman" w:hAnsiTheme="majorHAnsi" w:cs="Arial"/>
+                <w:b/>
                 <w:bCs/>
                 <w:noProof/>
               </w:rPr>
@@ -3675,6 +3745,7 @@
               <w:rPr>
                 <w:rStyle w:val="Hyperlink"/>
                 <w:rFonts w:asciiTheme="majorHAnsi" w:eastAsia="Times New Roman" w:hAnsiTheme="majorHAnsi" w:cs="Arial"/>
+                <w:b/>
                 <w:bCs/>
                 <w:noProof/>
               </w:rPr>
@@ -3699,7 +3770,7 @@
                 <w:noProof/>
                 <w:webHidden/>
               </w:rPr>
-              <w:instrText xml:space="preserve"> PAGEREF _Toc23948498 \h </w:instrText>
+              <w:instrText xml:space="preserve"> PAGEREF _Toc23714730 \h </w:instrText>
             </w:r>
             <w:r>
               <w:rPr>
@@ -3741,11 +3812,12 @@
               <w:noProof/>
             </w:rPr>
           </w:pPr>
-          <w:hyperlink w:anchor="_Toc23948499" w:history="1">
+          <w:hyperlink w:anchor="_Toc23714731" w:history="1">
             <w:r>
               <w:rPr>
                 <w:rStyle w:val="Hyperlink"/>
                 <w:rFonts w:asciiTheme="majorHAnsi" w:eastAsia="Times New Roman" w:hAnsiTheme="majorHAnsi" w:cs="Arial"/>
+                <w:b/>
                 <w:bCs/>
                 <w:noProof/>
               </w:rPr>
@@ -3761,6 +3833,7 @@
               <w:rPr>
                 <w:rStyle w:val="Hyperlink"/>
                 <w:rFonts w:asciiTheme="majorHAnsi" w:eastAsia="Times New Roman" w:hAnsiTheme="majorHAnsi" w:cs="Arial"/>
+                <w:b/>
                 <w:bCs/>
                 <w:noProof/>
               </w:rPr>
@@ -3785,7 +3858,7 @@
                 <w:noProof/>
                 <w:webHidden/>
               </w:rPr>
-              <w:instrText xml:space="preserve"> PAGEREF _Toc23948499 \h </w:instrText>
+              <w:instrText xml:space="preserve"> PAGEREF _Toc23714731 \h </w:instrText>
             </w:r>
             <w:r>
               <w:rPr>
@@ -3827,11 +3900,12 @@
               <w:noProof/>
             </w:rPr>
           </w:pPr>
-          <w:hyperlink w:anchor="_Toc23948500" w:history="1">
+          <w:hyperlink w:anchor="_Toc23714732" w:history="1">
             <w:r>
               <w:rPr>
                 <w:rStyle w:val="Hyperlink"/>
                 <w:rFonts w:asciiTheme="majorHAnsi" w:eastAsia="Times New Roman" w:hAnsiTheme="majorHAnsi" w:cs="Arial"/>
+                <w:b/>
                 <w:bCs/>
                 <w:noProof/>
               </w:rPr>
@@ -3847,6 +3921,7 @@
               <w:rPr>
                 <w:rStyle w:val="Hyperlink"/>
                 <w:rFonts w:asciiTheme="majorHAnsi" w:eastAsia="Times New Roman" w:hAnsiTheme="majorHAnsi" w:cs="Arial"/>
+                <w:b/>
                 <w:bCs/>
                 <w:noProof/>
               </w:rPr>
@@ -3871,7 +3946,7 @@
                 <w:noProof/>
                 <w:webHidden/>
               </w:rPr>
-              <w:instrText xml:space="preserve"> PAGEREF _Toc23948500 \h </w:instrText>
+              <w:instrText xml:space="preserve"> PAGEREF _Toc23714732 \h </w:instrText>
             </w:r>
             <w:r>
               <w:rPr>
@@ -3913,11 +3988,12 @@
               <w:noProof/>
             </w:rPr>
           </w:pPr>
-          <w:hyperlink w:anchor="_Toc23948501" w:history="1">
+          <w:hyperlink w:anchor="_Toc23714733" w:history="1">
             <w:r>
               <w:rPr>
                 <w:rStyle w:val="Hyperlink"/>
                 <w:rFonts w:asciiTheme="majorHAnsi" w:hAnsiTheme="majorHAnsi"/>
+                <w:b/>
                 <w:noProof/>
               </w:rPr>
               <w:t>1.4</w:t>
@@ -3932,33 +4008,10 @@
               <w:rPr>
                 <w:rStyle w:val="Hyperlink"/>
                 <w:rFonts w:asciiTheme="majorHAnsi" w:hAnsiTheme="majorHAnsi"/>
+                <w:b/>
                 <w:noProof/>
               </w:rPr>
-              <w:t>Objetivo</w:t>
-            </w:r>
-            <w:r>
-              <w:rPr>
-                <w:rStyle w:val="Hyperlink"/>
-                <w:rFonts w:asciiTheme="majorHAnsi" w:hAnsiTheme="majorHAnsi"/>
-                <w:noProof/>
-              </w:rPr>
-              <w:t>s</w:t>
-            </w:r>
-            <w:r>
-              <w:rPr>
-                <w:rStyle w:val="Hyperlink"/>
-                <w:rFonts w:asciiTheme="majorHAnsi" w:hAnsiTheme="majorHAnsi"/>
-                <w:noProof/>
-              </w:rPr>
-              <w:t xml:space="preserve"> Específico</w:t>
-            </w:r>
-            <w:r>
-              <w:rPr>
-                <w:rStyle w:val="Hyperlink"/>
-                <w:rFonts w:asciiTheme="majorHAnsi" w:hAnsiTheme="majorHAnsi"/>
-                <w:noProof/>
-              </w:rPr>
-              <w:t>s</w:t>
+              <w:t>Objetivo Específico</w:t>
             </w:r>
             <w:r>
               <w:rPr>
@@ -3979,7 +4032,7 @@
                 <w:noProof/>
                 <w:webHidden/>
               </w:rPr>
-              <w:instrText xml:space="preserve"> PAGEREF _Toc23948501 \h </w:instrText>
+              <w:instrText xml:space="preserve"> PAGEREF _Toc23714733 \h </w:instrText>
             </w:r>
             <w:r>
               <w:rPr>
@@ -4021,7 +4074,7 @@
               <w:noProof/>
             </w:rPr>
           </w:pPr>
-          <w:hyperlink w:anchor="_Toc23948502" w:history="1">
+          <w:hyperlink w:anchor="_Toc23714734" w:history="1">
             <w:r>
               <w:rPr>
                 <w:rStyle w:val="Hyperlink"/>
@@ -4046,7 +4099,7 @@
                 <w:bCs/>
                 <w:noProof/>
               </w:rPr>
-              <w:t>Diagrama Caso de Uso</w:t>
+              <w:t>Diagrama de Caso de Uso</w:t>
             </w:r>
             <w:r>
               <w:rPr>
@@ -4067,7 +4120,7 @@
                 <w:noProof/>
                 <w:webHidden/>
               </w:rPr>
-              <w:instrText xml:space="preserve"> PAGEREF _Toc23948502 \h </w:instrText>
+              <w:instrText xml:space="preserve"> PAGEREF _Toc23714734 \h </w:instrText>
             </w:r>
             <w:r>
               <w:rPr>
@@ -4109,11 +4162,12 @@
               <w:noProof/>
             </w:rPr>
           </w:pPr>
-          <w:hyperlink w:anchor="_Toc23948503" w:history="1">
+          <w:hyperlink w:anchor="_Toc23714735" w:history="1">
             <w:r>
               <w:rPr>
                 <w:rStyle w:val="Hyperlink"/>
                 <w:rFonts w:asciiTheme="majorHAnsi" w:eastAsia="Times New Roman" w:hAnsiTheme="majorHAnsi" w:cs="Arial"/>
+                <w:b/>
                 <w:noProof/>
               </w:rPr>
               <w:t>2.1</w:t>
@@ -4128,6 +4182,7 @@
               <w:rPr>
                 <w:rStyle w:val="Hyperlink"/>
                 <w:rFonts w:asciiTheme="majorHAnsi" w:eastAsia="Times New Roman" w:hAnsiTheme="majorHAnsi" w:cs="Arial"/>
+                <w:b/>
                 <w:noProof/>
               </w:rPr>
               <w:t>Relacionamento dos atores</w:t>
@@ -4151,7 +4206,7 @@
                 <w:noProof/>
                 <w:webHidden/>
               </w:rPr>
-              <w:instrText xml:space="preserve"> PAGEREF _Toc23948503 \h </w:instrText>
+              <w:instrText xml:space="preserve"> PAGEREF _Toc23714735 \h </w:instrText>
             </w:r>
             <w:r>
               <w:rPr>
@@ -4193,11 +4248,12 @@
               <w:noProof/>
             </w:rPr>
           </w:pPr>
-          <w:hyperlink w:anchor="_Toc23948504" w:history="1">
+          <w:hyperlink w:anchor="_Toc23714736" w:history="1">
             <w:r>
               <w:rPr>
                 <w:rStyle w:val="Hyperlink"/>
                 <w:rFonts w:asciiTheme="majorHAnsi" w:eastAsia="Times New Roman" w:hAnsiTheme="majorHAnsi" w:cs="Arial"/>
+                <w:b/>
                 <w:noProof/>
               </w:rPr>
               <w:t>2.2</w:t>
@@ -4212,6 +4268,7 @@
               <w:rPr>
                 <w:rStyle w:val="Hyperlink"/>
                 <w:rFonts w:asciiTheme="majorHAnsi" w:eastAsia="Times New Roman" w:hAnsiTheme="majorHAnsi" w:cs="Arial"/>
+                <w:b/>
                 <w:noProof/>
               </w:rPr>
               <w:t>Administrador</w:t>
@@ -4235,7 +4292,7 @@
                 <w:noProof/>
                 <w:webHidden/>
               </w:rPr>
-              <w:instrText xml:space="preserve"> PAGEREF _Toc23948504 \h </w:instrText>
+              <w:instrText xml:space="preserve"> PAGEREF _Toc23714736 \h </w:instrText>
             </w:r>
             <w:r>
               <w:rPr>
@@ -4277,11 +4334,12 @@
               <w:noProof/>
             </w:rPr>
           </w:pPr>
-          <w:hyperlink w:anchor="_Toc23948505" w:history="1">
+          <w:hyperlink w:anchor="_Toc23714737" w:history="1">
             <w:r>
               <w:rPr>
                 <w:rStyle w:val="Hyperlink"/>
                 <w:rFonts w:asciiTheme="majorHAnsi" w:eastAsia="Times New Roman" w:hAnsiTheme="majorHAnsi" w:cs="Arial"/>
+                <w:b/>
                 <w:noProof/>
               </w:rPr>
               <w:t>2.3</w:t>
@@ -4296,6 +4354,7 @@
               <w:rPr>
                 <w:rStyle w:val="Hyperlink"/>
                 <w:rFonts w:asciiTheme="majorHAnsi" w:eastAsia="Times New Roman" w:hAnsiTheme="majorHAnsi" w:cs="Arial"/>
+                <w:b/>
                 <w:noProof/>
               </w:rPr>
               <w:t>Aluno</w:t>
@@ -4319,7 +4378,7 @@
                 <w:noProof/>
                 <w:webHidden/>
               </w:rPr>
-              <w:instrText xml:space="preserve"> PAGEREF _Toc23948505 \h </w:instrText>
+              <w:instrText xml:space="preserve"> PAGEREF _Toc23714737 \h </w:instrText>
             </w:r>
             <w:r>
               <w:rPr>
@@ -4361,11 +4420,12 @@
               <w:noProof/>
             </w:rPr>
           </w:pPr>
-          <w:hyperlink w:anchor="_Toc23948506" w:history="1">
+          <w:hyperlink w:anchor="_Toc23714738" w:history="1">
             <w:r>
               <w:rPr>
                 <w:rStyle w:val="Hyperlink"/>
                 <w:rFonts w:asciiTheme="majorHAnsi" w:eastAsia="Times New Roman" w:hAnsiTheme="majorHAnsi" w:cs="Arial"/>
+                <w:b/>
                 <w:noProof/>
               </w:rPr>
               <w:t>2.4</w:t>
@@ -4380,6 +4440,7 @@
               <w:rPr>
                 <w:rStyle w:val="Hyperlink"/>
                 <w:rFonts w:asciiTheme="majorHAnsi" w:eastAsia="Times New Roman" w:hAnsiTheme="majorHAnsi" w:cs="Arial"/>
+                <w:b/>
                 <w:noProof/>
               </w:rPr>
               <w:t>Professor Orientador</w:t>
@@ -4403,7 +4464,7 @@
                 <w:noProof/>
                 <w:webHidden/>
               </w:rPr>
-              <w:instrText xml:space="preserve"> PAGEREF _Toc23948506 \h </w:instrText>
+              <w:instrText xml:space="preserve"> PAGEREF _Toc23714738 \h </w:instrText>
             </w:r>
             <w:r>
               <w:rPr>
@@ -4445,11 +4506,12 @@
               <w:noProof/>
             </w:rPr>
           </w:pPr>
-          <w:hyperlink w:anchor="_Toc23948507" w:history="1">
+          <w:hyperlink w:anchor="_Toc23714739" w:history="1">
             <w:r>
               <w:rPr>
                 <w:rStyle w:val="Hyperlink"/>
                 <w:rFonts w:asciiTheme="majorHAnsi" w:eastAsia="Times New Roman" w:hAnsiTheme="majorHAnsi" w:cs="Arial"/>
+                <w:b/>
                 <w:noProof/>
               </w:rPr>
               <w:t>2.5</w:t>
@@ -4464,6 +4526,7 @@
               <w:rPr>
                 <w:rStyle w:val="Hyperlink"/>
                 <w:rFonts w:asciiTheme="majorHAnsi" w:eastAsia="Times New Roman" w:hAnsiTheme="majorHAnsi" w:cs="Arial"/>
+                <w:b/>
                 <w:noProof/>
               </w:rPr>
               <w:t>Professor da Disciplina</w:t>
@@ -4487,7 +4550,7 @@
                 <w:noProof/>
                 <w:webHidden/>
               </w:rPr>
-              <w:instrText xml:space="preserve"> PAGEREF _Toc23948507 \h </w:instrText>
+              <w:instrText xml:space="preserve"> PAGEREF _Toc23714739 \h </w:instrText>
             </w:r>
             <w:r>
               <w:rPr>
@@ -4529,11 +4592,12 @@
               <w:noProof/>
             </w:rPr>
           </w:pPr>
-          <w:hyperlink w:anchor="_Toc23948508" w:history="1">
+          <w:hyperlink w:anchor="_Toc23714740" w:history="1">
             <w:r>
               <w:rPr>
                 <w:rStyle w:val="Hyperlink"/>
                 <w:rFonts w:asciiTheme="majorHAnsi" w:hAnsiTheme="majorHAnsi"/>
+                <w:b/>
                 <w:noProof/>
               </w:rPr>
               <w:t>2.6</w:t>
@@ -4548,17 +4612,10 @@
               <w:rPr>
                 <w:rStyle w:val="Hyperlink"/>
                 <w:rFonts w:asciiTheme="majorHAnsi" w:hAnsiTheme="majorHAnsi"/>
+                <w:b/>
                 <w:noProof/>
               </w:rPr>
-              <w:t>Diagrama</w:t>
-            </w:r>
-            <w:r>
-              <w:rPr>
-                <w:rStyle w:val="Hyperlink"/>
-                <w:rFonts w:asciiTheme="majorHAnsi" w:hAnsiTheme="majorHAnsi"/>
-                <w:noProof/>
-              </w:rPr>
-              <w:t xml:space="preserve"> </w:t>
+              <w:t>Diagrama de Caso de Uso</w:t>
             </w:r>
             <w:r>
               <w:rPr>
@@ -4579,7 +4636,7 @@
                 <w:noProof/>
                 <w:webHidden/>
               </w:rPr>
-              <w:instrText xml:space="preserve"> PAGEREF _Toc23948508 \h </w:instrText>
+              <w:instrText xml:space="preserve"> PAGEREF _Toc23714740 \h </w:instrText>
             </w:r>
             <w:r>
               <w:rPr>
@@ -4621,7 +4678,7 @@
               <w:noProof/>
             </w:rPr>
           </w:pPr>
-          <w:hyperlink w:anchor="_Toc23948509" w:history="1">
+          <w:hyperlink w:anchor="_Toc23714741" w:history="1">
             <w:r>
               <w:rPr>
                 <w:rStyle w:val="Hyperlink"/>
@@ -4667,7 +4724,7 @@
                 <w:noProof/>
                 <w:webHidden/>
               </w:rPr>
-              <w:instrText xml:space="preserve"> PAGEREF _Toc23948509 \h </w:instrText>
+              <w:instrText xml:space="preserve"> PAGEREF _Toc23714741 \h </w:instrText>
             </w:r>
             <w:r>
               <w:rPr>
@@ -4709,7 +4766,7 @@
               <w:noProof/>
             </w:rPr>
           </w:pPr>
-          <w:hyperlink w:anchor="_Toc23948510" w:history="1">
+          <w:hyperlink w:anchor="_Toc23714742" w:history="1">
             <w:r>
               <w:rPr>
                 <w:rStyle w:val="Hyperlink"/>
@@ -4755,7 +4812,7 @@
                 <w:noProof/>
                 <w:webHidden/>
               </w:rPr>
-              <w:instrText xml:space="preserve"> PAGEREF _Toc23948510 \h </w:instrText>
+              <w:instrText xml:space="preserve"> PAGEREF _Toc23714742 \h </w:instrText>
             </w:r>
             <w:r>
               <w:rPr>
@@ -4797,7 +4854,7 @@
               <w:noProof/>
             </w:rPr>
           </w:pPr>
-          <w:hyperlink w:anchor="_Toc23948511" w:history="1">
+          <w:hyperlink w:anchor="_Toc23714743" w:history="1">
             <w:r>
               <w:rPr>
                 <w:rStyle w:val="Hyperlink"/>
@@ -4843,7 +4900,7 @@
                 <w:noProof/>
                 <w:webHidden/>
               </w:rPr>
-              <w:instrText xml:space="preserve"> PAGEREF _Toc23948511 \h </w:instrText>
+              <w:instrText xml:space="preserve"> PAGEREF _Toc23714743 \h </w:instrText>
             </w:r>
             <w:r>
               <w:rPr>
@@ -4863,7 +4920,7 @@
                 <w:noProof/>
                 <w:webHidden/>
               </w:rPr>
-              <w:t>9</w:t>
+              <w:t>10</w:t>
             </w:r>
             <w:r>
               <w:rPr>
@@ -4885,11 +4942,12 @@
               <w:noProof/>
             </w:rPr>
           </w:pPr>
-          <w:hyperlink w:anchor="_Toc23948512" w:history="1">
+          <w:hyperlink w:anchor="_Toc23714744" w:history="1">
             <w:r>
               <w:rPr>
                 <w:rStyle w:val="Hyperlink"/>
                 <w:rFonts w:asciiTheme="majorHAnsi" w:eastAsia="Times New Roman" w:hAnsiTheme="majorHAnsi" w:cs="Arial"/>
+                <w:b/>
                 <w:noProof/>
               </w:rPr>
               <w:t>5.1</w:t>
@@ -4929,7 +4987,7 @@
                 <w:noProof/>
                 <w:webHidden/>
               </w:rPr>
-              <w:instrText xml:space="preserve"> PAGEREF _Toc23948512 \h </w:instrText>
+              <w:instrText xml:space="preserve"> PAGEREF _Toc23714744 \h </w:instrText>
             </w:r>
             <w:r>
               <w:rPr>
@@ -4971,11 +5029,12 @@
               <w:noProof/>
             </w:rPr>
           </w:pPr>
-          <w:hyperlink w:anchor="_Toc23948513" w:history="1">
+          <w:hyperlink w:anchor="_Toc23714745" w:history="1">
             <w:r>
               <w:rPr>
                 <w:rStyle w:val="Hyperlink"/>
                 <w:rFonts w:asciiTheme="majorHAnsi" w:hAnsiTheme="majorHAnsi"/>
+                <w:b/>
                 <w:noProof/>
               </w:rPr>
               <w:t>5.2</w:t>
@@ -5015,7 +5074,7 @@
                 <w:noProof/>
                 <w:webHidden/>
               </w:rPr>
-              <w:instrText xml:space="preserve"> PAGEREF _Toc23948513 \h </w:instrText>
+              <w:instrText xml:space="preserve"> PAGEREF _Toc23714745 \h </w:instrText>
             </w:r>
             <w:r>
               <w:rPr>
@@ -5035,7 +5094,7 @@
                 <w:noProof/>
                 <w:webHidden/>
               </w:rPr>
-              <w:t>13</w:t>
+              <w:t>14</w:t>
             </w:r>
             <w:r>
               <w:rPr>
@@ -5057,7 +5116,7 @@
               <w:noProof/>
             </w:rPr>
           </w:pPr>
-          <w:hyperlink w:anchor="_Toc23948514" w:history="1">
+          <w:hyperlink w:anchor="_Toc23714746" w:history="1">
             <w:r>
               <w:rPr>
                 <w:rStyle w:val="Hyperlink"/>
@@ -5101,7 +5160,7 @@
                 <w:noProof/>
                 <w:webHidden/>
               </w:rPr>
-              <w:instrText xml:space="preserve"> PAGEREF _Toc23948514 \h </w:instrText>
+              <w:instrText xml:space="preserve"> PAGEREF _Toc23714746 \h </w:instrText>
             </w:r>
             <w:r>
               <w:rPr>
@@ -5121,7 +5180,7 @@
                 <w:noProof/>
                 <w:webHidden/>
               </w:rPr>
-              <w:t>15</w:t>
+              <w:t>16</w:t>
             </w:r>
             <w:r>
               <w:rPr>
@@ -5197,8 +5256,6 @@
           <w:szCs w:val="28"/>
         </w:rPr>
       </w:pPr>
-      <w:bookmarkStart w:id="0" w:name="_GoBack"/>
-      <w:bookmarkEnd w:id="0"/>
     </w:p>
     <w:p>
       <w:pPr>
@@ -5290,7 +5347,7 @@
           <w:szCs w:val="28"/>
         </w:rPr>
       </w:pPr>
-      <w:bookmarkStart w:id="1" w:name="_Toc23948497"/>
+      <w:bookmarkStart w:id="0" w:name="_Toc23714729"/>
       <w:r>
         <w:rPr>
           <w:rFonts w:asciiTheme="majorHAnsi" w:hAnsiTheme="majorHAnsi"/>
@@ -5301,7 +5358,7 @@
         <w:lastRenderedPageBreak/>
         <w:t>Introdução</w:t>
       </w:r>
-      <w:bookmarkEnd w:id="1"/>
+      <w:bookmarkEnd w:id="0"/>
     </w:p>
     <w:p>
       <w:pPr>
@@ -5319,7 +5376,25 @@
           <w:sz w:val="24"/>
           <w:szCs w:val="24"/>
         </w:rPr>
-        <w:t>Este documento especifica o sistema UniDocs, a fim de fornecer aos desenvolvedores as informações necessárias para o projeto e implementação, assim como para a realização dos testes e homologação do sistema.</w:t>
+        <w:t xml:space="preserve">Este documento especifica o sistema </w:t>
+      </w:r>
+      <w:proofErr w:type="spellStart"/>
+      <w:r>
+        <w:rPr>
+          <w:rFonts w:asciiTheme="majorHAnsi" w:hAnsiTheme="majorHAnsi"/>
+          <w:sz w:val="24"/>
+          <w:szCs w:val="24"/>
+        </w:rPr>
+        <w:t>UniDocs</w:t>
+      </w:r>
+      <w:proofErr w:type="spellEnd"/>
+      <w:r>
+        <w:rPr>
+          <w:rFonts w:asciiTheme="majorHAnsi" w:hAnsiTheme="majorHAnsi"/>
+          <w:sz w:val="24"/>
+          <w:szCs w:val="24"/>
+        </w:rPr>
+        <w:t>, a fim de fornecer aos desenvolvedores as informações necessárias para o projeto e implementação, assim como para a realização dos testes e homologação do sistema.</w:t>
       </w:r>
     </w:p>
     <w:p>
@@ -5357,7 +5432,25 @@
           <w:sz w:val="24"/>
           <w:szCs w:val="24"/>
         </w:rPr>
-        <w:t>Projeto de Conclusão de Curso (PCC), que é a estruturação de um projeto em Sistemas de Informação que inclua implementação em linguagem computacional, metodologia para elaboração de proposta de projeto, técnicas de apresentação e defesa pública e elaboração de proposta formal de projetos. Ao final do semestre, o aluno deverá apresentar, em seminário, o projeto de seu Trabalho de Conclusão, incluindo, a identificação e aceitação do Professor Orientador e Co-orientador, se for o caso. </w:t>
+        <w:t xml:space="preserve">Projeto de Conclusão de Curso (PCC), que é a estruturação de um projeto em Sistemas de Informação que inclua implementação em linguagem computacional, metodologia para elaboração de proposta de projeto, técnicas de apresentação e defesa pública e elaboração de proposta formal de projetos. Ao final do semestre, o aluno deverá apresentar, em seminário, o projeto de seu Trabalho de Conclusão, incluindo, a identificação e aceitação do Professor Orientador e </w:t>
+      </w:r>
+      <w:proofErr w:type="spellStart"/>
+      <w:r>
+        <w:rPr>
+          <w:rFonts w:asciiTheme="majorHAnsi" w:hAnsiTheme="majorHAnsi"/>
+          <w:sz w:val="24"/>
+          <w:szCs w:val="24"/>
+        </w:rPr>
+        <w:t>Co-orientador</w:t>
+      </w:r>
+      <w:proofErr w:type="spellEnd"/>
+      <w:r>
+        <w:rPr>
+          <w:rFonts w:asciiTheme="majorHAnsi" w:hAnsiTheme="majorHAnsi"/>
+          <w:sz w:val="24"/>
+          <w:szCs w:val="24"/>
+        </w:rPr>
+        <w:t>, se for o caso. </w:t>
       </w:r>
     </w:p>
     <w:p>
@@ -5436,7 +5529,6 @@
           <w:lang w:eastAsia="pt-BR"/>
         </w:rPr>
       </w:pPr>
-      <w:bookmarkStart w:id="2" w:name="_Toc23948498"/>
       <w:r>
         <w:rPr>
           <w:rFonts w:asciiTheme="majorHAnsi" w:eastAsia="Times New Roman" w:hAnsiTheme="majorHAnsi" w:cs="Arial"/>
@@ -5449,6 +5541,7 @@
         </w:rPr>
         <w:t xml:space="preserve"> </w:t>
       </w:r>
+      <w:bookmarkStart w:id="1" w:name="_Toc23714730"/>
       <w:r>
         <w:rPr>
           <w:rFonts w:asciiTheme="majorHAnsi" w:eastAsia="Times New Roman" w:hAnsiTheme="majorHAnsi" w:cs="Arial"/>
@@ -5461,7 +5554,7 @@
         </w:rPr>
         <w:t>Justificativa do Projeto</w:t>
       </w:r>
-      <w:bookmarkEnd w:id="2"/>
+      <w:bookmarkEnd w:id="1"/>
     </w:p>
     <w:p>
       <w:pPr>
@@ -5492,7 +5585,29 @@
           <w:lang w:eastAsia="pt-BR"/>
         </w:rPr>
         <w:tab/>
-        <w:t xml:space="preserve">O Sistema UniDocs surgiu de uma necessidade real da </w:t>
+        <w:t xml:space="preserve">O Sistema </w:t>
+      </w:r>
+      <w:proofErr w:type="spellStart"/>
+      <w:r>
+        <w:rPr>
+          <w:rFonts w:asciiTheme="majorHAnsi" w:eastAsia="Times New Roman" w:hAnsiTheme="majorHAnsi" w:cs="Arial"/>
+          <w:color w:val="000000"/>
+          <w:sz w:val="24"/>
+          <w:szCs w:val="24"/>
+          <w:lang w:eastAsia="pt-BR"/>
+        </w:rPr>
+        <w:t>UniDocs</w:t>
+      </w:r>
+      <w:proofErr w:type="spellEnd"/>
+      <w:r>
+        <w:rPr>
+          <w:rFonts w:asciiTheme="majorHAnsi" w:eastAsia="Times New Roman" w:hAnsiTheme="majorHAnsi" w:cs="Arial"/>
+          <w:color w:val="000000"/>
+          <w:sz w:val="24"/>
+          <w:szCs w:val="24"/>
+          <w:lang w:eastAsia="pt-BR"/>
+        </w:rPr>
+        <w:t xml:space="preserve"> surgiu de uma necessidade real da </w:t>
       </w:r>
       <w:r>
         <w:rPr>
@@ -5697,7 +5812,6 @@
           <w:lang w:eastAsia="pt-BR"/>
         </w:rPr>
       </w:pPr>
-      <w:bookmarkStart w:id="3" w:name="_Toc23948499"/>
       <w:r>
         <w:rPr>
           <w:rFonts w:asciiTheme="majorHAnsi" w:eastAsia="Times New Roman" w:hAnsiTheme="majorHAnsi" w:cs="Arial"/>
@@ -5710,6 +5824,7 @@
         </w:rPr>
         <w:t xml:space="preserve"> </w:t>
       </w:r>
+      <w:bookmarkStart w:id="2" w:name="_Toc23714731"/>
       <w:r>
         <w:rPr>
           <w:rFonts w:asciiTheme="majorHAnsi" w:eastAsia="Times New Roman" w:hAnsiTheme="majorHAnsi" w:cs="Arial"/>
@@ -5722,7 +5837,7 @@
         </w:rPr>
         <w:t>Benefícios do Projeto</w:t>
       </w:r>
-      <w:bookmarkEnd w:id="3"/>
+      <w:bookmarkEnd w:id="2"/>
     </w:p>
     <w:p>
       <w:pPr>
@@ -5756,8 +5871,20 @@
           <w:szCs w:val="24"/>
           <w:lang w:eastAsia="pt-BR"/>
         </w:rPr>
-        <w:t>Com a implantação do sistema UniDocs</w:t>
-      </w:r>
+        <w:t xml:space="preserve">Com a implantação do sistema </w:t>
+      </w:r>
+      <w:proofErr w:type="spellStart"/>
+      <w:r>
+        <w:rPr>
+          <w:rFonts w:asciiTheme="majorHAnsi" w:eastAsia="Times New Roman" w:hAnsiTheme="majorHAnsi" w:cs="Arial"/>
+          <w:color w:val="000000"/>
+          <w:sz w:val="24"/>
+          <w:szCs w:val="24"/>
+          <w:lang w:eastAsia="pt-BR"/>
+        </w:rPr>
+        <w:t>UniDocs</w:t>
+      </w:r>
+      <w:proofErr w:type="spellEnd"/>
       <w:r>
         <w:rPr>
           <w:rFonts w:asciiTheme="majorHAnsi" w:eastAsia="Times New Roman" w:hAnsiTheme="majorHAnsi" w:cs="Arial"/>
@@ -5962,7 +6089,6 @@
           <w:lang w:eastAsia="pt-BR"/>
         </w:rPr>
       </w:pPr>
-      <w:bookmarkStart w:id="4" w:name="_Toc23948500"/>
       <w:r>
         <w:rPr>
           <w:rFonts w:asciiTheme="majorHAnsi" w:eastAsia="Times New Roman" w:hAnsiTheme="majorHAnsi" w:cs="Arial"/>
@@ -5975,6 +6101,7 @@
         </w:rPr>
         <w:t xml:space="preserve"> </w:t>
       </w:r>
+      <w:bookmarkStart w:id="3" w:name="_Toc23714732"/>
       <w:r>
         <w:rPr>
           <w:rFonts w:asciiTheme="majorHAnsi" w:eastAsia="Times New Roman" w:hAnsiTheme="majorHAnsi" w:cs="Arial"/>
@@ -5987,7 +6114,7 @@
         </w:rPr>
         <w:t>Objetivo Geral</w:t>
       </w:r>
-      <w:bookmarkEnd w:id="4"/>
+      <w:bookmarkEnd w:id="3"/>
     </w:p>
     <w:p>
       <w:pPr>
@@ -6074,7 +6201,6 @@
           <w:szCs w:val="28"/>
         </w:rPr>
       </w:pPr>
-      <w:bookmarkStart w:id="5" w:name="_Toc23948501"/>
       <w:r>
         <w:rPr>
           <w:rFonts w:asciiTheme="majorHAnsi" w:hAnsiTheme="majorHAnsi"/>
@@ -6084,6 +6210,7 @@
         </w:rPr>
         <w:t xml:space="preserve"> </w:t>
       </w:r>
+      <w:bookmarkStart w:id="4" w:name="_Toc23714733"/>
       <w:r>
         <w:rPr>
           <w:rFonts w:asciiTheme="majorHAnsi" w:hAnsiTheme="majorHAnsi"/>
@@ -6093,7 +6220,7 @@
         </w:rPr>
         <w:t>Objetivo Específico</w:t>
       </w:r>
-      <w:bookmarkEnd w:id="5"/>
+      <w:bookmarkEnd w:id="4"/>
     </w:p>
     <w:p>
       <w:pPr>
@@ -6206,7 +6333,25 @@
           <w:sz w:val="24"/>
           <w:szCs w:val="24"/>
         </w:rPr>
-        <w:t>Auxiliar professores das disciplinas de PCC e TCC  a gerenciar alunos que estão cursando as disciplinas.</w:t>
+        <w:t xml:space="preserve">Auxiliar professores das disciplinas de PCC e </w:t>
+      </w:r>
+      <w:proofErr w:type="gramStart"/>
+      <w:r>
+        <w:rPr>
+          <w:rFonts w:asciiTheme="majorHAnsi" w:hAnsiTheme="majorHAnsi"/>
+          <w:sz w:val="24"/>
+          <w:szCs w:val="24"/>
+        </w:rPr>
+        <w:t>TCC  a</w:t>
+      </w:r>
+      <w:proofErr w:type="gramEnd"/>
+      <w:r>
+        <w:rPr>
+          <w:rFonts w:asciiTheme="majorHAnsi" w:hAnsiTheme="majorHAnsi"/>
+          <w:sz w:val="24"/>
+          <w:szCs w:val="24"/>
+        </w:rPr>
+        <w:t xml:space="preserve"> gerenciar alunos que estão cursando as disciplinas.</w:t>
       </w:r>
     </w:p>
     <w:p>
@@ -6241,7 +6386,7 @@
           <w:lang w:eastAsia="pt-BR"/>
         </w:rPr>
       </w:pPr>
-      <w:bookmarkStart w:id="6" w:name="_Toc23948502"/>
+      <w:bookmarkStart w:id="5" w:name="_Toc23714734"/>
       <w:r>
         <w:rPr>
           <w:rFonts w:asciiTheme="majorHAnsi" w:eastAsia="Times New Roman" w:hAnsiTheme="majorHAnsi" w:cs="Arial"/>
@@ -6278,7 +6423,7 @@
         </w:rPr>
         <w:t>Caso de Uso</w:t>
       </w:r>
-      <w:bookmarkEnd w:id="6"/>
+      <w:bookmarkEnd w:id="5"/>
     </w:p>
     <w:p>
       <w:pPr>
@@ -6333,16 +6478,27 @@
           <w:sz w:val="24"/>
           <w:szCs w:val="24"/>
         </w:rPr>
-        <w:t xml:space="preserve"> em UML (Unified</w:t>
-      </w:r>
+        <w:t xml:space="preserve"> em UML (</w:t>
+      </w:r>
+      <w:proofErr w:type="spellStart"/>
       <w:r>
         <w:rPr>
           <w:rFonts w:asciiTheme="majorHAnsi" w:hAnsiTheme="majorHAnsi"/>
           <w:sz w:val="24"/>
           <w:szCs w:val="24"/>
         </w:rPr>
+        <w:t>Unified</w:t>
+      </w:r>
+      <w:proofErr w:type="spellEnd"/>
+      <w:r>
+        <w:rPr>
+          <w:rFonts w:asciiTheme="majorHAnsi" w:hAnsiTheme="majorHAnsi"/>
+          <w:sz w:val="24"/>
+          <w:szCs w:val="24"/>
+        </w:rPr>
         <w:t xml:space="preserve"> </w:t>
       </w:r>
+      <w:proofErr w:type="spellStart"/>
       <w:r>
         <w:rPr>
           <w:rFonts w:asciiTheme="majorHAnsi" w:hAnsiTheme="majorHAnsi"/>
@@ -6351,6 +6507,7 @@
         </w:rPr>
         <w:t>Modeling</w:t>
       </w:r>
+      <w:proofErr w:type="spellEnd"/>
       <w:r>
         <w:rPr>
           <w:rFonts w:asciiTheme="majorHAnsi" w:hAnsiTheme="majorHAnsi"/>
@@ -6359,22 +6516,43 @@
         </w:rPr>
         <w:t xml:space="preserve"> </w:t>
       </w:r>
+      <w:proofErr w:type="spellStart"/>
       <w:r>
         <w:rPr>
           <w:rFonts w:asciiTheme="majorHAnsi" w:hAnsiTheme="majorHAnsi"/>
           <w:sz w:val="24"/>
           <w:szCs w:val="24"/>
         </w:rPr>
-        <w:t>Language), expressa os requisitos funcionais do sistema na forma de casos de uso. Segundo o RUP (Rational</w:t>
-      </w:r>
+        <w:t>Language</w:t>
+      </w:r>
+      <w:proofErr w:type="spellEnd"/>
       <w:r>
         <w:rPr>
           <w:rFonts w:asciiTheme="majorHAnsi" w:hAnsiTheme="majorHAnsi"/>
           <w:sz w:val="24"/>
           <w:szCs w:val="24"/>
         </w:rPr>
+        <w:t>), expressa os requisitos funcionais do sistema na forma de casos de uso. Segundo o RUP (</w:t>
+      </w:r>
+      <w:proofErr w:type="spellStart"/>
+      <w:r>
+        <w:rPr>
+          <w:rFonts w:asciiTheme="majorHAnsi" w:hAnsiTheme="majorHAnsi"/>
+          <w:sz w:val="24"/>
+          <w:szCs w:val="24"/>
+        </w:rPr>
+        <w:t>Rational</w:t>
+      </w:r>
+      <w:proofErr w:type="spellEnd"/>
+      <w:r>
+        <w:rPr>
+          <w:rFonts w:asciiTheme="majorHAnsi" w:hAnsiTheme="majorHAnsi"/>
+          <w:sz w:val="24"/>
+          <w:szCs w:val="24"/>
+        </w:rPr>
         <w:t xml:space="preserve"> </w:t>
       </w:r>
+      <w:proofErr w:type="spellStart"/>
       <w:r>
         <w:rPr>
           <w:rFonts w:asciiTheme="majorHAnsi" w:hAnsiTheme="majorHAnsi"/>
@@ -6383,6 +6561,7 @@
         </w:rPr>
         <w:t>Unified</w:t>
       </w:r>
+      <w:proofErr w:type="spellEnd"/>
       <w:r>
         <w:rPr>
           <w:rFonts w:asciiTheme="majorHAnsi" w:hAnsiTheme="majorHAnsi"/>
@@ -6391,13 +6570,23 @@
         </w:rPr>
         <w:t xml:space="preserve"> </w:t>
       </w:r>
+      <w:proofErr w:type="spellStart"/>
       <w:r>
         <w:rPr>
           <w:rFonts w:asciiTheme="majorHAnsi" w:hAnsiTheme="majorHAnsi"/>
           <w:sz w:val="24"/>
           <w:szCs w:val="24"/>
         </w:rPr>
-        <w:t>Process), para cada requisito funcional tem-se um caso de uso. A descrição textual detalhada dos requisitos funcionais, seus fluxos de atividades e requisitos não funcionais associados pode</w:t>
+        <w:t>Process</w:t>
+      </w:r>
+      <w:proofErr w:type="spellEnd"/>
+      <w:r>
+        <w:rPr>
+          <w:rFonts w:asciiTheme="majorHAnsi" w:hAnsiTheme="majorHAnsi"/>
+          <w:sz w:val="24"/>
+          <w:szCs w:val="24"/>
+        </w:rPr>
+        <w:t>), para cada requisito funcional tem-se um caso de uso. A descrição textual detalhada dos requisitos funcionais, seus fluxos de atividades e requisitos não funcionais associados pode</w:t>
       </w:r>
       <w:r>
         <w:rPr>
@@ -6497,7 +6686,6 @@
           <w:lang w:eastAsia="pt-BR"/>
         </w:rPr>
       </w:pPr>
-      <w:bookmarkStart w:id="7" w:name="_Toc23948503"/>
       <w:r>
         <w:rPr>
           <w:rFonts w:asciiTheme="majorHAnsi" w:eastAsia="Times New Roman" w:hAnsiTheme="majorHAnsi" w:cs="Arial"/>
@@ -6509,6 +6697,7 @@
         </w:rPr>
         <w:t xml:space="preserve"> </w:t>
       </w:r>
+      <w:bookmarkStart w:id="6" w:name="_Toc23714735"/>
       <w:r>
         <w:rPr>
           <w:rFonts w:asciiTheme="majorHAnsi" w:eastAsia="Times New Roman" w:hAnsiTheme="majorHAnsi" w:cs="Arial"/>
@@ -6520,7 +6709,7 @@
         </w:rPr>
         <w:t>Relacionamento dos atores</w:t>
       </w:r>
-      <w:bookmarkEnd w:id="7"/>
+      <w:bookmarkEnd w:id="6"/>
     </w:p>
     <w:p>
       <w:pPr>
@@ -6728,7 +6917,6 @@
           <w:lang w:eastAsia="pt-BR"/>
         </w:rPr>
       </w:pPr>
-      <w:bookmarkStart w:id="8" w:name="_Toc23948504"/>
       <w:r>
         <w:rPr>
           <w:rFonts w:asciiTheme="majorHAnsi" w:eastAsia="Times New Roman" w:hAnsiTheme="majorHAnsi" w:cs="Arial"/>
@@ -6741,6 +6929,7 @@
         <w:lastRenderedPageBreak/>
         <w:t xml:space="preserve"> </w:t>
       </w:r>
+      <w:bookmarkStart w:id="7" w:name="_Toc23714736"/>
       <w:r>
         <w:rPr>
           <w:rFonts w:asciiTheme="majorHAnsi" w:eastAsia="Times New Roman" w:hAnsiTheme="majorHAnsi" w:cs="Arial"/>
@@ -6752,7 +6941,7 @@
         </w:rPr>
         <w:t>Administrador</w:t>
       </w:r>
-      <w:bookmarkEnd w:id="8"/>
+      <w:bookmarkEnd w:id="7"/>
     </w:p>
     <w:p>
       <w:pPr>
@@ -6949,7 +7138,6 @@
           <w:lang w:eastAsia="pt-BR"/>
         </w:rPr>
       </w:pPr>
-      <w:bookmarkStart w:id="9" w:name="_Toc23948505"/>
       <w:r>
         <w:rPr>
           <w:rFonts w:asciiTheme="majorHAnsi" w:eastAsia="Times New Roman" w:hAnsiTheme="majorHAnsi" w:cs="Arial"/>
@@ -6961,6 +7149,7 @@
         </w:rPr>
         <w:t xml:space="preserve"> </w:t>
       </w:r>
+      <w:bookmarkStart w:id="8" w:name="_Toc23714737"/>
       <w:r>
         <w:rPr>
           <w:rFonts w:asciiTheme="majorHAnsi" w:eastAsia="Times New Roman" w:hAnsiTheme="majorHAnsi" w:cs="Arial"/>
@@ -6972,7 +7161,7 @@
         </w:rPr>
         <w:t>Aluno</w:t>
       </w:r>
-      <w:bookmarkEnd w:id="9"/>
+      <w:bookmarkEnd w:id="8"/>
     </w:p>
     <w:p>
       <w:pPr>
@@ -7031,7 +7220,7 @@
                     </a:ln>
                     <a:extLst>
                       <a:ext uri="{53640926-AAD7-44D8-BBD7-CCE9431645EC}">
-                        <a14:shadowObscured xmlns:a14="http://schemas.microsoft.com/office/drawing/2010/main" xmlns:wps="http://schemas.microsoft.com/office/word/2010/wordprocessingShape" xmlns:wpi="http://schemas.microsoft.com/office/word/2010/wordprocessingInk" xmlns:wpg="http://schemas.microsoft.com/office/word/2010/wordprocessingGroup" xmlns:w14="http://schemas.microsoft.com/office/word/2010/wordml" xmlns:w="http://schemas.openxmlformats.org/wordprocessingml/2006/main" xmlns:w10="urn:schemas-microsoft-com:office:word" xmlns:wp14="http://schemas.microsoft.com/office/word/2010/wordprocessingDrawing" xmlns:v="urn:schemas-microsoft-com:vml" xmlns:o="urn:schemas-microsoft-com:office:office" xmlns:mc="http://schemas.openxmlformats.org/markup-compatibility/2006" xmlns:wpc="http://schemas.microsoft.com/office/word/2010/wordprocessingCanvas" xmlns=""/>
+                        <a14:shadowObscured xmlns:a14="http://schemas.microsoft.com/office/drawing/2010/main"/>
                       </a:ext>
                     </a:extLst>
                   </pic:spPr>
@@ -7161,7 +7350,6 @@
           <w:lang w:eastAsia="pt-BR"/>
         </w:rPr>
       </w:pPr>
-      <w:bookmarkStart w:id="10" w:name="_Toc23948506"/>
       <w:r>
         <w:rPr>
           <w:rFonts w:asciiTheme="majorHAnsi" w:eastAsia="Times New Roman" w:hAnsiTheme="majorHAnsi" w:cs="Arial"/>
@@ -7173,6 +7361,7 @@
         </w:rPr>
         <w:t xml:space="preserve"> </w:t>
       </w:r>
+      <w:bookmarkStart w:id="9" w:name="_Toc23714738"/>
       <w:r>
         <w:rPr>
           <w:rFonts w:asciiTheme="majorHAnsi" w:eastAsia="Times New Roman" w:hAnsiTheme="majorHAnsi" w:cs="Arial"/>
@@ -7195,7 +7384,7 @@
         </w:rPr>
         <w:t>Orientador</w:t>
       </w:r>
-      <w:bookmarkEnd w:id="10"/>
+      <w:bookmarkEnd w:id="9"/>
     </w:p>
     <w:p>
       <w:pPr>
@@ -7254,7 +7443,7 @@
                     </a:ln>
                     <a:extLst>
                       <a:ext uri="{53640926-AAD7-44D8-BBD7-CCE9431645EC}">
-                        <a14:shadowObscured xmlns:a14="http://schemas.microsoft.com/office/drawing/2010/main" xmlns:wps="http://schemas.microsoft.com/office/word/2010/wordprocessingShape" xmlns:wpi="http://schemas.microsoft.com/office/word/2010/wordprocessingInk" xmlns:wpg="http://schemas.microsoft.com/office/word/2010/wordprocessingGroup" xmlns:w14="http://schemas.microsoft.com/office/word/2010/wordml" xmlns:w="http://schemas.openxmlformats.org/wordprocessingml/2006/main" xmlns:w10="urn:schemas-microsoft-com:office:word" xmlns:wp14="http://schemas.microsoft.com/office/word/2010/wordprocessingDrawing" xmlns:v="urn:schemas-microsoft-com:vml" xmlns:o="urn:schemas-microsoft-com:office:office" xmlns:mc="http://schemas.openxmlformats.org/markup-compatibility/2006" xmlns:wpc="http://schemas.microsoft.com/office/word/2010/wordprocessingCanvas" xmlns=""/>
+                        <a14:shadowObscured xmlns:a14="http://schemas.microsoft.com/office/drawing/2010/main"/>
                       </a:ext>
                     </a:extLst>
                   </pic:spPr>
@@ -7393,7 +7582,6 @@
           <w:lang w:eastAsia="pt-BR"/>
         </w:rPr>
       </w:pPr>
-      <w:bookmarkStart w:id="11" w:name="_Toc23948507"/>
       <w:r>
         <w:rPr>
           <w:rFonts w:asciiTheme="majorHAnsi" w:eastAsia="Times New Roman" w:hAnsiTheme="majorHAnsi" w:cs="Arial"/>
@@ -7406,6 +7594,7 @@
         <w:lastRenderedPageBreak/>
         <w:t xml:space="preserve"> </w:t>
       </w:r>
+      <w:bookmarkStart w:id="10" w:name="_Toc23714739"/>
       <w:r>
         <w:rPr>
           <w:rFonts w:asciiTheme="majorHAnsi" w:eastAsia="Times New Roman" w:hAnsiTheme="majorHAnsi" w:cs="Arial"/>
@@ -7428,7 +7617,7 @@
         </w:rPr>
         <w:t>da Disciplina</w:t>
       </w:r>
-      <w:bookmarkEnd w:id="11"/>
+      <w:bookmarkEnd w:id="10"/>
     </w:p>
     <w:p>
       <w:pPr>
@@ -7615,7 +7804,6 @@
           <w:szCs w:val="24"/>
         </w:rPr>
       </w:pPr>
-      <w:bookmarkStart w:id="12" w:name="_Toc23948508"/>
       <w:r>
         <w:rPr>
           <w:rFonts w:asciiTheme="majorHAnsi" w:hAnsiTheme="majorHAnsi"/>
@@ -7625,6 +7813,7 @@
         </w:rPr>
         <w:t xml:space="preserve"> </w:t>
       </w:r>
+      <w:bookmarkStart w:id="11" w:name="_Toc23714740"/>
       <w:r>
         <w:rPr>
           <w:rFonts w:asciiTheme="majorHAnsi" w:hAnsiTheme="majorHAnsi"/>
@@ -7634,7 +7823,6 @@
         </w:rPr>
         <w:t xml:space="preserve">Diagrama </w:t>
       </w:r>
-      <w:bookmarkEnd w:id="12"/>
       <w:r>
         <w:rPr>
           <w:rFonts w:asciiTheme="majorHAnsi" w:hAnsiTheme="majorHAnsi"/>
@@ -7644,6 +7832,7 @@
         </w:rPr>
         <w:t>de Caso de Uso</w:t>
       </w:r>
+      <w:bookmarkEnd w:id="11"/>
     </w:p>
     <w:p>
       <w:pPr>
@@ -7706,7 +7895,7 @@
                     <a:blip r:embed="rId14">
                       <a:extLst>
                         <a:ext uri="{28A0092B-C50C-407E-A947-70E740481C1C}">
-                          <a14:useLocalDpi xmlns:a14="http://schemas.microsoft.com/office/drawing/2010/main" xmlns:wps="http://schemas.microsoft.com/office/word/2010/wordprocessingShape" xmlns:wpi="http://schemas.microsoft.com/office/word/2010/wordprocessingInk" xmlns:wpg="http://schemas.microsoft.com/office/word/2010/wordprocessingGroup" xmlns:w14="http://schemas.microsoft.com/office/word/2010/wordml" xmlns:w="http://schemas.openxmlformats.org/wordprocessingml/2006/main" xmlns:w10="urn:schemas-microsoft-com:office:word" xmlns:wp14="http://schemas.microsoft.com/office/word/2010/wordprocessingDrawing" xmlns:v="urn:schemas-microsoft-com:vml" xmlns:o="urn:schemas-microsoft-com:office:office" xmlns:mc="http://schemas.openxmlformats.org/markup-compatibility/2006" xmlns:wpc="http://schemas.microsoft.com/office/word/2010/wordprocessingCanvas" xmlns="" val="0"/>
+                          <a14:useLocalDpi xmlns:a14="http://schemas.microsoft.com/office/drawing/2010/main" val="0"/>
                         </a:ext>
                       </a:extLst>
                     </a:blip>
@@ -7857,7 +8046,7 @@
           <w:lang w:eastAsia="pt-BR"/>
         </w:rPr>
       </w:pPr>
-      <w:bookmarkStart w:id="13" w:name="_Toc23948509"/>
+      <w:bookmarkStart w:id="12" w:name="_Toc23714741"/>
       <w:r>
         <w:rPr>
           <w:rFonts w:asciiTheme="majorHAnsi" w:eastAsia="Times New Roman" w:hAnsiTheme="majorHAnsi" w:cs="Arial"/>
@@ -7870,76 +8059,394 @@
         </w:rPr>
         <w:lastRenderedPageBreak/>
         <w:t>Diagrama de Atividade</w:t>
+      </w:r>
+      <w:bookmarkEnd w:id="12"/>
+    </w:p>
+    <w:p>
+      <w:pPr>
+        <w:spacing w:after="0" w:line="240" w:lineRule="auto"/>
+        <w:rPr>
+          <w:rFonts w:asciiTheme="majorHAnsi" w:eastAsia="Times New Roman" w:hAnsiTheme="majorHAnsi" w:cs="Times New Roman"/>
+          <w:sz w:val="24"/>
+          <w:szCs w:val="24"/>
+          <w:lang w:eastAsia="pt-BR"/>
+        </w:rPr>
+      </w:pPr>
+    </w:p>
+    <w:p>
+      <w:pPr>
+        <w:spacing w:after="0" w:line="240" w:lineRule="auto"/>
+        <w:ind w:firstLine="720"/>
+        <w:jc w:val="both"/>
+        <w:rPr>
+          <w:rFonts w:asciiTheme="majorHAnsi" w:eastAsia="Times New Roman" w:hAnsiTheme="majorHAnsi" w:cs="Arial"/>
+          <w:color w:val="000000"/>
+          <w:sz w:val="24"/>
+          <w:szCs w:val="24"/>
+          <w:lang w:eastAsia="pt-BR"/>
+        </w:rPr>
+      </w:pPr>
+      <w:r>
+        <w:rPr>
+          <w:rFonts w:asciiTheme="majorHAnsi" w:eastAsia="Times New Roman" w:hAnsiTheme="majorHAnsi" w:cs="Arial"/>
+          <w:color w:val="000000"/>
+          <w:sz w:val="24"/>
+          <w:szCs w:val="24"/>
+          <w:lang w:eastAsia="pt-BR"/>
+        </w:rPr>
+        <w:t>O diagrama de atividade tem por objetivo ilustrar como funcionará todo o fluxo que envolve as disciplinas de orientação do PCC/TCC, tendo uma linha seque</w:t>
+      </w:r>
+      <w:r>
+        <w:rPr>
+          <w:rFonts w:asciiTheme="majorHAnsi" w:eastAsia="Times New Roman" w:hAnsiTheme="majorHAnsi" w:cs="Arial"/>
+          <w:color w:val="000000"/>
+          <w:sz w:val="24"/>
+          <w:szCs w:val="24"/>
+          <w:lang w:eastAsia="pt-BR"/>
+        </w:rPr>
+        <w:t>ncial de passos que poderão</w:t>
+      </w:r>
+      <w:r>
+        <w:rPr>
+          <w:rFonts w:asciiTheme="majorHAnsi" w:eastAsia="Times New Roman" w:hAnsiTheme="majorHAnsi" w:cs="Arial"/>
+          <w:color w:val="000000"/>
+          <w:sz w:val="24"/>
+          <w:szCs w:val="24"/>
+          <w:lang w:eastAsia="pt-BR"/>
+        </w:rPr>
+        <w:t xml:space="preserve"> ser modificadas</w:t>
+      </w:r>
+      <w:r>
+        <w:rPr>
+          <w:rFonts w:asciiTheme="majorHAnsi" w:eastAsia="Times New Roman" w:hAnsiTheme="majorHAnsi" w:cs="Arial"/>
+          <w:color w:val="000000"/>
+          <w:sz w:val="24"/>
+          <w:szCs w:val="24"/>
+          <w:lang w:eastAsia="pt-BR"/>
+        </w:rPr>
+        <w:t>, de acordo com o comportamento exigido pela mesma.</w:t>
+      </w:r>
+    </w:p>
+    <w:p>
+      <w:pPr>
+        <w:spacing w:after="0" w:line="240" w:lineRule="auto"/>
+        <w:ind w:firstLine="720"/>
+        <w:jc w:val="both"/>
+        <w:rPr>
+          <w:rFonts w:asciiTheme="majorHAnsi" w:eastAsia="Times New Roman" w:hAnsiTheme="majorHAnsi" w:cs="Arial"/>
+          <w:color w:val="000000"/>
+          <w:sz w:val="24"/>
+          <w:szCs w:val="24"/>
+          <w:lang w:eastAsia="pt-BR"/>
+        </w:rPr>
+      </w:pPr>
+    </w:p>
+    <w:p>
+      <w:pPr>
+        <w:keepNext/>
+        <w:spacing w:after="0" w:line="240" w:lineRule="auto"/>
+        <w:ind w:firstLine="720"/>
+        <w:jc w:val="center"/>
+      </w:pPr>
+      <w:bookmarkStart w:id="13" w:name="_GoBack"/>
+      <w:r>
+        <w:rPr>
+          <w:rFonts w:asciiTheme="majorHAnsi" w:eastAsia="Times New Roman" w:hAnsiTheme="majorHAnsi" w:cs="Arial"/>
+          <w:noProof/>
+          <w:color w:val="000000"/>
+          <w:sz w:val="24"/>
+          <w:szCs w:val="24"/>
+          <w:lang w:eastAsia="pt-BR"/>
+        </w:rPr>
+        <w:drawing>
+          <wp:inline distT="0" distB="0" distL="0" distR="0">
+            <wp:extent cx="5057351" cy="3700899"/>
+            <wp:effectExtent l="0" t="0" r="0" b="0"/>
+            <wp:docPr id="38" name="Imagem 38" descr="C:\Users\Jhemys\Desktop\UniDocs\diagramas\Diagrama de Atividade - Banca.png"/>
+            <wp:cNvGraphicFramePr>
+              <a:graphicFrameLocks xmlns:a="http://schemas.openxmlformats.org/drawingml/2006/main" noChangeAspect="1"/>
+            </wp:cNvGraphicFramePr>
+            <a:graphic xmlns:a="http://schemas.openxmlformats.org/drawingml/2006/main">
+              <a:graphicData uri="http://schemas.openxmlformats.org/drawingml/2006/picture">
+                <pic:pic xmlns:pic="http://schemas.openxmlformats.org/drawingml/2006/picture">
+                  <pic:nvPicPr>
+                    <pic:cNvPr id="0" name="Picture 1" descr="C:\Users\Jhemys\Desktop\UniDocs\diagramas\Diagrama de Atividade - Banca.png"/>
+                    <pic:cNvPicPr>
+                      <a:picLocks noChangeAspect="1" noChangeArrowheads="1"/>
+                    </pic:cNvPicPr>
+                  </pic:nvPicPr>
+                  <pic:blipFill rotWithShape="1">
+                    <a:blip r:embed="rId15">
+                      <a:extLst>
+                        <a:ext uri="{28A0092B-C50C-407E-A947-70E740481C1C}">
+                          <a14:useLocalDpi xmlns:a14="http://schemas.microsoft.com/office/drawing/2010/main" val="0"/>
+                        </a:ext>
+                      </a:extLst>
+                    </a:blip>
+                    <a:srcRect l="33075" t="3315" r="1258" b="3094"/>
+                    <a:stretch/>
+                  </pic:blipFill>
+                  <pic:spPr bwMode="auto">
+                    <a:xfrm>
+                      <a:off x="0" y="0"/>
+                      <a:ext cx="5074667" cy="3713570"/>
+                    </a:xfrm>
+                    <a:prstGeom prst="rect">
+                      <a:avLst/>
+                    </a:prstGeom>
+                    <a:noFill/>
+                    <a:ln>
+                      <a:noFill/>
+                    </a:ln>
+                    <a:extLst>
+                      <a:ext uri="{53640926-AAD7-44D8-BBD7-CCE9431645EC}">
+                        <a14:shadowObscured xmlns:a14="http://schemas.microsoft.com/office/drawing/2010/main"/>
+                      </a:ext>
+                    </a:extLst>
+                  </pic:spPr>
+                </pic:pic>
+              </a:graphicData>
+            </a:graphic>
+          </wp:inline>
+        </w:drawing>
       </w:r>
       <w:bookmarkEnd w:id="13"/>
     </w:p>
     <w:p>
       <w:pPr>
-        <w:spacing w:after="0" w:line="240" w:lineRule="auto"/>
-        <w:rPr>
-          <w:rFonts w:asciiTheme="majorHAnsi" w:eastAsia="Times New Roman" w:hAnsiTheme="majorHAnsi" w:cs="Times New Roman"/>
-          <w:sz w:val="24"/>
-          <w:szCs w:val="24"/>
-          <w:lang w:eastAsia="pt-BR"/>
-        </w:rPr>
-      </w:pPr>
+        <w:pStyle w:val="Legenda"/>
+        <w:jc w:val="center"/>
+        <w:rPr>
+          <w:rFonts w:asciiTheme="majorHAnsi" w:eastAsia="Times New Roman" w:hAnsiTheme="majorHAnsi" w:cs="Arial"/>
+          <w:color w:val="000000" w:themeColor="text1"/>
+          <w:sz w:val="20"/>
+          <w:szCs w:val="20"/>
+          <w:lang w:eastAsia="pt-BR"/>
+        </w:rPr>
+      </w:pPr>
+      <w:r>
+        <w:rPr>
+          <w:rFonts w:asciiTheme="majorHAnsi" w:hAnsiTheme="majorHAnsi"/>
+          <w:color w:val="000000" w:themeColor="text1"/>
+          <w:sz w:val="20"/>
+          <w:szCs w:val="20"/>
+        </w:rPr>
+        <w:t xml:space="preserve">Figura </w:t>
+      </w:r>
+      <w:r>
+        <w:rPr>
+          <w:rFonts w:asciiTheme="majorHAnsi" w:hAnsiTheme="majorHAnsi"/>
+          <w:color w:val="000000" w:themeColor="text1"/>
+          <w:sz w:val="20"/>
+          <w:szCs w:val="20"/>
+        </w:rPr>
+        <w:fldChar w:fldCharType="begin"/>
+      </w:r>
+      <w:r>
+        <w:rPr>
+          <w:rFonts w:asciiTheme="majorHAnsi" w:hAnsiTheme="majorHAnsi"/>
+          <w:color w:val="000000" w:themeColor="text1"/>
+          <w:sz w:val="20"/>
+          <w:szCs w:val="20"/>
+        </w:rPr>
+        <w:instrText xml:space="preserve"> SEQ Figura \* ARABIC </w:instrText>
+      </w:r>
+      <w:r>
+        <w:rPr>
+          <w:rFonts w:asciiTheme="majorHAnsi" w:hAnsiTheme="majorHAnsi"/>
+          <w:color w:val="000000" w:themeColor="text1"/>
+          <w:sz w:val="20"/>
+          <w:szCs w:val="20"/>
+        </w:rPr>
+        <w:fldChar w:fldCharType="separate"/>
+      </w:r>
+      <w:r>
+        <w:rPr>
+          <w:rFonts w:asciiTheme="majorHAnsi" w:hAnsiTheme="majorHAnsi"/>
+          <w:noProof/>
+          <w:color w:val="000000" w:themeColor="text1"/>
+          <w:sz w:val="20"/>
+          <w:szCs w:val="20"/>
+        </w:rPr>
+        <w:t>7</w:t>
+      </w:r>
+      <w:r>
+        <w:rPr>
+          <w:rFonts w:asciiTheme="majorHAnsi" w:hAnsiTheme="majorHAnsi"/>
+          <w:color w:val="000000" w:themeColor="text1"/>
+          <w:sz w:val="20"/>
+          <w:szCs w:val="20"/>
+        </w:rPr>
+        <w:fldChar w:fldCharType="end"/>
+      </w:r>
+      <w:r>
+        <w:rPr>
+          <w:rFonts w:asciiTheme="majorHAnsi" w:hAnsiTheme="majorHAnsi"/>
+          <w:color w:val="000000" w:themeColor="text1"/>
+          <w:sz w:val="20"/>
+          <w:szCs w:val="20"/>
+        </w:rPr>
+        <w:t xml:space="preserve"> - Diagrama de Atividade / Banca </w:t>
+      </w:r>
+      <w:r>
+        <w:rPr>
+          <w:rFonts w:asciiTheme="majorHAnsi" w:hAnsiTheme="majorHAnsi"/>
+          <w:color w:val="000000" w:themeColor="text1"/>
+          <w:sz w:val="20"/>
+          <w:szCs w:val="20"/>
+        </w:rPr>
+        <w:t>A</w:t>
+      </w:r>
+      <w:r>
+        <w:rPr>
+          <w:rFonts w:asciiTheme="majorHAnsi" w:hAnsiTheme="majorHAnsi"/>
+          <w:color w:val="000000" w:themeColor="text1"/>
+          <w:sz w:val="20"/>
+          <w:szCs w:val="20"/>
+        </w:rPr>
+        <w:t>valiadora</w:t>
+      </w:r>
     </w:p>
     <w:p>
       <w:pPr>
+        <w:keepNext/>
         <w:spacing w:after="0" w:line="240" w:lineRule="auto"/>
-        <w:ind w:firstLine="720"/>
-        <w:jc w:val="both"/>
-        <w:rPr>
-          <w:rFonts w:asciiTheme="majorHAnsi" w:eastAsia="Times New Roman" w:hAnsiTheme="majorHAnsi" w:cs="Arial"/>
-          <w:color w:val="000000"/>
-          <w:sz w:val="24"/>
-          <w:szCs w:val="24"/>
-          <w:lang w:eastAsia="pt-BR"/>
-        </w:rPr>
-      </w:pPr>
-      <w:r>
-        <w:rPr>
-          <w:rFonts w:asciiTheme="majorHAnsi" w:eastAsia="Times New Roman" w:hAnsiTheme="majorHAnsi" w:cs="Arial"/>
-          <w:color w:val="000000"/>
-          <w:sz w:val="24"/>
-          <w:szCs w:val="24"/>
-          <w:lang w:eastAsia="pt-BR"/>
-        </w:rPr>
-        <w:t>O diagrama de atividade tem por objetivo ilustrar como funcionará todo o fluxo que envolve as disciplinas de orientação do PCC/TCC, tendo uma linha seque</w:t>
-      </w:r>
-      <w:r>
-        <w:rPr>
-          <w:rFonts w:asciiTheme="majorHAnsi" w:eastAsia="Times New Roman" w:hAnsiTheme="majorHAnsi" w:cs="Arial"/>
-          <w:color w:val="000000"/>
-          <w:sz w:val="24"/>
-          <w:szCs w:val="24"/>
-          <w:lang w:eastAsia="pt-BR"/>
-        </w:rPr>
-        <w:t>ncial de passos que poderá ser modificadas</w:t>
-      </w:r>
-      <w:r>
-        <w:rPr>
-          <w:rFonts w:asciiTheme="majorHAnsi" w:eastAsia="Times New Roman" w:hAnsiTheme="majorHAnsi" w:cs="Arial"/>
-          <w:color w:val="000000"/>
-          <w:sz w:val="24"/>
-          <w:szCs w:val="24"/>
-          <w:lang w:eastAsia="pt-BR"/>
-        </w:rPr>
-        <w:t>, de acordo com o comportamento exigido pela mesma.</w:t>
+        <w:jc w:val="center"/>
+      </w:pPr>
+      <w:r>
+        <w:rPr>
+          <w:rFonts w:asciiTheme="majorHAnsi" w:eastAsia="Times New Roman" w:hAnsiTheme="majorHAnsi" w:cs="Arial"/>
+          <w:noProof/>
+          <w:color w:val="000000"/>
+          <w:sz w:val="24"/>
+          <w:szCs w:val="24"/>
+          <w:lang w:eastAsia="pt-BR"/>
+        </w:rPr>
+        <w:drawing>
+          <wp:inline distT="0" distB="0" distL="0" distR="0">
+            <wp:extent cx="4800600" cy="3500714"/>
+            <wp:effectExtent l="0" t="0" r="0" b="0"/>
+            <wp:docPr id="39" name="Imagem 39" descr="C:\Users\Jhemys\Desktop\UniDocs\diagramas\Diagrama de Atividade - Proposta de Projeto.png"/>
+            <wp:cNvGraphicFramePr>
+              <a:graphicFrameLocks xmlns:a="http://schemas.openxmlformats.org/drawingml/2006/main" noChangeAspect="1"/>
+            </wp:cNvGraphicFramePr>
+            <a:graphic xmlns:a="http://schemas.openxmlformats.org/drawingml/2006/main">
+              <a:graphicData uri="http://schemas.openxmlformats.org/drawingml/2006/picture">
+                <pic:pic xmlns:pic="http://schemas.openxmlformats.org/drawingml/2006/picture">
+                  <pic:nvPicPr>
+                    <pic:cNvPr id="0" name="Picture 1" descr="C:\Users\Jhemys\Desktop\UniDocs\diagramas\Diagrama de Atividade - Proposta de Projeto.png"/>
+                    <pic:cNvPicPr>
+                      <a:picLocks noChangeAspect="1" noChangeArrowheads="1"/>
+                    </pic:cNvPicPr>
+                  </pic:nvPicPr>
+                  <pic:blipFill>
+                    <a:blip r:embed="rId16" cstate="print">
+                      <a:extLst>
+                        <a:ext uri="{28A0092B-C50C-407E-A947-70E740481C1C}">
+                          <a14:useLocalDpi xmlns:a14="http://schemas.microsoft.com/office/drawing/2010/main" val="0"/>
+                        </a:ext>
+                      </a:extLst>
+                    </a:blip>
+                    <a:srcRect/>
+                    <a:stretch>
+                      <a:fillRect/>
+                    </a:stretch>
+                  </pic:blipFill>
+                  <pic:spPr bwMode="auto">
+                    <a:xfrm>
+                      <a:off x="0" y="0"/>
+                      <a:ext cx="4803280" cy="3502668"/>
+                    </a:xfrm>
+                    <a:prstGeom prst="rect">
+                      <a:avLst/>
+                    </a:prstGeom>
+                    <a:noFill/>
+                    <a:ln>
+                      <a:noFill/>
+                    </a:ln>
+                  </pic:spPr>
+                </pic:pic>
+              </a:graphicData>
+            </a:graphic>
+          </wp:inline>
+        </w:drawing>
       </w:r>
     </w:p>
     <w:p>
       <w:pPr>
-        <w:spacing w:after="0" w:line="240" w:lineRule="auto"/>
-        <w:jc w:val="both"/>
-        <w:rPr>
-          <w:rFonts w:asciiTheme="majorHAnsi" w:eastAsia="Times New Roman" w:hAnsiTheme="majorHAnsi" w:cs="Arial"/>
-          <w:color w:val="000000"/>
-          <w:sz w:val="24"/>
-          <w:szCs w:val="24"/>
-          <w:lang w:eastAsia="pt-BR"/>
-        </w:rPr>
-      </w:pPr>
+        <w:pStyle w:val="Legenda"/>
+        <w:jc w:val="center"/>
+        <w:rPr>
+          <w:rFonts w:asciiTheme="majorHAnsi" w:hAnsiTheme="majorHAnsi"/>
+          <w:color w:val="auto"/>
+          <w:sz w:val="20"/>
+          <w:szCs w:val="20"/>
+        </w:rPr>
+      </w:pPr>
+      <w:r>
+        <w:rPr>
+          <w:rFonts w:asciiTheme="majorHAnsi" w:hAnsiTheme="majorHAnsi"/>
+          <w:color w:val="auto"/>
+          <w:sz w:val="20"/>
+          <w:szCs w:val="20"/>
+        </w:rPr>
+        <w:t xml:space="preserve">Figura </w:t>
+      </w:r>
+      <w:r>
+        <w:rPr>
+          <w:rFonts w:asciiTheme="majorHAnsi" w:hAnsiTheme="majorHAnsi"/>
+          <w:color w:val="auto"/>
+          <w:sz w:val="20"/>
+          <w:szCs w:val="20"/>
+        </w:rPr>
+        <w:fldChar w:fldCharType="begin"/>
+      </w:r>
+      <w:r>
+        <w:rPr>
+          <w:rFonts w:asciiTheme="majorHAnsi" w:hAnsiTheme="majorHAnsi"/>
+          <w:color w:val="auto"/>
+          <w:sz w:val="20"/>
+          <w:szCs w:val="20"/>
+        </w:rPr>
+        <w:instrText xml:space="preserve"> SEQ Figura \* ARABIC </w:instrText>
+      </w:r>
+      <w:r>
+        <w:rPr>
+          <w:rFonts w:asciiTheme="majorHAnsi" w:hAnsiTheme="majorHAnsi"/>
+          <w:color w:val="auto"/>
+          <w:sz w:val="20"/>
+          <w:szCs w:val="20"/>
+        </w:rPr>
+        <w:fldChar w:fldCharType="separate"/>
+      </w:r>
+      <w:r>
+        <w:rPr>
+          <w:rFonts w:asciiTheme="majorHAnsi" w:hAnsiTheme="majorHAnsi"/>
+          <w:noProof/>
+          <w:color w:val="auto"/>
+          <w:sz w:val="20"/>
+          <w:szCs w:val="20"/>
+        </w:rPr>
+        <w:t>8</w:t>
+      </w:r>
+      <w:r>
+        <w:rPr>
+          <w:rFonts w:asciiTheme="majorHAnsi" w:hAnsiTheme="majorHAnsi"/>
+          <w:color w:val="auto"/>
+          <w:sz w:val="20"/>
+          <w:szCs w:val="20"/>
+        </w:rPr>
+        <w:fldChar w:fldCharType="end"/>
+      </w:r>
+      <w:r>
+        <w:rPr>
+          <w:rFonts w:asciiTheme="majorHAnsi" w:hAnsiTheme="majorHAnsi"/>
+          <w:color w:val="auto"/>
+          <w:sz w:val="20"/>
+          <w:szCs w:val="20"/>
+        </w:rPr>
+        <w:t xml:space="preserve"> - Diagrama de Atividade / Proposta de Projeto</w:t>
+      </w:r>
     </w:p>
     <w:p>
       <w:pPr>
@@ -7963,7 +8470,7 @@
           <w:lang w:eastAsia="pt-BR"/>
         </w:rPr>
       </w:pPr>
-      <w:bookmarkStart w:id="14" w:name="_Toc23948510"/>
+      <w:bookmarkStart w:id="14" w:name="_Toc23714742"/>
       <w:r>
         <w:rPr>
           <w:rFonts w:asciiTheme="majorHAnsi" w:eastAsia="Times New Roman" w:hAnsiTheme="majorHAnsi" w:cs="Arial"/>
@@ -7974,6 +8481,7 @@
           <w:szCs w:val="28"/>
           <w:lang w:eastAsia="pt-BR"/>
         </w:rPr>
+        <w:lastRenderedPageBreak/>
         <w:t>Modelagem do Banco de Dados</w:t>
       </w:r>
       <w:bookmarkEnd w:id="14"/>
@@ -8011,7 +8519,29 @@
           <w:szCs w:val="24"/>
           <w:lang w:eastAsia="pt-BR"/>
         </w:rPr>
-        <w:t xml:space="preserve">A modelagem do banco de dados servirá de base para a construção do banco de dados que será implementado usando o PostgreSQL como </w:t>
+        <w:t xml:space="preserve">A modelagem do banco de dados servirá de base para a construção do banco de dados que será implementado usando o </w:t>
+      </w:r>
+      <w:proofErr w:type="spellStart"/>
+      <w:r>
+        <w:rPr>
+          <w:rFonts w:asciiTheme="majorHAnsi" w:eastAsia="Times New Roman" w:hAnsiTheme="majorHAnsi" w:cs="Arial"/>
+          <w:color w:val="000000"/>
+          <w:sz w:val="24"/>
+          <w:szCs w:val="24"/>
+          <w:lang w:eastAsia="pt-BR"/>
+        </w:rPr>
+        <w:t>PostgreSQL</w:t>
+      </w:r>
+      <w:proofErr w:type="spellEnd"/>
+      <w:r>
+        <w:rPr>
+          <w:rFonts w:asciiTheme="majorHAnsi" w:eastAsia="Times New Roman" w:hAnsiTheme="majorHAnsi" w:cs="Arial"/>
+          <w:color w:val="000000"/>
+          <w:sz w:val="24"/>
+          <w:szCs w:val="24"/>
+          <w:lang w:eastAsia="pt-BR"/>
+        </w:rPr>
+        <w:t xml:space="preserve"> como </w:t>
       </w:r>
       <w:r>
         <w:rPr>
@@ -8022,11 +8552,25 @@
           <w:shd w:val="clear" w:color="auto" w:fill="FFFFFF"/>
           <w:lang w:eastAsia="pt-BR"/>
         </w:rPr>
-        <w:t>sistema gerenciador.</w:t>
+        <w:t>sistema</w:t>
+      </w:r>
+      <w:r>
+        <w:rPr>
+          <w:rFonts w:asciiTheme="majorHAnsi" w:eastAsia="Times New Roman" w:hAnsiTheme="majorHAnsi" w:cs="Arial"/>
+          <w:color w:val="222222"/>
+          <w:sz w:val="24"/>
+          <w:szCs w:val="24"/>
+          <w:shd w:val="clear" w:color="auto" w:fill="FFFFFF"/>
+          <w:lang w:eastAsia="pt-BR"/>
+        </w:rPr>
+        <w:t xml:space="preserve"> gerenciador.</w:t>
       </w:r>
     </w:p>
     <w:p/>
     <w:p>
+      <w:pPr>
+        <w:keepNext/>
+      </w:pPr>
       <w:r>
         <w:rPr>
           <w:noProof/>
@@ -8050,10 +8594,10 @@
                     </pic:cNvPicPr>
                   </pic:nvPicPr>
                   <pic:blipFill>
-                    <a:blip r:embed="rId15" cstate="print">
+                    <a:blip r:embed="rId17" cstate="print">
                       <a:extLst>
                         <a:ext uri="{28A0092B-C50C-407E-A947-70E740481C1C}">
-                          <a14:useLocalDpi xmlns:a14="http://schemas.microsoft.com/office/drawing/2010/main" xmlns:wps="http://schemas.microsoft.com/office/word/2010/wordprocessingShape" xmlns:wpi="http://schemas.microsoft.com/office/word/2010/wordprocessingInk" xmlns:wpg="http://schemas.microsoft.com/office/word/2010/wordprocessingGroup" xmlns:w14="http://schemas.microsoft.com/office/word/2010/wordml" xmlns:w="http://schemas.openxmlformats.org/wordprocessingml/2006/main" xmlns:w10="urn:schemas-microsoft-com:office:word" xmlns:wp14="http://schemas.microsoft.com/office/word/2010/wordprocessingDrawing" xmlns:v="urn:schemas-microsoft-com:vml" xmlns:o="urn:schemas-microsoft-com:office:office" xmlns:mc="http://schemas.openxmlformats.org/markup-compatibility/2006" xmlns:wpc="http://schemas.microsoft.com/office/word/2010/wordprocessingCanvas" xmlns="" val="0"/>
+                          <a14:useLocalDpi xmlns:a14="http://schemas.microsoft.com/office/drawing/2010/main" val="0"/>
                         </a:ext>
                       </a:extLst>
                     </a:blip>
@@ -8082,6 +8626,82 @@
         </w:drawing>
       </w:r>
     </w:p>
+    <w:p>
+      <w:pPr>
+        <w:pStyle w:val="Legenda"/>
+        <w:jc w:val="center"/>
+        <w:rPr>
+          <w:rFonts w:asciiTheme="majorHAnsi" w:hAnsiTheme="majorHAnsi"/>
+          <w:color w:val="000000" w:themeColor="text1"/>
+          <w:sz w:val="20"/>
+          <w:szCs w:val="20"/>
+        </w:rPr>
+      </w:pPr>
+      <w:r>
+        <w:rPr>
+          <w:rFonts w:asciiTheme="majorHAnsi" w:hAnsiTheme="majorHAnsi"/>
+          <w:color w:val="000000" w:themeColor="text1"/>
+          <w:sz w:val="20"/>
+          <w:szCs w:val="20"/>
+        </w:rPr>
+        <w:t xml:space="preserve">Figura </w:t>
+      </w:r>
+      <w:r>
+        <w:rPr>
+          <w:rFonts w:asciiTheme="majorHAnsi" w:hAnsiTheme="majorHAnsi"/>
+          <w:color w:val="000000" w:themeColor="text1"/>
+          <w:sz w:val="20"/>
+          <w:szCs w:val="20"/>
+        </w:rPr>
+        <w:fldChar w:fldCharType="begin"/>
+      </w:r>
+      <w:r>
+        <w:rPr>
+          <w:rFonts w:asciiTheme="majorHAnsi" w:hAnsiTheme="majorHAnsi"/>
+          <w:color w:val="000000" w:themeColor="text1"/>
+          <w:sz w:val="20"/>
+          <w:szCs w:val="20"/>
+        </w:rPr>
+        <w:instrText xml:space="preserve"> SEQ Figura \* ARABIC </w:instrText>
+      </w:r>
+      <w:r>
+        <w:rPr>
+          <w:rFonts w:asciiTheme="majorHAnsi" w:hAnsiTheme="majorHAnsi"/>
+          <w:color w:val="000000" w:themeColor="text1"/>
+          <w:sz w:val="20"/>
+          <w:szCs w:val="20"/>
+        </w:rPr>
+        <w:fldChar w:fldCharType="separate"/>
+      </w:r>
+      <w:r>
+        <w:rPr>
+          <w:rFonts w:asciiTheme="majorHAnsi" w:hAnsiTheme="majorHAnsi"/>
+          <w:noProof/>
+          <w:color w:val="000000" w:themeColor="text1"/>
+          <w:sz w:val="20"/>
+          <w:szCs w:val="20"/>
+        </w:rPr>
+        <w:t>9</w:t>
+      </w:r>
+      <w:r>
+        <w:rPr>
+          <w:rFonts w:asciiTheme="majorHAnsi" w:hAnsiTheme="majorHAnsi"/>
+          <w:color w:val="000000" w:themeColor="text1"/>
+          <w:sz w:val="20"/>
+          <w:szCs w:val="20"/>
+        </w:rPr>
+        <w:fldChar w:fldCharType="end"/>
+      </w:r>
+      <w:r>
+        <w:rPr>
+          <w:rFonts w:asciiTheme="majorHAnsi" w:hAnsiTheme="majorHAnsi"/>
+          <w:color w:val="000000" w:themeColor="text1"/>
+          <w:sz w:val="20"/>
+          <w:szCs w:val="20"/>
+        </w:rPr>
+        <w:t xml:space="preserve"> - Modelagem do Banco de Dados</w:t>
+      </w:r>
+    </w:p>
     <w:p/>
     <w:p>
       <w:pPr>
@@ -8105,7 +8725,7 @@
           <w:lang w:eastAsia="pt-BR"/>
         </w:rPr>
       </w:pPr>
-      <w:bookmarkStart w:id="15" w:name="_Toc23948511"/>
+      <w:bookmarkStart w:id="15" w:name="_Toc23714743"/>
       <w:r>
         <w:rPr>
           <w:rFonts w:asciiTheme="majorHAnsi" w:eastAsia="Times New Roman" w:hAnsiTheme="majorHAnsi" w:cs="Arial"/>
@@ -8354,18 +8974,7 @@
           <w:szCs w:val="24"/>
           <w:lang w:eastAsia="pt-BR"/>
         </w:rPr>
-        <w:t xml:space="preserve"> funcionar de forma satisfatória sem ele. Os requisitos </w:t>
-      </w:r>
-      <w:r>
-        <w:rPr>
-          <w:rFonts w:asciiTheme="majorHAnsi" w:eastAsia="Times New Roman" w:hAnsiTheme="majorHAnsi" w:cs="Arial"/>
-          <w:color w:val="000000"/>
-          <w:sz w:val="24"/>
-          <w:szCs w:val="24"/>
-          <w:lang w:eastAsia="pt-BR"/>
-        </w:rPr>
-        <w:lastRenderedPageBreak/>
-        <w:t xml:space="preserve">desejáveis podem ser deixados para </w:t>
+        <w:t xml:space="preserve"> funcionar de forma satisfatória sem ele. Os requisitos desejáveis podem ser deixados para </w:t>
       </w:r>
       <w:r>
         <w:rPr>
@@ -8385,7 +8994,18 @@
           <w:szCs w:val="24"/>
           <w:lang w:eastAsia="pt-BR"/>
         </w:rPr>
-        <w:t xml:space="preserve"> posteriores do sistema, caso não haja tempo hábil para implementá-</w:t>
+        <w:t xml:space="preserve"> posteriores do sistema, caso não haja tempo hábil para </w:t>
+      </w:r>
+      <w:proofErr w:type="gramStart"/>
+      <w:r>
+        <w:rPr>
+          <w:rFonts w:asciiTheme="majorHAnsi" w:eastAsia="Times New Roman" w:hAnsiTheme="majorHAnsi" w:cs="Arial"/>
+          <w:color w:val="000000"/>
+          <w:sz w:val="24"/>
+          <w:szCs w:val="24"/>
+          <w:lang w:eastAsia="pt-BR"/>
+        </w:rPr>
+        <w:t>implementá-</w:t>
       </w:r>
       <w:r>
         <w:rPr>
@@ -8396,8 +9016,51 @@
           <w:lang w:eastAsia="pt-BR"/>
         </w:rPr>
         <w:softHyphen/>
-        <w:t>los na versão que está sendo especificada.</w:t>
-      </w:r>
+        <w:t>los</w:t>
+      </w:r>
+      <w:proofErr w:type="gramEnd"/>
+      <w:r>
+        <w:rPr>
+          <w:rFonts w:asciiTheme="majorHAnsi" w:eastAsia="Times New Roman" w:hAnsiTheme="majorHAnsi" w:cs="Arial"/>
+          <w:color w:val="000000"/>
+          <w:sz w:val="24"/>
+          <w:szCs w:val="24"/>
+          <w:lang w:eastAsia="pt-BR"/>
+        </w:rPr>
+        <w:t xml:space="preserve"> na versão que está sendo especificada.</w:t>
+      </w:r>
+    </w:p>
+    <w:p>
+      <w:pPr>
+        <w:spacing w:after="0" w:line="240" w:lineRule="auto"/>
+        <w:ind w:left="720"/>
+        <w:jc w:val="both"/>
+        <w:textAlignment w:val="baseline"/>
+        <w:rPr>
+          <w:rFonts w:asciiTheme="majorHAnsi" w:eastAsia="Times New Roman" w:hAnsiTheme="majorHAnsi" w:cs="Arial"/>
+          <w:b/>
+          <w:bCs/>
+          <w:color w:val="000000"/>
+          <w:sz w:val="24"/>
+          <w:szCs w:val="24"/>
+          <w:lang w:eastAsia="pt-BR"/>
+        </w:rPr>
+      </w:pPr>
+    </w:p>
+    <w:p>
+      <w:pPr>
+        <w:spacing w:after="0" w:line="240" w:lineRule="auto"/>
+        <w:ind w:left="720"/>
+        <w:jc w:val="both"/>
+        <w:textAlignment w:val="baseline"/>
+        <w:rPr>
+          <w:rFonts w:asciiTheme="majorHAnsi" w:eastAsia="Times New Roman" w:hAnsiTheme="majorHAnsi" w:cs="Arial"/>
+          <w:color w:val="000000"/>
+          <w:sz w:val="24"/>
+          <w:szCs w:val="24"/>
+          <w:lang w:eastAsia="pt-BR"/>
+        </w:rPr>
+      </w:pPr>
     </w:p>
     <w:p>
       <w:pPr>
@@ -8451,7 +9114,6 @@
           <w:lang w:eastAsia="pt-BR"/>
         </w:rPr>
       </w:pPr>
-      <w:bookmarkStart w:id="16" w:name="_Toc23948512"/>
       <w:r>
         <w:rPr>
           <w:rFonts w:asciiTheme="majorHAnsi" w:hAnsiTheme="majorHAnsi" w:cs="Arial"/>
@@ -8461,8 +9123,10 @@
           <w:sz w:val="28"/>
           <w:szCs w:val="28"/>
         </w:rPr>
+        <w:lastRenderedPageBreak/>
         <w:t xml:space="preserve"> </w:t>
       </w:r>
+      <w:bookmarkStart w:id="16" w:name="_Toc23714744"/>
       <w:r>
         <w:rPr>
           <w:rFonts w:asciiTheme="majorHAnsi" w:hAnsiTheme="majorHAnsi" w:cs="Arial"/>
@@ -9329,7 +9993,31 @@
           <w:shd w:val="clear" w:color="auto" w:fill="FFFFFF"/>
           <w:lang w:eastAsia="pt-BR"/>
         </w:rPr>
-        <w:t xml:space="preserve"> possa cadastrar novas turmas no sistema UniDocs.</w:t>
+        <w:t xml:space="preserve"> possa cadastrar novas turmas no sistema </w:t>
+      </w:r>
+      <w:proofErr w:type="spellStart"/>
+      <w:r>
+        <w:rPr>
+          <w:rFonts w:asciiTheme="majorHAnsi" w:eastAsia="Times New Roman" w:hAnsiTheme="majorHAnsi" w:cs="Arial"/>
+          <w:color w:val="000000"/>
+          <w:sz w:val="24"/>
+          <w:szCs w:val="24"/>
+          <w:shd w:val="clear" w:color="auto" w:fill="FFFFFF"/>
+          <w:lang w:eastAsia="pt-BR"/>
+        </w:rPr>
+        <w:t>UniDocs</w:t>
+      </w:r>
+      <w:proofErr w:type="spellEnd"/>
+      <w:r>
+        <w:rPr>
+          <w:rFonts w:asciiTheme="majorHAnsi" w:eastAsia="Times New Roman" w:hAnsiTheme="majorHAnsi" w:cs="Arial"/>
+          <w:color w:val="000000"/>
+          <w:sz w:val="24"/>
+          <w:szCs w:val="24"/>
+          <w:shd w:val="clear" w:color="auto" w:fill="FFFFFF"/>
+          <w:lang w:eastAsia="pt-BR"/>
+        </w:rPr>
+        <w:t>.</w:t>
       </w:r>
     </w:p>
     <w:p>
@@ -9503,6 +10191,7 @@
           <w:lang w:eastAsia="pt-BR"/>
         </w:rPr>
       </w:pPr>
+      <w:proofErr w:type="spellStart"/>
       <w:r>
         <w:rPr>
           <w:rFonts w:asciiTheme="majorHAnsi" w:eastAsia="Times New Roman" w:hAnsiTheme="majorHAnsi" w:cs="Arial"/>
@@ -9513,7 +10202,20 @@
           <w:szCs w:val="24"/>
           <w:lang w:eastAsia="pt-BR"/>
         </w:rPr>
-        <w:t>Login para controle de a</w:t>
+        <w:t>Login</w:t>
+      </w:r>
+      <w:proofErr w:type="spellEnd"/>
+      <w:r>
+        <w:rPr>
+          <w:rFonts w:asciiTheme="majorHAnsi" w:eastAsia="Times New Roman" w:hAnsiTheme="majorHAnsi" w:cs="Arial"/>
+          <w:b/>
+          <w:bCs/>
+          <w:color w:val="000000"/>
+          <w:sz w:val="24"/>
+          <w:szCs w:val="24"/>
+          <w:lang w:eastAsia="pt-BR"/>
+        </w:rPr>
+        <w:t xml:space="preserve"> para controle de a</w:t>
       </w:r>
       <w:r>
         <w:rPr>
@@ -9654,8 +10356,20 @@
           <w:szCs w:val="24"/>
           <w:lang w:eastAsia="pt-BR"/>
         </w:rPr>
-        <w:t>o email</w:t>
-      </w:r>
+        <w:t xml:space="preserve">o </w:t>
+      </w:r>
+      <w:proofErr w:type="spellStart"/>
+      <w:r>
+        <w:rPr>
+          <w:rFonts w:asciiTheme="majorHAnsi" w:eastAsia="Times New Roman" w:hAnsiTheme="majorHAnsi" w:cs="Arial"/>
+          <w:color w:val="000000"/>
+          <w:sz w:val="24"/>
+          <w:szCs w:val="24"/>
+          <w:lang w:eastAsia="pt-BR"/>
+        </w:rPr>
+        <w:t>email</w:t>
+      </w:r>
+      <w:proofErr w:type="spellEnd"/>
       <w:r>
         <w:rPr>
           <w:rFonts w:asciiTheme="majorHAnsi" w:eastAsia="Times New Roman" w:hAnsiTheme="majorHAnsi" w:cs="Arial"/>
@@ -10038,6 +10752,7 @@
           <w:shd w:val="clear" w:color="auto" w:fill="FFFFFF"/>
           <w:lang w:eastAsia="pt-BR"/>
         </w:rPr>
+        <w:lastRenderedPageBreak/>
         <w:t xml:space="preserve">Descrição: </w:t>
       </w:r>
       <w:r>
@@ -11175,7 +11890,29 @@
           <w:szCs w:val="24"/>
           <w:lang w:eastAsia="pt-BR"/>
         </w:rPr>
-        <w:t>, alterando nome, bio, contato e e-mail.</w:t>
+        <w:t xml:space="preserve">, alterando nome, </w:t>
+      </w:r>
+      <w:proofErr w:type="spellStart"/>
+      <w:r>
+        <w:rPr>
+          <w:rFonts w:asciiTheme="majorHAnsi" w:eastAsia="Times New Roman" w:hAnsiTheme="majorHAnsi" w:cs="Arial"/>
+          <w:color w:val="000000"/>
+          <w:sz w:val="24"/>
+          <w:szCs w:val="24"/>
+          <w:lang w:eastAsia="pt-BR"/>
+        </w:rPr>
+        <w:t>bio</w:t>
+      </w:r>
+      <w:proofErr w:type="spellEnd"/>
+      <w:r>
+        <w:rPr>
+          <w:rFonts w:asciiTheme="majorHAnsi" w:eastAsia="Times New Roman" w:hAnsiTheme="majorHAnsi" w:cs="Arial"/>
+          <w:color w:val="000000"/>
+          <w:sz w:val="24"/>
+          <w:szCs w:val="24"/>
+          <w:lang w:eastAsia="pt-BR"/>
+        </w:rPr>
+        <w:t>, contato e e-mail.</w:t>
       </w:r>
     </w:p>
     <w:p>
@@ -11572,7 +12309,6 @@
           <w:szCs w:val="24"/>
           <w:lang w:eastAsia="pt-BR"/>
         </w:rPr>
-        <w:lastRenderedPageBreak/>
         <w:br/>
       </w:r>
       <w:r>
@@ -11735,6 +12471,7 @@
           <w:szCs w:val="24"/>
           <w:lang w:eastAsia="pt-BR"/>
         </w:rPr>
+        <w:lastRenderedPageBreak/>
         <w:t>Validar PCC/TCC</w:t>
       </w:r>
     </w:p>
@@ -12127,7 +12864,29 @@
           <w:szCs w:val="24"/>
           <w:lang w:eastAsia="pt-BR"/>
         </w:rPr>
-        <w:t>Assinar termo de compromisso, Preencher formulário, Assinar termo de plágio, Emitir Nada Consta, Aceitar Orientação.</w:t>
+        <w:t xml:space="preserve">Assinar termo de compromisso, </w:t>
+      </w:r>
+      <w:proofErr w:type="gramStart"/>
+      <w:r>
+        <w:rPr>
+          <w:rFonts w:asciiTheme="majorHAnsi" w:eastAsia="Times New Roman" w:hAnsiTheme="majorHAnsi" w:cs="Arial"/>
+          <w:color w:val="000000"/>
+          <w:sz w:val="24"/>
+          <w:szCs w:val="24"/>
+          <w:lang w:eastAsia="pt-BR"/>
+        </w:rPr>
+        <w:t>Preencher</w:t>
+      </w:r>
+      <w:proofErr w:type="gramEnd"/>
+      <w:r>
+        <w:rPr>
+          <w:rFonts w:asciiTheme="majorHAnsi" w:eastAsia="Times New Roman" w:hAnsiTheme="majorHAnsi" w:cs="Arial"/>
+          <w:color w:val="000000"/>
+          <w:sz w:val="24"/>
+          <w:szCs w:val="24"/>
+          <w:lang w:eastAsia="pt-BR"/>
+        </w:rPr>
+        <w:t xml:space="preserve"> formulário, Assinar termo de plágio, Emitir Nada Consta, Aceitar Orientação.</w:t>
       </w:r>
     </w:p>
     <w:p>
@@ -13184,7 +13943,6 @@
           <w:shd w:val="clear" w:color="auto" w:fill="FFFFFF"/>
           <w:lang w:eastAsia="pt-BR"/>
         </w:rPr>
-        <w:lastRenderedPageBreak/>
         <w:t xml:space="preserve">Caso de Uso: </w:t>
       </w:r>
       <w:r>
@@ -13376,6 +14134,7 @@
           <w:szCs w:val="24"/>
           <w:lang w:eastAsia="pt-BR"/>
         </w:rPr>
+        <w:lastRenderedPageBreak/>
         <w:br/>
       </w:r>
       <w:r>
@@ -14340,7 +15099,6 @@
           <w:szCs w:val="28"/>
         </w:rPr>
       </w:pPr>
-      <w:bookmarkStart w:id="17" w:name="_Toc23948513"/>
       <w:r>
         <w:rPr>
           <w:rFonts w:asciiTheme="majorHAnsi" w:hAnsiTheme="majorHAnsi" w:cs="Arial"/>
@@ -14352,6 +15110,7 @@
         </w:rPr>
         <w:t xml:space="preserve"> </w:t>
       </w:r>
+      <w:bookmarkStart w:id="17" w:name="_Toc23714745"/>
       <w:r>
         <w:rPr>
           <w:rFonts w:asciiTheme="majorHAnsi" w:hAnsiTheme="majorHAnsi" w:cs="Arial"/>
@@ -14392,8 +15151,9 @@
           <w:szCs w:val="24"/>
           <w:lang w:eastAsia="pt-BR"/>
         </w:rPr>
-        <w:t>Linguagem b</w:t>
-      </w:r>
+        <w:t xml:space="preserve">Linguagem </w:t>
+      </w:r>
+      <w:proofErr w:type="spellStart"/>
       <w:r>
         <w:rPr>
           <w:rFonts w:asciiTheme="majorHAnsi" w:eastAsia="Times New Roman" w:hAnsiTheme="majorHAnsi" w:cs="Arial"/>
@@ -14404,8 +15164,21 @@
           <w:szCs w:val="24"/>
           <w:lang w:eastAsia="pt-BR"/>
         </w:rPr>
+        <w:t>b</w:t>
+      </w:r>
+      <w:r>
+        <w:rPr>
+          <w:rFonts w:asciiTheme="majorHAnsi" w:eastAsia="Times New Roman" w:hAnsiTheme="majorHAnsi" w:cs="Arial"/>
+          <w:b/>
+          <w:bCs/>
+          <w:color w:val="000000"/>
+          <w:sz w:val="24"/>
+          <w:szCs w:val="24"/>
+          <w:lang w:eastAsia="pt-BR"/>
+        </w:rPr>
         <w:t>ack-end</w:t>
       </w:r>
+      <w:proofErr w:type="spellEnd"/>
     </w:p>
     <w:p>
       <w:pPr>
@@ -14481,17 +15254,39 @@
           <w:szCs w:val="24"/>
           <w:lang w:eastAsia="pt-BR"/>
         </w:rPr>
-        <w:t>m de programação Java para seu b</w:t>
-      </w:r>
-      <w:r>
-        <w:rPr>
-          <w:rFonts w:asciiTheme="majorHAnsi" w:eastAsia="Times New Roman" w:hAnsiTheme="majorHAnsi" w:cs="Arial"/>
-          <w:color w:val="000000"/>
-          <w:sz w:val="24"/>
-          <w:szCs w:val="24"/>
-          <w:lang w:eastAsia="pt-BR"/>
-        </w:rPr>
-        <w:t>ack-end. </w:t>
+        <w:t xml:space="preserve">m de programação Java para seu </w:t>
+      </w:r>
+      <w:proofErr w:type="spellStart"/>
+      <w:r>
+        <w:rPr>
+          <w:rFonts w:asciiTheme="majorHAnsi" w:eastAsia="Times New Roman" w:hAnsiTheme="majorHAnsi" w:cs="Arial"/>
+          <w:color w:val="000000"/>
+          <w:sz w:val="24"/>
+          <w:szCs w:val="24"/>
+          <w:lang w:eastAsia="pt-BR"/>
+        </w:rPr>
+        <w:t>b</w:t>
+      </w:r>
+      <w:r>
+        <w:rPr>
+          <w:rFonts w:asciiTheme="majorHAnsi" w:eastAsia="Times New Roman" w:hAnsiTheme="majorHAnsi" w:cs="Arial"/>
+          <w:color w:val="000000"/>
+          <w:sz w:val="24"/>
+          <w:szCs w:val="24"/>
+          <w:lang w:eastAsia="pt-BR"/>
+        </w:rPr>
+        <w:t>ack</w:t>
+      </w:r>
+      <w:proofErr w:type="spellEnd"/>
+      <w:r>
+        <w:rPr>
+          <w:rFonts w:asciiTheme="majorHAnsi" w:eastAsia="Times New Roman" w:hAnsiTheme="majorHAnsi" w:cs="Arial"/>
+          <w:color w:val="000000"/>
+          <w:sz w:val="24"/>
+          <w:szCs w:val="24"/>
+          <w:lang w:eastAsia="pt-BR"/>
+        </w:rPr>
+        <w:t>-end. </w:t>
       </w:r>
     </w:p>
     <w:p>
@@ -14922,8 +15717,22 @@
           <w:szCs w:val="24"/>
           <w:lang w:eastAsia="pt-BR"/>
         </w:rPr>
-        <w:t>ront-end</w:t>
-      </w:r>
+        <w:t>ront-</w:t>
+      </w:r>
+      <w:proofErr w:type="spellStart"/>
+      <w:r>
+        <w:rPr>
+          <w:rFonts w:asciiTheme="majorHAnsi" w:eastAsia="Times New Roman" w:hAnsiTheme="majorHAnsi" w:cs="Arial"/>
+          <w:b/>
+          <w:bCs/>
+          <w:color w:val="000000"/>
+          <w:sz w:val="24"/>
+          <w:szCs w:val="24"/>
+          <w:lang w:eastAsia="pt-BR"/>
+        </w:rPr>
+        <w:t>end</w:t>
+      </w:r>
+      <w:proofErr w:type="spellEnd"/>
     </w:p>
     <w:p>
       <w:pPr>
@@ -14959,7 +15768,6 @@
           <w:shd w:val="clear" w:color="auto" w:fill="FFFFFF"/>
           <w:lang w:eastAsia="pt-BR"/>
         </w:rPr>
-        <w:lastRenderedPageBreak/>
         <w:t xml:space="preserve">Descrição: </w:t>
       </w:r>
       <w:r>
@@ -14972,6 +15780,7 @@
         </w:rPr>
         <w:t xml:space="preserve">O sistema pode ser feito usando o framework </w:t>
       </w:r>
+      <w:proofErr w:type="spellStart"/>
       <w:r>
         <w:rPr>
           <w:rFonts w:asciiTheme="majorHAnsi" w:eastAsia="Times New Roman" w:hAnsiTheme="majorHAnsi" w:cs="Arial"/>
@@ -14983,6 +15792,7 @@
         </w:rPr>
         <w:t>Thymeleaf</w:t>
       </w:r>
+      <w:proofErr w:type="spellEnd"/>
       <w:r>
         <w:rPr>
           <w:rFonts w:asciiTheme="majorHAnsi" w:eastAsia="Times New Roman" w:hAnsiTheme="majorHAnsi" w:cs="Arial"/>
@@ -15278,27 +16088,71 @@
           <w:szCs w:val="24"/>
           <w:lang w:eastAsia="pt-BR"/>
         </w:rPr>
-        <w:t xml:space="preserve"> adequadamente independente do front-end que será utilizado para aces</w:t>
-      </w:r>
-      <w:r>
-        <w:rPr>
-          <w:rFonts w:asciiTheme="majorHAnsi" w:eastAsia="Times New Roman" w:hAnsiTheme="majorHAnsi" w:cs="Arial"/>
-          <w:color w:val="000000"/>
-          <w:sz w:val="24"/>
-          <w:szCs w:val="24"/>
-          <w:lang w:eastAsia="pt-BR"/>
-        </w:rPr>
-        <w:t>so – browser, smartphone ou t</w:t>
-      </w:r>
-      <w:r>
-        <w:rPr>
-          <w:rFonts w:asciiTheme="majorHAnsi" w:eastAsia="Times New Roman" w:hAnsiTheme="majorHAnsi" w:cs="Arial"/>
-          <w:color w:val="000000"/>
-          <w:sz w:val="24"/>
-          <w:szCs w:val="24"/>
-          <w:lang w:eastAsia="pt-BR"/>
-        </w:rPr>
-        <w:t>ablet.</w:t>
+        <w:t xml:space="preserve"> adequadamente independente do front-</w:t>
+      </w:r>
+      <w:proofErr w:type="spellStart"/>
+      <w:r>
+        <w:rPr>
+          <w:rFonts w:asciiTheme="majorHAnsi" w:eastAsia="Times New Roman" w:hAnsiTheme="majorHAnsi" w:cs="Arial"/>
+          <w:color w:val="000000"/>
+          <w:sz w:val="24"/>
+          <w:szCs w:val="24"/>
+          <w:lang w:eastAsia="pt-BR"/>
+        </w:rPr>
+        <w:t>end</w:t>
+      </w:r>
+      <w:proofErr w:type="spellEnd"/>
+      <w:r>
+        <w:rPr>
+          <w:rFonts w:asciiTheme="majorHAnsi" w:eastAsia="Times New Roman" w:hAnsiTheme="majorHAnsi" w:cs="Arial"/>
+          <w:color w:val="000000"/>
+          <w:sz w:val="24"/>
+          <w:szCs w:val="24"/>
+          <w:lang w:eastAsia="pt-BR"/>
+        </w:rPr>
+        <w:t xml:space="preserve"> que será utilizado para aces</w:t>
+      </w:r>
+      <w:r>
+        <w:rPr>
+          <w:rFonts w:asciiTheme="majorHAnsi" w:eastAsia="Times New Roman" w:hAnsiTheme="majorHAnsi" w:cs="Arial"/>
+          <w:color w:val="000000"/>
+          <w:sz w:val="24"/>
+          <w:szCs w:val="24"/>
+          <w:lang w:eastAsia="pt-BR"/>
+        </w:rPr>
+        <w:t xml:space="preserve">so – browser, smartphone ou </w:t>
+      </w:r>
+      <w:proofErr w:type="spellStart"/>
+      <w:r>
+        <w:rPr>
+          <w:rFonts w:asciiTheme="majorHAnsi" w:eastAsia="Times New Roman" w:hAnsiTheme="majorHAnsi" w:cs="Arial"/>
+          <w:color w:val="000000"/>
+          <w:sz w:val="24"/>
+          <w:szCs w:val="24"/>
+          <w:lang w:eastAsia="pt-BR"/>
+        </w:rPr>
+        <w:t>t</w:t>
+      </w:r>
+      <w:r>
+        <w:rPr>
+          <w:rFonts w:asciiTheme="majorHAnsi" w:eastAsia="Times New Roman" w:hAnsiTheme="majorHAnsi" w:cs="Arial"/>
+          <w:color w:val="000000"/>
+          <w:sz w:val="24"/>
+          <w:szCs w:val="24"/>
+          <w:lang w:eastAsia="pt-BR"/>
+        </w:rPr>
+        <w:t>ablet</w:t>
+      </w:r>
+      <w:proofErr w:type="spellEnd"/>
+      <w:r>
+        <w:rPr>
+          <w:rFonts w:asciiTheme="majorHAnsi" w:eastAsia="Times New Roman" w:hAnsiTheme="majorHAnsi" w:cs="Arial"/>
+          <w:color w:val="000000"/>
+          <w:sz w:val="24"/>
+          <w:szCs w:val="24"/>
+          <w:lang w:eastAsia="pt-BR"/>
+        </w:rPr>
+        <w:t>.</w:t>
       </w:r>
     </w:p>
     <w:p>
@@ -15545,7 +16399,31 @@
           <w:shd w:val="clear" w:color="auto" w:fill="FFFFFF"/>
           <w:lang w:eastAsia="pt-BR"/>
         </w:rPr>
-        <w:t>O banco de dados definido para armazenamento dos dados deverá ser o PostgreSQL.</w:t>
+        <w:t xml:space="preserve">O banco de dados definido para armazenamento dos dados deverá ser o </w:t>
+      </w:r>
+      <w:proofErr w:type="spellStart"/>
+      <w:r>
+        <w:rPr>
+          <w:rFonts w:asciiTheme="majorHAnsi" w:eastAsia="Times New Roman" w:hAnsiTheme="majorHAnsi" w:cs="Arial"/>
+          <w:color w:val="000000"/>
+          <w:sz w:val="24"/>
+          <w:szCs w:val="24"/>
+          <w:shd w:val="clear" w:color="auto" w:fill="FFFFFF"/>
+          <w:lang w:eastAsia="pt-BR"/>
+        </w:rPr>
+        <w:t>PostgreSQL</w:t>
+      </w:r>
+      <w:proofErr w:type="spellEnd"/>
+      <w:r>
+        <w:rPr>
+          <w:rFonts w:asciiTheme="majorHAnsi" w:eastAsia="Times New Roman" w:hAnsiTheme="majorHAnsi" w:cs="Arial"/>
+          <w:color w:val="000000"/>
+          <w:sz w:val="24"/>
+          <w:szCs w:val="24"/>
+          <w:shd w:val="clear" w:color="auto" w:fill="FFFFFF"/>
+          <w:lang w:eastAsia="pt-BR"/>
+        </w:rPr>
+        <w:t>.</w:t>
       </w:r>
     </w:p>
     <w:p>
@@ -16466,6 +17344,7 @@
           <w:lang w:eastAsia="pt-BR"/>
         </w:rPr>
       </w:pPr>
+      <w:proofErr w:type="spellStart"/>
       <w:r>
         <w:rPr>
           <w:rFonts w:asciiTheme="majorHAnsi" w:eastAsia="Times New Roman" w:hAnsiTheme="majorHAnsi" w:cs="Arial"/>
@@ -16479,6 +17358,7 @@
         </w:rPr>
         <w:t>Suportabilidade</w:t>
       </w:r>
+      <w:proofErr w:type="spellEnd"/>
     </w:p>
     <w:p>
       <w:pPr>
@@ -16514,6 +17394,7 @@
           <w:shd w:val="clear" w:color="auto" w:fill="FFFFFF"/>
           <w:lang w:eastAsia="pt-BR"/>
         </w:rPr>
+        <w:lastRenderedPageBreak/>
         <w:t xml:space="preserve">Descrição: </w:t>
       </w:r>
       <w:r>
@@ -16955,7 +17836,7 @@
           <w:lang w:eastAsia="pt-BR"/>
         </w:rPr>
       </w:pPr>
-      <w:bookmarkStart w:id="18" w:name="_Toc23948514"/>
+      <w:bookmarkStart w:id="18" w:name="_Toc23714746"/>
       <w:r>
         <w:rPr>
           <w:rFonts w:asciiTheme="majorHAnsi" w:eastAsia="Times New Roman" w:hAnsiTheme="majorHAnsi" w:cs="Arial"/>
@@ -17000,7 +17881,7 @@
           <w:bottom w:w="100" w:type="dxa"/>
           <w:right w:w="100" w:type="dxa"/>
         </w:tblCellMar>
-        <w:tblLook w:val="04A0"/>
+        <w:tblLook w:val="04A0" w:firstRow="1" w:lastRow="0" w:firstColumn="1" w:lastColumn="0" w:noHBand="0" w:noVBand="1"/>
       </w:tblPr>
       <w:tblGrid>
         <w:gridCol w:w="3434"/>
@@ -17040,8 +17921,22 @@
                 <w:szCs w:val="24"/>
                 <w:lang w:eastAsia="pt-BR"/>
               </w:rPr>
-              <w:t>Sistema UniDocs</w:t>
-            </w:r>
+              <w:t xml:space="preserve">Sistema </w:t>
+            </w:r>
+            <w:proofErr w:type="spellStart"/>
+            <w:r>
+              <w:rPr>
+                <w:rFonts w:asciiTheme="majorHAnsi" w:eastAsia="Times New Roman" w:hAnsiTheme="majorHAnsi" w:cs="Arial"/>
+                <w:b/>
+                <w:bCs/>
+                <w:color w:val="000000"/>
+                <w:sz w:val="24"/>
+                <w:szCs w:val="24"/>
+                <w:lang w:eastAsia="pt-BR"/>
+              </w:rPr>
+              <w:t>UniDocs</w:t>
+            </w:r>
+            <w:proofErr w:type="spellEnd"/>
           </w:p>
         </w:tc>
         <w:tc>
@@ -17074,8 +17969,21 @@
                 <w:szCs w:val="24"/>
                 <w:lang w:eastAsia="pt-BR"/>
               </w:rPr>
-              <w:t>Especificação Técnica ET01 – Login</w:t>
-            </w:r>
+              <w:t xml:space="preserve">Especificação Técnica ET01 – </w:t>
+            </w:r>
+            <w:proofErr w:type="spellStart"/>
+            <w:r>
+              <w:rPr>
+                <w:rFonts w:asciiTheme="majorHAnsi" w:eastAsia="Times New Roman" w:hAnsiTheme="majorHAnsi" w:cs="Arial"/>
+                <w:b/>
+                <w:color w:val="000000"/>
+                <w:sz w:val="24"/>
+                <w:szCs w:val="24"/>
+                <w:lang w:eastAsia="pt-BR"/>
+              </w:rPr>
+              <w:t>Login</w:t>
+            </w:r>
+            <w:proofErr w:type="spellEnd"/>
           </w:p>
         </w:tc>
       </w:tr>
@@ -17133,6 +18041,7 @@
                 <w:szCs w:val="24"/>
               </w:rPr>
             </w:pPr>
+            <w:proofErr w:type="spellStart"/>
             <w:r>
               <w:rPr>
                 <w:rFonts w:asciiTheme="majorHAnsi" w:eastAsia="Times New Roman" w:hAnsiTheme="majorHAnsi" w:cs="Arial"/>
@@ -17141,7 +18050,18 @@
                 <w:szCs w:val="24"/>
                 <w:lang w:eastAsia="pt-BR"/>
               </w:rPr>
-              <w:t>Login fará o controle de acesso dos usuários, filtrando os diferentes tipos de perfis.</w:t>
+              <w:t>Login</w:t>
+            </w:r>
+            <w:proofErr w:type="spellEnd"/>
+            <w:r>
+              <w:rPr>
+                <w:rFonts w:asciiTheme="majorHAnsi" w:eastAsia="Times New Roman" w:hAnsiTheme="majorHAnsi" w:cs="Arial"/>
+                <w:color w:val="000000"/>
+                <w:sz w:val="24"/>
+                <w:szCs w:val="24"/>
+                <w:lang w:eastAsia="pt-BR"/>
+              </w:rPr>
+              <w:t xml:space="preserve"> fará o controle de acesso dos usuários, filtrando os diferentes tipos de perfis.</w:t>
             </w:r>
           </w:p>
         </w:tc>
@@ -17231,7 +18151,7 @@
                           </pic:cNvPicPr>
                         </pic:nvPicPr>
                         <pic:blipFill>
-                          <a:blip r:embed="rId16"/>
+                          <a:blip r:embed="rId18"/>
                           <a:stretch>
                             <a:fillRect/>
                           </a:stretch>
@@ -17330,7 +18250,29 @@
                 <w:szCs w:val="24"/>
                 <w:lang w:eastAsia="pt-BR"/>
               </w:rPr>
-              <w:t>RF003 - Login para Controle de Acesso</w:t>
+              <w:t xml:space="preserve">RF003 - </w:t>
+            </w:r>
+            <w:proofErr w:type="spellStart"/>
+            <w:r>
+              <w:rPr>
+                <w:rFonts w:asciiTheme="majorHAnsi" w:eastAsia="Times New Roman" w:hAnsiTheme="majorHAnsi" w:cs="Arial"/>
+                <w:color w:val="000000"/>
+                <w:sz w:val="24"/>
+                <w:szCs w:val="24"/>
+                <w:lang w:eastAsia="pt-BR"/>
+              </w:rPr>
+              <w:t>Login</w:t>
+            </w:r>
+            <w:proofErr w:type="spellEnd"/>
+            <w:r>
+              <w:rPr>
+                <w:rFonts w:asciiTheme="majorHAnsi" w:eastAsia="Times New Roman" w:hAnsiTheme="majorHAnsi" w:cs="Arial"/>
+                <w:color w:val="000000"/>
+                <w:sz w:val="24"/>
+                <w:szCs w:val="24"/>
+                <w:lang w:eastAsia="pt-BR"/>
+              </w:rPr>
+              <w:t xml:space="preserve"> para Controle de Acesso</w:t>
             </w:r>
           </w:p>
         </w:tc>
@@ -17439,7 +18381,7 @@
                           </pic:cNvPicPr>
                         </pic:nvPicPr>
                         <pic:blipFill>
-                          <a:blip r:embed="rId17"/>
+                          <a:blip r:embed="rId19"/>
                           <a:stretch>
                             <a:fillRect/>
                           </a:stretch>
@@ -17504,7 +18446,7 @@
                           </pic:cNvPicPr>
                         </pic:nvPicPr>
                         <pic:blipFill>
-                          <a:blip r:embed="rId18"/>
+                          <a:blip r:embed="rId20"/>
                           <a:srcRect l="18517" r="18191" b="38697"/>
                           <a:stretch>
                             <a:fillRect/>
@@ -17573,7 +18515,6 @@
                 <w:szCs w:val="24"/>
                 <w:lang w:eastAsia="pt-BR"/>
               </w:rPr>
-              <w:lastRenderedPageBreak/>
               <w:t>Detalhamentos dos Casos de Uso</w:t>
             </w:r>
           </w:p>
@@ -17621,8 +18562,22 @@
                 <w:szCs w:val="24"/>
                 <w:lang w:eastAsia="pt-BR"/>
               </w:rPr>
-              <w:t xml:space="preserve"> UC001 – Login</w:t>
-            </w:r>
+              <w:t xml:space="preserve"> UC001 – </w:t>
+            </w:r>
+            <w:proofErr w:type="spellStart"/>
+            <w:r>
+              <w:rPr>
+                <w:rFonts w:asciiTheme="majorHAnsi" w:eastAsia="Times New Roman" w:hAnsiTheme="majorHAnsi" w:cs="Arial"/>
+                <w:b/>
+                <w:bCs/>
+                <w:color w:val="000000"/>
+                <w:sz w:val="24"/>
+                <w:szCs w:val="24"/>
+                <w:lang w:eastAsia="pt-BR"/>
+              </w:rPr>
+              <w:t>Login</w:t>
+            </w:r>
+            <w:proofErr w:type="spellEnd"/>
           </w:p>
           <w:p>
             <w:pPr>
@@ -17654,7 +18609,51 @@
                 <w:szCs w:val="24"/>
                 <w:lang w:eastAsia="pt-BR"/>
               </w:rPr>
-              <w:t>Fazer login para acesso interno no sistema UniDocs. </w:t>
+              <w:t xml:space="preserve">Fazer </w:t>
+            </w:r>
+            <w:proofErr w:type="spellStart"/>
+            <w:r>
+              <w:rPr>
+                <w:rFonts w:asciiTheme="majorHAnsi" w:eastAsia="Times New Roman" w:hAnsiTheme="majorHAnsi" w:cs="Arial"/>
+                <w:color w:val="000000"/>
+                <w:sz w:val="24"/>
+                <w:szCs w:val="24"/>
+                <w:lang w:eastAsia="pt-BR"/>
+              </w:rPr>
+              <w:t>login</w:t>
+            </w:r>
+            <w:proofErr w:type="spellEnd"/>
+            <w:r>
+              <w:rPr>
+                <w:rFonts w:asciiTheme="majorHAnsi" w:eastAsia="Times New Roman" w:hAnsiTheme="majorHAnsi" w:cs="Arial"/>
+                <w:color w:val="000000"/>
+                <w:sz w:val="24"/>
+                <w:szCs w:val="24"/>
+                <w:lang w:eastAsia="pt-BR"/>
+              </w:rPr>
+              <w:t xml:space="preserve"> para acesso interno no sistema </w:t>
+            </w:r>
+            <w:proofErr w:type="spellStart"/>
+            <w:r>
+              <w:rPr>
+                <w:rFonts w:asciiTheme="majorHAnsi" w:eastAsia="Times New Roman" w:hAnsiTheme="majorHAnsi" w:cs="Arial"/>
+                <w:color w:val="000000"/>
+                <w:sz w:val="24"/>
+                <w:szCs w:val="24"/>
+                <w:lang w:eastAsia="pt-BR"/>
+              </w:rPr>
+              <w:t>UniDocs</w:t>
+            </w:r>
+            <w:proofErr w:type="spellEnd"/>
+            <w:r>
+              <w:rPr>
+                <w:rFonts w:asciiTheme="majorHAnsi" w:eastAsia="Times New Roman" w:hAnsiTheme="majorHAnsi" w:cs="Arial"/>
+                <w:color w:val="000000"/>
+                <w:sz w:val="24"/>
+                <w:szCs w:val="24"/>
+                <w:lang w:eastAsia="pt-BR"/>
+              </w:rPr>
+              <w:t>. </w:t>
             </w:r>
           </w:p>
           <w:p>
@@ -17726,7 +18725,51 @@
                 <w:szCs w:val="24"/>
                 <w:lang w:eastAsia="pt-BR"/>
               </w:rPr>
-              <w:t xml:space="preserve"> Este fluxo inicia-se quando o ator digitar no campo de url do seu browser o endereço do sistema UniDocs. </w:t>
+              <w:t xml:space="preserve"> Este fluxo inicia-se quando o ator digitar no campo de </w:t>
+            </w:r>
+            <w:proofErr w:type="spellStart"/>
+            <w:r>
+              <w:rPr>
+                <w:rFonts w:asciiTheme="majorHAnsi" w:eastAsia="Times New Roman" w:hAnsiTheme="majorHAnsi" w:cs="Arial"/>
+                <w:color w:val="000000"/>
+                <w:sz w:val="24"/>
+                <w:szCs w:val="24"/>
+                <w:lang w:eastAsia="pt-BR"/>
+              </w:rPr>
+              <w:t>url</w:t>
+            </w:r>
+            <w:proofErr w:type="spellEnd"/>
+            <w:r>
+              <w:rPr>
+                <w:rFonts w:asciiTheme="majorHAnsi" w:eastAsia="Times New Roman" w:hAnsiTheme="majorHAnsi" w:cs="Arial"/>
+                <w:color w:val="000000"/>
+                <w:sz w:val="24"/>
+                <w:szCs w:val="24"/>
+                <w:lang w:eastAsia="pt-BR"/>
+              </w:rPr>
+              <w:t xml:space="preserve"> do seu browser o endereço do sistema </w:t>
+            </w:r>
+            <w:proofErr w:type="spellStart"/>
+            <w:r>
+              <w:rPr>
+                <w:rFonts w:asciiTheme="majorHAnsi" w:eastAsia="Times New Roman" w:hAnsiTheme="majorHAnsi" w:cs="Arial"/>
+                <w:color w:val="000000"/>
+                <w:sz w:val="24"/>
+                <w:szCs w:val="24"/>
+                <w:lang w:eastAsia="pt-BR"/>
+              </w:rPr>
+              <w:t>UniDocs</w:t>
+            </w:r>
+            <w:proofErr w:type="spellEnd"/>
+            <w:r>
+              <w:rPr>
+                <w:rFonts w:asciiTheme="majorHAnsi" w:eastAsia="Times New Roman" w:hAnsiTheme="majorHAnsi" w:cs="Arial"/>
+                <w:color w:val="000000"/>
+                <w:sz w:val="24"/>
+                <w:szCs w:val="24"/>
+                <w:lang w:eastAsia="pt-BR"/>
+              </w:rPr>
+              <w:t>. </w:t>
             </w:r>
           </w:p>
           <w:p>
@@ -17867,8 +18910,9 @@
                 <w:szCs w:val="24"/>
                 <w:lang w:eastAsia="pt-BR"/>
               </w:rPr>
-              <w:t>em: “E-mail ou senha incorretos.</w:t>
-            </w:r>
+              <w:t xml:space="preserve">em: “E-mail ou senha </w:t>
+            </w:r>
+            <w:proofErr w:type="gramStart"/>
             <w:r>
               <w:rPr>
                 <w:rFonts w:asciiTheme="majorHAnsi" w:eastAsia="Times New Roman" w:hAnsiTheme="majorHAnsi" w:cs="Arial"/>
@@ -17877,7 +18921,28 @@
                 <w:szCs w:val="24"/>
                 <w:lang w:eastAsia="pt-BR"/>
               </w:rPr>
-              <w:t>”.</w:t>
+              <w:t>incorretos.</w:t>
+            </w:r>
+            <w:r>
+              <w:rPr>
+                <w:rFonts w:asciiTheme="majorHAnsi" w:eastAsia="Times New Roman" w:hAnsiTheme="majorHAnsi" w:cs="Arial"/>
+                <w:color w:val="000000"/>
+                <w:sz w:val="24"/>
+                <w:szCs w:val="24"/>
+                <w:lang w:eastAsia="pt-BR"/>
+              </w:rPr>
+              <w:t>”</w:t>
+            </w:r>
+            <w:proofErr w:type="gramEnd"/>
+            <w:r>
+              <w:rPr>
+                <w:rFonts w:asciiTheme="majorHAnsi" w:eastAsia="Times New Roman" w:hAnsiTheme="majorHAnsi" w:cs="Arial"/>
+                <w:color w:val="000000"/>
+                <w:sz w:val="24"/>
+                <w:szCs w:val="24"/>
+                <w:lang w:eastAsia="pt-BR"/>
+              </w:rPr>
+              <w:t>.</w:t>
             </w:r>
           </w:p>
           <w:p>
@@ -17976,7 +19041,7 @@
           <w:bottom w:w="100" w:type="dxa"/>
           <w:right w:w="100" w:type="dxa"/>
         </w:tblCellMar>
-        <w:tblLook w:val="04A0"/>
+        <w:tblLook w:val="04A0" w:firstRow="1" w:lastRow="0" w:firstColumn="1" w:lastColumn="0" w:noHBand="0" w:noVBand="1"/>
       </w:tblPr>
       <w:tblGrid>
         <w:gridCol w:w="3368"/>
@@ -18016,8 +19081,22 @@
                 <w:szCs w:val="24"/>
                 <w:lang w:eastAsia="pt-BR"/>
               </w:rPr>
-              <w:t>Sistema UniDocs</w:t>
-            </w:r>
+              <w:t xml:space="preserve">Sistema </w:t>
+            </w:r>
+            <w:proofErr w:type="spellStart"/>
+            <w:r>
+              <w:rPr>
+                <w:rFonts w:asciiTheme="majorHAnsi" w:eastAsia="Times New Roman" w:hAnsiTheme="majorHAnsi" w:cs="Arial"/>
+                <w:b/>
+                <w:bCs/>
+                <w:color w:val="000000"/>
+                <w:sz w:val="24"/>
+                <w:szCs w:val="24"/>
+                <w:lang w:eastAsia="pt-BR"/>
+              </w:rPr>
+              <w:t>UniDocs</w:t>
+            </w:r>
+            <w:proofErr w:type="spellEnd"/>
           </w:p>
         </w:tc>
         <w:tc>
@@ -18216,7 +19295,7 @@
                           </pic:cNvPicPr>
                         </pic:nvPicPr>
                         <pic:blipFill>
-                          <a:blip r:embed="rId19"/>
+                          <a:blip r:embed="rId21"/>
                           <a:stretch>
                             <a:fillRect/>
                           </a:stretch>
@@ -18470,7 +19549,29 @@
                 <w:szCs w:val="24"/>
                 <w:lang w:eastAsia="pt-BR"/>
               </w:rPr>
-              <w:t>O ator poderá alterar seus dados básicos dentro do sistema UniDocs.</w:t>
+              <w:t xml:space="preserve">O ator poderá alterar seus dados básicos dentro do sistema </w:t>
+            </w:r>
+            <w:proofErr w:type="spellStart"/>
+            <w:r>
+              <w:rPr>
+                <w:rFonts w:asciiTheme="majorHAnsi" w:eastAsia="Times New Roman" w:hAnsiTheme="majorHAnsi" w:cs="Arial"/>
+                <w:color w:val="000000" w:themeColor="text1"/>
+                <w:sz w:val="24"/>
+                <w:szCs w:val="24"/>
+                <w:lang w:eastAsia="pt-BR"/>
+              </w:rPr>
+              <w:t>UniDocs</w:t>
+            </w:r>
+            <w:proofErr w:type="spellEnd"/>
+            <w:r>
+              <w:rPr>
+                <w:rFonts w:asciiTheme="majorHAnsi" w:eastAsia="Times New Roman" w:hAnsiTheme="majorHAnsi" w:cs="Arial"/>
+                <w:color w:val="000000" w:themeColor="text1"/>
+                <w:sz w:val="24"/>
+                <w:szCs w:val="24"/>
+                <w:lang w:eastAsia="pt-BR"/>
+              </w:rPr>
+              <w:t>.</w:t>
             </w:r>
           </w:p>
           <w:p>
@@ -18542,7 +19643,51 @@
                 <w:szCs w:val="24"/>
                 <w:lang w:eastAsia="pt-BR"/>
               </w:rPr>
-              <w:t xml:space="preserve"> Este fluxo inicia-se após o usuário ter logado dentro do sistema, ela poderá em um campo chamado “Editar Perfil”, onde ele poderá alterar seu nome, telefone, endereço de e-mail. </w:t>
+              <w:t xml:space="preserve"> Este fluxo inicia-se após o usuário </w:t>
+            </w:r>
+            <w:proofErr w:type="spellStart"/>
+            <w:r>
+              <w:rPr>
+                <w:rFonts w:asciiTheme="majorHAnsi" w:eastAsia="Times New Roman" w:hAnsiTheme="majorHAnsi" w:cs="Arial"/>
+                <w:color w:val="000000" w:themeColor="text1"/>
+                <w:sz w:val="24"/>
+                <w:szCs w:val="24"/>
+                <w:lang w:eastAsia="pt-BR"/>
+              </w:rPr>
+              <w:t>ter</w:t>
+            </w:r>
+            <w:proofErr w:type="spellEnd"/>
+            <w:r>
+              <w:rPr>
+                <w:rFonts w:asciiTheme="majorHAnsi" w:eastAsia="Times New Roman" w:hAnsiTheme="majorHAnsi" w:cs="Arial"/>
+                <w:color w:val="000000" w:themeColor="text1"/>
+                <w:sz w:val="24"/>
+                <w:szCs w:val="24"/>
+                <w:lang w:eastAsia="pt-BR"/>
+              </w:rPr>
+              <w:t xml:space="preserve"> </w:t>
+            </w:r>
+            <w:proofErr w:type="spellStart"/>
+            <w:r>
+              <w:rPr>
+                <w:rFonts w:asciiTheme="majorHAnsi" w:eastAsia="Times New Roman" w:hAnsiTheme="majorHAnsi" w:cs="Arial"/>
+                <w:color w:val="000000" w:themeColor="text1"/>
+                <w:sz w:val="24"/>
+                <w:szCs w:val="24"/>
+                <w:lang w:eastAsia="pt-BR"/>
+              </w:rPr>
+              <w:t>logado</w:t>
+            </w:r>
+            <w:proofErr w:type="spellEnd"/>
+            <w:r>
+              <w:rPr>
+                <w:rFonts w:asciiTheme="majorHAnsi" w:eastAsia="Times New Roman" w:hAnsiTheme="majorHAnsi" w:cs="Arial"/>
+                <w:color w:val="000000" w:themeColor="text1"/>
+                <w:sz w:val="24"/>
+                <w:szCs w:val="24"/>
+                <w:lang w:eastAsia="pt-BR"/>
+              </w:rPr>
+              <w:t xml:space="preserve"> dentro do sistema, ela poderá em um campo chamado “Editar Perfil”, onde ele poderá alterar seu nome, telefone, endereço de e-mail. </w:t>
             </w:r>
           </w:p>
           <w:p>
@@ -18594,18 +19739,7 @@
                 <w:szCs w:val="24"/>
                 <w:lang w:eastAsia="pt-BR"/>
               </w:rPr>
-              <w:t xml:space="preserve">O ator irá clicar no botão “Salvar”, para salvar os dados que ele </w:t>
-            </w:r>
-            <w:r>
-              <w:rPr>
-                <w:rFonts w:asciiTheme="majorHAnsi" w:eastAsia="Times New Roman" w:hAnsiTheme="majorHAnsi" w:cs="Arial"/>
-                <w:color w:val="000000" w:themeColor="text1"/>
-                <w:sz w:val="24"/>
-                <w:szCs w:val="24"/>
-                <w:lang w:eastAsia="pt-BR"/>
-              </w:rPr>
-              <w:lastRenderedPageBreak/>
-              <w:t>alterou;</w:t>
+              <w:t>O ator irá clicar no botão “Salvar”, para salvar os dados que ele alterou;</w:t>
             </w:r>
           </w:p>
           <w:p>
@@ -18634,6 +19768,7 @@
                 <w:szCs w:val="24"/>
                 <w:lang w:eastAsia="pt-BR"/>
               </w:rPr>
+              <w:lastRenderedPageBreak/>
               <w:t>Fluxo de Exceção 01:</w:t>
             </w:r>
             <w:r>
@@ -18671,7 +19806,29 @@
                 <w:szCs w:val="24"/>
                 <w:lang w:eastAsia="pt-BR"/>
               </w:rPr>
-              <w:t>Caso o ator deixe algum campo em branco, exibir seguinte mensagem: “Campo “Nome do campo” deve ser informado.”.</w:t>
+              <w:t xml:space="preserve">Caso o ator deixe algum campo em branco, exibir seguinte mensagem: “Campo “Nome do campo” deve ser </w:t>
+            </w:r>
+            <w:proofErr w:type="gramStart"/>
+            <w:r>
+              <w:rPr>
+                <w:rFonts w:asciiTheme="majorHAnsi" w:eastAsia="Times New Roman" w:hAnsiTheme="majorHAnsi" w:cs="Arial"/>
+                <w:color w:val="000000" w:themeColor="text1"/>
+                <w:sz w:val="24"/>
+                <w:szCs w:val="24"/>
+                <w:lang w:eastAsia="pt-BR"/>
+              </w:rPr>
+              <w:t>informado.”</w:t>
+            </w:r>
+            <w:proofErr w:type="gramEnd"/>
+            <w:r>
+              <w:rPr>
+                <w:rFonts w:asciiTheme="majorHAnsi" w:eastAsia="Times New Roman" w:hAnsiTheme="majorHAnsi" w:cs="Arial"/>
+                <w:color w:val="000000" w:themeColor="text1"/>
+                <w:sz w:val="24"/>
+                <w:szCs w:val="24"/>
+                <w:lang w:eastAsia="pt-BR"/>
+              </w:rPr>
+              <w:t>.</w:t>
             </w:r>
           </w:p>
         </w:tc>
@@ -18704,7 +19861,7 @@
           <w:bottom w:w="100" w:type="dxa"/>
           <w:right w:w="100" w:type="dxa"/>
         </w:tblCellMar>
-        <w:tblLook w:val="04A0"/>
+        <w:tblLook w:val="04A0" w:firstRow="1" w:lastRow="0" w:firstColumn="1" w:lastColumn="0" w:noHBand="0" w:noVBand="1"/>
       </w:tblPr>
       <w:tblGrid>
         <w:gridCol w:w="3394"/>
@@ -18744,8 +19901,22 @@
                 <w:szCs w:val="24"/>
                 <w:lang w:eastAsia="pt-BR"/>
               </w:rPr>
-              <w:t>Sistema UniDocs</w:t>
-            </w:r>
+              <w:t xml:space="preserve">Sistema </w:t>
+            </w:r>
+            <w:proofErr w:type="spellStart"/>
+            <w:r>
+              <w:rPr>
+                <w:rFonts w:asciiTheme="majorHAnsi" w:eastAsia="Times New Roman" w:hAnsiTheme="majorHAnsi" w:cs="Arial"/>
+                <w:b/>
+                <w:bCs/>
+                <w:color w:val="000000" w:themeColor="text1"/>
+                <w:sz w:val="24"/>
+                <w:szCs w:val="24"/>
+                <w:lang w:eastAsia="pt-BR"/>
+              </w:rPr>
+              <w:t>UniDocs</w:t>
+            </w:r>
+            <w:proofErr w:type="spellEnd"/>
           </w:p>
         </w:tc>
         <w:tc>
@@ -18840,7 +20011,25 @@
                 <w:sz w:val="24"/>
                 <w:szCs w:val="24"/>
               </w:rPr>
-              <w:t>Gerenciar Usuários têm o papel de gerenciamento dos clientes que estarão no sistema UniDocs.</w:t>
+              <w:t xml:space="preserve">Gerenciar Usuários têm o papel de gerenciamento dos clientes que estarão no sistema </w:t>
+            </w:r>
+            <w:proofErr w:type="spellStart"/>
+            <w:r>
+              <w:rPr>
+                <w:rFonts w:asciiTheme="majorHAnsi" w:eastAsia="Arial" w:hAnsiTheme="majorHAnsi" w:cs="Arial"/>
+                <w:sz w:val="24"/>
+                <w:szCs w:val="24"/>
+              </w:rPr>
+              <w:t>UniDocs</w:t>
+            </w:r>
+            <w:proofErr w:type="spellEnd"/>
+            <w:r>
+              <w:rPr>
+                <w:rFonts w:asciiTheme="majorHAnsi" w:eastAsia="Arial" w:hAnsiTheme="majorHAnsi" w:cs="Arial"/>
+                <w:sz w:val="24"/>
+                <w:szCs w:val="24"/>
+              </w:rPr>
+              <w:t>.</w:t>
             </w:r>
           </w:p>
         </w:tc>
@@ -18924,7 +20113,7 @@
                           </pic:cNvPicPr>
                         </pic:nvPicPr>
                         <pic:blipFill>
-                          <a:blip r:embed="rId20"/>
+                          <a:blip r:embed="rId22"/>
                           <a:stretch>
                             <a:fillRect/>
                           </a:stretch>
@@ -19118,7 +20307,7 @@
                           </pic:cNvPicPr>
                         </pic:nvPicPr>
                         <pic:blipFill>
-                          <a:blip r:embed="rId21"/>
+                          <a:blip r:embed="rId23"/>
                           <a:srcRect l="18730" r="19613" b="37227"/>
                           <a:stretch>
                             <a:fillRect/>
@@ -19226,7 +20415,6 @@
                 <w:sz w:val="24"/>
                 <w:szCs w:val="24"/>
               </w:rPr>
-              <w:lastRenderedPageBreak/>
               <w:t>UC003 – Gerenciar Usuários</w:t>
             </w:r>
           </w:p>
@@ -19250,6 +20438,7 @@
                 <w:szCs w:val="24"/>
                 <w:lang w:eastAsia="pt-BR"/>
               </w:rPr>
+              <w:lastRenderedPageBreak/>
               <w:t xml:space="preserve">Objetivo: </w:t>
             </w:r>
             <w:r>
@@ -19258,7 +20447,25 @@
                 <w:sz w:val="24"/>
                 <w:szCs w:val="24"/>
               </w:rPr>
-              <w:t>Capacidade de cadastrar os diferentes atores em seus devidos perfis do sistema UniDocs, armazenando as informações em uma base de dados.</w:t>
+              <w:t xml:space="preserve">Capacidade de cadastrar os diferentes atores em seus devidos perfis do sistema </w:t>
+            </w:r>
+            <w:proofErr w:type="spellStart"/>
+            <w:r>
+              <w:rPr>
+                <w:rFonts w:asciiTheme="majorHAnsi" w:eastAsia="Arial" w:hAnsiTheme="majorHAnsi" w:cs="Arial"/>
+                <w:sz w:val="24"/>
+                <w:szCs w:val="24"/>
+              </w:rPr>
+              <w:t>UniDocs</w:t>
+            </w:r>
+            <w:proofErr w:type="spellEnd"/>
+            <w:r>
+              <w:rPr>
+                <w:rFonts w:asciiTheme="majorHAnsi" w:eastAsia="Arial" w:hAnsiTheme="majorHAnsi" w:cs="Arial"/>
+                <w:sz w:val="24"/>
+                <w:szCs w:val="24"/>
+              </w:rPr>
+              <w:t>, armazenando as informações em uma base de dados.</w:t>
             </w:r>
           </w:p>
           <w:p>
@@ -19271,6 +20478,8 @@
                 <w:szCs w:val="24"/>
               </w:rPr>
             </w:pPr>
+            <w:proofErr w:type="spellStart"/>
+            <w:proofErr w:type="gramStart"/>
             <w:r>
               <w:rPr>
                 <w:rFonts w:asciiTheme="majorHAnsi" w:eastAsia="Times New Roman" w:hAnsiTheme="majorHAnsi" w:cs="Arial"/>
@@ -19289,7 +20498,17 @@
                 <w:sz w:val="24"/>
                 <w:szCs w:val="24"/>
               </w:rPr>
-              <w:t xml:space="preserve">Administrador. </w:t>
+              <w:t>Administrador</w:t>
+            </w:r>
+            <w:proofErr w:type="spellEnd"/>
+            <w:proofErr w:type="gramEnd"/>
+            <w:r>
+              <w:rPr>
+                <w:rFonts w:asciiTheme="majorHAnsi" w:eastAsia="Arial" w:hAnsiTheme="majorHAnsi" w:cs="Arial"/>
+                <w:sz w:val="24"/>
+                <w:szCs w:val="24"/>
+              </w:rPr>
+              <w:t xml:space="preserve">. </w:t>
             </w:r>
           </w:p>
           <w:p>
@@ -19337,7 +20556,25 @@
                 <w:sz w:val="24"/>
                 <w:szCs w:val="24"/>
               </w:rPr>
-              <w:t>Este fluxo inicia-se quando o Administrador for cadastrar um novo ator no sistema UniDocs.</w:t>
+              <w:t xml:space="preserve">Este fluxo inicia-se quando o Administrador for cadastrar um novo ator no sistema </w:t>
+            </w:r>
+            <w:proofErr w:type="spellStart"/>
+            <w:r>
+              <w:rPr>
+                <w:rFonts w:asciiTheme="majorHAnsi" w:eastAsia="Arial" w:hAnsiTheme="majorHAnsi" w:cs="Arial"/>
+                <w:sz w:val="24"/>
+                <w:szCs w:val="24"/>
+              </w:rPr>
+              <w:t>UniDocs</w:t>
+            </w:r>
+            <w:proofErr w:type="spellEnd"/>
+            <w:r>
+              <w:rPr>
+                <w:rFonts w:asciiTheme="majorHAnsi" w:eastAsia="Arial" w:hAnsiTheme="majorHAnsi" w:cs="Arial"/>
+                <w:sz w:val="24"/>
+                <w:szCs w:val="24"/>
+              </w:rPr>
+              <w:t>.</w:t>
             </w:r>
           </w:p>
           <w:p>
@@ -19436,7 +20673,7 @@
           <w:bottom w:w="100" w:type="dxa"/>
           <w:right w:w="100" w:type="dxa"/>
         </w:tblCellMar>
-        <w:tblLook w:val="04A0"/>
+        <w:tblLook w:val="04A0" w:firstRow="1" w:lastRow="0" w:firstColumn="1" w:lastColumn="0" w:noHBand="0" w:noVBand="1"/>
       </w:tblPr>
       <w:tblGrid>
         <w:gridCol w:w="3078"/>
@@ -19476,8 +20713,22 @@
                 <w:szCs w:val="24"/>
                 <w:lang w:eastAsia="pt-BR"/>
               </w:rPr>
-              <w:t>Sistema UniDocs</w:t>
-            </w:r>
+              <w:t xml:space="preserve">Sistema </w:t>
+            </w:r>
+            <w:proofErr w:type="spellStart"/>
+            <w:r>
+              <w:rPr>
+                <w:rFonts w:asciiTheme="majorHAnsi" w:eastAsia="Times New Roman" w:hAnsiTheme="majorHAnsi" w:cs="Arial"/>
+                <w:b/>
+                <w:bCs/>
+                <w:color w:val="000000"/>
+                <w:sz w:val="24"/>
+                <w:szCs w:val="24"/>
+                <w:lang w:eastAsia="pt-BR"/>
+              </w:rPr>
+              <w:t>UniDocs</w:t>
+            </w:r>
+            <w:proofErr w:type="spellEnd"/>
           </w:p>
         </w:tc>
         <w:tc>
@@ -19575,7 +20826,25 @@
                 <w:sz w:val="24"/>
                 <w:szCs w:val="24"/>
               </w:rPr>
-              <w:t>Gerenciar Turmas têm o papel de gerenciamento das diferentes turmas que estarão no sistema UniDocs.</w:t>
+              <w:t xml:space="preserve">Gerenciar Turmas têm o papel de gerenciamento das diferentes turmas que estarão no sistema </w:t>
+            </w:r>
+            <w:proofErr w:type="spellStart"/>
+            <w:r>
+              <w:rPr>
+                <w:rFonts w:asciiTheme="majorHAnsi" w:eastAsia="Arial" w:hAnsiTheme="majorHAnsi" w:cs="Arial"/>
+                <w:sz w:val="24"/>
+                <w:szCs w:val="24"/>
+              </w:rPr>
+              <w:t>UniDocs</w:t>
+            </w:r>
+            <w:proofErr w:type="spellEnd"/>
+            <w:r>
+              <w:rPr>
+                <w:rFonts w:asciiTheme="majorHAnsi" w:eastAsia="Arial" w:hAnsiTheme="majorHAnsi" w:cs="Arial"/>
+                <w:sz w:val="24"/>
+                <w:szCs w:val="24"/>
+              </w:rPr>
+              <w:t>.</w:t>
             </w:r>
           </w:p>
         </w:tc>
@@ -19659,7 +20928,7 @@
                           </pic:cNvPicPr>
                         </pic:nvPicPr>
                         <pic:blipFill>
-                          <a:blip r:embed="rId22"/>
+                          <a:blip r:embed="rId24"/>
                           <a:stretch>
                             <a:fillRect/>
                           </a:stretch>
@@ -19933,6 +21202,8 @@
                 <w:szCs w:val="24"/>
               </w:rPr>
             </w:pPr>
+            <w:proofErr w:type="spellStart"/>
+            <w:proofErr w:type="gramStart"/>
             <w:r>
               <w:rPr>
                 <w:rFonts w:asciiTheme="majorHAnsi" w:eastAsia="Times New Roman" w:hAnsiTheme="majorHAnsi" w:cs="Arial"/>
@@ -19951,7 +21222,17 @@
                 <w:sz w:val="24"/>
                 <w:szCs w:val="24"/>
               </w:rPr>
-              <w:t xml:space="preserve">Administrador. </w:t>
+              <w:t>Administrador</w:t>
+            </w:r>
+            <w:proofErr w:type="spellEnd"/>
+            <w:proofErr w:type="gramEnd"/>
+            <w:r>
+              <w:rPr>
+                <w:rFonts w:asciiTheme="majorHAnsi" w:eastAsia="Arial" w:hAnsiTheme="majorHAnsi" w:cs="Arial"/>
+                <w:sz w:val="24"/>
+                <w:szCs w:val="24"/>
+              </w:rPr>
+              <w:t xml:space="preserve">. </w:t>
             </w:r>
           </w:p>
           <w:p>
@@ -20000,7 +21281,25 @@
                 <w:sz w:val="24"/>
                 <w:szCs w:val="24"/>
               </w:rPr>
-              <w:t>Este fluxo inicia-se quando o Administrador for cadastrar uma nova turma no sistema UniDocs.</w:t>
+              <w:t xml:space="preserve">Este fluxo inicia-se quando o Administrador for cadastrar uma nova turma no sistema </w:t>
+            </w:r>
+            <w:proofErr w:type="spellStart"/>
+            <w:r>
+              <w:rPr>
+                <w:rFonts w:asciiTheme="majorHAnsi" w:eastAsia="Arial" w:hAnsiTheme="majorHAnsi" w:cs="Arial"/>
+                <w:sz w:val="24"/>
+                <w:szCs w:val="24"/>
+              </w:rPr>
+              <w:t>UniDocs</w:t>
+            </w:r>
+            <w:proofErr w:type="spellEnd"/>
+            <w:r>
+              <w:rPr>
+                <w:rFonts w:asciiTheme="majorHAnsi" w:eastAsia="Arial" w:hAnsiTheme="majorHAnsi" w:cs="Arial"/>
+                <w:sz w:val="24"/>
+                <w:szCs w:val="24"/>
+              </w:rPr>
+              <w:t>.</w:t>
             </w:r>
           </w:p>
           <w:p>
@@ -20060,7 +21359,7 @@
           <w:bottom w:w="100" w:type="dxa"/>
           <w:right w:w="100" w:type="dxa"/>
         </w:tblCellMar>
-        <w:tblLook w:val="04A0"/>
+        <w:tblLook w:val="04A0" w:firstRow="1" w:lastRow="0" w:firstColumn="1" w:lastColumn="0" w:noHBand="0" w:noVBand="1"/>
       </w:tblPr>
       <w:tblGrid>
         <w:gridCol w:w="2160"/>
@@ -20100,8 +21399,23 @@
                 <w:szCs w:val="24"/>
                 <w:lang w:eastAsia="pt-BR"/>
               </w:rPr>
-              <w:t>Sistema UniDocs</w:t>
-            </w:r>
+              <w:lastRenderedPageBreak/>
+              <w:t xml:space="preserve">Sistema </w:t>
+            </w:r>
+            <w:proofErr w:type="spellStart"/>
+            <w:r>
+              <w:rPr>
+                <w:rFonts w:asciiTheme="majorHAnsi" w:eastAsia="Times New Roman" w:hAnsiTheme="majorHAnsi" w:cs="Arial"/>
+                <w:b/>
+                <w:bCs/>
+                <w:color w:val="000000"/>
+                <w:sz w:val="24"/>
+                <w:szCs w:val="24"/>
+                <w:lang w:eastAsia="pt-BR"/>
+              </w:rPr>
+              <w:t>UniDocs</w:t>
+            </w:r>
+            <w:proofErr w:type="spellEnd"/>
           </w:p>
         </w:tc>
         <w:tc>
@@ -20199,7 +21513,43 @@
                 <w:sz w:val="24"/>
                 <w:szCs w:val="24"/>
               </w:rPr>
-              <w:t>Avaliar aluno será uma pagina no sistema UniDocs onde o professor da disciplina irá colocar a nota do aluno.</w:t>
+              <w:t xml:space="preserve">Avaliar aluno será uma </w:t>
+            </w:r>
+            <w:proofErr w:type="spellStart"/>
+            <w:r>
+              <w:rPr>
+                <w:rFonts w:asciiTheme="majorHAnsi" w:eastAsia="Arial" w:hAnsiTheme="majorHAnsi" w:cs="Arial"/>
+                <w:sz w:val="24"/>
+                <w:szCs w:val="24"/>
+              </w:rPr>
+              <w:t>pagina</w:t>
+            </w:r>
+            <w:proofErr w:type="spellEnd"/>
+            <w:r>
+              <w:rPr>
+                <w:rFonts w:asciiTheme="majorHAnsi" w:eastAsia="Arial" w:hAnsiTheme="majorHAnsi" w:cs="Arial"/>
+                <w:sz w:val="24"/>
+                <w:szCs w:val="24"/>
+              </w:rPr>
+              <w:t xml:space="preserve"> no sistema </w:t>
+            </w:r>
+            <w:proofErr w:type="spellStart"/>
+            <w:r>
+              <w:rPr>
+                <w:rFonts w:asciiTheme="majorHAnsi" w:eastAsia="Arial" w:hAnsiTheme="majorHAnsi" w:cs="Arial"/>
+                <w:sz w:val="24"/>
+                <w:szCs w:val="24"/>
+              </w:rPr>
+              <w:t>UniDocs</w:t>
+            </w:r>
+            <w:proofErr w:type="spellEnd"/>
+            <w:r>
+              <w:rPr>
+                <w:rFonts w:asciiTheme="majorHAnsi" w:eastAsia="Arial" w:hAnsiTheme="majorHAnsi" w:cs="Arial"/>
+                <w:sz w:val="24"/>
+                <w:szCs w:val="24"/>
+              </w:rPr>
+              <w:t xml:space="preserve"> onde o professor da disciplina irá colocar a nota do aluno.</w:t>
             </w:r>
           </w:p>
         </w:tc>
@@ -20283,7 +21633,7 @@
                           </pic:cNvPicPr>
                         </pic:nvPicPr>
                         <pic:blipFill>
-                          <a:blip r:embed="rId23"/>
+                          <a:blip r:embed="rId25"/>
                           <a:stretch>
                             <a:fillRect/>
                           </a:stretch>
@@ -20536,7 +21886,43 @@
                 <w:sz w:val="24"/>
                 <w:szCs w:val="24"/>
               </w:rPr>
-              <w:t>Avaliar aluno será uma pagina no sistema UniDocs onde o professor da disciplina irá colocar a nota do aluno.</w:t>
+              <w:t xml:space="preserve">Avaliar aluno será uma </w:t>
+            </w:r>
+            <w:proofErr w:type="spellStart"/>
+            <w:r>
+              <w:rPr>
+                <w:rFonts w:asciiTheme="majorHAnsi" w:eastAsia="Arial" w:hAnsiTheme="majorHAnsi" w:cs="Arial"/>
+                <w:sz w:val="24"/>
+                <w:szCs w:val="24"/>
+              </w:rPr>
+              <w:t>pagina</w:t>
+            </w:r>
+            <w:proofErr w:type="spellEnd"/>
+            <w:r>
+              <w:rPr>
+                <w:rFonts w:asciiTheme="majorHAnsi" w:eastAsia="Arial" w:hAnsiTheme="majorHAnsi" w:cs="Arial"/>
+                <w:sz w:val="24"/>
+                <w:szCs w:val="24"/>
+              </w:rPr>
+              <w:t xml:space="preserve"> no sistema </w:t>
+            </w:r>
+            <w:proofErr w:type="spellStart"/>
+            <w:r>
+              <w:rPr>
+                <w:rFonts w:asciiTheme="majorHAnsi" w:eastAsia="Arial" w:hAnsiTheme="majorHAnsi" w:cs="Arial"/>
+                <w:sz w:val="24"/>
+                <w:szCs w:val="24"/>
+              </w:rPr>
+              <w:t>UniDocs</w:t>
+            </w:r>
+            <w:proofErr w:type="spellEnd"/>
+            <w:r>
+              <w:rPr>
+                <w:rFonts w:asciiTheme="majorHAnsi" w:eastAsia="Arial" w:hAnsiTheme="majorHAnsi" w:cs="Arial"/>
+                <w:sz w:val="24"/>
+                <w:szCs w:val="24"/>
+              </w:rPr>
+              <w:t xml:space="preserve"> onde o professor da disciplina irá colocar a nota do aluno.</w:t>
             </w:r>
           </w:p>
           <w:p>
@@ -20721,7 +22107,20 @@
                 <w:szCs w:val="24"/>
                 <w:lang w:eastAsia="pt-BR"/>
               </w:rPr>
-              <w:t>Fluxo de Exceção 02:</w:t>
+              <w:t xml:space="preserve">Fluxo de Exceção </w:t>
+            </w:r>
+            <w:proofErr w:type="gramStart"/>
+            <w:r>
+              <w:rPr>
+                <w:rFonts w:asciiTheme="majorHAnsi" w:eastAsia="Times New Roman" w:hAnsiTheme="majorHAnsi" w:cs="Arial"/>
+                <w:b/>
+                <w:bCs/>
+                <w:color w:val="000000"/>
+                <w:sz w:val="24"/>
+                <w:szCs w:val="24"/>
+                <w:lang w:eastAsia="pt-BR"/>
+              </w:rPr>
+              <w:t>02:</w:t>
             </w:r>
             <w:r>
               <w:rPr>
@@ -20733,7 +22132,20 @@
                 <w:szCs w:val="24"/>
                 <w:lang w:eastAsia="pt-BR"/>
               </w:rPr>
-              <w:t>Aluno Reprovado</w:t>
+              <w:t>Aluno</w:t>
+            </w:r>
+            <w:proofErr w:type="gramEnd"/>
+            <w:r>
+              <w:rPr>
+                <w:rFonts w:asciiTheme="majorHAnsi" w:eastAsia="Times New Roman" w:hAnsiTheme="majorHAnsi" w:cs="Arial"/>
+                <w:b/>
+                <w:bCs/>
+                <w:color w:val="000000" w:themeColor="text1"/>
+                <w:sz w:val="24"/>
+                <w:szCs w:val="24"/>
+                <w:lang w:eastAsia="pt-BR"/>
+              </w:rPr>
+              <w:t xml:space="preserve"> Reprovado</w:t>
             </w:r>
           </w:p>
           <w:p>
@@ -20793,7 +22205,7 @@
           <w:bottom w:w="100" w:type="dxa"/>
           <w:right w:w="100" w:type="dxa"/>
         </w:tblCellMar>
-        <w:tblLook w:val="04A0"/>
+        <w:tblLook w:val="04A0" w:firstRow="1" w:lastRow="0" w:firstColumn="1" w:lastColumn="0" w:noHBand="0" w:noVBand="1"/>
       </w:tblPr>
       <w:tblGrid>
         <w:gridCol w:w="3208"/>
@@ -20833,8 +22245,22 @@
                 <w:szCs w:val="24"/>
                 <w:lang w:eastAsia="pt-BR"/>
               </w:rPr>
-              <w:t>Sistema UniDocs</w:t>
-            </w:r>
+              <w:t xml:space="preserve">Sistema </w:t>
+            </w:r>
+            <w:proofErr w:type="spellStart"/>
+            <w:r>
+              <w:rPr>
+                <w:rFonts w:asciiTheme="majorHAnsi" w:eastAsia="Times New Roman" w:hAnsiTheme="majorHAnsi" w:cs="Arial"/>
+                <w:b/>
+                <w:bCs/>
+                <w:color w:val="000000"/>
+                <w:sz w:val="24"/>
+                <w:szCs w:val="24"/>
+                <w:lang w:eastAsia="pt-BR"/>
+              </w:rPr>
+              <w:t>UniDocs</w:t>
+            </w:r>
+            <w:proofErr w:type="spellEnd"/>
           </w:p>
         </w:tc>
         <w:tc>
@@ -20934,7 +22360,29 @@
                 <w:szCs w:val="24"/>
                 <w:lang w:eastAsia="pt-BR"/>
               </w:rPr>
-              <w:t>Agendar banca tem o proposito de fazer o agendamento das bancas avaliadoras.</w:t>
+              <w:t xml:space="preserve">Agendar banca tem o </w:t>
+            </w:r>
+            <w:proofErr w:type="spellStart"/>
+            <w:r>
+              <w:rPr>
+                <w:rFonts w:asciiTheme="majorHAnsi" w:eastAsia="Times New Roman" w:hAnsiTheme="majorHAnsi" w:cs="Arial"/>
+                <w:color w:val="000000"/>
+                <w:sz w:val="24"/>
+                <w:szCs w:val="24"/>
+                <w:lang w:eastAsia="pt-BR"/>
+              </w:rPr>
+              <w:t>proposito</w:t>
+            </w:r>
+            <w:proofErr w:type="spellEnd"/>
+            <w:r>
+              <w:rPr>
+                <w:rFonts w:asciiTheme="majorHAnsi" w:eastAsia="Times New Roman" w:hAnsiTheme="majorHAnsi" w:cs="Arial"/>
+                <w:color w:val="000000"/>
+                <w:sz w:val="24"/>
+                <w:szCs w:val="24"/>
+                <w:lang w:eastAsia="pt-BR"/>
+              </w:rPr>
+              <w:t xml:space="preserve"> de fazer o agendamento das bancas avaliadoras.</w:t>
             </w:r>
           </w:p>
         </w:tc>
@@ -20979,7 +22427,6 @@
                 <w:szCs w:val="24"/>
                 <w:lang w:eastAsia="pt-BR"/>
               </w:rPr>
-              <w:lastRenderedPageBreak/>
               <w:t>Diagrama de Caso de Uso</w:t>
             </w:r>
           </w:p>
@@ -21001,6 +22448,7 @@
                 <w:szCs w:val="24"/>
                 <w:lang w:eastAsia="pt-BR"/>
               </w:rPr>
+              <w:lastRenderedPageBreak/>
               <w:drawing>
                 <wp:inline distT="0" distB="0" distL="0" distR="9525">
                   <wp:extent cx="2733675" cy="857250"/>
@@ -21019,7 +22467,7 @@
                           </pic:cNvPicPr>
                         </pic:nvPicPr>
                         <pic:blipFill>
-                          <a:blip r:embed="rId24"/>
+                          <a:blip r:embed="rId26"/>
                           <a:stretch>
                             <a:fillRect/>
                           </a:stretch>
@@ -21516,8 +22964,22 @@
                 <w:szCs w:val="24"/>
                 <w:lang w:eastAsia="pt-BR"/>
               </w:rPr>
-              <w:t>Sistema UniDocs</w:t>
-            </w:r>
+              <w:t xml:space="preserve">Sistema </w:t>
+            </w:r>
+            <w:proofErr w:type="spellStart"/>
+            <w:r>
+              <w:rPr>
+                <w:rFonts w:asciiTheme="majorHAnsi" w:eastAsia="Times New Roman" w:hAnsiTheme="majorHAnsi" w:cs="Arial"/>
+                <w:b/>
+                <w:bCs/>
+                <w:color w:val="000000"/>
+                <w:sz w:val="24"/>
+                <w:szCs w:val="24"/>
+                <w:lang w:eastAsia="pt-BR"/>
+              </w:rPr>
+              <w:t>UniDocs</w:t>
+            </w:r>
+            <w:proofErr w:type="spellEnd"/>
           </w:p>
         </w:tc>
         <w:tc>
@@ -21715,7 +23177,7 @@
                           </pic:cNvPicPr>
                         </pic:nvPicPr>
                         <pic:blipFill>
-                          <a:blip r:embed="rId25"/>
+                          <a:blip r:embed="rId27"/>
                           <a:stretch>
                             <a:fillRect/>
                           </a:stretch>
@@ -21843,7 +23305,6 @@
                 <w:szCs w:val="24"/>
                 <w:lang w:eastAsia="pt-BR"/>
               </w:rPr>
-              <w:lastRenderedPageBreak/>
               <w:t>Protótipos</w:t>
             </w:r>
           </w:p>
@@ -21866,6 +23327,7 @@
                 <w:szCs w:val="24"/>
                 <w:lang w:eastAsia="pt-BR"/>
               </w:rPr>
+              <w:lastRenderedPageBreak/>
               <w:t> </w:t>
             </w:r>
           </w:p>
@@ -22561,7 +24023,7 @@
           <w:bottom w:w="100" w:type="dxa"/>
           <w:right w:w="100" w:type="dxa"/>
         </w:tblCellMar>
-        <w:tblLook w:val="04A0"/>
+        <w:tblLook w:val="04A0" w:firstRow="1" w:lastRow="0" w:firstColumn="1" w:lastColumn="0" w:noHBand="0" w:noVBand="1"/>
       </w:tblPr>
       <w:tblGrid>
         <w:gridCol w:w="3638"/>
@@ -22601,8 +24063,22 @@
                 <w:szCs w:val="24"/>
                 <w:lang w:eastAsia="pt-BR"/>
               </w:rPr>
-              <w:t>Sistema UniDocs</w:t>
-            </w:r>
+              <w:t xml:space="preserve">Sistema </w:t>
+            </w:r>
+            <w:proofErr w:type="spellStart"/>
+            <w:r>
+              <w:rPr>
+                <w:rFonts w:asciiTheme="majorHAnsi" w:eastAsia="Times New Roman" w:hAnsiTheme="majorHAnsi" w:cs="Arial"/>
+                <w:b/>
+                <w:bCs/>
+                <w:color w:val="000000"/>
+                <w:sz w:val="24"/>
+                <w:szCs w:val="24"/>
+                <w:lang w:eastAsia="pt-BR"/>
+              </w:rPr>
+              <w:t>UniDocs</w:t>
+            </w:r>
+            <w:proofErr w:type="spellEnd"/>
           </w:p>
         </w:tc>
         <w:tc>
@@ -22701,7 +24177,27 @@
                 <w:szCs w:val="24"/>
                 <w:lang w:eastAsia="pt-BR"/>
               </w:rPr>
-              <w:t>A validação do PCC/TCC consiste em uma pagina onde o professor terá acesso ao projeto completo do aluno.</w:t>
+              <w:t xml:space="preserve">A validação do PCC/TCC consiste em uma </w:t>
+            </w:r>
+            <w:proofErr w:type="spellStart"/>
+            <w:r>
+              <w:rPr>
+                <w:rFonts w:asciiTheme="majorHAnsi" w:eastAsia="Times New Roman" w:hAnsiTheme="majorHAnsi" w:cs="Arial"/>
+                <w:sz w:val="24"/>
+                <w:szCs w:val="24"/>
+                <w:lang w:eastAsia="pt-BR"/>
+              </w:rPr>
+              <w:t>pagina</w:t>
+            </w:r>
+            <w:proofErr w:type="spellEnd"/>
+            <w:r>
+              <w:rPr>
+                <w:rFonts w:asciiTheme="majorHAnsi" w:eastAsia="Times New Roman" w:hAnsiTheme="majorHAnsi" w:cs="Arial"/>
+                <w:sz w:val="24"/>
+                <w:szCs w:val="24"/>
+                <w:lang w:eastAsia="pt-BR"/>
+              </w:rPr>
+              <w:t xml:space="preserve"> onde o professor terá acesso ao projeto completo do aluno.</w:t>
             </w:r>
           </w:p>
         </w:tc>
@@ -22786,7 +24282,7 @@
                           </pic:cNvPicPr>
                         </pic:nvPicPr>
                         <pic:blipFill>
-                          <a:blip r:embed="rId26"/>
+                          <a:blip r:embed="rId28"/>
                           <a:stretch>
                             <a:fillRect/>
                           </a:stretch>
@@ -22849,7 +24345,6 @@
                 <w:szCs w:val="24"/>
                 <w:lang w:eastAsia="pt-BR"/>
               </w:rPr>
-              <w:lastRenderedPageBreak/>
               <w:t>Requisitos Funcionais Atendidos</w:t>
             </w:r>
           </w:p>
@@ -23062,7 +24557,27 @@
                 <w:szCs w:val="24"/>
                 <w:lang w:eastAsia="pt-BR"/>
               </w:rPr>
-              <w:t>A validação do PCC/TCC consiste em uma pagina onde o professor terá acesso ao projeto completo do aluno, onde o professor poderá fazer as considerações e tramitar o projeto no sistema.</w:t>
+              <w:t xml:space="preserve">A validação do PCC/TCC consiste em uma </w:t>
+            </w:r>
+            <w:proofErr w:type="spellStart"/>
+            <w:r>
+              <w:rPr>
+                <w:rFonts w:asciiTheme="majorHAnsi" w:eastAsia="Times New Roman" w:hAnsiTheme="majorHAnsi" w:cs="Arial"/>
+                <w:sz w:val="24"/>
+                <w:szCs w:val="24"/>
+                <w:lang w:eastAsia="pt-BR"/>
+              </w:rPr>
+              <w:t>pagina</w:t>
+            </w:r>
+            <w:proofErr w:type="spellEnd"/>
+            <w:r>
+              <w:rPr>
+                <w:rFonts w:asciiTheme="majorHAnsi" w:eastAsia="Times New Roman" w:hAnsiTheme="majorHAnsi" w:cs="Arial"/>
+                <w:sz w:val="24"/>
+                <w:szCs w:val="24"/>
+                <w:lang w:eastAsia="pt-BR"/>
+              </w:rPr>
+              <w:t xml:space="preserve"> onde o professor terá acesso ao projeto completo do aluno, onde o professor poderá fazer as considerações e tramitar o projeto no sistema.</w:t>
             </w:r>
           </w:p>
           <w:p>
@@ -23438,7 +24953,7 @@
           <w:bottom w:w="100" w:type="dxa"/>
           <w:right w:w="100" w:type="dxa"/>
         </w:tblCellMar>
-        <w:tblLook w:val="04A0"/>
+        <w:tblLook w:val="04A0" w:firstRow="1" w:lastRow="0" w:firstColumn="1" w:lastColumn="0" w:noHBand="0" w:noVBand="1"/>
       </w:tblPr>
       <w:tblGrid>
         <w:gridCol w:w="2954"/>
@@ -23478,8 +24993,22 @@
                 <w:szCs w:val="24"/>
                 <w:lang w:eastAsia="pt-BR"/>
               </w:rPr>
-              <w:t>Sistema UniDocs</w:t>
-            </w:r>
+              <w:t xml:space="preserve">Sistema </w:t>
+            </w:r>
+            <w:proofErr w:type="spellStart"/>
+            <w:r>
+              <w:rPr>
+                <w:rFonts w:asciiTheme="majorHAnsi" w:eastAsia="Times New Roman" w:hAnsiTheme="majorHAnsi" w:cs="Arial"/>
+                <w:b/>
+                <w:bCs/>
+                <w:color w:val="000000"/>
+                <w:sz w:val="24"/>
+                <w:szCs w:val="24"/>
+                <w:lang w:eastAsia="pt-BR"/>
+              </w:rPr>
+              <w:t>UniDocs</w:t>
+            </w:r>
+            <w:proofErr w:type="spellEnd"/>
           </w:p>
         </w:tc>
         <w:tc>
@@ -23666,7 +25195,7 @@
                           </pic:cNvPicPr>
                         </pic:nvPicPr>
                         <pic:blipFill>
-                          <a:blip r:embed="rId27"/>
+                          <a:blip r:embed="rId29"/>
                           <a:stretch>
                             <a:fillRect/>
                           </a:stretch>
@@ -24028,7 +25557,7 @@
           <w:bottom w:w="100" w:type="dxa"/>
           <w:right w:w="100" w:type="dxa"/>
         </w:tblCellMar>
-        <w:tblLook w:val="04A0"/>
+        <w:tblLook w:val="04A0" w:firstRow="1" w:lastRow="0" w:firstColumn="1" w:lastColumn="0" w:noHBand="0" w:noVBand="1"/>
       </w:tblPr>
       <w:tblGrid>
         <w:gridCol w:w="3095"/>
@@ -24069,8 +25598,22 @@
                 <w:szCs w:val="24"/>
                 <w:lang w:eastAsia="pt-BR"/>
               </w:rPr>
-              <w:t>Sistema UniDocs</w:t>
-            </w:r>
+              <w:t xml:space="preserve">Sistema </w:t>
+            </w:r>
+            <w:proofErr w:type="spellStart"/>
+            <w:r>
+              <w:rPr>
+                <w:rFonts w:asciiTheme="majorHAnsi" w:eastAsia="Times New Roman" w:hAnsiTheme="majorHAnsi" w:cs="Arial"/>
+                <w:b/>
+                <w:bCs/>
+                <w:color w:val="000000"/>
+                <w:sz w:val="24"/>
+                <w:szCs w:val="24"/>
+                <w:lang w:eastAsia="pt-BR"/>
+              </w:rPr>
+              <w:t>UniDocs</w:t>
+            </w:r>
+            <w:proofErr w:type="spellEnd"/>
           </w:p>
         </w:tc>
         <w:tc>
@@ -24169,7 +25712,27 @@
                 <w:szCs w:val="24"/>
                 <w:lang w:eastAsia="pt-BR"/>
               </w:rPr>
-              <w:t xml:space="preserve">Será um documento oferecido pelo sistema UniDocs, onde o professor poderá preencher e </w:t>
+              <w:t xml:space="preserve">Será um documento oferecido pelo sistema </w:t>
+            </w:r>
+            <w:proofErr w:type="spellStart"/>
+            <w:r>
+              <w:rPr>
+                <w:rFonts w:asciiTheme="majorHAnsi" w:eastAsia="Times New Roman" w:hAnsiTheme="majorHAnsi" w:cs="Arial"/>
+                <w:sz w:val="24"/>
+                <w:szCs w:val="24"/>
+                <w:lang w:eastAsia="pt-BR"/>
+              </w:rPr>
+              <w:t>UniDocs</w:t>
+            </w:r>
+            <w:proofErr w:type="spellEnd"/>
+            <w:r>
+              <w:rPr>
+                <w:rFonts w:asciiTheme="majorHAnsi" w:eastAsia="Times New Roman" w:hAnsiTheme="majorHAnsi" w:cs="Arial"/>
+                <w:sz w:val="24"/>
+                <w:szCs w:val="24"/>
+                <w:lang w:eastAsia="pt-BR"/>
+              </w:rPr>
+              <w:t xml:space="preserve">, onde o professor poderá preencher e </w:t>
             </w:r>
             <w:r>
               <w:rPr>
@@ -24263,7 +25826,7 @@
                           </pic:cNvPicPr>
                         </pic:nvPicPr>
                         <pic:blipFill>
-                          <a:blip r:embed="rId28"/>
+                          <a:blip r:embed="rId30"/>
                           <a:stretch>
                             <a:fillRect/>
                           </a:stretch>
@@ -24455,7 +26018,6 @@
                 <w:szCs w:val="24"/>
                 <w:lang w:eastAsia="pt-BR"/>
               </w:rPr>
-              <w:lastRenderedPageBreak/>
               <w:t>Protótipos</w:t>
             </w:r>
           </w:p>
@@ -24494,7 +26056,7 @@
                           </pic:cNvPicPr>
                         </pic:nvPicPr>
                         <pic:blipFill>
-                          <a:blip r:embed="rId29"/>
+                          <a:blip r:embed="rId31"/>
                           <a:srcRect l="7307" r="6764" b="14191"/>
                           <a:stretch>
                             <a:fillRect/>
@@ -24576,7 +26138,7 @@
                           </pic:cNvPicPr>
                         </pic:nvPicPr>
                         <pic:blipFill>
-                          <a:blip r:embed="rId30"/>
+                          <a:blip r:embed="rId32"/>
                           <a:srcRect l="5967" r="6411"/>
                           <a:stretch>
                             <a:fillRect/>
@@ -24645,7 +26207,7 @@
                           </pic:cNvPicPr>
                         </pic:nvPicPr>
                         <pic:blipFill>
-                          <a:blip r:embed="rId31"/>
+                          <a:blip r:embed="rId33"/>
                           <a:srcRect l="5870" r="6135"/>
                           <a:stretch>
                             <a:fillRect/>
@@ -24709,7 +26271,6 @@
                 <w:szCs w:val="24"/>
                 <w:lang w:eastAsia="pt-BR"/>
               </w:rPr>
-              <w:lastRenderedPageBreak/>
               <w:t>Detalhamentos dos Casos de Uso</w:t>
             </w:r>
           </w:p>
@@ -24799,7 +26360,27 @@
                 <w:szCs w:val="24"/>
                 <w:lang w:eastAsia="pt-BR"/>
               </w:rPr>
-              <w:t xml:space="preserve">Será um documento oferecido pelo sistema UniDocs, onde o professor poderá preencher e </w:t>
+              <w:t xml:space="preserve">Será um documento oferecido pelo sistema </w:t>
+            </w:r>
+            <w:proofErr w:type="spellStart"/>
+            <w:r>
+              <w:rPr>
+                <w:rFonts w:asciiTheme="majorHAnsi" w:eastAsia="Times New Roman" w:hAnsiTheme="majorHAnsi" w:cs="Arial"/>
+                <w:sz w:val="24"/>
+                <w:szCs w:val="24"/>
+                <w:lang w:eastAsia="pt-BR"/>
+              </w:rPr>
+              <w:t>UniDocs</w:t>
+            </w:r>
+            <w:proofErr w:type="spellEnd"/>
+            <w:r>
+              <w:rPr>
+                <w:rFonts w:asciiTheme="majorHAnsi" w:eastAsia="Times New Roman" w:hAnsiTheme="majorHAnsi" w:cs="Arial"/>
+                <w:sz w:val="24"/>
+                <w:szCs w:val="24"/>
+                <w:lang w:eastAsia="pt-BR"/>
+              </w:rPr>
+              <w:t xml:space="preserve">, onde o professor poderá preencher e </w:t>
             </w:r>
             <w:r>
               <w:rPr>
@@ -25017,7 +26598,27 @@
                 <w:szCs w:val="24"/>
                 <w:lang w:eastAsia="pt-BR"/>
               </w:rPr>
-              <w:t>Recurso do sistema UniDocs que servirá para autenticar tal documento</w:t>
+              <w:t xml:space="preserve">Recurso do sistema </w:t>
+            </w:r>
+            <w:proofErr w:type="spellStart"/>
+            <w:r>
+              <w:rPr>
+                <w:rFonts w:asciiTheme="majorHAnsi" w:eastAsia="Times New Roman" w:hAnsiTheme="majorHAnsi" w:cs="Arial"/>
+                <w:sz w:val="24"/>
+                <w:szCs w:val="24"/>
+                <w:lang w:eastAsia="pt-BR"/>
+              </w:rPr>
+              <w:t>UniDocs</w:t>
+            </w:r>
+            <w:proofErr w:type="spellEnd"/>
+            <w:r>
+              <w:rPr>
+                <w:rFonts w:asciiTheme="majorHAnsi" w:eastAsia="Times New Roman" w:hAnsiTheme="majorHAnsi" w:cs="Arial"/>
+                <w:sz w:val="24"/>
+                <w:szCs w:val="24"/>
+                <w:lang w:eastAsia="pt-BR"/>
+              </w:rPr>
+              <w:t xml:space="preserve"> que servirá para autenticar tal documento</w:t>
             </w:r>
             <w:r>
               <w:rPr>
@@ -25132,7 +26733,7 @@
           <w:bottom w:w="100" w:type="dxa"/>
           <w:right w:w="100" w:type="dxa"/>
         </w:tblCellMar>
-        <w:tblLook w:val="04A0"/>
+        <w:tblLook w:val="04A0" w:firstRow="1" w:lastRow="0" w:firstColumn="1" w:lastColumn="0" w:noHBand="0" w:noVBand="1"/>
       </w:tblPr>
       <w:tblGrid>
         <w:gridCol w:w="3222"/>
@@ -25172,8 +26773,22 @@
                 <w:szCs w:val="24"/>
                 <w:lang w:eastAsia="pt-BR"/>
               </w:rPr>
-              <w:t>Sistema UniDocs</w:t>
-            </w:r>
+              <w:t xml:space="preserve">Sistema </w:t>
+            </w:r>
+            <w:proofErr w:type="spellStart"/>
+            <w:r>
+              <w:rPr>
+                <w:rFonts w:asciiTheme="majorHAnsi" w:eastAsia="Times New Roman" w:hAnsiTheme="majorHAnsi" w:cs="Arial"/>
+                <w:b/>
+                <w:bCs/>
+                <w:color w:val="000000"/>
+                <w:sz w:val="24"/>
+                <w:szCs w:val="24"/>
+                <w:lang w:eastAsia="pt-BR"/>
+              </w:rPr>
+              <w:t>UniDocs</w:t>
+            </w:r>
+            <w:proofErr w:type="spellEnd"/>
           </w:p>
         </w:tc>
         <w:tc>
@@ -25273,7 +26888,27 @@
                 <w:szCs w:val="24"/>
                 <w:lang w:eastAsia="pt-BR"/>
               </w:rPr>
-              <w:t xml:space="preserve">Será um documento oferecido pelo sistema UniDocs, onde o professor e o aluno poderão preencher e </w:t>
+              <w:t xml:space="preserve">Será um documento oferecido pelo sistema </w:t>
+            </w:r>
+            <w:proofErr w:type="spellStart"/>
+            <w:r>
+              <w:rPr>
+                <w:rFonts w:asciiTheme="majorHAnsi" w:eastAsia="Times New Roman" w:hAnsiTheme="majorHAnsi" w:cs="Arial"/>
+                <w:sz w:val="24"/>
+                <w:szCs w:val="24"/>
+                <w:lang w:eastAsia="pt-BR"/>
+              </w:rPr>
+              <w:t>UniDocs</w:t>
+            </w:r>
+            <w:proofErr w:type="spellEnd"/>
+            <w:r>
+              <w:rPr>
+                <w:rFonts w:asciiTheme="majorHAnsi" w:eastAsia="Times New Roman" w:hAnsiTheme="majorHAnsi" w:cs="Arial"/>
+                <w:sz w:val="24"/>
+                <w:szCs w:val="24"/>
+                <w:lang w:eastAsia="pt-BR"/>
+              </w:rPr>
+              <w:t xml:space="preserve">, onde o professor e o aluno poderão preencher e </w:t>
             </w:r>
             <w:r>
               <w:rPr>
@@ -25368,7 +27003,7 @@
                           </pic:cNvPicPr>
                         </pic:nvPicPr>
                         <pic:blipFill>
-                          <a:blip r:embed="rId32"/>
+                          <a:blip r:embed="rId34"/>
                           <a:stretch>
                             <a:fillRect/>
                           </a:stretch>
@@ -25425,7 +27060,7 @@
                           </pic:cNvPicPr>
                         </pic:nvPicPr>
                         <pic:blipFill>
-                          <a:blip r:embed="rId33"/>
+                          <a:blip r:embed="rId35"/>
                           <a:stretch>
                             <a:fillRect/>
                           </a:stretch>
@@ -25488,7 +27123,6 @@
                 <w:szCs w:val="24"/>
                 <w:lang w:eastAsia="pt-BR"/>
               </w:rPr>
-              <w:lastRenderedPageBreak/>
               <w:t>Requisitos Funcionais Atendidos</w:t>
             </w:r>
           </w:p>
@@ -25655,7 +27289,7 @@
                           </pic:cNvPicPr>
                         </pic:nvPicPr>
                         <pic:blipFill>
-                          <a:blip r:embed="rId29"/>
+                          <a:blip r:embed="rId31"/>
                           <a:srcRect l="7307" r="6764" b="14191"/>
                           <a:stretch>
                             <a:fillRect/>
@@ -25738,7 +27372,7 @@
                           </pic:cNvPicPr>
                         </pic:nvPicPr>
                         <pic:blipFill>
-                          <a:blip r:embed="rId30"/>
+                          <a:blip r:embed="rId32"/>
                           <a:srcRect l="5967" r="6411"/>
                           <a:stretch>
                             <a:fillRect/>
@@ -25805,7 +27439,7 @@
                           </pic:cNvPicPr>
                         </pic:nvPicPr>
                         <pic:blipFill>
-                          <a:blip r:embed="rId31"/>
+                          <a:blip r:embed="rId33"/>
                           <a:srcRect l="5870" r="6135"/>
                           <a:stretch>
                             <a:fillRect/>
@@ -25869,7 +27503,6 @@
                 <w:szCs w:val="24"/>
                 <w:lang w:eastAsia="pt-BR"/>
               </w:rPr>
-              <w:lastRenderedPageBreak/>
               <w:t>Detalhamentos dos Casos de Uso</w:t>
             </w:r>
           </w:p>
@@ -25959,7 +27592,27 @@
                 <w:szCs w:val="24"/>
                 <w:lang w:eastAsia="pt-BR"/>
               </w:rPr>
-              <w:t xml:space="preserve">Será um documento oferecido pelo sistema UniDocs, onde o professor e o aluno poderão preencher e </w:t>
+              <w:t xml:space="preserve">Será um documento oferecido pelo sistema </w:t>
+            </w:r>
+            <w:proofErr w:type="spellStart"/>
+            <w:r>
+              <w:rPr>
+                <w:rFonts w:asciiTheme="majorHAnsi" w:eastAsia="Times New Roman" w:hAnsiTheme="majorHAnsi" w:cs="Arial"/>
+                <w:sz w:val="24"/>
+                <w:szCs w:val="24"/>
+                <w:lang w:eastAsia="pt-BR"/>
+              </w:rPr>
+              <w:t>UniDocs</w:t>
+            </w:r>
+            <w:proofErr w:type="spellEnd"/>
+            <w:r>
+              <w:rPr>
+                <w:rFonts w:asciiTheme="majorHAnsi" w:eastAsia="Times New Roman" w:hAnsiTheme="majorHAnsi" w:cs="Arial"/>
+                <w:sz w:val="24"/>
+                <w:szCs w:val="24"/>
+                <w:lang w:eastAsia="pt-BR"/>
+              </w:rPr>
+              <w:t xml:space="preserve">, onde o professor e o aluno poderão preencher e </w:t>
             </w:r>
             <w:r>
               <w:rPr>
@@ -26155,7 +27808,6 @@
                 <w:szCs w:val="24"/>
                 <w:lang w:eastAsia="pt-BR"/>
               </w:rPr>
-              <w:lastRenderedPageBreak/>
               <w:t xml:space="preserve"> UC015 – </w:t>
             </w:r>
             <w:r>
@@ -26208,7 +27860,27 @@
                 <w:szCs w:val="24"/>
                 <w:lang w:eastAsia="pt-BR"/>
               </w:rPr>
-              <w:t>Recurso do sistema UniDocs que servirá para autenticar tal documento</w:t>
+              <w:t xml:space="preserve">Recurso do sistema </w:t>
+            </w:r>
+            <w:proofErr w:type="spellStart"/>
+            <w:r>
+              <w:rPr>
+                <w:rFonts w:asciiTheme="majorHAnsi" w:eastAsia="Times New Roman" w:hAnsiTheme="majorHAnsi" w:cs="Arial"/>
+                <w:sz w:val="24"/>
+                <w:szCs w:val="24"/>
+                <w:lang w:eastAsia="pt-BR"/>
+              </w:rPr>
+              <w:t>UniDocs</w:t>
+            </w:r>
+            <w:proofErr w:type="spellEnd"/>
+            <w:r>
+              <w:rPr>
+                <w:rFonts w:asciiTheme="majorHAnsi" w:eastAsia="Times New Roman" w:hAnsiTheme="majorHAnsi" w:cs="Arial"/>
+                <w:sz w:val="24"/>
+                <w:szCs w:val="24"/>
+                <w:lang w:eastAsia="pt-BR"/>
+              </w:rPr>
+              <w:t xml:space="preserve"> que servirá para autenticar tal documento</w:t>
             </w:r>
             <w:r>
               <w:rPr>
@@ -26353,7 +28025,7 @@
           <w:bottom w:w="100" w:type="dxa"/>
           <w:right w:w="100" w:type="dxa"/>
         </w:tblCellMar>
-        <w:tblLook w:val="04A0"/>
+        <w:tblLook w:val="04A0" w:firstRow="1" w:lastRow="0" w:firstColumn="1" w:lastColumn="0" w:noHBand="0" w:noVBand="1"/>
       </w:tblPr>
       <w:tblGrid>
         <w:gridCol w:w="2779"/>
@@ -26393,8 +28065,22 @@
                 <w:szCs w:val="24"/>
                 <w:lang w:eastAsia="pt-BR"/>
               </w:rPr>
-              <w:t>Sistema UniDocs</w:t>
-            </w:r>
+              <w:t xml:space="preserve">Sistema </w:t>
+            </w:r>
+            <w:proofErr w:type="spellStart"/>
+            <w:r>
+              <w:rPr>
+                <w:rFonts w:asciiTheme="majorHAnsi" w:eastAsia="Times New Roman" w:hAnsiTheme="majorHAnsi" w:cs="Arial"/>
+                <w:b/>
+                <w:bCs/>
+                <w:color w:val="000000"/>
+                <w:sz w:val="24"/>
+                <w:szCs w:val="24"/>
+                <w:lang w:eastAsia="pt-BR"/>
+              </w:rPr>
+              <w:t>UniDocs</w:t>
+            </w:r>
+            <w:proofErr w:type="spellEnd"/>
           </w:p>
         </w:tc>
         <w:tc>
@@ -26580,7 +28266,7 @@
                           </pic:cNvPicPr>
                         </pic:nvPicPr>
                         <pic:blipFill>
-                          <a:blip r:embed="rId34"/>
+                          <a:blip r:embed="rId36"/>
                           <a:stretch>
                             <a:fillRect/>
                           </a:stretch>
@@ -26769,7 +28455,7 @@
                           </pic:cNvPicPr>
                         </pic:nvPicPr>
                         <pic:blipFill>
-                          <a:blip r:embed="rId35"/>
+                          <a:blip r:embed="rId37"/>
                           <a:srcRect l="7218" r="7218" b="12993"/>
                           <a:stretch>
                             <a:fillRect/>
@@ -26845,7 +28531,6 @@
                 <w:szCs w:val="24"/>
                 <w:lang w:eastAsia="pt-BR"/>
               </w:rPr>
-              <w:lastRenderedPageBreak/>
               <w:t>Detalhamentos dos Casos de Uso</w:t>
             </w:r>
           </w:p>
@@ -27129,7 +28814,7 @@
           <w:bottom w:w="100" w:type="dxa"/>
           <w:right w:w="100" w:type="dxa"/>
         </w:tblCellMar>
-        <w:tblLook w:val="04A0"/>
+        <w:tblLook w:val="04A0" w:firstRow="1" w:lastRow="0" w:firstColumn="1" w:lastColumn="0" w:noHBand="0" w:noVBand="1"/>
       </w:tblPr>
       <w:tblGrid>
         <w:gridCol w:w="3001"/>
@@ -27169,8 +28854,22 @@
                 <w:szCs w:val="24"/>
                 <w:lang w:eastAsia="pt-BR"/>
               </w:rPr>
-              <w:t>Sistema UniDocs</w:t>
-            </w:r>
+              <w:t xml:space="preserve">Sistema </w:t>
+            </w:r>
+            <w:proofErr w:type="spellStart"/>
+            <w:r>
+              <w:rPr>
+                <w:rFonts w:asciiTheme="majorHAnsi" w:eastAsia="Times New Roman" w:hAnsiTheme="majorHAnsi" w:cs="Arial"/>
+                <w:b/>
+                <w:bCs/>
+                <w:color w:val="000000"/>
+                <w:sz w:val="24"/>
+                <w:szCs w:val="24"/>
+                <w:lang w:eastAsia="pt-BR"/>
+              </w:rPr>
+              <w:t>UniDocs</w:t>
+            </w:r>
+            <w:proofErr w:type="spellEnd"/>
           </w:p>
         </w:tc>
         <w:tc>
@@ -27377,7 +29076,7 @@
                           </pic:cNvPicPr>
                         </pic:nvPicPr>
                         <pic:blipFill>
-                          <a:blip r:embed="rId36"/>
+                          <a:blip r:embed="rId38"/>
                           <a:stretch>
                             <a:fillRect/>
                           </a:stretch>
@@ -27440,7 +29139,6 @@
                 <w:szCs w:val="24"/>
                 <w:lang w:eastAsia="pt-BR"/>
               </w:rPr>
-              <w:lastRenderedPageBreak/>
               <w:t>Requisitos Funcionais Atendidos</w:t>
             </w:r>
           </w:p>
@@ -27841,7 +29539,7 @@
           <w:bottom w:w="100" w:type="dxa"/>
           <w:right w:w="100" w:type="dxa"/>
         </w:tblCellMar>
-        <w:tblLook w:val="04A0"/>
+        <w:tblLook w:val="04A0" w:firstRow="1" w:lastRow="0" w:firstColumn="1" w:lastColumn="0" w:noHBand="0" w:noVBand="1"/>
       </w:tblPr>
       <w:tblGrid>
         <w:gridCol w:w="3181"/>
@@ -27881,8 +29579,22 @@
                 <w:szCs w:val="24"/>
                 <w:lang w:eastAsia="pt-BR"/>
               </w:rPr>
-              <w:t>Sistema UniDocs</w:t>
-            </w:r>
+              <w:t xml:space="preserve">Sistema </w:t>
+            </w:r>
+            <w:proofErr w:type="spellStart"/>
+            <w:r>
+              <w:rPr>
+                <w:rFonts w:asciiTheme="majorHAnsi" w:eastAsia="Times New Roman" w:hAnsiTheme="majorHAnsi" w:cs="Arial"/>
+                <w:b/>
+                <w:bCs/>
+                <w:color w:val="000000"/>
+                <w:sz w:val="24"/>
+                <w:szCs w:val="24"/>
+                <w:lang w:eastAsia="pt-BR"/>
+              </w:rPr>
+              <w:t>UniDocs</w:t>
+            </w:r>
+            <w:proofErr w:type="spellEnd"/>
           </w:p>
         </w:tc>
         <w:tc>
@@ -27981,7 +29693,27 @@
                 <w:szCs w:val="24"/>
                 <w:lang w:eastAsia="pt-BR"/>
               </w:rPr>
-              <w:t xml:space="preserve">Será um documento oferecido pelo sistema UniDocs, onde o aluno poderá preencher e </w:t>
+              <w:t xml:space="preserve">Será um documento oferecido pelo sistema </w:t>
+            </w:r>
+            <w:proofErr w:type="spellStart"/>
+            <w:r>
+              <w:rPr>
+                <w:rFonts w:asciiTheme="majorHAnsi" w:eastAsia="Times New Roman" w:hAnsiTheme="majorHAnsi" w:cs="Arial"/>
+                <w:sz w:val="24"/>
+                <w:szCs w:val="24"/>
+                <w:lang w:eastAsia="pt-BR"/>
+              </w:rPr>
+              <w:t>UniDocs</w:t>
+            </w:r>
+            <w:proofErr w:type="spellEnd"/>
+            <w:r>
+              <w:rPr>
+                <w:rFonts w:asciiTheme="majorHAnsi" w:eastAsia="Times New Roman" w:hAnsiTheme="majorHAnsi" w:cs="Arial"/>
+                <w:sz w:val="24"/>
+                <w:szCs w:val="24"/>
+                <w:lang w:eastAsia="pt-BR"/>
+              </w:rPr>
+              <w:t xml:space="preserve">, onde o aluno poderá preencher e </w:t>
             </w:r>
             <w:r>
               <w:rPr>
@@ -28086,7 +29818,7 @@
                           </pic:cNvPicPr>
                         </pic:nvPicPr>
                         <pic:blipFill>
-                          <a:blip r:embed="rId37"/>
+                          <a:blip r:embed="rId39"/>
                           <a:stretch>
                             <a:fillRect/>
                           </a:stretch>
@@ -28278,7 +30010,6 @@
                 <w:szCs w:val="24"/>
                 <w:lang w:eastAsia="pt-BR"/>
               </w:rPr>
-              <w:lastRenderedPageBreak/>
               <w:t>Protótipos</w:t>
             </w:r>
           </w:p>
@@ -28436,7 +30167,27 @@
                 <w:szCs w:val="24"/>
                 <w:lang w:eastAsia="pt-BR"/>
               </w:rPr>
-              <w:t xml:space="preserve">Será um documento oferecido pelo sistema UniDocs, onde o aluno poderá preencher e </w:t>
+              <w:t xml:space="preserve">Será um documento oferecido pelo sistema </w:t>
+            </w:r>
+            <w:proofErr w:type="spellStart"/>
+            <w:r>
+              <w:rPr>
+                <w:rFonts w:asciiTheme="majorHAnsi" w:eastAsia="Times New Roman" w:hAnsiTheme="majorHAnsi" w:cs="Arial"/>
+                <w:sz w:val="24"/>
+                <w:szCs w:val="24"/>
+                <w:lang w:eastAsia="pt-BR"/>
+              </w:rPr>
+              <w:t>UniDocs</w:t>
+            </w:r>
+            <w:proofErr w:type="spellEnd"/>
+            <w:r>
+              <w:rPr>
+                <w:rFonts w:asciiTheme="majorHAnsi" w:eastAsia="Times New Roman" w:hAnsiTheme="majorHAnsi" w:cs="Arial"/>
+                <w:sz w:val="24"/>
+                <w:szCs w:val="24"/>
+                <w:lang w:eastAsia="pt-BR"/>
+              </w:rPr>
+              <w:t xml:space="preserve">, onde o aluno poderá preencher e </w:t>
             </w:r>
             <w:r>
               <w:rPr>
@@ -28666,7 +30417,27 @@
                 <w:szCs w:val="24"/>
                 <w:lang w:eastAsia="pt-BR"/>
               </w:rPr>
-              <w:t>Recurso do sistema UniDocs que servirá para autenticar tal documento</w:t>
+              <w:t xml:space="preserve">Recurso do sistema </w:t>
+            </w:r>
+            <w:proofErr w:type="spellStart"/>
+            <w:r>
+              <w:rPr>
+                <w:rFonts w:asciiTheme="majorHAnsi" w:eastAsia="Times New Roman" w:hAnsiTheme="majorHAnsi" w:cs="Arial"/>
+                <w:sz w:val="24"/>
+                <w:szCs w:val="24"/>
+                <w:lang w:eastAsia="pt-BR"/>
+              </w:rPr>
+              <w:t>UniDocs</w:t>
+            </w:r>
+            <w:proofErr w:type="spellEnd"/>
+            <w:r>
+              <w:rPr>
+                <w:rFonts w:asciiTheme="majorHAnsi" w:eastAsia="Times New Roman" w:hAnsiTheme="majorHAnsi" w:cs="Arial"/>
+                <w:sz w:val="24"/>
+                <w:szCs w:val="24"/>
+                <w:lang w:eastAsia="pt-BR"/>
+              </w:rPr>
+              <w:t xml:space="preserve"> que servirá para autenticar tal documento</w:t>
             </w:r>
             <w:r>
               <w:rPr>
@@ -28801,7 +30572,7 @@
           <w:bottom w:w="100" w:type="dxa"/>
           <w:right w:w="100" w:type="dxa"/>
         </w:tblCellMar>
-        <w:tblLook w:val="04A0"/>
+        <w:tblLook w:val="04A0" w:firstRow="1" w:lastRow="0" w:firstColumn="1" w:lastColumn="0" w:noHBand="0" w:noVBand="1"/>
       </w:tblPr>
       <w:tblGrid>
         <w:gridCol w:w="3513"/>
@@ -28841,8 +30612,22 @@
                 <w:szCs w:val="24"/>
                 <w:lang w:eastAsia="pt-BR"/>
               </w:rPr>
-              <w:t>Sistema UniDocs</w:t>
-            </w:r>
+              <w:t xml:space="preserve">Sistema </w:t>
+            </w:r>
+            <w:proofErr w:type="spellStart"/>
+            <w:r>
+              <w:rPr>
+                <w:rFonts w:asciiTheme="majorHAnsi" w:eastAsia="Times New Roman" w:hAnsiTheme="majorHAnsi" w:cs="Arial"/>
+                <w:b/>
+                <w:bCs/>
+                <w:color w:val="000000"/>
+                <w:sz w:val="24"/>
+                <w:szCs w:val="24"/>
+                <w:lang w:eastAsia="pt-BR"/>
+              </w:rPr>
+              <w:t>UniDocs</w:t>
+            </w:r>
+            <w:proofErr w:type="spellEnd"/>
           </w:p>
         </w:tc>
         <w:tc>
@@ -29025,7 +30810,7 @@
                           </pic:cNvPicPr>
                         </pic:nvPicPr>
                         <pic:blipFill>
-                          <a:blip r:embed="rId38"/>
+                          <a:blip r:embed="rId40"/>
                           <a:stretch>
                             <a:fillRect/>
                           </a:stretch>
@@ -29208,7 +30993,7 @@
                           </pic:cNvPicPr>
                         </pic:nvPicPr>
                         <pic:blipFill>
-                          <a:blip r:embed="rId35"/>
+                          <a:blip r:embed="rId37"/>
                           <a:srcRect l="6460" r="6900" b="12185"/>
                           <a:stretch>
                             <a:fillRect/>
@@ -29467,7 +31252,7 @@
           <w:bottom w:w="100" w:type="dxa"/>
           <w:right w:w="100" w:type="dxa"/>
         </w:tblCellMar>
-        <w:tblLook w:val="04A0"/>
+        <w:tblLook w:val="04A0" w:firstRow="1" w:lastRow="0" w:firstColumn="1" w:lastColumn="0" w:noHBand="0" w:noVBand="1"/>
       </w:tblPr>
       <w:tblGrid>
         <w:gridCol w:w="3064"/>
@@ -29507,8 +31292,22 @@
                 <w:szCs w:val="24"/>
                 <w:lang w:eastAsia="pt-BR"/>
               </w:rPr>
-              <w:t>Sistema UniDocs</w:t>
-            </w:r>
+              <w:t xml:space="preserve">Sistema </w:t>
+            </w:r>
+            <w:proofErr w:type="spellStart"/>
+            <w:r>
+              <w:rPr>
+                <w:rFonts w:asciiTheme="majorHAnsi" w:eastAsia="Times New Roman" w:hAnsiTheme="majorHAnsi" w:cs="Arial"/>
+                <w:b/>
+                <w:bCs/>
+                <w:color w:val="000000"/>
+                <w:sz w:val="24"/>
+                <w:szCs w:val="24"/>
+                <w:lang w:eastAsia="pt-BR"/>
+              </w:rPr>
+              <w:t>UniDocs</w:t>
+            </w:r>
+            <w:proofErr w:type="spellEnd"/>
           </w:p>
         </w:tc>
         <w:tc>
@@ -29689,7 +31488,7 @@
                           </pic:cNvPicPr>
                         </pic:nvPicPr>
                         <pic:blipFill>
-                          <a:blip r:embed="rId39"/>
+                          <a:blip r:embed="rId41"/>
                           <a:stretch>
                             <a:fillRect/>
                           </a:stretch>
@@ -29910,7 +31709,7 @@
                           </pic:cNvPicPr>
                         </pic:nvPicPr>
                         <pic:blipFill>
-                          <a:blip r:embed="rId40"/>
+                          <a:blip r:embed="rId42"/>
                           <a:stretch>
                             <a:fillRect/>
                           </a:stretch>
@@ -30213,8 +32012,8 @@
       </w:pPr>
     </w:p>
     <w:sectPr>
-      <w:headerReference w:type="default" r:id="rId41"/>
-      <w:footerReference w:type="default" r:id="rId42"/>
+      <w:headerReference w:type="default" r:id="rId43"/>
+      <w:footerReference w:type="default" r:id="rId44"/>
       <w:pgSz w:w="11906" w:h="16838"/>
       <w:pgMar w:top="1701" w:right="1134" w:bottom="1134" w:left="1701" w:header="709" w:footer="709" w:gutter="0"/>
       <w:cols w:space="708"/>
@@ -30225,8 +32024,8 @@
 </file>
 
 <file path=word/endnotes.xml><?xml version="1.0" encoding="utf-8"?>
-<w:endnotes xmlns:ve="http://schemas.openxmlformats.org/markup-compatibility/2006" xmlns:o="urn:schemas-microsoft-com:office:office" xmlns:r="http://schemas.openxmlformats.org/officeDocument/2006/relationships" xmlns:m="http://schemas.openxmlformats.org/officeDocument/2006/math" xmlns:v="urn:schemas-microsoft-com:vml" xmlns:wp="http://schemas.openxmlformats.org/drawingml/2006/wordprocessingDrawing" xmlns:w10="urn:schemas-microsoft-com:office:word" xmlns:w="http://schemas.openxmlformats.org/wordprocessingml/2006/main" xmlns:wne="http://schemas.microsoft.com/office/word/2006/wordml">
-  <w:endnote w:type="separator" w:id="0">
+<w:endnotes xmlns:wpc="http://schemas.microsoft.com/office/word/2010/wordprocessingCanvas" xmlns:mc="http://schemas.openxmlformats.org/markup-compatibility/2006" xmlns:o="urn:schemas-microsoft-com:office:office" xmlns:r="http://schemas.openxmlformats.org/officeDocument/2006/relationships" xmlns:m="http://schemas.openxmlformats.org/officeDocument/2006/math" xmlns:v="urn:schemas-microsoft-com:vml" xmlns:wp14="http://schemas.microsoft.com/office/word/2010/wordprocessingDrawing" xmlns:wp="http://schemas.openxmlformats.org/drawingml/2006/wordprocessingDrawing" xmlns:w10="urn:schemas-microsoft-com:office:word" xmlns:w="http://schemas.openxmlformats.org/wordprocessingml/2006/main" xmlns:w14="http://schemas.microsoft.com/office/word/2010/wordml" xmlns:w15="http://schemas.microsoft.com/office/word/2012/wordml" xmlns:wpg="http://schemas.microsoft.com/office/word/2010/wordprocessingGroup" xmlns:wpi="http://schemas.microsoft.com/office/word/2010/wordprocessingInk" xmlns:wne="http://schemas.microsoft.com/office/word/2006/wordml" xmlns:wps="http://schemas.microsoft.com/office/word/2010/wordprocessingShape" mc:Ignorable="w14 w15 wp14">
+  <w:endnote w:type="separator" w:id="-1">
     <w:p>
       <w:pPr>
         <w:spacing w:after="0" w:line="240" w:lineRule="auto"/>
@@ -30236,7 +32035,7 @@
       </w:r>
     </w:p>
   </w:endnote>
-  <w:endnote w:type="continuationSeparator" w:id="1">
+  <w:endnote w:type="continuationSeparator" w:id="0">
     <w:p>
       <w:pPr>
         <w:spacing w:after="0" w:line="240" w:lineRule="auto"/>
@@ -30250,7 +32049,7 @@
 </file>
 
 <file path=word/footer1.xml><?xml version="1.0" encoding="utf-8"?>
-<w:ftr xmlns:ve="http://schemas.openxmlformats.org/markup-compatibility/2006" xmlns:o="urn:schemas-microsoft-com:office:office" xmlns:r="http://schemas.openxmlformats.org/officeDocument/2006/relationships" xmlns:m="http://schemas.openxmlformats.org/officeDocument/2006/math" xmlns:v="urn:schemas-microsoft-com:vml" xmlns:wp="http://schemas.openxmlformats.org/drawingml/2006/wordprocessingDrawing" xmlns:w10="urn:schemas-microsoft-com:office:word" xmlns:w="http://schemas.openxmlformats.org/wordprocessingml/2006/main" xmlns:wne="http://schemas.microsoft.com/office/word/2006/wordml">
+<w:ftr xmlns:wpc="http://schemas.microsoft.com/office/word/2010/wordprocessingCanvas" xmlns:mc="http://schemas.openxmlformats.org/markup-compatibility/2006" xmlns:o="urn:schemas-microsoft-com:office:office" xmlns:r="http://schemas.openxmlformats.org/officeDocument/2006/relationships" xmlns:m="http://schemas.openxmlformats.org/officeDocument/2006/math" xmlns:v="urn:schemas-microsoft-com:vml" xmlns:wp14="http://schemas.microsoft.com/office/word/2010/wordprocessingDrawing" xmlns:wp="http://schemas.openxmlformats.org/drawingml/2006/wordprocessingDrawing" xmlns:w10="urn:schemas-microsoft-com:office:word" xmlns:w="http://schemas.openxmlformats.org/wordprocessingml/2006/main" xmlns:w14="http://schemas.microsoft.com/office/word/2010/wordml" xmlns:w15="http://schemas.microsoft.com/office/word/2012/wordml" xmlns:wpg="http://schemas.microsoft.com/office/word/2010/wordprocessingGroup" xmlns:wpi="http://schemas.microsoft.com/office/word/2010/wordprocessingInk" xmlns:wne="http://schemas.microsoft.com/office/word/2006/wordml" xmlns:wps="http://schemas.microsoft.com/office/word/2010/wordprocessingShape" mc:Ignorable="w14 w15 wp14">
   <w:p>
     <w:pPr>
       <w:pStyle w:val="Rodap"/>
@@ -30260,8 +32059,8 @@
 </file>
 
 <file path=word/footnotes.xml><?xml version="1.0" encoding="utf-8"?>
-<w:footnotes xmlns:ve="http://schemas.openxmlformats.org/markup-compatibility/2006" xmlns:o="urn:schemas-microsoft-com:office:office" xmlns:r="http://schemas.openxmlformats.org/officeDocument/2006/relationships" xmlns:m="http://schemas.openxmlformats.org/officeDocument/2006/math" xmlns:v="urn:schemas-microsoft-com:vml" xmlns:wp="http://schemas.openxmlformats.org/drawingml/2006/wordprocessingDrawing" xmlns:w10="urn:schemas-microsoft-com:office:word" xmlns:w="http://schemas.openxmlformats.org/wordprocessingml/2006/main" xmlns:wne="http://schemas.microsoft.com/office/word/2006/wordml">
-  <w:footnote w:type="separator" w:id="0">
+<w:footnotes xmlns:wpc="http://schemas.microsoft.com/office/word/2010/wordprocessingCanvas" xmlns:mc="http://schemas.openxmlformats.org/markup-compatibility/2006" xmlns:o="urn:schemas-microsoft-com:office:office" xmlns:r="http://schemas.openxmlformats.org/officeDocument/2006/relationships" xmlns:m="http://schemas.openxmlformats.org/officeDocument/2006/math" xmlns:v="urn:schemas-microsoft-com:vml" xmlns:wp14="http://schemas.microsoft.com/office/word/2010/wordprocessingDrawing" xmlns:wp="http://schemas.openxmlformats.org/drawingml/2006/wordprocessingDrawing" xmlns:w10="urn:schemas-microsoft-com:office:word" xmlns:w="http://schemas.openxmlformats.org/wordprocessingml/2006/main" xmlns:w14="http://schemas.microsoft.com/office/word/2010/wordml" xmlns:w15="http://schemas.microsoft.com/office/word/2012/wordml" xmlns:wpg="http://schemas.microsoft.com/office/word/2010/wordprocessingGroup" xmlns:wpi="http://schemas.microsoft.com/office/word/2010/wordprocessingInk" xmlns:wne="http://schemas.microsoft.com/office/word/2006/wordml" xmlns:wps="http://schemas.microsoft.com/office/word/2010/wordprocessingShape" mc:Ignorable="w14 w15 wp14">
+  <w:footnote w:type="separator" w:id="-1">
     <w:p>
       <w:pPr>
         <w:spacing w:after="0" w:line="240" w:lineRule="auto"/>
@@ -30271,7 +32070,7 @@
       </w:r>
     </w:p>
   </w:footnote>
-  <w:footnote w:type="continuationSeparator" w:id="1">
+  <w:footnote w:type="continuationSeparator" w:id="0">
     <w:p>
       <w:pPr>
         <w:spacing w:after="0" w:line="240" w:lineRule="auto"/>
@@ -30285,7 +32084,7 @@
 </file>
 
 <file path=word/header1.xml><?xml version="1.0" encoding="utf-8"?>
-<w:hdr xmlns:ve="http://schemas.openxmlformats.org/markup-compatibility/2006" xmlns:o="urn:schemas-microsoft-com:office:office" xmlns:r="http://schemas.openxmlformats.org/officeDocument/2006/relationships" xmlns:m="http://schemas.openxmlformats.org/officeDocument/2006/math" xmlns:v="urn:schemas-microsoft-com:vml" xmlns:wp="http://schemas.openxmlformats.org/drawingml/2006/wordprocessingDrawing" xmlns:w10="urn:schemas-microsoft-com:office:word" xmlns:w="http://schemas.openxmlformats.org/wordprocessingml/2006/main" xmlns:wne="http://schemas.microsoft.com/office/word/2006/wordml">
+<w:hdr xmlns:wpc="http://schemas.microsoft.com/office/word/2010/wordprocessingCanvas" xmlns:mc="http://schemas.openxmlformats.org/markup-compatibility/2006" xmlns:o="urn:schemas-microsoft-com:office:office" xmlns:r="http://schemas.openxmlformats.org/officeDocument/2006/relationships" xmlns:m="http://schemas.openxmlformats.org/officeDocument/2006/math" xmlns:v="urn:schemas-microsoft-com:vml" xmlns:wp14="http://schemas.microsoft.com/office/word/2010/wordprocessingDrawing" xmlns:wp="http://schemas.openxmlformats.org/drawingml/2006/wordprocessingDrawing" xmlns:w10="urn:schemas-microsoft-com:office:word" xmlns:w="http://schemas.openxmlformats.org/wordprocessingml/2006/main" xmlns:w14="http://schemas.microsoft.com/office/word/2010/wordml" xmlns:w15="http://schemas.microsoft.com/office/word/2012/wordml" xmlns:wpg="http://schemas.microsoft.com/office/word/2010/wordprocessingGroup" xmlns:wpi="http://schemas.microsoft.com/office/word/2010/wordprocessingInk" xmlns:wne="http://schemas.microsoft.com/office/word/2006/wordml" xmlns:wps="http://schemas.microsoft.com/office/word/2010/wordprocessingShape" mc:Ignorable="w14 w15 wp14">
   <w:p>
     <w:pPr>
       <w:spacing w:after="0" w:line="240" w:lineRule="auto"/>
@@ -30305,8 +32104,20 @@
         <w:szCs w:val="20"/>
         <w:lang w:eastAsia="pt-BR"/>
       </w:rPr>
-      <w:t>Documento de Requisitos - UniDocs</w:t>
+      <w:t xml:space="preserve">Documento de Requisitos - </w:t>
     </w:r>
+    <w:proofErr w:type="spellStart"/>
+    <w:r>
+      <w:rPr>
+        <w:rFonts w:asciiTheme="majorHAnsi" w:eastAsia="Times New Roman" w:hAnsiTheme="majorHAnsi" w:cs="Arial"/>
+        <w:color w:val="000000"/>
+        <w:sz w:val="20"/>
+        <w:szCs w:val="20"/>
+        <w:lang w:eastAsia="pt-BR"/>
+      </w:rPr>
+      <w:t>UniDocs</w:t>
+    </w:r>
+    <w:proofErr w:type="spellEnd"/>
   </w:p>
   <w:p>
     <w:pPr>
@@ -30339,8 +32150,8 @@
 </file>
 
 <file path=word/numbering.xml><?xml version="1.0" encoding="utf-8"?>
-<w:numbering xmlns:ve="http://schemas.openxmlformats.org/markup-compatibility/2006" xmlns:o="urn:schemas-microsoft-com:office:office" xmlns:r="http://schemas.openxmlformats.org/officeDocument/2006/relationships" xmlns:m="http://schemas.openxmlformats.org/officeDocument/2006/math" xmlns:v="urn:schemas-microsoft-com:vml" xmlns:wp="http://schemas.openxmlformats.org/drawingml/2006/wordprocessingDrawing" xmlns:w10="urn:schemas-microsoft-com:office:word" xmlns:w="http://schemas.openxmlformats.org/wordprocessingml/2006/main" xmlns:wne="http://schemas.microsoft.com/office/word/2006/wordml">
-  <w:abstractNum w:abstractNumId="0">
+<w:numbering xmlns:wpc="http://schemas.microsoft.com/office/word/2010/wordprocessingCanvas" xmlns:mc="http://schemas.openxmlformats.org/markup-compatibility/2006" xmlns:o="urn:schemas-microsoft-com:office:office" xmlns:r="http://schemas.openxmlformats.org/officeDocument/2006/relationships" xmlns:m="http://schemas.openxmlformats.org/officeDocument/2006/math" xmlns:v="urn:schemas-microsoft-com:vml" xmlns:wp14="http://schemas.microsoft.com/office/word/2010/wordprocessingDrawing" xmlns:wp="http://schemas.openxmlformats.org/drawingml/2006/wordprocessingDrawing" xmlns:w10="urn:schemas-microsoft-com:office:word" xmlns:w="http://schemas.openxmlformats.org/wordprocessingml/2006/main" xmlns:w14="http://schemas.microsoft.com/office/word/2010/wordml" xmlns:w15="http://schemas.microsoft.com/office/word/2012/wordml" xmlns:wpg="http://schemas.microsoft.com/office/word/2010/wordprocessingGroup" xmlns:wpi="http://schemas.microsoft.com/office/word/2010/wordprocessingInk" xmlns:wne="http://schemas.microsoft.com/office/word/2006/wordml" xmlns:wps="http://schemas.microsoft.com/office/word/2010/wordprocessingShape" mc:Ignorable="w14 w15 wp14">
+  <w:abstractNum w:abstractNumId="0" w15:restartNumberingAfterBreak="0">
     <w:nsid w:val="00236217"/>
     <w:multiLevelType w:val="multilevel"/>
     <w:tmpl w:val="4B64C93E"/>
@@ -30456,7 +32267,7 @@
       </w:pPr>
     </w:lvl>
   </w:abstractNum>
-  <w:abstractNum w:abstractNumId="1">
+  <w:abstractNum w:abstractNumId="1" w15:restartNumberingAfterBreak="0">
     <w:nsid w:val="027E53A9"/>
     <w:multiLevelType w:val="multilevel"/>
     <w:tmpl w:val="06E865FC"/>
@@ -30572,7 +32383,7 @@
       </w:pPr>
     </w:lvl>
   </w:abstractNum>
-  <w:abstractNum w:abstractNumId="2">
+  <w:abstractNum w:abstractNumId="2" w15:restartNumberingAfterBreak="0">
     <w:nsid w:val="02AC2A83"/>
     <w:multiLevelType w:val="multilevel"/>
     <w:tmpl w:val="D3923E36"/>
@@ -30685,7 +32496,7 @@
       </w:rPr>
     </w:lvl>
   </w:abstractNum>
-  <w:abstractNum w:abstractNumId="3">
+  <w:abstractNum w:abstractNumId="3" w15:restartNumberingAfterBreak="0">
     <w:nsid w:val="03F92207"/>
     <w:multiLevelType w:val="multilevel"/>
     <w:tmpl w:val="7DDA9CE0"/>
@@ -30798,7 +32609,7 @@
       </w:rPr>
     </w:lvl>
   </w:abstractNum>
-  <w:abstractNum w:abstractNumId="4">
+  <w:abstractNum w:abstractNumId="4" w15:restartNumberingAfterBreak="0">
     <w:nsid w:val="04304D69"/>
     <w:multiLevelType w:val="multilevel"/>
     <w:tmpl w:val="29F4D96C"/>
@@ -30916,7 +32727,7 @@
       </w:pPr>
     </w:lvl>
   </w:abstractNum>
-  <w:abstractNum w:abstractNumId="5">
+  <w:abstractNum w:abstractNumId="5" w15:restartNumberingAfterBreak="0">
     <w:nsid w:val="05EE1BC6"/>
     <w:multiLevelType w:val="multilevel"/>
     <w:tmpl w:val="67EC5C50"/>
@@ -31032,7 +32843,7 @@
       </w:pPr>
     </w:lvl>
   </w:abstractNum>
-  <w:abstractNum w:abstractNumId="6">
+  <w:abstractNum w:abstractNumId="6" w15:restartNumberingAfterBreak="0">
     <w:nsid w:val="069F43F6"/>
     <w:multiLevelType w:val="multilevel"/>
     <w:tmpl w:val="D99E165A"/>
@@ -31148,7 +32959,7 @@
       </w:pPr>
     </w:lvl>
   </w:abstractNum>
-  <w:abstractNum w:abstractNumId="7">
+  <w:abstractNum w:abstractNumId="7" w15:restartNumberingAfterBreak="0">
     <w:nsid w:val="0A296959"/>
     <w:multiLevelType w:val="multilevel"/>
     <w:tmpl w:val="1152C9DC"/>
@@ -31264,7 +33075,7 @@
       </w:pPr>
     </w:lvl>
   </w:abstractNum>
-  <w:abstractNum w:abstractNumId="8">
+  <w:abstractNum w:abstractNumId="8" w15:restartNumberingAfterBreak="0">
     <w:nsid w:val="0A771997"/>
     <w:multiLevelType w:val="multilevel"/>
     <w:tmpl w:val="89562598"/>
@@ -31380,7 +33191,7 @@
       </w:pPr>
     </w:lvl>
   </w:abstractNum>
-  <w:abstractNum w:abstractNumId="9">
+  <w:abstractNum w:abstractNumId="9" w15:restartNumberingAfterBreak="0">
     <w:nsid w:val="0B0C71DD"/>
     <w:multiLevelType w:val="multilevel"/>
     <w:tmpl w:val="BF12C304"/>
@@ -31472,7 +33283,7 @@
       </w:pPr>
     </w:lvl>
   </w:abstractNum>
-  <w:abstractNum w:abstractNumId="10">
+  <w:abstractNum w:abstractNumId="10" w15:restartNumberingAfterBreak="0">
     <w:nsid w:val="0F8C10AA"/>
     <w:multiLevelType w:val="multilevel"/>
     <w:tmpl w:val="CF70895E"/>
@@ -31588,7 +33399,7 @@
       </w:pPr>
     </w:lvl>
   </w:abstractNum>
-  <w:abstractNum w:abstractNumId="11">
+  <w:abstractNum w:abstractNumId="11" w15:restartNumberingAfterBreak="0">
     <w:nsid w:val="12C95284"/>
     <w:multiLevelType w:val="multilevel"/>
     <w:tmpl w:val="D6449FAA"/>
@@ -31683,7 +33494,7 @@
       </w:pPr>
     </w:lvl>
   </w:abstractNum>
-  <w:abstractNum w:abstractNumId="12">
+  <w:abstractNum w:abstractNumId="12" w15:restartNumberingAfterBreak="0">
     <w:nsid w:val="14AC2D85"/>
     <w:multiLevelType w:val="hybridMultilevel"/>
     <w:tmpl w:val="B460603E"/>
@@ -31774,7 +33585,7 @@
       </w:pPr>
     </w:lvl>
   </w:abstractNum>
-  <w:abstractNum w:abstractNumId="13">
+  <w:abstractNum w:abstractNumId="13" w15:restartNumberingAfterBreak="0">
     <w:nsid w:val="157F5689"/>
     <w:multiLevelType w:val="multilevel"/>
     <w:tmpl w:val="6DC2143E"/>
@@ -31890,7 +33701,7 @@
       </w:pPr>
     </w:lvl>
   </w:abstractNum>
-  <w:abstractNum w:abstractNumId="14">
+  <w:abstractNum w:abstractNumId="14" w15:restartNumberingAfterBreak="0">
     <w:nsid w:val="16A15DE8"/>
     <w:multiLevelType w:val="multilevel"/>
     <w:tmpl w:val="9030FDC4"/>
@@ -32006,7 +33817,7 @@
       </w:pPr>
     </w:lvl>
   </w:abstractNum>
-  <w:abstractNum w:abstractNumId="15">
+  <w:abstractNum w:abstractNumId="15" w15:restartNumberingAfterBreak="0">
     <w:nsid w:val="1CD96151"/>
     <w:multiLevelType w:val="multilevel"/>
     <w:tmpl w:val="2850DB16"/>
@@ -32124,7 +33935,7 @@
       </w:rPr>
     </w:lvl>
   </w:abstractNum>
-  <w:abstractNum w:abstractNumId="16">
+  <w:abstractNum w:abstractNumId="16" w15:restartNumberingAfterBreak="0">
     <w:nsid w:val="1EF25E47"/>
     <w:multiLevelType w:val="multilevel"/>
     <w:tmpl w:val="B3381F62"/>
@@ -32240,7 +34051,7 @@
       </w:pPr>
     </w:lvl>
   </w:abstractNum>
-  <w:abstractNum w:abstractNumId="17">
+  <w:abstractNum w:abstractNumId="17" w15:restartNumberingAfterBreak="0">
     <w:nsid w:val="1F5779C7"/>
     <w:multiLevelType w:val="multilevel"/>
     <w:tmpl w:val="77B61B2E"/>
@@ -32356,7 +34167,7 @@
       </w:pPr>
     </w:lvl>
   </w:abstractNum>
-  <w:abstractNum w:abstractNumId="18">
+  <w:abstractNum w:abstractNumId="18" w15:restartNumberingAfterBreak="0">
     <w:nsid w:val="204F2A35"/>
     <w:multiLevelType w:val="multilevel"/>
     <w:tmpl w:val="7B4A4942"/>
@@ -32472,7 +34283,7 @@
       </w:pPr>
     </w:lvl>
   </w:abstractNum>
-  <w:abstractNum w:abstractNumId="19">
+  <w:abstractNum w:abstractNumId="19" w15:restartNumberingAfterBreak="0">
     <w:nsid w:val="206C02F5"/>
     <w:multiLevelType w:val="multilevel"/>
     <w:tmpl w:val="43EE938A"/>
@@ -32561,7 +34372,7 @@
       </w:pPr>
     </w:lvl>
   </w:abstractNum>
-  <w:abstractNum w:abstractNumId="20">
+  <w:abstractNum w:abstractNumId="20" w15:restartNumberingAfterBreak="0">
     <w:nsid w:val="21364ED2"/>
     <w:multiLevelType w:val="multilevel"/>
     <w:tmpl w:val="8128795A"/>
@@ -32677,7 +34488,7 @@
       </w:pPr>
     </w:lvl>
   </w:abstractNum>
-  <w:abstractNum w:abstractNumId="21">
+  <w:abstractNum w:abstractNumId="21" w15:restartNumberingAfterBreak="0">
     <w:nsid w:val="21CE060D"/>
     <w:multiLevelType w:val="multilevel"/>
     <w:tmpl w:val="0C72CD36"/>
@@ -32772,7 +34583,7 @@
       </w:pPr>
     </w:lvl>
   </w:abstractNum>
-  <w:abstractNum w:abstractNumId="22">
+  <w:abstractNum w:abstractNumId="22" w15:restartNumberingAfterBreak="0">
     <w:nsid w:val="22512BE0"/>
     <w:multiLevelType w:val="multilevel"/>
     <w:tmpl w:val="303E45F0"/>
@@ -32888,7 +34699,7 @@
       </w:pPr>
     </w:lvl>
   </w:abstractNum>
-  <w:abstractNum w:abstractNumId="23">
+  <w:abstractNum w:abstractNumId="23" w15:restartNumberingAfterBreak="0">
     <w:nsid w:val="22C924B1"/>
     <w:multiLevelType w:val="multilevel"/>
     <w:tmpl w:val="DF38F68E"/>
@@ -32983,7 +34794,7 @@
       </w:pPr>
     </w:lvl>
   </w:abstractNum>
-  <w:abstractNum w:abstractNumId="24">
+  <w:abstractNum w:abstractNumId="24" w15:restartNumberingAfterBreak="0">
     <w:nsid w:val="23B516DB"/>
     <w:multiLevelType w:val="multilevel"/>
     <w:tmpl w:val="E60AAC06"/>
@@ -33099,7 +34910,7 @@
       </w:pPr>
     </w:lvl>
   </w:abstractNum>
-  <w:abstractNum w:abstractNumId="25">
+  <w:abstractNum w:abstractNumId="25" w15:restartNumberingAfterBreak="0">
     <w:nsid w:val="24576200"/>
     <w:multiLevelType w:val="multilevel"/>
     <w:tmpl w:val="C5F87406"/>
@@ -33215,7 +35026,7 @@
       </w:pPr>
     </w:lvl>
   </w:abstractNum>
-  <w:abstractNum w:abstractNumId="26">
+  <w:abstractNum w:abstractNumId="26" w15:restartNumberingAfterBreak="0">
     <w:nsid w:val="248C3FB6"/>
     <w:multiLevelType w:val="multilevel"/>
     <w:tmpl w:val="761229D8"/>
@@ -33331,7 +35142,7 @@
       </w:pPr>
     </w:lvl>
   </w:abstractNum>
-  <w:abstractNum w:abstractNumId="27">
+  <w:abstractNum w:abstractNumId="27" w15:restartNumberingAfterBreak="0">
     <w:nsid w:val="25DE70CC"/>
     <w:multiLevelType w:val="multilevel"/>
     <w:tmpl w:val="F092CBD0"/>
@@ -33447,7 +35258,7 @@
       </w:pPr>
     </w:lvl>
   </w:abstractNum>
-  <w:abstractNum w:abstractNumId="28">
+  <w:abstractNum w:abstractNumId="28" w15:restartNumberingAfterBreak="0">
     <w:nsid w:val="26582EF3"/>
     <w:multiLevelType w:val="multilevel"/>
     <w:tmpl w:val="43266374"/>
@@ -33542,7 +35353,7 @@
       </w:pPr>
     </w:lvl>
   </w:abstractNum>
-  <w:abstractNum w:abstractNumId="29">
+  <w:abstractNum w:abstractNumId="29" w15:restartNumberingAfterBreak="0">
     <w:nsid w:val="285919DA"/>
     <w:multiLevelType w:val="multilevel"/>
     <w:tmpl w:val="2FBA6A40"/>
@@ -33634,7 +35445,7 @@
       </w:pPr>
     </w:lvl>
   </w:abstractNum>
-  <w:abstractNum w:abstractNumId="30">
+  <w:abstractNum w:abstractNumId="30" w15:restartNumberingAfterBreak="0">
     <w:nsid w:val="285D3ABD"/>
     <w:multiLevelType w:val="multilevel"/>
     <w:tmpl w:val="D9BC9042"/>
@@ -33750,7 +35561,7 @@
       </w:pPr>
     </w:lvl>
   </w:abstractNum>
-  <w:abstractNum w:abstractNumId="31">
+  <w:abstractNum w:abstractNumId="31" w15:restartNumberingAfterBreak="0">
     <w:nsid w:val="29E449E2"/>
     <w:multiLevelType w:val="multilevel"/>
     <w:tmpl w:val="C4BE4B76"/>
@@ -33866,7 +35677,7 @@
       </w:pPr>
     </w:lvl>
   </w:abstractNum>
-  <w:abstractNum w:abstractNumId="32">
+  <w:abstractNum w:abstractNumId="32" w15:restartNumberingAfterBreak="0">
     <w:nsid w:val="2AF52B86"/>
     <w:multiLevelType w:val="multilevel"/>
     <w:tmpl w:val="9328DC76"/>
@@ -33982,7 +35793,7 @@
       </w:pPr>
     </w:lvl>
   </w:abstractNum>
-  <w:abstractNum w:abstractNumId="33">
+  <w:abstractNum w:abstractNumId="33" w15:restartNumberingAfterBreak="0">
     <w:nsid w:val="2B1E6B07"/>
     <w:multiLevelType w:val="multilevel"/>
     <w:tmpl w:val="FB720BE8"/>
@@ -34095,7 +35906,7 @@
       </w:rPr>
     </w:lvl>
   </w:abstractNum>
-  <w:abstractNum w:abstractNumId="34">
+  <w:abstractNum w:abstractNumId="34" w15:restartNumberingAfterBreak="0">
     <w:nsid w:val="2B4834A1"/>
     <w:multiLevelType w:val="multilevel"/>
     <w:tmpl w:val="DFE288D6"/>
@@ -34208,7 +36019,7 @@
       </w:rPr>
     </w:lvl>
   </w:abstractNum>
-  <w:abstractNum w:abstractNumId="35">
+  <w:abstractNum w:abstractNumId="35" w15:restartNumberingAfterBreak="0">
     <w:nsid w:val="2B74346F"/>
     <w:multiLevelType w:val="multilevel"/>
     <w:tmpl w:val="5A70EA52"/>
@@ -34321,7 +36132,7 @@
       </w:rPr>
     </w:lvl>
   </w:abstractNum>
-  <w:abstractNum w:abstractNumId="36">
+  <w:abstractNum w:abstractNumId="36" w15:restartNumberingAfterBreak="0">
     <w:nsid w:val="2CA864CA"/>
     <w:multiLevelType w:val="multilevel"/>
     <w:tmpl w:val="7D70A0C0"/>
@@ -34437,7 +36248,7 @@
       </w:pPr>
     </w:lvl>
   </w:abstractNum>
-  <w:abstractNum w:abstractNumId="37">
+  <w:abstractNum w:abstractNumId="37" w15:restartNumberingAfterBreak="0">
     <w:nsid w:val="2CE34117"/>
     <w:multiLevelType w:val="multilevel"/>
     <w:tmpl w:val="D43202EE"/>
@@ -34553,7 +36364,7 @@
       </w:pPr>
     </w:lvl>
   </w:abstractNum>
-  <w:abstractNum w:abstractNumId="38">
+  <w:abstractNum w:abstractNumId="38" w15:restartNumberingAfterBreak="0">
     <w:nsid w:val="2EA774EF"/>
     <w:multiLevelType w:val="multilevel"/>
     <w:tmpl w:val="5C9C375E"/>
@@ -34648,7 +36459,7 @@
       </w:pPr>
     </w:lvl>
   </w:abstractNum>
-  <w:abstractNum w:abstractNumId="39">
+  <w:abstractNum w:abstractNumId="39" w15:restartNumberingAfterBreak="0">
     <w:nsid w:val="3012700D"/>
     <w:multiLevelType w:val="multilevel"/>
     <w:tmpl w:val="D4347EA8"/>
@@ -34761,7 +36572,7 @@
       </w:pPr>
     </w:lvl>
   </w:abstractNum>
-  <w:abstractNum w:abstractNumId="40">
+  <w:abstractNum w:abstractNumId="40" w15:restartNumberingAfterBreak="0">
     <w:nsid w:val="303D518B"/>
     <w:multiLevelType w:val="multilevel"/>
     <w:tmpl w:val="48F409F2"/>
@@ -34877,7 +36688,7 @@
       </w:pPr>
     </w:lvl>
   </w:abstractNum>
-  <w:abstractNum w:abstractNumId="41">
+  <w:abstractNum w:abstractNumId="41" w15:restartNumberingAfterBreak="0">
     <w:nsid w:val="30E62CE9"/>
     <w:multiLevelType w:val="multilevel"/>
     <w:tmpl w:val="6AD260DC"/>
@@ -34990,7 +36801,7 @@
       </w:pPr>
     </w:lvl>
   </w:abstractNum>
-  <w:abstractNum w:abstractNumId="42">
+  <w:abstractNum w:abstractNumId="42" w15:restartNumberingAfterBreak="0">
     <w:nsid w:val="31B3591A"/>
     <w:multiLevelType w:val="multilevel"/>
     <w:tmpl w:val="99607E28"/>
@@ -35079,7 +36890,7 @@
       </w:pPr>
     </w:lvl>
   </w:abstractNum>
-  <w:abstractNum w:abstractNumId="43">
+  <w:abstractNum w:abstractNumId="43" w15:restartNumberingAfterBreak="0">
     <w:nsid w:val="32890033"/>
     <w:multiLevelType w:val="multilevel"/>
     <w:tmpl w:val="C450A5CA"/>
@@ -35174,7 +36985,7 @@
       </w:pPr>
     </w:lvl>
   </w:abstractNum>
-  <w:abstractNum w:abstractNumId="44">
+  <w:abstractNum w:abstractNumId="44" w15:restartNumberingAfterBreak="0">
     <w:nsid w:val="32D253C2"/>
     <w:multiLevelType w:val="multilevel"/>
     <w:tmpl w:val="62F481C2"/>
@@ -35287,7 +37098,7 @@
       </w:rPr>
     </w:lvl>
   </w:abstractNum>
-  <w:abstractNum w:abstractNumId="45">
+  <w:abstractNum w:abstractNumId="45" w15:restartNumberingAfterBreak="0">
     <w:nsid w:val="335F6E7D"/>
     <w:multiLevelType w:val="multilevel"/>
     <w:tmpl w:val="8A9C2CA8"/>
@@ -35382,7 +37193,7 @@
       </w:pPr>
     </w:lvl>
   </w:abstractNum>
-  <w:abstractNum w:abstractNumId="46">
+  <w:abstractNum w:abstractNumId="46" w15:restartNumberingAfterBreak="0">
     <w:nsid w:val="3365569E"/>
     <w:multiLevelType w:val="multilevel"/>
     <w:tmpl w:val="2406615C"/>
@@ -35498,7 +37309,7 @@
       </w:pPr>
     </w:lvl>
   </w:abstractNum>
-  <w:abstractNum w:abstractNumId="47">
+  <w:abstractNum w:abstractNumId="47" w15:restartNumberingAfterBreak="0">
     <w:nsid w:val="357F16C4"/>
     <w:multiLevelType w:val="multilevel"/>
     <w:tmpl w:val="CA325ABC"/>
@@ -35620,7 +37431,7 @@
       </w:pPr>
     </w:lvl>
   </w:abstractNum>
-  <w:abstractNum w:abstractNumId="48">
+  <w:abstractNum w:abstractNumId="48" w15:restartNumberingAfterBreak="0">
     <w:nsid w:val="35F0677A"/>
     <w:multiLevelType w:val="multilevel"/>
     <w:tmpl w:val="1DA00C72"/>
@@ -35709,7 +37520,7 @@
       </w:pPr>
     </w:lvl>
   </w:abstractNum>
-  <w:abstractNum w:abstractNumId="49">
+  <w:abstractNum w:abstractNumId="49" w15:restartNumberingAfterBreak="0">
     <w:nsid w:val="36157333"/>
     <w:multiLevelType w:val="multilevel"/>
     <w:tmpl w:val="DB3C0FD0"/>
@@ -35825,7 +37636,7 @@
       </w:pPr>
     </w:lvl>
   </w:abstractNum>
-  <w:abstractNum w:abstractNumId="50">
+  <w:abstractNum w:abstractNumId="50" w15:restartNumberingAfterBreak="0">
     <w:nsid w:val="3799230E"/>
     <w:multiLevelType w:val="multilevel"/>
     <w:tmpl w:val="5F24453A"/>
@@ -35915,7 +37726,7 @@
       </w:pPr>
     </w:lvl>
   </w:abstractNum>
-  <w:abstractNum w:abstractNumId="51">
+  <w:abstractNum w:abstractNumId="51" w15:restartNumberingAfterBreak="0">
     <w:nsid w:val="384206E4"/>
     <w:multiLevelType w:val="multilevel"/>
     <w:tmpl w:val="01D0D3B0"/>
@@ -36031,7 +37842,7 @@
       </w:pPr>
     </w:lvl>
   </w:abstractNum>
-  <w:abstractNum w:abstractNumId="52">
+  <w:abstractNum w:abstractNumId="52" w15:restartNumberingAfterBreak="0">
     <w:nsid w:val="384323C0"/>
     <w:multiLevelType w:val="multilevel"/>
     <w:tmpl w:val="D0AC136E"/>
@@ -36147,7 +37958,7 @@
       </w:pPr>
     </w:lvl>
   </w:abstractNum>
-  <w:abstractNum w:abstractNumId="53">
+  <w:abstractNum w:abstractNumId="53" w15:restartNumberingAfterBreak="0">
     <w:nsid w:val="3AEC2DAB"/>
     <w:multiLevelType w:val="multilevel"/>
     <w:tmpl w:val="7224606E"/>
@@ -36296,7 +38107,7 @@
       </w:rPr>
     </w:lvl>
   </w:abstractNum>
-  <w:abstractNum w:abstractNumId="54">
+  <w:abstractNum w:abstractNumId="54" w15:restartNumberingAfterBreak="0">
     <w:nsid w:val="3B6F57E3"/>
     <w:multiLevelType w:val="multilevel"/>
     <w:tmpl w:val="F2AEABA6"/>
@@ -36412,7 +38223,7 @@
       </w:pPr>
     </w:lvl>
   </w:abstractNum>
-  <w:abstractNum w:abstractNumId="55">
+  <w:abstractNum w:abstractNumId="55" w15:restartNumberingAfterBreak="0">
     <w:nsid w:val="3B835184"/>
     <w:multiLevelType w:val="multilevel"/>
     <w:tmpl w:val="40B009E8"/>
@@ -36528,7 +38339,7 @@
       </w:pPr>
     </w:lvl>
   </w:abstractNum>
-  <w:abstractNum w:abstractNumId="56">
+  <w:abstractNum w:abstractNumId="56" w15:restartNumberingAfterBreak="0">
     <w:nsid w:val="3DC15A08"/>
     <w:multiLevelType w:val="multilevel"/>
     <w:tmpl w:val="63A894EC"/>
@@ -36644,7 +38455,7 @@
       </w:pPr>
     </w:lvl>
   </w:abstractNum>
-  <w:abstractNum w:abstractNumId="57">
+  <w:abstractNum w:abstractNumId="57" w15:restartNumberingAfterBreak="0">
     <w:nsid w:val="3E951989"/>
     <w:multiLevelType w:val="multilevel"/>
     <w:tmpl w:val="01C2E2AC"/>
@@ -36760,7 +38571,7 @@
       </w:pPr>
     </w:lvl>
   </w:abstractNum>
-  <w:abstractNum w:abstractNumId="58">
+  <w:abstractNum w:abstractNumId="58" w15:restartNumberingAfterBreak="0">
     <w:nsid w:val="40E1314A"/>
     <w:multiLevelType w:val="multilevel"/>
     <w:tmpl w:val="F4284B64"/>
@@ -36855,7 +38666,7 @@
       </w:pPr>
     </w:lvl>
   </w:abstractNum>
-  <w:abstractNum w:abstractNumId="59">
+  <w:abstractNum w:abstractNumId="59" w15:restartNumberingAfterBreak="0">
     <w:nsid w:val="429344A4"/>
     <w:multiLevelType w:val="multilevel"/>
     <w:tmpl w:val="2CD8E5F4"/>
@@ -36951,7 +38762,7 @@
       </w:pPr>
     </w:lvl>
   </w:abstractNum>
-  <w:abstractNum w:abstractNumId="60">
+  <w:abstractNum w:abstractNumId="60" w15:restartNumberingAfterBreak="0">
     <w:nsid w:val="434F68C3"/>
     <w:multiLevelType w:val="multilevel"/>
     <w:tmpl w:val="3AEE0DD4"/>
@@ -37067,7 +38878,7 @@
       </w:pPr>
     </w:lvl>
   </w:abstractNum>
-  <w:abstractNum w:abstractNumId="61">
+  <w:abstractNum w:abstractNumId="61" w15:restartNumberingAfterBreak="0">
     <w:nsid w:val="450D4159"/>
     <w:multiLevelType w:val="multilevel"/>
     <w:tmpl w:val="7E52966A"/>
@@ -37180,7 +38991,7 @@
       </w:rPr>
     </w:lvl>
   </w:abstractNum>
-  <w:abstractNum w:abstractNumId="62">
+  <w:abstractNum w:abstractNumId="62" w15:restartNumberingAfterBreak="0">
     <w:nsid w:val="451925DD"/>
     <w:multiLevelType w:val="multilevel"/>
     <w:tmpl w:val="84B23F66"/>
@@ -37296,7 +39107,7 @@
       </w:pPr>
     </w:lvl>
   </w:abstractNum>
-  <w:abstractNum w:abstractNumId="63">
+  <w:abstractNum w:abstractNumId="63" w15:restartNumberingAfterBreak="0">
     <w:nsid w:val="45ED4E37"/>
     <w:multiLevelType w:val="multilevel"/>
     <w:tmpl w:val="7828F7C2"/>
@@ -37412,7 +39223,7 @@
       </w:pPr>
     </w:lvl>
   </w:abstractNum>
-  <w:abstractNum w:abstractNumId="64">
+  <w:abstractNum w:abstractNumId="64" w15:restartNumberingAfterBreak="0">
     <w:nsid w:val="4674255B"/>
     <w:multiLevelType w:val="multilevel"/>
     <w:tmpl w:val="883E154C"/>
@@ -37503,7 +39314,7 @@
       </w:pPr>
     </w:lvl>
   </w:abstractNum>
-  <w:abstractNum w:abstractNumId="65">
+  <w:abstractNum w:abstractNumId="65" w15:restartNumberingAfterBreak="0">
     <w:nsid w:val="46C52598"/>
     <w:multiLevelType w:val="multilevel"/>
     <w:tmpl w:val="C00C39D4"/>
@@ -37619,7 +39430,7 @@
       </w:pPr>
     </w:lvl>
   </w:abstractNum>
-  <w:abstractNum w:abstractNumId="66">
+  <w:abstractNum w:abstractNumId="66" w15:restartNumberingAfterBreak="0">
     <w:nsid w:val="4753791D"/>
     <w:multiLevelType w:val="multilevel"/>
     <w:tmpl w:val="3C0641E2"/>
@@ -37735,7 +39546,7 @@
       </w:pPr>
     </w:lvl>
   </w:abstractNum>
-  <w:abstractNum w:abstractNumId="67">
+  <w:abstractNum w:abstractNumId="67" w15:restartNumberingAfterBreak="0">
     <w:nsid w:val="494818CB"/>
     <w:multiLevelType w:val="multilevel"/>
     <w:tmpl w:val="F5F2C5B4"/>
@@ -37851,7 +39662,7 @@
       </w:pPr>
     </w:lvl>
   </w:abstractNum>
-  <w:abstractNum w:abstractNumId="68">
+  <w:abstractNum w:abstractNumId="68" w15:restartNumberingAfterBreak="0">
     <w:nsid w:val="497253CD"/>
     <w:multiLevelType w:val="multilevel"/>
     <w:tmpl w:val="682849BA"/>
@@ -37940,7 +39751,7 @@
       </w:pPr>
     </w:lvl>
   </w:abstractNum>
-  <w:abstractNum w:abstractNumId="69">
+  <w:abstractNum w:abstractNumId="69" w15:restartNumberingAfterBreak="0">
     <w:nsid w:val="4B2E6C3F"/>
     <w:multiLevelType w:val="multilevel"/>
     <w:tmpl w:val="B890DA14"/>
@@ -38056,7 +39867,7 @@
       </w:pPr>
     </w:lvl>
   </w:abstractNum>
-  <w:abstractNum w:abstractNumId="70">
+  <w:abstractNum w:abstractNumId="70" w15:restartNumberingAfterBreak="0">
     <w:nsid w:val="4B5B2FE6"/>
     <w:multiLevelType w:val="multilevel"/>
     <w:tmpl w:val="BE740060"/>
@@ -38151,7 +39962,7 @@
       </w:pPr>
     </w:lvl>
   </w:abstractNum>
-  <w:abstractNum w:abstractNumId="71">
+  <w:abstractNum w:abstractNumId="71" w15:restartNumberingAfterBreak="0">
     <w:nsid w:val="4BBF13EC"/>
     <w:multiLevelType w:val="multilevel"/>
     <w:tmpl w:val="F420075E"/>
@@ -38265,7 +40076,7 @@
       </w:rPr>
     </w:lvl>
   </w:abstractNum>
-  <w:abstractNum w:abstractNumId="72">
+  <w:abstractNum w:abstractNumId="72" w15:restartNumberingAfterBreak="0">
     <w:nsid w:val="4BDC04AF"/>
     <w:multiLevelType w:val="multilevel"/>
     <w:tmpl w:val="BD2CCD70"/>
@@ -38381,7 +40192,7 @@
       </w:pPr>
     </w:lvl>
   </w:abstractNum>
-  <w:abstractNum w:abstractNumId="73">
+  <w:abstractNum w:abstractNumId="73" w15:restartNumberingAfterBreak="0">
     <w:nsid w:val="4F152F1D"/>
     <w:multiLevelType w:val="hybridMultilevel"/>
     <w:tmpl w:val="D4C66820"/>
@@ -38472,7 +40283,7 @@
       </w:pPr>
     </w:lvl>
   </w:abstractNum>
-  <w:abstractNum w:abstractNumId="74">
+  <w:abstractNum w:abstractNumId="74" w15:restartNumberingAfterBreak="0">
     <w:nsid w:val="4F512AE3"/>
     <w:multiLevelType w:val="multilevel"/>
     <w:tmpl w:val="9AA66554"/>
@@ -38588,7 +40399,7 @@
       </w:pPr>
     </w:lvl>
   </w:abstractNum>
-  <w:abstractNum w:abstractNumId="75">
+  <w:abstractNum w:abstractNumId="75" w15:restartNumberingAfterBreak="0">
     <w:nsid w:val="50BE4FAB"/>
     <w:multiLevelType w:val="multilevel"/>
     <w:tmpl w:val="B04CCFC2"/>
@@ -38704,7 +40515,7 @@
       </w:pPr>
     </w:lvl>
   </w:abstractNum>
-  <w:abstractNum w:abstractNumId="76">
+  <w:abstractNum w:abstractNumId="76" w15:restartNumberingAfterBreak="0">
     <w:nsid w:val="513513DF"/>
     <w:multiLevelType w:val="multilevel"/>
     <w:tmpl w:val="570A94AE"/>
@@ -38820,7 +40631,7 @@
       </w:pPr>
     </w:lvl>
   </w:abstractNum>
-  <w:abstractNum w:abstractNumId="77">
+  <w:abstractNum w:abstractNumId="77" w15:restartNumberingAfterBreak="0">
     <w:nsid w:val="529E2CA3"/>
     <w:multiLevelType w:val="multilevel"/>
     <w:tmpl w:val="237C9B7E"/>
@@ -38936,7 +40747,7 @@
       </w:pPr>
     </w:lvl>
   </w:abstractNum>
-  <w:abstractNum w:abstractNumId="78">
+  <w:abstractNum w:abstractNumId="78" w15:restartNumberingAfterBreak="0">
     <w:nsid w:val="52E904D1"/>
     <w:multiLevelType w:val="multilevel"/>
     <w:tmpl w:val="AFEC6B4A"/>
@@ -39052,7 +40863,7 @@
       </w:pPr>
     </w:lvl>
   </w:abstractNum>
-  <w:abstractNum w:abstractNumId="79">
+  <w:abstractNum w:abstractNumId="79" w15:restartNumberingAfterBreak="0">
     <w:nsid w:val="55833C28"/>
     <w:multiLevelType w:val="multilevel"/>
     <w:tmpl w:val="E102A2F4"/>
@@ -39168,7 +40979,7 @@
       </w:pPr>
     </w:lvl>
   </w:abstractNum>
-  <w:abstractNum w:abstractNumId="80">
+  <w:abstractNum w:abstractNumId="80" w15:restartNumberingAfterBreak="0">
     <w:nsid w:val="55CF366D"/>
     <w:multiLevelType w:val="multilevel"/>
     <w:tmpl w:val="7E005BD8"/>
@@ -39284,7 +41095,7 @@
       </w:pPr>
     </w:lvl>
   </w:abstractNum>
-  <w:abstractNum w:abstractNumId="81">
+  <w:abstractNum w:abstractNumId="81" w15:restartNumberingAfterBreak="0">
     <w:nsid w:val="576F155A"/>
     <w:multiLevelType w:val="multilevel"/>
     <w:tmpl w:val="8070CBF0"/>
@@ -39400,7 +41211,7 @@
       </w:pPr>
     </w:lvl>
   </w:abstractNum>
-  <w:abstractNum w:abstractNumId="82">
+  <w:abstractNum w:abstractNumId="82" w15:restartNumberingAfterBreak="0">
     <w:nsid w:val="57B5108D"/>
     <w:multiLevelType w:val="multilevel"/>
     <w:tmpl w:val="FA9488A2"/>
@@ -39514,7 +41325,7 @@
       </w:rPr>
     </w:lvl>
   </w:abstractNum>
-  <w:abstractNum w:abstractNumId="83">
+  <w:abstractNum w:abstractNumId="83" w15:restartNumberingAfterBreak="0">
     <w:nsid w:val="5817346F"/>
     <w:multiLevelType w:val="multilevel"/>
     <w:tmpl w:val="77B2708C"/>
@@ -39630,7 +41441,7 @@
       </w:pPr>
     </w:lvl>
   </w:abstractNum>
-  <w:abstractNum w:abstractNumId="84">
+  <w:abstractNum w:abstractNumId="84" w15:restartNumberingAfterBreak="0">
     <w:nsid w:val="58295B87"/>
     <w:multiLevelType w:val="multilevel"/>
     <w:tmpl w:val="423A0D58"/>
@@ -39722,7 +41533,7 @@
       </w:pPr>
     </w:lvl>
   </w:abstractNum>
-  <w:abstractNum w:abstractNumId="85">
+  <w:abstractNum w:abstractNumId="85" w15:restartNumberingAfterBreak="0">
     <w:nsid w:val="586A3012"/>
     <w:multiLevelType w:val="multilevel"/>
     <w:tmpl w:val="54E09676"/>
@@ -39817,7 +41628,7 @@
       </w:pPr>
     </w:lvl>
   </w:abstractNum>
-  <w:abstractNum w:abstractNumId="86">
+  <w:abstractNum w:abstractNumId="86" w15:restartNumberingAfterBreak="0">
     <w:nsid w:val="5D961C2C"/>
     <w:multiLevelType w:val="multilevel"/>
     <w:tmpl w:val="942E16C2"/>
@@ -39912,7 +41723,7 @@
       </w:pPr>
     </w:lvl>
   </w:abstractNum>
-  <w:abstractNum w:abstractNumId="87">
+  <w:abstractNum w:abstractNumId="87" w15:restartNumberingAfterBreak="0">
     <w:nsid w:val="5F12115E"/>
     <w:multiLevelType w:val="multilevel"/>
     <w:tmpl w:val="6A084514"/>
@@ -40002,7 +41813,7 @@
       </w:pPr>
     </w:lvl>
   </w:abstractNum>
-  <w:abstractNum w:abstractNumId="88">
+  <w:abstractNum w:abstractNumId="88" w15:restartNumberingAfterBreak="0">
     <w:nsid w:val="62A47D7B"/>
     <w:multiLevelType w:val="multilevel"/>
     <w:tmpl w:val="0D4CA138"/>
@@ -40118,7 +41929,7 @@
       </w:pPr>
     </w:lvl>
   </w:abstractNum>
-  <w:abstractNum w:abstractNumId="89">
+  <w:abstractNum w:abstractNumId="89" w15:restartNumberingAfterBreak="0">
     <w:nsid w:val="633D74B9"/>
     <w:multiLevelType w:val="multilevel"/>
     <w:tmpl w:val="52ECADEA"/>
@@ -40234,7 +42045,7 @@
       </w:pPr>
     </w:lvl>
   </w:abstractNum>
-  <w:abstractNum w:abstractNumId="90">
+  <w:abstractNum w:abstractNumId="90" w15:restartNumberingAfterBreak="0">
     <w:nsid w:val="636908A7"/>
     <w:multiLevelType w:val="multilevel"/>
     <w:tmpl w:val="8FB80568"/>
@@ -40350,7 +42161,7 @@
       </w:pPr>
     </w:lvl>
   </w:abstractNum>
-  <w:abstractNum w:abstractNumId="91">
+  <w:abstractNum w:abstractNumId="91" w15:restartNumberingAfterBreak="0">
     <w:nsid w:val="677B30B0"/>
     <w:multiLevelType w:val="multilevel"/>
     <w:tmpl w:val="94388CDA"/>
@@ -40442,7 +42253,7 @@
       </w:pPr>
     </w:lvl>
   </w:abstractNum>
-  <w:abstractNum w:abstractNumId="92">
+  <w:abstractNum w:abstractNumId="92" w15:restartNumberingAfterBreak="0">
     <w:nsid w:val="679E696D"/>
     <w:multiLevelType w:val="multilevel"/>
     <w:tmpl w:val="18640EBA"/>
@@ -40558,7 +42369,7 @@
       </w:pPr>
     </w:lvl>
   </w:abstractNum>
-  <w:abstractNum w:abstractNumId="93">
+  <w:abstractNum w:abstractNumId="93" w15:restartNumberingAfterBreak="0">
     <w:nsid w:val="67FD14D0"/>
     <w:multiLevelType w:val="multilevel"/>
     <w:tmpl w:val="CDACD786"/>
@@ -40674,7 +42485,7 @@
       </w:pPr>
     </w:lvl>
   </w:abstractNum>
-  <w:abstractNum w:abstractNumId="94">
+  <w:abstractNum w:abstractNumId="94" w15:restartNumberingAfterBreak="0">
     <w:nsid w:val="681C3766"/>
     <w:multiLevelType w:val="multilevel"/>
     <w:tmpl w:val="D6783F36"/>
@@ -40790,7 +42601,7 @@
       </w:pPr>
     </w:lvl>
   </w:abstractNum>
-  <w:abstractNum w:abstractNumId="95">
+  <w:abstractNum w:abstractNumId="95" w15:restartNumberingAfterBreak="0">
     <w:nsid w:val="69163417"/>
     <w:multiLevelType w:val="multilevel"/>
     <w:tmpl w:val="DD0CD022"/>
@@ -40882,7 +42693,7 @@
       </w:pPr>
     </w:lvl>
   </w:abstractNum>
-  <w:abstractNum w:abstractNumId="96">
+  <w:abstractNum w:abstractNumId="96" w15:restartNumberingAfterBreak="0">
     <w:nsid w:val="69E53553"/>
     <w:multiLevelType w:val="multilevel"/>
     <w:tmpl w:val="3D6EF35E"/>
@@ -40998,7 +42809,7 @@
       </w:pPr>
     </w:lvl>
   </w:abstractNum>
-  <w:abstractNum w:abstractNumId="97">
+  <w:abstractNum w:abstractNumId="97" w15:restartNumberingAfterBreak="0">
     <w:nsid w:val="6E266D87"/>
     <w:multiLevelType w:val="multilevel"/>
     <w:tmpl w:val="CD52428E"/>
@@ -41087,7 +42898,7 @@
       </w:pPr>
     </w:lvl>
   </w:abstractNum>
-  <w:abstractNum w:abstractNumId="98">
+  <w:abstractNum w:abstractNumId="98" w15:restartNumberingAfterBreak="0">
     <w:nsid w:val="6E2D1610"/>
     <w:multiLevelType w:val="multilevel"/>
     <w:tmpl w:val="C944BAEE"/>
@@ -41210,7 +43021,7 @@
       </w:rPr>
     </w:lvl>
   </w:abstractNum>
-  <w:abstractNum w:abstractNumId="99">
+  <w:abstractNum w:abstractNumId="99" w15:restartNumberingAfterBreak="0">
     <w:nsid w:val="6F8F14E0"/>
     <w:multiLevelType w:val="multilevel"/>
     <w:tmpl w:val="7A50B72C"/>
@@ -41326,7 +43137,7 @@
       </w:pPr>
     </w:lvl>
   </w:abstractNum>
-  <w:abstractNum w:abstractNumId="100">
+  <w:abstractNum w:abstractNumId="100" w15:restartNumberingAfterBreak="0">
     <w:nsid w:val="6F9A3B25"/>
     <w:multiLevelType w:val="multilevel"/>
     <w:tmpl w:val="8EC0EC72"/>
@@ -41442,7 +43253,7 @@
       </w:pPr>
     </w:lvl>
   </w:abstractNum>
-  <w:abstractNum w:abstractNumId="101">
+  <w:abstractNum w:abstractNumId="101" w15:restartNumberingAfterBreak="0">
     <w:nsid w:val="72A61EEA"/>
     <w:multiLevelType w:val="multilevel"/>
     <w:tmpl w:val="F3AA7DBC"/>
@@ -41531,7 +43342,7 @@
       </w:pPr>
     </w:lvl>
   </w:abstractNum>
-  <w:abstractNum w:abstractNumId="102">
+  <w:abstractNum w:abstractNumId="102" w15:restartNumberingAfterBreak="0">
     <w:nsid w:val="737A6DC8"/>
     <w:multiLevelType w:val="multilevel"/>
     <w:tmpl w:val="24867090"/>
@@ -41648,7 +43459,7 @@
       </w:pPr>
     </w:lvl>
   </w:abstractNum>
-  <w:abstractNum w:abstractNumId="103">
+  <w:abstractNum w:abstractNumId="103" w15:restartNumberingAfterBreak="0">
     <w:nsid w:val="74E11CE2"/>
     <w:multiLevelType w:val="multilevel"/>
     <w:tmpl w:val="C96A8B20"/>
@@ -41764,7 +43575,7 @@
       </w:pPr>
     </w:lvl>
   </w:abstractNum>
-  <w:abstractNum w:abstractNumId="104">
+  <w:abstractNum w:abstractNumId="104" w15:restartNumberingAfterBreak="0">
     <w:nsid w:val="75773741"/>
     <w:multiLevelType w:val="multilevel"/>
     <w:tmpl w:val="D30288AA"/>
@@ -41880,7 +43691,7 @@
       </w:pPr>
     </w:lvl>
   </w:abstractNum>
-  <w:abstractNum w:abstractNumId="105">
+  <w:abstractNum w:abstractNumId="105" w15:restartNumberingAfterBreak="0">
     <w:nsid w:val="79BA2D33"/>
     <w:multiLevelType w:val="hybridMultilevel"/>
     <w:tmpl w:val="6436EE5C"/>
@@ -41993,7 +43804,7 @@
       </w:rPr>
     </w:lvl>
   </w:abstractNum>
-  <w:abstractNum w:abstractNumId="106">
+  <w:abstractNum w:abstractNumId="106" w15:restartNumberingAfterBreak="0">
     <w:nsid w:val="7B594C5A"/>
     <w:multiLevelType w:val="multilevel"/>
     <w:tmpl w:val="2C006EF6"/>
@@ -42085,7 +43896,7 @@
       </w:pPr>
     </w:lvl>
   </w:abstractNum>
-  <w:abstractNum w:abstractNumId="107">
+  <w:abstractNum w:abstractNumId="107" w15:restartNumberingAfterBreak="0">
     <w:nsid w:val="7B891BC2"/>
     <w:multiLevelType w:val="multilevel"/>
     <w:tmpl w:val="EF505096"/>
@@ -42201,7 +44012,7 @@
       </w:pPr>
     </w:lvl>
   </w:abstractNum>
-  <w:abstractNum w:abstractNumId="108">
+  <w:abstractNum w:abstractNumId="108" w15:restartNumberingAfterBreak="0">
     <w:nsid w:val="7D474E00"/>
     <w:multiLevelType w:val="multilevel"/>
     <w:tmpl w:val="E586C2AC"/>
@@ -42314,7 +44125,7 @@
       </w:rPr>
     </w:lvl>
   </w:abstractNum>
-  <w:abstractNum w:abstractNumId="109">
+  <w:abstractNum w:abstractNumId="109" w15:restartNumberingAfterBreak="0">
     <w:nsid w:val="7D492FCA"/>
     <w:multiLevelType w:val="multilevel"/>
     <w:tmpl w:val="99E0B40C"/>
@@ -42427,7 +44238,7 @@
       </w:rPr>
     </w:lvl>
   </w:abstractNum>
-  <w:abstractNum w:abstractNumId="110">
+  <w:abstractNum w:abstractNumId="110" w15:restartNumberingAfterBreak="0">
     <w:nsid w:val="7E8922AD"/>
     <w:multiLevelType w:val="multilevel"/>
     <w:tmpl w:val="6E400194"/>
@@ -42543,7 +44354,7 @@
       </w:pPr>
     </w:lvl>
   </w:abstractNum>
-  <w:abstractNum w:abstractNumId="111">
+  <w:abstractNum w:abstractNumId="111" w15:restartNumberingAfterBreak="0">
     <w:nsid w:val="7F746B1F"/>
     <w:multiLevelType w:val="multilevel"/>
     <w:tmpl w:val="78BC472A"/>
@@ -42659,7 +44470,7 @@
       </w:pPr>
     </w:lvl>
   </w:abstractNum>
-  <w:abstractNum w:abstractNumId="112">
+  <w:abstractNum w:abstractNumId="112" w15:restartNumberingAfterBreak="0">
     <w:nsid w:val="7FC325B2"/>
     <w:multiLevelType w:val="multilevel"/>
     <w:tmpl w:val="C394C0CA"/>
@@ -43092,7 +44903,7 @@
 </file>
 
 <file path=word/styles.xml><?xml version="1.0" encoding="utf-8"?>
-<w:styles xmlns:r="http://schemas.openxmlformats.org/officeDocument/2006/relationships" xmlns:w="http://schemas.openxmlformats.org/wordprocessingml/2006/main">
+<w:styles xmlns:mc="http://schemas.openxmlformats.org/markup-compatibility/2006" xmlns:r="http://schemas.openxmlformats.org/officeDocument/2006/relationships" xmlns:w="http://schemas.openxmlformats.org/wordprocessingml/2006/main" xmlns:w14="http://schemas.microsoft.com/office/word/2010/wordml" xmlns:w15="http://schemas.microsoft.com/office/word/2012/wordml" mc:Ignorable="w14 w15">
   <w:docDefaults>
     <w:rPrDefault>
       <w:rPr>
@@ -43108,640 +44919,383 @@
       </w:pPr>
     </w:pPrDefault>
   </w:docDefaults>
-  <w:latentStyles w:defLockedState="0" w:defUIPriority="99" w:defSemiHidden="1" w:defUnhideWhenUsed="1" w:defQFormat="0" w:count="267">
-    <w:lsdException w:name="Normal" w:semiHidden="0" w:uiPriority="0" w:unhideWhenUsed="0" w:qFormat="1"/>
-    <w:lsdException w:name="heading 1" w:semiHidden="0" w:uiPriority="9" w:unhideWhenUsed="0" w:qFormat="1"/>
-    <w:lsdException w:name="heading 2" w:uiPriority="9" w:qFormat="1"/>
-    <w:lsdException w:name="heading 3" w:uiPriority="9" w:qFormat="1"/>
-    <w:lsdException w:name="heading 4" w:uiPriority="9" w:qFormat="1"/>
-    <w:lsdException w:name="heading 5" w:uiPriority="9" w:qFormat="1"/>
-    <w:lsdException w:name="heading 6" w:uiPriority="9" w:qFormat="1"/>
-    <w:lsdException w:name="heading 7" w:uiPriority="9" w:qFormat="1"/>
-    <w:lsdException w:name="heading 8" w:uiPriority="9" w:qFormat="1"/>
-    <w:lsdException w:name="heading 9" w:uiPriority="9" w:qFormat="1"/>
-    <w:lsdException w:name="toc 1" w:uiPriority="39" w:qFormat="1"/>
-    <w:lsdException w:name="toc 2" w:uiPriority="39" w:qFormat="1"/>
-    <w:lsdException w:name="toc 3" w:uiPriority="39" w:qFormat="1"/>
-    <w:lsdException w:name="toc 4" w:uiPriority="39"/>
-    <w:lsdException w:name="toc 5" w:uiPriority="39"/>
-    <w:lsdException w:name="toc 6" w:uiPriority="39"/>
-    <w:lsdException w:name="toc 7" w:uiPriority="39"/>
-    <w:lsdException w:name="toc 8" w:uiPriority="39"/>
-    <w:lsdException w:name="toc 9" w:uiPriority="39"/>
-    <w:lsdException w:name="caption" w:uiPriority="35" w:qFormat="1"/>
-    <w:lsdException w:name="Title" w:semiHidden="0" w:uiPriority="10" w:unhideWhenUsed="0" w:qFormat="1"/>
-    <w:lsdException w:name="Default Paragraph Font" w:uiPriority="1"/>
-    <w:lsdException w:name="Subtitle" w:semiHidden="0" w:uiPriority="11" w:unhideWhenUsed="0" w:qFormat="1"/>
-    <w:lsdException w:name="Strong" w:semiHidden="0" w:uiPriority="22" w:unhideWhenUsed="0" w:qFormat="1"/>
-    <w:lsdException w:name="Emphasis" w:semiHidden="0" w:uiPriority="20" w:unhideWhenUsed="0" w:qFormat="1"/>
-    <w:lsdException w:name="Table Grid" w:semiHidden="0" w:uiPriority="39" w:unhideWhenUsed="0"/>
-    <w:lsdException w:name="Placeholder Text" w:unhideWhenUsed="0"/>
-    <w:lsdException w:name="No Spacing" w:semiHidden="0" w:uiPriority="1" w:unhideWhenUsed="0" w:qFormat="1"/>
-    <w:lsdException w:name="Light Shading" w:semiHidden="0" w:uiPriority="60" w:unhideWhenUsed="0"/>
-    <w:lsdException w:name="Light List" w:semiHidden="0" w:uiPriority="61" w:unhideWhenUsed="0"/>
-    <w:lsdException w:name="Light Grid" w:semiHidden="0" w:uiPriority="62" w:unhideWhenUsed="0"/>
-    <w:lsdException w:name="Medium Shading 1" w:semiHidden="0" w:uiPriority="63" w:unhideWhenUsed="0"/>
-    <w:lsdException w:name="Medium Shading 2" w:semiHidden="0" w:uiPriority="64" w:unhideWhenUsed="0"/>
-    <w:lsdException w:name="Medium List 1" w:semiHidden="0" w:uiPriority="65" w:unhideWhenUsed="0"/>
-    <w:lsdException w:name="Medium List 2" w:semiHidden="0" w:uiPriority="66" w:unhideWhenUsed="0"/>
-    <w:lsdException w:name="Medium Grid 1" w:semiHidden="0" w:uiPriority="67" w:unhideWhenUsed="0"/>
-    <w:lsdException w:name="Medium Grid 2" w:semiHidden="0" w:uiPriority="68" w:unhideWhenUsed="0"/>
-    <w:lsdException w:name="Medium Grid 3" w:semiHidden="0" w:uiPriority="69" w:unhideWhenUsed="0"/>
-    <w:lsdException w:name="Dark List" w:semiHidden="0" w:uiPriority="70" w:unhideWhenUsed="0"/>
-    <w:lsdException w:name="Colorful Shading" w:semiHidden="0" w:uiPriority="71" w:unhideWhenUsed="0"/>
-    <w:lsdException w:name="Colorful List" w:semiHidden="0" w:uiPriority="72" w:unhideWhenUsed="0"/>
-    <w:lsdException w:name="Colorful Grid" w:semiHidden="0" w:uiPriority="73" w:unhideWhenUsed="0"/>
-    <w:lsdException w:name="Light Shading Accent 1" w:semiHidden="0" w:uiPriority="60" w:unhideWhenUsed="0"/>
-    <w:lsdException w:name="Light List Accent 1" w:semiHidden="0" w:uiPriority="61" w:unhideWhenUsed="0"/>
-    <w:lsdException w:name="Light Grid Accent 1" w:semiHidden="0" w:uiPriority="62" w:unhideWhenUsed="0"/>
-    <w:lsdException w:name="Medium Shading 1 Accent 1" w:semiHidden="0" w:uiPriority="63" w:unhideWhenUsed="0"/>
-    <w:lsdException w:name="Medium Shading 2 Accent 1" w:semiHidden="0" w:uiPriority="64" w:unhideWhenUsed="0"/>
-    <w:lsdException w:name="Medium List 1 Accent 1" w:semiHidden="0" w:uiPriority="65" w:unhideWhenUsed="0"/>
-    <w:lsdException w:name="Revision" w:unhideWhenUsed="0"/>
-    <w:lsdException w:name="List Paragraph" w:semiHidden="0" w:uiPriority="0" w:unhideWhenUsed="0" w:qFormat="1"/>
-    <w:lsdException w:name="Quote" w:semiHidden="0" w:uiPriority="29" w:unhideWhenUsed="0" w:qFormat="1"/>
-    <w:lsdException w:name="Intense Quote" w:semiHidden="0" w:uiPriority="30" w:unhideWhenUsed="0" w:qFormat="1"/>
-    <w:lsdException w:name="Medium List 2 Accent 1" w:semiHidden="0" w:uiPriority="66" w:unhideWhenUsed="0"/>
-    <w:lsdException w:name="Medium Grid 1 Accent 1" w:semiHidden="0" w:uiPriority="67" w:unhideWhenUsed="0"/>
-    <w:lsdException w:name="Medium Grid 2 Accent 1" w:semiHidden="0" w:uiPriority="68" w:unhideWhenUsed="0"/>
-    <w:lsdException w:name="Medium Grid 3 Accent 1" w:semiHidden="0" w:uiPriority="69" w:unhideWhenUsed="0"/>
-    <w:lsdException w:name="Dark List Accent 1" w:semiHidden="0" w:uiPriority="70" w:unhideWhenUsed="0"/>
-    <w:lsdException w:name="Colorful Shading Accent 1" w:semiHidden="0" w:uiPriority="71" w:unhideWhenUsed="0"/>
-    <w:lsdException w:name="Colorful List Accent 1" w:semiHidden="0" w:uiPriority="72" w:unhideWhenUsed="0"/>
-    <w:lsdException w:name="Colorful Grid Accent 1" w:semiHidden="0" w:uiPriority="73" w:unhideWhenUsed="0"/>
-    <w:lsdException w:name="Light Shading Accent 2" w:semiHidden="0" w:uiPriority="60" w:unhideWhenUsed="0"/>
-    <w:lsdException w:name="Light List Accent 2" w:semiHidden="0" w:uiPriority="61" w:unhideWhenUsed="0"/>
-    <w:lsdException w:name="Light Grid Accent 2" w:semiHidden="0" w:uiPriority="62" w:unhideWhenUsed="0"/>
-    <w:lsdException w:name="Medium Shading 1 Accent 2" w:semiHidden="0" w:uiPriority="63" w:unhideWhenUsed="0"/>
-    <w:lsdException w:name="Medium Shading 2 Accent 2" w:semiHidden="0" w:uiPriority="64" w:unhideWhenUsed="0"/>
-    <w:lsdException w:name="Medium List 1 Accent 2" w:semiHidden="0" w:uiPriority="65" w:unhideWhenUsed="0"/>
-    <w:lsdException w:name="Medium List 2 Accent 2" w:semiHidden="0" w:uiPriority="66" w:unhideWhenUsed="0"/>
-    <w:lsdException w:name="Medium Grid 1 Accent 2" w:semiHidden="0" w:uiPriority="67" w:unhideWhenUsed="0"/>
-    <w:lsdException w:name="Medium Grid 2 Accent 2" w:semiHidden="0" w:uiPriority="68" w:unhideWhenUsed="0"/>
-    <w:lsdException w:name="Medium Grid 3 Accent 2" w:semiHidden="0" w:uiPriority="69" w:unhideWhenUsed="0"/>
-    <w:lsdException w:name="Dark List Accent 2" w:semiHidden="0" w:uiPriority="70" w:unhideWhenUsed="0"/>
-    <w:lsdException w:name="Colorful Shading Accent 2" w:semiHidden="0" w:uiPriority="71" w:unhideWhenUsed="0"/>
-    <w:lsdException w:name="Colorful List Accent 2" w:semiHidden="0" w:uiPriority="72" w:unhideWhenUsed="0"/>
-    <w:lsdException w:name="Colorful Grid Accent 2" w:semiHidden="0" w:uiPriority="73" w:unhideWhenUsed="0"/>
-    <w:lsdException w:name="Light Shading Accent 3" w:semiHidden="0" w:uiPriority="60" w:unhideWhenUsed="0"/>
-    <w:lsdException w:name="Light List Accent 3" w:semiHidden="0" w:uiPriority="61" w:unhideWhenUsed="0"/>
-    <w:lsdException w:name="Light Grid Accent 3" w:semiHidden="0" w:uiPriority="62" w:unhideWhenUsed="0"/>
-    <w:lsdException w:name="Medium Shading 1 Accent 3" w:semiHidden="0" w:uiPriority="63" w:unhideWhenUsed="0"/>
-    <w:lsdException w:name="Medium Shading 2 Accent 3" w:semiHidden="0" w:uiPriority="64" w:unhideWhenUsed="0"/>
-    <w:lsdException w:name="Medium List 1 Accent 3" w:semiHidden="0" w:uiPriority="65" w:unhideWhenUsed="0"/>
-    <w:lsdException w:name="Medium List 2 Accent 3" w:semiHidden="0" w:uiPriority="66" w:unhideWhenUsed="0"/>
-    <w:lsdException w:name="Medium Grid 1 Accent 3" w:semiHidden="0" w:uiPriority="67" w:unhideWhenUsed="0"/>
-    <w:lsdException w:name="Medium Grid 2 Accent 3" w:semiHidden="0" w:uiPriority="68" w:unhideWhenUsed="0"/>
-    <w:lsdException w:name="Medium Grid 3 Accent 3" w:semiHidden="0" w:uiPriority="69" w:unhideWhenUsed="0"/>
-    <w:lsdException w:name="Dark List Accent 3" w:semiHidden="0" w:uiPriority="70" w:unhideWhenUsed="0"/>
-    <w:lsdException w:name="Colorful Shading Accent 3" w:semiHidden="0" w:uiPriority="71" w:unhideWhenUsed="0"/>
-    <w:lsdException w:name="Colorful List Accent 3" w:semiHidden="0" w:uiPriority="72" w:unhideWhenUsed="0"/>
-    <w:lsdException w:name="Colorful Grid Accent 3" w:semiHidden="0" w:uiPriority="73" w:unhideWhenUsed="0"/>
-    <w:lsdException w:name="Light Shading Accent 4" w:semiHidden="0" w:uiPriority="60" w:unhideWhenUsed="0"/>
-    <w:lsdException w:name="Light List Accent 4" w:semiHidden="0" w:uiPriority="61" w:unhideWhenUsed="0"/>
-    <w:lsdException w:name="Light Grid Accent 4" w:semiHidden="0" w:uiPriority="62" w:unhideWhenUsed="0"/>
-    <w:lsdException w:name="Medium Shading 1 Accent 4" w:semiHidden="0" w:uiPriority="63" w:unhideWhenUsed="0"/>
-    <w:lsdException w:name="Medium Shading 2 Accent 4" w:semiHidden="0" w:uiPriority="64" w:unhideWhenUsed="0"/>
-    <w:lsdException w:name="Medium List 1 Accent 4" w:semiHidden="0" w:uiPriority="65" w:unhideWhenUsed="0"/>
-    <w:lsdException w:name="Medium List 2 Accent 4" w:semiHidden="0" w:uiPriority="66" w:unhideWhenUsed="0"/>
-    <w:lsdException w:name="Medium Grid 1 Accent 4" w:semiHidden="0" w:uiPriority="67" w:unhideWhenUsed="0"/>
-    <w:lsdException w:name="Medium Grid 2 Accent 4" w:semiHidden="0" w:uiPriority="68" w:unhideWhenUsed="0"/>
-    <w:lsdException w:name="Medium Grid 3 Accent 4" w:semiHidden="0" w:uiPriority="69" w:unhideWhenUsed="0"/>
-    <w:lsdException w:name="Dark List Accent 4" w:semiHidden="0" w:uiPriority="70" w:unhideWhenUsed="0"/>
-    <w:lsdException w:name="Colorful Shading Accent 4" w:semiHidden="0" w:uiPriority="71" w:unhideWhenUsed="0"/>
-    <w:lsdException w:name="Colorful List Accent 4" w:semiHidden="0" w:uiPriority="72" w:unhideWhenUsed="0"/>
-    <w:lsdException w:name="Colorful Grid Accent 4" w:semiHidden="0" w:uiPriority="73" w:unhideWhenUsed="0"/>
-    <w:lsdException w:name="Light Shading Accent 5" w:semiHidden="0" w:uiPriority="60" w:unhideWhenUsed="0"/>
-    <w:lsdException w:name="Light List Accent 5" w:semiHidden="0" w:uiPriority="61" w:unhideWhenUsed="0"/>
-    <w:lsdException w:name="Light Grid Accent 5" w:semiHidden="0" w:uiPriority="62" w:unhideWhenUsed="0"/>
-    <w:lsdException w:name="Medium Shading 1 Accent 5" w:semiHidden="0" w:uiPriority="63" w:unhideWhenUsed="0"/>
-    <w:lsdException w:name="Medium Shading 2 Accent 5" w:semiHidden="0" w:uiPriority="64" w:unhideWhenUsed="0"/>
-    <w:lsdException w:name="Medium List 1 Accent 5" w:semiHidden="0" w:uiPriority="65" w:unhideWhenUsed="0"/>
-    <w:lsdException w:name="Medium List 2 Accent 5" w:semiHidden="0" w:uiPriority="66" w:unhideWhenUsed="0"/>
-    <w:lsdException w:name="Medium Grid 1 Accent 5" w:semiHidden="0" w:uiPriority="67" w:unhideWhenUsed="0"/>
-    <w:lsdException w:name="Medium Grid 2 Accent 5" w:semiHidden="0" w:uiPriority="68" w:unhideWhenUsed="0"/>
-    <w:lsdException w:name="Medium Grid 3 Accent 5" w:semiHidden="0" w:uiPriority="69" w:unhideWhenUsed="0"/>
-    <w:lsdException w:name="Dark List Accent 5" w:semiHidden="0" w:uiPriority="70" w:unhideWhenUsed="0"/>
-    <w:lsdException w:name="Colorful Shading Accent 5" w:semiHidden="0" w:uiPriority="71" w:unhideWhenUsed="0"/>
-    <w:lsdException w:name="Colorful List Accent 5" w:semiHidden="0" w:uiPriority="72" w:unhideWhenUsed="0"/>
-    <w:lsdException w:name="Colorful Grid Accent 5" w:semiHidden="0" w:uiPriority="73" w:unhideWhenUsed="0"/>
-    <w:lsdException w:name="Light Shading Accent 6" w:semiHidden="0" w:uiPriority="60" w:unhideWhenUsed="0"/>
-    <w:lsdException w:name="Light List Accent 6" w:semiHidden="0" w:uiPriority="61" w:unhideWhenUsed="0"/>
-    <w:lsdException w:name="Light Grid Accent 6" w:semiHidden="0" w:uiPriority="62" w:unhideWhenUsed="0"/>
-    <w:lsdException w:name="Medium Shading 1 Accent 6" w:semiHidden="0" w:uiPriority="63" w:unhideWhenUsed="0"/>
-    <w:lsdException w:name="Medium Shading 2 Accent 6" w:semiHidden="0" w:uiPriority="64" w:unhideWhenUsed="0"/>
-    <w:lsdException w:name="Medium List 1 Accent 6" w:semiHidden="0" w:uiPriority="65" w:unhideWhenUsed="0"/>
-    <w:lsdException w:name="Medium List 2 Accent 6" w:semiHidden="0" w:uiPriority="66" w:unhideWhenUsed="0"/>
-    <w:lsdException w:name="Medium Grid 1 Accent 6" w:semiHidden="0" w:uiPriority="67" w:unhideWhenUsed="0"/>
-    <w:lsdException w:name="Medium Grid 2 Accent 6" w:semiHidden="0" w:uiPriority="68" w:unhideWhenUsed="0"/>
-    <w:lsdException w:name="Medium Grid 3 Accent 6" w:semiHidden="0" w:uiPriority="69" w:unhideWhenUsed="0"/>
-    <w:lsdException w:name="Dark List Accent 6" w:semiHidden="0" w:uiPriority="70" w:unhideWhenUsed="0"/>
-    <w:lsdException w:name="Colorful Shading Accent 6" w:semiHidden="0" w:uiPriority="71" w:unhideWhenUsed="0"/>
-    <w:lsdException w:name="Colorful List Accent 6" w:semiHidden="0" w:uiPriority="72" w:unhideWhenUsed="0"/>
-    <w:lsdException w:name="Colorful Grid Accent 6" w:semiHidden="0" w:uiPriority="73" w:unhideWhenUsed="0"/>
-    <w:lsdException w:name="Subtle Emphasis" w:semiHidden="0" w:uiPriority="19" w:unhideWhenUsed="0" w:qFormat="1"/>
-    <w:lsdException w:name="Intense Emphasis" w:semiHidden="0" w:uiPriority="21" w:unhideWhenUsed="0" w:qFormat="1"/>
-    <w:lsdException w:name="Subtle Reference" w:semiHidden="0" w:uiPriority="31" w:unhideWhenUsed="0" w:qFormat="1"/>
-    <w:lsdException w:name="Intense Reference" w:semiHidden="0" w:uiPriority="32" w:unhideWhenUsed="0" w:qFormat="1"/>
-    <w:lsdException w:name="Book Title" w:semiHidden="0" w:uiPriority="33" w:unhideWhenUsed="0" w:qFormat="1"/>
-    <w:lsdException w:name="Bibliography" w:uiPriority="37"/>
-    <w:lsdException w:name="TOC Heading" w:uiPriority="39" w:qFormat="1"/>
+  <w:latentStyles w:defLockedState="0" w:defUIPriority="99" w:defSemiHidden="0" w:defUnhideWhenUsed="0" w:defQFormat="0" w:count="371">
+    <w:lsdException w:name="Normal" w:uiPriority="0" w:qFormat="1"/>
+    <w:lsdException w:name="heading 1" w:uiPriority="9" w:qFormat="1"/>
+    <w:lsdException w:name="heading 2" w:semiHidden="1" w:uiPriority="9" w:unhideWhenUsed="1" w:qFormat="1"/>
+    <w:lsdException w:name="heading 3" w:semiHidden="1" w:uiPriority="9" w:unhideWhenUsed="1" w:qFormat="1"/>
+    <w:lsdException w:name="heading 4" w:semiHidden="1" w:uiPriority="9" w:unhideWhenUsed="1" w:qFormat="1"/>
+    <w:lsdException w:name="heading 5" w:semiHidden="1" w:uiPriority="9" w:unhideWhenUsed="1" w:qFormat="1"/>
+    <w:lsdException w:name="heading 6" w:semiHidden="1" w:uiPriority="9" w:unhideWhenUsed="1" w:qFormat="1"/>
+    <w:lsdException w:name="heading 7" w:semiHidden="1" w:uiPriority="9" w:unhideWhenUsed="1" w:qFormat="1"/>
+    <w:lsdException w:name="heading 8" w:semiHidden="1" w:uiPriority="9" w:unhideWhenUsed="1" w:qFormat="1"/>
+    <w:lsdException w:name="heading 9" w:semiHidden="1" w:uiPriority="9" w:unhideWhenUsed="1" w:qFormat="1"/>
+    <w:lsdException w:name="index 1" w:semiHidden="1" w:unhideWhenUsed="1"/>
+    <w:lsdException w:name="index 2" w:semiHidden="1" w:unhideWhenUsed="1"/>
+    <w:lsdException w:name="index 3" w:semiHidden="1" w:unhideWhenUsed="1"/>
+    <w:lsdException w:name="index 4" w:semiHidden="1" w:unhideWhenUsed="1"/>
+    <w:lsdException w:name="index 5" w:semiHidden="1" w:unhideWhenUsed="1"/>
+    <w:lsdException w:name="index 6" w:semiHidden="1" w:unhideWhenUsed="1"/>
+    <w:lsdException w:name="index 7" w:semiHidden="1" w:unhideWhenUsed="1"/>
+    <w:lsdException w:name="index 8" w:semiHidden="1" w:unhideWhenUsed="1"/>
+    <w:lsdException w:name="index 9" w:semiHidden="1" w:unhideWhenUsed="1"/>
+    <w:lsdException w:name="toc 1" w:semiHidden="1" w:uiPriority="39" w:unhideWhenUsed="1" w:qFormat="1"/>
+    <w:lsdException w:name="toc 2" w:semiHidden="1" w:uiPriority="39" w:unhideWhenUsed="1" w:qFormat="1"/>
+    <w:lsdException w:name="toc 3" w:semiHidden="1" w:uiPriority="39" w:unhideWhenUsed="1" w:qFormat="1"/>
+    <w:lsdException w:name="toc 4" w:semiHidden="1" w:uiPriority="39" w:unhideWhenUsed="1"/>
+    <w:lsdException w:name="toc 5" w:semiHidden="1" w:uiPriority="39" w:unhideWhenUsed="1"/>
+    <w:lsdException w:name="toc 6" w:semiHidden="1" w:uiPriority="39" w:unhideWhenUsed="1"/>
+    <w:lsdException w:name="toc 7" w:semiHidden="1" w:uiPriority="39" w:unhideWhenUsed="1"/>
+    <w:lsdException w:name="toc 8" w:semiHidden="1" w:uiPriority="39" w:unhideWhenUsed="1"/>
+    <w:lsdException w:name="toc 9" w:semiHidden="1" w:uiPriority="39" w:unhideWhenUsed="1"/>
+    <w:lsdException w:name="Normal Indent" w:semiHidden="1" w:unhideWhenUsed="1"/>
+    <w:lsdException w:name="footnote text" w:semiHidden="1" w:unhideWhenUsed="1"/>
+    <w:lsdException w:name="annotation text" w:semiHidden="1" w:unhideWhenUsed="1"/>
+    <w:lsdException w:name="header" w:semiHidden="1" w:unhideWhenUsed="1"/>
+    <w:lsdException w:name="footer" w:semiHidden="1" w:unhideWhenUsed="1"/>
+    <w:lsdException w:name="index heading" w:semiHidden="1" w:unhideWhenUsed="1"/>
+    <w:lsdException w:name="caption" w:semiHidden="1" w:uiPriority="35" w:unhideWhenUsed="1" w:qFormat="1"/>
+    <w:lsdException w:name="table of figures" w:semiHidden="1" w:unhideWhenUsed="1"/>
+    <w:lsdException w:name="envelope address" w:semiHidden="1" w:unhideWhenUsed="1"/>
+    <w:lsdException w:name="envelope return" w:semiHidden="1" w:unhideWhenUsed="1"/>
+    <w:lsdException w:name="footnote reference" w:semiHidden="1" w:unhideWhenUsed="1"/>
+    <w:lsdException w:name="annotation reference" w:semiHidden="1" w:unhideWhenUsed="1"/>
+    <w:lsdException w:name="line number" w:semiHidden="1" w:unhideWhenUsed="1"/>
+    <w:lsdException w:name="page number" w:semiHidden="1" w:unhideWhenUsed="1"/>
+    <w:lsdException w:name="endnote reference" w:semiHidden="1" w:unhideWhenUsed="1"/>
+    <w:lsdException w:name="endnote text" w:semiHidden="1" w:unhideWhenUsed="1"/>
+    <w:lsdException w:name="table of authorities" w:semiHidden="1" w:unhideWhenUsed="1"/>
+    <w:lsdException w:name="macro" w:semiHidden="1" w:unhideWhenUsed="1"/>
+    <w:lsdException w:name="toa heading" w:semiHidden="1" w:unhideWhenUsed="1"/>
+    <w:lsdException w:name="List" w:semiHidden="1" w:unhideWhenUsed="1"/>
+    <w:lsdException w:name="List Bullet" w:semiHidden="1" w:unhideWhenUsed="1"/>
+    <w:lsdException w:name="List Number" w:semiHidden="1" w:unhideWhenUsed="1"/>
+    <w:lsdException w:name="List 2" w:semiHidden="1" w:unhideWhenUsed="1"/>
+    <w:lsdException w:name="List 3" w:semiHidden="1" w:unhideWhenUsed="1"/>
+    <w:lsdException w:name="List 4" w:semiHidden="1" w:unhideWhenUsed="1"/>
+    <w:lsdException w:name="List 5" w:semiHidden="1" w:unhideWhenUsed="1"/>
+    <w:lsdException w:name="List Bullet 2" w:semiHidden="1" w:unhideWhenUsed="1"/>
+    <w:lsdException w:name="List Bullet 3" w:semiHidden="1" w:unhideWhenUsed="1"/>
+    <w:lsdException w:name="List Bullet 4" w:semiHidden="1" w:unhideWhenUsed="1"/>
+    <w:lsdException w:name="List Bullet 5" w:semiHidden="1" w:unhideWhenUsed="1"/>
+    <w:lsdException w:name="List Number 2" w:semiHidden="1" w:unhideWhenUsed="1"/>
+    <w:lsdException w:name="List Number 3" w:semiHidden="1" w:unhideWhenUsed="1"/>
+    <w:lsdException w:name="List Number 4" w:semiHidden="1" w:unhideWhenUsed="1"/>
+    <w:lsdException w:name="List Number 5" w:semiHidden="1" w:unhideWhenUsed="1"/>
+    <w:lsdException w:name="Title" w:uiPriority="10" w:qFormat="1"/>
+    <w:lsdException w:name="Closing" w:semiHidden="1" w:unhideWhenUsed="1"/>
+    <w:lsdException w:name="Signature" w:semiHidden="1" w:unhideWhenUsed="1"/>
+    <w:lsdException w:name="Default Paragraph Font" w:semiHidden="1" w:uiPriority="1" w:unhideWhenUsed="1"/>
+    <w:lsdException w:name="Body Text" w:semiHidden="1" w:unhideWhenUsed="1"/>
+    <w:lsdException w:name="Body Text Indent" w:semiHidden="1" w:unhideWhenUsed="1"/>
+    <w:lsdException w:name="List Continue" w:semiHidden="1" w:unhideWhenUsed="1"/>
+    <w:lsdException w:name="List Continue 2" w:semiHidden="1" w:unhideWhenUsed="1"/>
+    <w:lsdException w:name="List Continue 3" w:semiHidden="1" w:unhideWhenUsed="1"/>
+    <w:lsdException w:name="List Continue 4" w:semiHidden="1" w:unhideWhenUsed="1"/>
+    <w:lsdException w:name="List Continue 5" w:semiHidden="1" w:unhideWhenUsed="1"/>
+    <w:lsdException w:name="Message Header" w:semiHidden="1" w:unhideWhenUsed="1"/>
+    <w:lsdException w:name="Subtitle" w:uiPriority="11" w:qFormat="1"/>
+    <w:lsdException w:name="Salutation" w:semiHidden="1" w:unhideWhenUsed="1"/>
+    <w:lsdException w:name="Date" w:semiHidden="1" w:unhideWhenUsed="1"/>
+    <w:lsdException w:name="Body Text First Indent" w:semiHidden="1" w:unhideWhenUsed="1"/>
+    <w:lsdException w:name="Body Text First Indent 2" w:semiHidden="1" w:unhideWhenUsed="1"/>
+    <w:lsdException w:name="Note Heading" w:semiHidden="1" w:unhideWhenUsed="1"/>
+    <w:lsdException w:name="Body Text 2" w:semiHidden="1" w:unhideWhenUsed="1"/>
+    <w:lsdException w:name="Body Text 3" w:semiHidden="1" w:unhideWhenUsed="1"/>
+    <w:lsdException w:name="Body Text Indent 2" w:semiHidden="1" w:unhideWhenUsed="1"/>
+    <w:lsdException w:name="Body Text Indent 3" w:semiHidden="1" w:unhideWhenUsed="1"/>
+    <w:lsdException w:name="Block Text" w:semiHidden="1" w:unhideWhenUsed="1"/>
+    <w:lsdException w:name="Hyperlink" w:semiHidden="1" w:unhideWhenUsed="1"/>
+    <w:lsdException w:name="FollowedHyperlink" w:semiHidden="1" w:unhideWhenUsed="1"/>
+    <w:lsdException w:name="Strong" w:uiPriority="22" w:qFormat="1"/>
+    <w:lsdException w:name="Emphasis" w:uiPriority="20" w:qFormat="1"/>
+    <w:lsdException w:name="Document Map" w:semiHidden="1" w:unhideWhenUsed="1"/>
+    <w:lsdException w:name="Plain Text" w:semiHidden="1" w:unhideWhenUsed="1"/>
+    <w:lsdException w:name="E-mail Signature" w:semiHidden="1" w:unhideWhenUsed="1"/>
+    <w:lsdException w:name="HTML Top of Form" w:semiHidden="1" w:unhideWhenUsed="1"/>
+    <w:lsdException w:name="HTML Bottom of Form" w:semiHidden="1" w:unhideWhenUsed="1"/>
+    <w:lsdException w:name="Normal (Web)" w:semiHidden="1" w:unhideWhenUsed="1"/>
+    <w:lsdException w:name="HTML Acronym" w:semiHidden="1" w:unhideWhenUsed="1"/>
+    <w:lsdException w:name="HTML Address" w:semiHidden="1" w:unhideWhenUsed="1"/>
+    <w:lsdException w:name="HTML Cite" w:semiHidden="1" w:unhideWhenUsed="1"/>
+    <w:lsdException w:name="HTML Code" w:semiHidden="1" w:unhideWhenUsed="1"/>
+    <w:lsdException w:name="HTML Definition" w:semiHidden="1" w:unhideWhenUsed="1"/>
+    <w:lsdException w:name="HTML Keyboard" w:semiHidden="1" w:unhideWhenUsed="1"/>
+    <w:lsdException w:name="HTML Preformatted" w:semiHidden="1" w:unhideWhenUsed="1"/>
+    <w:lsdException w:name="HTML Sample" w:semiHidden="1" w:unhideWhenUsed="1"/>
+    <w:lsdException w:name="HTML Typewriter" w:semiHidden="1" w:unhideWhenUsed="1"/>
+    <w:lsdException w:name="HTML Variable" w:semiHidden="1" w:unhideWhenUsed="1"/>
+    <w:lsdException w:name="Normal Table" w:semiHidden="1" w:unhideWhenUsed="1"/>
+    <w:lsdException w:name="annotation subject" w:semiHidden="1" w:unhideWhenUsed="1"/>
+    <w:lsdException w:name="No List" w:semiHidden="1" w:unhideWhenUsed="1"/>
+    <w:lsdException w:name="Outline List 1" w:semiHidden="1" w:unhideWhenUsed="1"/>
+    <w:lsdException w:name="Outline List 2" w:semiHidden="1" w:unhideWhenUsed="1"/>
+    <w:lsdException w:name="Outline List 3" w:semiHidden="1" w:unhideWhenUsed="1"/>
+    <w:lsdException w:name="Table Simple 1" w:semiHidden="1" w:unhideWhenUsed="1"/>
+    <w:lsdException w:name="Table Simple 2" w:semiHidden="1" w:unhideWhenUsed="1"/>
+    <w:lsdException w:name="Table Simple 3" w:semiHidden="1" w:unhideWhenUsed="1"/>
+    <w:lsdException w:name="Table Classic 1" w:semiHidden="1" w:unhideWhenUsed="1"/>
+    <w:lsdException w:name="Table Classic 2" w:semiHidden="1" w:unhideWhenUsed="1"/>
+    <w:lsdException w:name="Table Classic 3" w:semiHidden="1" w:unhideWhenUsed="1"/>
+    <w:lsdException w:name="Table Classic 4" w:semiHidden="1" w:unhideWhenUsed="1"/>
+    <w:lsdException w:name="Table Colorful 1" w:semiHidden="1" w:unhideWhenUsed="1"/>
+    <w:lsdException w:name="Table Colorful 2" w:semiHidden="1" w:unhideWhenUsed="1"/>
+    <w:lsdException w:name="Table Colorful 3" w:semiHidden="1" w:unhideWhenUsed="1"/>
+    <w:lsdException w:name="Table Columns 1" w:semiHidden="1" w:unhideWhenUsed="1"/>
+    <w:lsdException w:name="Table Columns 2" w:semiHidden="1" w:unhideWhenUsed="1"/>
+    <w:lsdException w:name="Table Columns 3" w:semiHidden="1" w:unhideWhenUsed="1"/>
+    <w:lsdException w:name="Table Columns 4" w:semiHidden="1" w:unhideWhenUsed="1"/>
+    <w:lsdException w:name="Table Columns 5" w:semiHidden="1" w:unhideWhenUsed="1"/>
+    <w:lsdException w:name="Table Grid 1" w:semiHidden="1" w:unhideWhenUsed="1"/>
+    <w:lsdException w:name="Table Grid 2" w:semiHidden="1" w:unhideWhenUsed="1"/>
+    <w:lsdException w:name="Table Grid 3" w:semiHidden="1" w:unhideWhenUsed="1"/>
+    <w:lsdException w:name="Table Grid 4" w:semiHidden="1" w:unhideWhenUsed="1"/>
+    <w:lsdException w:name="Table Grid 5" w:semiHidden="1" w:unhideWhenUsed="1"/>
+    <w:lsdException w:name="Table Grid 6" w:semiHidden="1" w:unhideWhenUsed="1"/>
+    <w:lsdException w:name="Table Grid 7" w:semiHidden="1" w:unhideWhenUsed="1"/>
+    <w:lsdException w:name="Table Grid 8" w:semiHidden="1" w:unhideWhenUsed="1"/>
+    <w:lsdException w:name="Table List 1" w:semiHidden="1" w:unhideWhenUsed="1"/>
+    <w:lsdException w:name="Table List 2" w:semiHidden="1" w:unhideWhenUsed="1"/>
+    <w:lsdException w:name="Table List 3" w:semiHidden="1" w:unhideWhenUsed="1"/>
+    <w:lsdException w:name="Table List 4" w:semiHidden="1" w:unhideWhenUsed="1"/>
+    <w:lsdException w:name="Table List 5" w:semiHidden="1" w:unhideWhenUsed="1"/>
+    <w:lsdException w:name="Table List 6" w:semiHidden="1" w:unhideWhenUsed="1"/>
+    <w:lsdException w:name="Table List 7" w:semiHidden="1" w:unhideWhenUsed="1"/>
+    <w:lsdException w:name="Table List 8" w:semiHidden="1" w:unhideWhenUsed="1"/>
+    <w:lsdException w:name="Table 3D effects 1" w:semiHidden="1" w:unhideWhenUsed="1"/>
+    <w:lsdException w:name="Table 3D effects 2" w:semiHidden="1" w:unhideWhenUsed="1"/>
+    <w:lsdException w:name="Table 3D effects 3" w:semiHidden="1" w:unhideWhenUsed="1"/>
+    <w:lsdException w:name="Table Contemporary" w:semiHidden="1" w:unhideWhenUsed="1"/>
+    <w:lsdException w:name="Table Elegant" w:semiHidden="1" w:unhideWhenUsed="1"/>
+    <w:lsdException w:name="Table Professional" w:semiHidden="1" w:unhideWhenUsed="1"/>
+    <w:lsdException w:name="Table Subtle 1" w:semiHidden="1" w:unhideWhenUsed="1"/>
+    <w:lsdException w:name="Table Subtle 2" w:semiHidden="1" w:unhideWhenUsed="1"/>
+    <w:lsdException w:name="Table Web 1" w:semiHidden="1" w:unhideWhenUsed="1"/>
+    <w:lsdException w:name="Table Web 2" w:semiHidden="1" w:unhideWhenUsed="1"/>
+    <w:lsdException w:name="Table Web 3" w:semiHidden="1" w:unhideWhenUsed="1"/>
+    <w:lsdException w:name="Balloon Text" w:semiHidden="1" w:unhideWhenUsed="1"/>
+    <w:lsdException w:name="Table Grid" w:uiPriority="39"/>
+    <w:lsdException w:name="Table Theme" w:semiHidden="1" w:unhideWhenUsed="1"/>
+    <w:lsdException w:name="Placeholder Text" w:semiHidden="1"/>
+    <w:lsdException w:name="No Spacing" w:uiPriority="1" w:qFormat="1"/>
+    <w:lsdException w:name="Light Shading" w:uiPriority="60"/>
+    <w:lsdException w:name="Light List" w:uiPriority="61"/>
+    <w:lsdException w:name="Light Grid" w:uiPriority="62"/>
+    <w:lsdException w:name="Medium Shading 1" w:uiPriority="63"/>
+    <w:lsdException w:name="Medium Shading 2" w:uiPriority="64"/>
+    <w:lsdException w:name="Medium List 1" w:uiPriority="65"/>
+    <w:lsdException w:name="Medium List 2" w:uiPriority="66"/>
+    <w:lsdException w:name="Medium Grid 1" w:uiPriority="67"/>
+    <w:lsdException w:name="Medium Grid 2" w:uiPriority="68"/>
+    <w:lsdException w:name="Medium Grid 3" w:uiPriority="69"/>
+    <w:lsdException w:name="Dark List" w:uiPriority="70"/>
+    <w:lsdException w:name="Colorful Shading" w:uiPriority="71"/>
+    <w:lsdException w:name="Colorful List" w:uiPriority="72"/>
+    <w:lsdException w:name="Colorful Grid" w:uiPriority="73"/>
+    <w:lsdException w:name="Light Shading Accent 1" w:uiPriority="60"/>
+    <w:lsdException w:name="Light List Accent 1" w:uiPriority="61"/>
+    <w:lsdException w:name="Light Grid Accent 1" w:uiPriority="62"/>
+    <w:lsdException w:name="Medium Shading 1 Accent 1" w:uiPriority="63"/>
+    <w:lsdException w:name="Medium Shading 2 Accent 1" w:uiPriority="64"/>
+    <w:lsdException w:name="Medium List 1 Accent 1" w:uiPriority="65"/>
+    <w:lsdException w:name="Revision" w:semiHidden="1"/>
+    <w:lsdException w:name="List Paragraph" w:uiPriority="0" w:qFormat="1"/>
+    <w:lsdException w:name="Quote" w:uiPriority="29" w:qFormat="1"/>
+    <w:lsdException w:name="Intense Quote" w:uiPriority="30" w:qFormat="1"/>
+    <w:lsdException w:name="Medium List 2 Accent 1" w:uiPriority="66"/>
+    <w:lsdException w:name="Medium Grid 1 Accent 1" w:uiPriority="67"/>
+    <w:lsdException w:name="Medium Grid 2 Accent 1" w:uiPriority="68"/>
+    <w:lsdException w:name="Medium Grid 3 Accent 1" w:uiPriority="69"/>
+    <w:lsdException w:name="Dark List Accent 1" w:uiPriority="70"/>
+    <w:lsdException w:name="Colorful Shading Accent 1" w:uiPriority="71"/>
+    <w:lsdException w:name="Colorful List Accent 1" w:uiPriority="72"/>
+    <w:lsdException w:name="Colorful Grid Accent 1" w:uiPriority="73"/>
+    <w:lsdException w:name="Light Shading Accent 2" w:uiPriority="60"/>
+    <w:lsdException w:name="Light List Accent 2" w:uiPriority="61"/>
+    <w:lsdException w:name="Light Grid Accent 2" w:uiPriority="62"/>
+    <w:lsdException w:name="Medium Shading 1 Accent 2" w:uiPriority="63"/>
+    <w:lsdException w:name="Medium Shading 2 Accent 2" w:uiPriority="64"/>
+    <w:lsdException w:name="Medium List 1 Accent 2" w:uiPriority="65"/>
+    <w:lsdException w:name="Medium List 2 Accent 2" w:uiPriority="66"/>
+    <w:lsdException w:name="Medium Grid 1 Accent 2" w:uiPriority="67"/>
+    <w:lsdException w:name="Medium Grid 2 Accent 2" w:uiPriority="68"/>
+    <w:lsdException w:name="Medium Grid 3 Accent 2" w:uiPriority="69"/>
+    <w:lsdException w:name="Dark List Accent 2" w:uiPriority="70"/>
+    <w:lsdException w:name="Colorful Shading Accent 2" w:uiPriority="71"/>
+    <w:lsdException w:name="Colorful List Accent 2" w:uiPriority="72"/>
+    <w:lsdException w:name="Colorful Grid Accent 2" w:uiPriority="73"/>
+    <w:lsdException w:name="Light Shading Accent 3" w:uiPriority="60"/>
+    <w:lsdException w:name="Light List Accent 3" w:uiPriority="61"/>
+    <w:lsdException w:name="Light Grid Accent 3" w:uiPriority="62"/>
+    <w:lsdException w:name="Medium Shading 1 Accent 3" w:uiPriority="63"/>
+    <w:lsdException w:name="Medium Shading 2 Accent 3" w:uiPriority="64"/>
+    <w:lsdException w:name="Medium List 1 Accent 3" w:uiPriority="65"/>
+    <w:lsdException w:name="Medium List 2 Accent 3" w:uiPriority="66"/>
+    <w:lsdException w:name="Medium Grid 1 Accent 3" w:uiPriority="67"/>
+    <w:lsdException w:name="Medium Grid 2 Accent 3" w:uiPriority="68"/>
+    <w:lsdException w:name="Medium Grid 3 Accent 3" w:uiPriority="69"/>
+    <w:lsdException w:name="Dark List Accent 3" w:uiPriority="70"/>
+    <w:lsdException w:name="Colorful Shading Accent 3" w:uiPriority="71"/>
+    <w:lsdException w:name="Colorful List Accent 3" w:uiPriority="72"/>
+    <w:lsdException w:name="Colorful Grid Accent 3" w:uiPriority="73"/>
+    <w:lsdException w:name="Light Shading Accent 4" w:uiPriority="60"/>
+    <w:lsdException w:name="Light List Accent 4" w:uiPriority="61"/>
+    <w:lsdException w:name="Light Grid Accent 4" w:uiPriority="62"/>
+    <w:lsdException w:name="Medium Shading 1 Accent 4" w:uiPriority="63"/>
+    <w:lsdException w:name="Medium Shading 2 Accent 4" w:uiPriority="64"/>
+    <w:lsdException w:name="Medium List 1 Accent 4" w:uiPriority="65"/>
+    <w:lsdException w:name="Medium List 2 Accent 4" w:uiPriority="66"/>
+    <w:lsdException w:name="Medium Grid 1 Accent 4" w:uiPriority="67"/>
+    <w:lsdException w:name="Medium Grid 2 Accent 4" w:uiPriority="68"/>
+    <w:lsdException w:name="Medium Grid 3 Accent 4" w:uiPriority="69"/>
+    <w:lsdException w:name="Dark List Accent 4" w:uiPriority="70"/>
+    <w:lsdException w:name="Colorful Shading Accent 4" w:uiPriority="71"/>
+    <w:lsdException w:name="Colorful List Accent 4" w:uiPriority="72"/>
+    <w:lsdException w:name="Colorful Grid Accent 4" w:uiPriority="73"/>
+    <w:lsdException w:name="Light Shading Accent 5" w:uiPriority="60"/>
+    <w:lsdException w:name="Light List Accent 5" w:uiPriority="61"/>
+    <w:lsdException w:name="Light Grid Accent 5" w:uiPriority="62"/>
+    <w:lsdException w:name="Medium Shading 1 Accent 5" w:uiPriority="63"/>
+    <w:lsdException w:name="Medium Shading 2 Accent 5" w:uiPriority="64"/>
+    <w:lsdException w:name="Medium List 1 Accent 5" w:uiPriority="65"/>
+    <w:lsdException w:name="Medium List 2 Accent 5" w:uiPriority="66"/>
+    <w:lsdException w:name="Medium Grid 1 Accent 5" w:uiPriority="67"/>
+    <w:lsdException w:name="Medium Grid 2 Accent 5" w:uiPriority="68"/>
+    <w:lsdException w:name="Medium Grid 3 Accent 5" w:uiPriority="69"/>
+    <w:lsdException w:name="Dark List Accent 5" w:uiPriority="70"/>
+    <w:lsdException w:name="Colorful Shading Accent 5" w:uiPriority="71"/>
+    <w:lsdException w:name="Colorful List Accent 5" w:uiPriority="72"/>
+    <w:lsdException w:name="Colorful Grid Accent 5" w:uiPriority="73"/>
+    <w:lsdException w:name="Light Shading Accent 6" w:uiPriority="60"/>
+    <w:lsdException w:name="Light List Accent 6" w:uiPriority="61"/>
+    <w:lsdException w:name="Light Grid Accent 6" w:uiPriority="62"/>
+    <w:lsdException w:name="Medium Shading 1 Accent 6" w:uiPriority="63"/>
+    <w:lsdException w:name="Medium Shading 2 Accent 6" w:uiPriority="64"/>
+    <w:lsdException w:name="Medium List 1 Accent 6" w:uiPriority="65"/>
+    <w:lsdException w:name="Medium List 2 Accent 6" w:uiPriority="66"/>
+    <w:lsdException w:name="Medium Grid 1 Accent 6" w:uiPriority="67"/>
+    <w:lsdException w:name="Medium Grid 2 Accent 6" w:uiPriority="68"/>
+    <w:lsdException w:name="Medium Grid 3 Accent 6" w:uiPriority="69"/>
+    <w:lsdException w:name="Dark List Accent 6" w:uiPriority="70"/>
+    <w:lsdException w:name="Colorful Shading Accent 6" w:uiPriority="71"/>
+    <w:lsdException w:name="Colorful List Accent 6" w:uiPriority="72"/>
+    <w:lsdException w:name="Colorful Grid Accent 6" w:uiPriority="73"/>
+    <w:lsdException w:name="Subtle Emphasis" w:uiPriority="19" w:qFormat="1"/>
+    <w:lsdException w:name="Intense Emphasis" w:uiPriority="21" w:qFormat="1"/>
+    <w:lsdException w:name="Subtle Reference" w:uiPriority="31" w:qFormat="1"/>
+    <w:lsdException w:name="Intense Reference" w:uiPriority="32" w:qFormat="1"/>
+    <w:lsdException w:name="Book Title" w:uiPriority="33" w:qFormat="1"/>
+    <w:lsdException w:name="Bibliography" w:semiHidden="1" w:uiPriority="37" w:unhideWhenUsed="1"/>
+    <w:lsdException w:name="TOC Heading" w:semiHidden="1" w:uiPriority="39" w:unhideWhenUsed="1" w:qFormat="1"/>
+    <w:lsdException w:name="Plain Table 1" w:uiPriority="41"/>
+    <w:lsdException w:name="Plain Table 2" w:uiPriority="42"/>
+    <w:lsdException w:name="Plain Table 3" w:uiPriority="43"/>
+    <w:lsdException w:name="Plain Table 4" w:uiPriority="44"/>
+    <w:lsdException w:name="Plain Table 5" w:uiPriority="45"/>
+    <w:lsdException w:name="Grid Table Light" w:uiPriority="40"/>
+    <w:lsdException w:name="Grid Table 1 Light" w:uiPriority="46"/>
+    <w:lsdException w:name="Grid Table 2" w:uiPriority="47"/>
+    <w:lsdException w:name="Grid Table 3" w:uiPriority="48"/>
+    <w:lsdException w:name="Grid Table 4" w:uiPriority="49"/>
+    <w:lsdException w:name="Grid Table 5 Dark" w:uiPriority="50"/>
+    <w:lsdException w:name="Grid Table 6 Colorful" w:uiPriority="51"/>
+    <w:lsdException w:name="Grid Table 7 Colorful" w:uiPriority="52"/>
+    <w:lsdException w:name="Grid Table 1 Light Accent 1" w:uiPriority="46"/>
+    <w:lsdException w:name="Grid Table 2 Accent 1" w:uiPriority="47"/>
+    <w:lsdException w:name="Grid Table 3 Accent 1" w:uiPriority="48"/>
+    <w:lsdException w:name="Grid Table 4 Accent 1" w:uiPriority="49"/>
+    <w:lsdException w:name="Grid Table 5 Dark Accent 1" w:uiPriority="50"/>
+    <w:lsdException w:name="Grid Table 6 Colorful Accent 1" w:uiPriority="51"/>
+    <w:lsdException w:name="Grid Table 7 Colorful Accent 1" w:uiPriority="52"/>
+    <w:lsdException w:name="Grid Table 1 Light Accent 2" w:uiPriority="46"/>
+    <w:lsdException w:name="Grid Table 2 Accent 2" w:uiPriority="47"/>
+    <w:lsdException w:name="Grid Table 3 Accent 2" w:uiPriority="48"/>
+    <w:lsdException w:name="Grid Table 4 Accent 2" w:uiPriority="49"/>
+    <w:lsdException w:name="Grid Table 5 Dark Accent 2" w:uiPriority="50"/>
+    <w:lsdException w:name="Grid Table 6 Colorful Accent 2" w:uiPriority="51"/>
+    <w:lsdException w:name="Grid Table 7 Colorful Accent 2" w:uiPriority="52"/>
+    <w:lsdException w:name="Grid Table 1 Light Accent 3" w:uiPriority="46"/>
+    <w:lsdException w:name="Grid Table 2 Accent 3" w:uiPriority="47"/>
+    <w:lsdException w:name="Grid Table 3 Accent 3" w:uiPriority="48"/>
+    <w:lsdException w:name="Grid Table 4 Accent 3" w:uiPriority="49"/>
+    <w:lsdException w:name="Grid Table 5 Dark Accent 3" w:uiPriority="50"/>
+    <w:lsdException w:name="Grid Table 6 Colorful Accent 3" w:uiPriority="51"/>
+    <w:lsdException w:name="Grid Table 7 Colorful Accent 3" w:uiPriority="52"/>
+    <w:lsdException w:name="Grid Table 1 Light Accent 4" w:uiPriority="46"/>
+    <w:lsdException w:name="Grid Table 2 Accent 4" w:uiPriority="47"/>
+    <w:lsdException w:name="Grid Table 3 Accent 4" w:uiPriority="48"/>
+    <w:lsdException w:name="Grid Table 4 Accent 4" w:uiPriority="49"/>
+    <w:lsdException w:name="Grid Table 5 Dark Accent 4" w:uiPriority="50"/>
+    <w:lsdException w:name="Grid Table 6 Colorful Accent 4" w:uiPriority="51"/>
+    <w:lsdException w:name="Grid Table 7 Colorful Accent 4" w:uiPriority="52"/>
+    <w:lsdException w:name="Grid Table 1 Light Accent 5" w:uiPriority="46"/>
+    <w:lsdException w:name="Grid Table 2 Accent 5" w:uiPriority="47"/>
+    <w:lsdException w:name="Grid Table 3 Accent 5" w:uiPriority="48"/>
+    <w:lsdException w:name="Grid Table 4 Accent 5" w:uiPriority="49"/>
+    <w:lsdException w:name="Grid Table 5 Dark Accent 5" w:uiPriority="50"/>
+    <w:lsdException w:name="Grid Table 6 Colorful Accent 5" w:uiPriority="51"/>
+    <w:lsdException w:name="Grid Table 7 Colorful Accent 5" w:uiPriority="52"/>
+    <w:lsdException w:name="Grid Table 1 Light Accent 6" w:uiPriority="46"/>
+    <w:lsdException w:name="Grid Table 2 Accent 6" w:uiPriority="47"/>
+    <w:lsdException w:name="Grid Table 3 Accent 6" w:uiPriority="48"/>
+    <w:lsdException w:name="Grid Table 4 Accent 6" w:uiPriority="49"/>
+    <w:lsdException w:name="Grid Table 5 Dark Accent 6" w:uiPriority="50"/>
+    <w:lsdException w:name="Grid Table 6 Colorful Accent 6" w:uiPriority="51"/>
+    <w:lsdException w:name="Grid Table 7 Colorful Accent 6" w:uiPriority="52"/>
+    <w:lsdException w:name="List Table 1 Light" w:uiPriority="46"/>
+    <w:lsdException w:name="List Table 2" w:uiPriority="47"/>
+    <w:lsdException w:name="List Table 3" w:uiPriority="48"/>
+    <w:lsdException w:name="List Table 4" w:uiPriority="49"/>
+    <w:lsdException w:name="List Table 5 Dark" w:uiPriority="50"/>
+    <w:lsdException w:name="List Table 6 Colorful" w:uiPriority="51"/>
+    <w:lsdException w:name="List Table 7 Colorful" w:uiPriority="52"/>
+    <w:lsdException w:name="List Table 1 Light Accent 1" w:uiPriority="46"/>
+    <w:lsdException w:name="List Table 2 Accent 1" w:uiPriority="47"/>
+    <w:lsdException w:name="List Table 3 Accent 1" w:uiPriority="48"/>
+    <w:lsdException w:name="List Table 4 Accent 1" w:uiPriority="49"/>
+    <w:lsdException w:name="List Table 5 Dark Accent 1" w:uiPriority="50"/>
+    <w:lsdException w:name="List Table 6 Colorful Accent 1" w:uiPriority="51"/>
+    <w:lsdException w:name="List Table 7 Colorful Accent 1" w:uiPriority="52"/>
+    <w:lsdException w:name="List Table 1 Light Accent 2" w:uiPriority="46"/>
+    <w:lsdException w:name="List Table 2 Accent 2" w:uiPriority="47"/>
+    <w:lsdException w:name="List Table 3 Accent 2" w:uiPriority="48"/>
+    <w:lsdException w:name="List Table 4 Accent 2" w:uiPriority="49"/>
+    <w:lsdException w:name="List Table 5 Dark Accent 2" w:uiPriority="50"/>
+    <w:lsdException w:name="List Table 6 Colorful Accent 2" w:uiPriority="51"/>
+    <w:lsdException w:name="List Table 7 Colorful Accent 2" w:uiPriority="52"/>
+    <w:lsdException w:name="List Table 1 Light Accent 3" w:uiPriority="46"/>
+    <w:lsdException w:name="List Table 2 Accent 3" w:uiPriority="47"/>
+    <w:lsdException w:name="List Table 3 Accent 3" w:uiPriority="48"/>
+    <w:lsdException w:name="List Table 4 Accent 3" w:uiPriority="49"/>
+    <w:lsdException w:name="List Table 5 Dark Accent 3" w:uiPriority="50"/>
+    <w:lsdException w:name="List Table 6 Colorful Accent 3" w:uiPriority="51"/>
+    <w:lsdException w:name="List Table 7 Colorful Accent 3" w:uiPriority="52"/>
+    <w:lsdException w:name="List Table 1 Light Accent 4" w:uiPriority="46"/>
+    <w:lsdException w:name="List Table 2 Accent 4" w:uiPriority="47"/>
+    <w:lsdException w:name="List Table 3 Accent 4" w:uiPriority="48"/>
+    <w:lsdException w:name="List Table 4 Accent 4" w:uiPriority="49"/>
+    <w:lsdException w:name="List Table 5 Dark Accent 4" w:uiPriority="50"/>
+    <w:lsdException w:name="List Table 6 Colorful Accent 4" w:uiPriority="51"/>
+    <w:lsdException w:name="List Table 7 Colorful Accent 4" w:uiPriority="52"/>
+    <w:lsdException w:name="List Table 1 Light Accent 5" w:uiPriority="46"/>
+    <w:lsdException w:name="List Table 2 Accent 5" w:uiPriority="47"/>
+    <w:lsdException w:name="List Table 3 Accent 5" w:uiPriority="48"/>
+    <w:lsdException w:name="List Table 4 Accent 5" w:uiPriority="49"/>
+    <w:lsdException w:name="List Table 5 Dark Accent 5" w:uiPriority="50"/>
+    <w:lsdException w:name="List Table 6 Colorful Accent 5" w:uiPriority="51"/>
+    <w:lsdException w:name="List Table 7 Colorful Accent 5" w:uiPriority="52"/>
+    <w:lsdException w:name="List Table 1 Light Accent 6" w:uiPriority="46"/>
+    <w:lsdException w:name="List Table 2 Accent 6" w:uiPriority="47"/>
+    <w:lsdException w:name="List Table 3 Accent 6" w:uiPriority="48"/>
+    <w:lsdException w:name="List Table 4 Accent 6" w:uiPriority="49"/>
+    <w:lsdException w:name="List Table 5 Dark Accent 6" w:uiPriority="50"/>
+    <w:lsdException w:name="List Table 6 Colorful Accent 6" w:uiPriority="51"/>
+    <w:lsdException w:name="List Table 7 Colorful Accent 6" w:uiPriority="52"/>
   </w:latentStyles>
   <w:style w:type="paragraph" w:default="1" w:styleId="Normal">
     <w:name w:val="Normal"/>
     <w:qFormat/>
     <w:rsid w:val="00F17DA1"/>
-  </w:style>
-  <w:style w:type="paragraph" w:styleId="Ttulo1">
-    <w:name w:val="heading 1"/>
-    <w:basedOn w:val="Normal"/>
-    <w:next w:val="Normal"/>
-    <w:link w:val="Ttulo1Char"/>
-    <w:uiPriority w:val="9"/>
-    <w:qFormat/>
-    <w:rsid w:val="00A1107D"/>
-    <w:pPr>
-      <w:keepNext/>
-      <w:keepLines/>
-      <w:spacing w:before="480" w:after="0"/>
-      <w:outlineLvl w:val="0"/>
-    </w:pPr>
-    <w:rPr>
-      <w:rFonts w:asciiTheme="majorHAnsi" w:eastAsiaTheme="majorEastAsia" w:hAnsiTheme="majorHAnsi" w:cstheme="majorBidi"/>
-      <w:b/>
-      <w:bCs/>
-      <w:color w:val="2E74B5" w:themeColor="accent1" w:themeShade="BF"/>
-      <w:sz w:val="28"/>
-      <w:szCs w:val="28"/>
-    </w:rPr>
-  </w:style>
-  <w:style w:type="paragraph" w:styleId="Ttulo2">
-    <w:name w:val="heading 2"/>
-    <w:basedOn w:val="Normal"/>
-    <w:link w:val="Ttulo2Char"/>
-    <w:uiPriority w:val="9"/>
-    <w:qFormat/>
-    <w:rsid w:val="00C67102"/>
-    <w:pPr>
-      <w:spacing w:before="100" w:beforeAutospacing="1" w:after="100" w:afterAutospacing="1" w:line="240" w:lineRule="auto"/>
-      <w:outlineLvl w:val="1"/>
-    </w:pPr>
-    <w:rPr>
-      <w:rFonts w:ascii="Times New Roman" w:eastAsia="Times New Roman" w:hAnsi="Times New Roman" w:cs="Times New Roman"/>
-      <w:b/>
-      <w:bCs/>
-      <w:sz w:val="36"/>
-      <w:szCs w:val="36"/>
-      <w:lang w:eastAsia="pt-BR"/>
-    </w:rPr>
-  </w:style>
-  <w:style w:type="character" w:default="1" w:styleId="Fontepargpadro">
-    <w:name w:val="Default Paragraph Font"/>
-    <w:uiPriority w:val="1"/>
-    <w:semiHidden/>
-    <w:unhideWhenUsed/>
-  </w:style>
-  <w:style w:type="table" w:default="1" w:styleId="Tabelanormal">
-    <w:name w:val="Normal Table"/>
-    <w:uiPriority w:val="99"/>
-    <w:semiHidden/>
-    <w:unhideWhenUsed/>
-    <w:qFormat/>
-    <w:tblPr>
-      <w:tblInd w:w="0" w:type="dxa"/>
-      <w:tblCellMar>
-        <w:top w:w="0" w:type="dxa"/>
-        <w:left w:w="108" w:type="dxa"/>
-        <w:bottom w:w="0" w:type="dxa"/>
-        <w:right w:w="108" w:type="dxa"/>
-      </w:tblCellMar>
-    </w:tblPr>
-  </w:style>
-  <w:style w:type="numbering" w:default="1" w:styleId="Semlista">
-    <w:name w:val="No List"/>
-    <w:uiPriority w:val="99"/>
-    <w:semiHidden/>
-    <w:unhideWhenUsed/>
-  </w:style>
-  <w:style w:type="paragraph" w:styleId="NormalWeb">
-    <w:name w:val="Normal (Web)"/>
-    <w:basedOn w:val="Normal"/>
-    <w:uiPriority w:val="99"/>
-    <w:semiHidden/>
-    <w:unhideWhenUsed/>
-    <w:rsid w:val="008865CB"/>
-    <w:pPr>
-      <w:spacing w:before="100" w:beforeAutospacing="1" w:after="100" w:afterAutospacing="1" w:line="240" w:lineRule="auto"/>
-    </w:pPr>
-    <w:rPr>
-      <w:rFonts w:ascii="Times New Roman" w:eastAsia="Times New Roman" w:hAnsi="Times New Roman" w:cs="Times New Roman"/>
-      <w:sz w:val="24"/>
-      <w:szCs w:val="24"/>
-      <w:lang w:eastAsia="pt-BR"/>
-    </w:rPr>
-  </w:style>
-  <w:style w:type="paragraph" w:styleId="Cabealho">
-    <w:name w:val="header"/>
-    <w:basedOn w:val="Normal"/>
-    <w:link w:val="CabealhoChar"/>
-    <w:uiPriority w:val="99"/>
-    <w:unhideWhenUsed/>
-    <w:rsid w:val="001E16CD"/>
-    <w:pPr>
-      <w:tabs>
-        <w:tab w:val="center" w:pos="4252"/>
-        <w:tab w:val="right" w:pos="8504"/>
-      </w:tabs>
-      <w:spacing w:after="0" w:line="240" w:lineRule="auto"/>
-    </w:pPr>
-  </w:style>
-  <w:style w:type="character" w:customStyle="1" w:styleId="CabealhoChar">
-    <w:name w:val="Cabeçalho Char"/>
-    <w:basedOn w:val="Fontepargpadro"/>
-    <w:link w:val="Cabealho"/>
-    <w:uiPriority w:val="99"/>
-    <w:rsid w:val="001E16CD"/>
-  </w:style>
-  <w:style w:type="paragraph" w:styleId="Rodap">
-    <w:name w:val="footer"/>
-    <w:basedOn w:val="Normal"/>
-    <w:link w:val="RodapChar"/>
-    <w:uiPriority w:val="99"/>
-    <w:unhideWhenUsed/>
-    <w:rsid w:val="001E16CD"/>
-    <w:pPr>
-      <w:tabs>
-        <w:tab w:val="center" w:pos="4252"/>
-        <w:tab w:val="right" w:pos="8504"/>
-      </w:tabs>
-      <w:spacing w:after="0" w:line="240" w:lineRule="auto"/>
-    </w:pPr>
-  </w:style>
-  <w:style w:type="character" w:customStyle="1" w:styleId="RodapChar">
-    <w:name w:val="Rodapé Char"/>
-    <w:basedOn w:val="Fontepargpadro"/>
-    <w:link w:val="Rodap"/>
-    <w:uiPriority w:val="99"/>
-    <w:rsid w:val="001E16CD"/>
-  </w:style>
-  <w:style w:type="character" w:customStyle="1" w:styleId="apple-tab-span">
-    <w:name w:val="apple-tab-span"/>
-    <w:basedOn w:val="Fontepargpadro"/>
-    <w:rsid w:val="001E16CD"/>
-  </w:style>
-  <w:style w:type="character" w:customStyle="1" w:styleId="Ttulo2Char">
-    <w:name w:val="Título 2 Char"/>
-    <w:basedOn w:val="Fontepargpadro"/>
-    <w:link w:val="Ttulo2"/>
-    <w:uiPriority w:val="9"/>
-    <w:rsid w:val="00C67102"/>
-    <w:rPr>
-      <w:rFonts w:ascii="Times New Roman" w:eastAsia="Times New Roman" w:hAnsi="Times New Roman" w:cs="Times New Roman"/>
-      <w:b/>
-      <w:bCs/>
-      <w:sz w:val="36"/>
-      <w:szCs w:val="36"/>
-      <w:lang w:eastAsia="pt-BR"/>
-    </w:rPr>
-  </w:style>
-  <w:style w:type="paragraph" w:styleId="PargrafodaLista">
-    <w:name w:val="List Paragraph"/>
-    <w:basedOn w:val="Normal"/>
-    <w:qFormat/>
-    <w:rsid w:val="00626657"/>
-    <w:pPr>
-      <w:ind w:left="720"/>
-      <w:contextualSpacing/>
-    </w:pPr>
-  </w:style>
-  <w:style w:type="paragraph" w:styleId="Textodebalo">
-    <w:name w:val="Balloon Text"/>
-    <w:basedOn w:val="Normal"/>
-    <w:link w:val="TextodebaloChar"/>
-    <w:uiPriority w:val="99"/>
-    <w:semiHidden/>
-    <w:unhideWhenUsed/>
-    <w:rsid w:val="008C4D60"/>
-    <w:pPr>
-      <w:spacing w:after="0" w:line="240" w:lineRule="auto"/>
-    </w:pPr>
-    <w:rPr>
-      <w:rFonts w:ascii="Tahoma" w:hAnsi="Tahoma" w:cs="Tahoma"/>
-      <w:sz w:val="16"/>
-      <w:szCs w:val="16"/>
-    </w:rPr>
-  </w:style>
-  <w:style w:type="character" w:customStyle="1" w:styleId="TextodebaloChar">
-    <w:name w:val="Texto de balão Char"/>
-    <w:basedOn w:val="Fontepargpadro"/>
-    <w:link w:val="Textodebalo"/>
-    <w:uiPriority w:val="99"/>
-    <w:semiHidden/>
-    <w:rsid w:val="008C4D60"/>
-    <w:rPr>
-      <w:rFonts w:ascii="Tahoma" w:hAnsi="Tahoma" w:cs="Tahoma"/>
-      <w:sz w:val="16"/>
-      <w:szCs w:val="16"/>
-    </w:rPr>
-  </w:style>
-  <w:style w:type="paragraph" w:styleId="Legenda">
-    <w:name w:val="caption"/>
-    <w:basedOn w:val="Normal"/>
-    <w:next w:val="Normal"/>
-    <w:uiPriority w:val="35"/>
-    <w:unhideWhenUsed/>
-    <w:qFormat/>
-    <w:rsid w:val="00EF372B"/>
-    <w:pPr>
-      <w:spacing w:after="200" w:line="240" w:lineRule="auto"/>
-    </w:pPr>
-    <w:rPr>
-      <w:b/>
-      <w:bCs/>
-      <w:color w:val="5B9BD5" w:themeColor="accent1"/>
-      <w:sz w:val="18"/>
-      <w:szCs w:val="18"/>
-    </w:rPr>
-  </w:style>
-  <w:style w:type="paragraph" w:customStyle="1" w:styleId="Unipampa-SumrioPrimeiroNvel">
-    <w:name w:val="Unipampa - Sumário (Primeiro Nível)"/>
-    <w:basedOn w:val="Normal"/>
-    <w:qFormat/>
-    <w:rsid w:val="005F0EB7"/>
-    <w:pPr>
-      <w:tabs>
-        <w:tab w:val="left" w:leader="dot" w:pos="8100"/>
-      </w:tabs>
-      <w:spacing w:after="0" w:line="240" w:lineRule="auto"/>
-      <w:jc w:val="both"/>
-    </w:pPr>
-    <w:rPr>
-      <w:rFonts w:ascii="Arial" w:eastAsia="Times New Roman" w:hAnsi="Arial" w:cs="Arial"/>
-      <w:b/>
-      <w:sz w:val="24"/>
-      <w:szCs w:val="24"/>
-      <w:lang w:eastAsia="pt-BR"/>
-    </w:rPr>
-  </w:style>
-  <w:style w:type="character" w:customStyle="1" w:styleId="Ttulo1Char">
-    <w:name w:val="Título 1 Char"/>
-    <w:basedOn w:val="Fontepargpadro"/>
-    <w:link w:val="Ttulo1"/>
-    <w:uiPriority w:val="9"/>
-    <w:rsid w:val="00A1107D"/>
-    <w:rPr>
-      <w:rFonts w:asciiTheme="majorHAnsi" w:eastAsiaTheme="majorEastAsia" w:hAnsiTheme="majorHAnsi" w:cstheme="majorBidi"/>
-      <w:b/>
-      <w:bCs/>
-      <w:color w:val="2E74B5" w:themeColor="accent1" w:themeShade="BF"/>
-      <w:sz w:val="28"/>
-      <w:szCs w:val="28"/>
-    </w:rPr>
-  </w:style>
-  <w:style w:type="paragraph" w:styleId="CabealhodoSumrio">
-    <w:name w:val="TOC Heading"/>
-    <w:basedOn w:val="Ttulo1"/>
-    <w:next w:val="Normal"/>
-    <w:uiPriority w:val="39"/>
-    <w:semiHidden/>
-    <w:unhideWhenUsed/>
-    <w:qFormat/>
-    <w:rsid w:val="00A1107D"/>
-    <w:pPr>
-      <w:spacing w:line="276" w:lineRule="auto"/>
-      <w:outlineLvl w:val="9"/>
-    </w:pPr>
-    <w:rPr>
-      <w:lang w:eastAsia="pt-BR"/>
-    </w:rPr>
-  </w:style>
-  <w:style w:type="paragraph" w:styleId="Sumrio2">
-    <w:name w:val="toc 2"/>
-    <w:basedOn w:val="Normal"/>
-    <w:next w:val="Normal"/>
-    <w:autoRedefine/>
-    <w:uiPriority w:val="39"/>
-    <w:unhideWhenUsed/>
-    <w:qFormat/>
-    <w:rsid w:val="00A1107D"/>
-    <w:pPr>
-      <w:spacing w:after="100" w:line="276" w:lineRule="auto"/>
-      <w:ind w:left="220"/>
-    </w:pPr>
-    <w:rPr>
-      <w:rFonts w:eastAsiaTheme="minorEastAsia"/>
-      <w:lang w:eastAsia="pt-BR"/>
-    </w:rPr>
-  </w:style>
-  <w:style w:type="paragraph" w:styleId="Sumrio1">
-    <w:name w:val="toc 1"/>
-    <w:basedOn w:val="Normal"/>
-    <w:next w:val="Normal"/>
-    <w:autoRedefine/>
-    <w:uiPriority w:val="39"/>
-    <w:unhideWhenUsed/>
-    <w:qFormat/>
-    <w:rsid w:val="00A1107D"/>
-    <w:pPr>
-      <w:spacing w:after="100" w:line="276" w:lineRule="auto"/>
-    </w:pPr>
-    <w:rPr>
-      <w:rFonts w:eastAsiaTheme="minorEastAsia"/>
-      <w:lang w:eastAsia="pt-BR"/>
-    </w:rPr>
-  </w:style>
-  <w:style w:type="paragraph" w:styleId="Sumrio3">
-    <w:name w:val="toc 3"/>
-    <w:basedOn w:val="Normal"/>
-    <w:next w:val="Normal"/>
-    <w:autoRedefine/>
-    <w:uiPriority w:val="39"/>
-    <w:semiHidden/>
-    <w:unhideWhenUsed/>
-    <w:qFormat/>
-    <w:rsid w:val="00A1107D"/>
-    <w:pPr>
-      <w:spacing w:after="100" w:line="276" w:lineRule="auto"/>
-      <w:ind w:left="440"/>
-    </w:pPr>
-    <w:rPr>
-      <w:rFonts w:eastAsiaTheme="minorEastAsia"/>
-      <w:lang w:eastAsia="pt-BR"/>
-    </w:rPr>
-  </w:style>
-  <w:style w:type="character" w:styleId="Hyperlink">
-    <w:name w:val="Hyperlink"/>
-    <w:basedOn w:val="Fontepargpadro"/>
-    <w:uiPriority w:val="99"/>
-    <w:unhideWhenUsed/>
-    <w:rsid w:val="001D1C23"/>
-    <w:rPr>
-      <w:color w:val="0563C1" w:themeColor="hyperlink"/>
-      <w:u w:val="single"/>
-    </w:rPr>
-  </w:style>
-</w:styles>
-</file>
-
-<file path=word/stylesWithEffects.xml><?xml version="1.0" encoding="utf-8"?>
-<w:styles xmlns:wpc="http://schemas.microsoft.com/office/word/2010/wordprocessingCanvas" xmlns:mc="http://schemas.openxmlformats.org/markup-compatibility/2006" xmlns:o="urn:schemas-microsoft-com:office:office" xmlns:r="http://schemas.openxmlformats.org/officeDocument/2006/relationships" xmlns:m="http://schemas.openxmlformats.org/officeDocument/2006/math" xmlns:v="urn:schemas-microsoft-com:vml" xmlns:wp14="http://schemas.microsoft.com/office/word/2010/wordprocessingDrawing" xmlns:wp="http://schemas.openxmlformats.org/drawingml/2006/wordprocessingDrawing" xmlns:w10="urn:schemas-microsoft-com:office:word" xmlns:w="http://schemas.openxmlformats.org/wordprocessingml/2006/main" xmlns:w14="http://schemas.microsoft.com/office/word/2010/wordml" xmlns:wpg="http://schemas.microsoft.com/office/word/2010/wordprocessingGroup" xmlns:wpi="http://schemas.microsoft.com/office/word/2010/wordprocessingInk" xmlns:wne="http://schemas.microsoft.com/office/word/2006/wordml" xmlns:wps="http://schemas.microsoft.com/office/word/2010/wordprocessingShape" mc:Ignorable="w14 wp14">
-  <w:docDefaults>
-    <w:rPrDefault>
-      <w:rPr>
-        <w:rFonts w:asciiTheme="minorHAnsi" w:eastAsiaTheme="minorHAnsi" w:hAnsiTheme="minorHAnsi" w:cstheme="minorBidi"/>
-        <w:sz w:val="22"/>
-        <w:szCs w:val="22"/>
-        <w:lang w:val="pt-BR" w:eastAsia="en-US" w:bidi="ar-SA"/>
-      </w:rPr>
-    </w:rPrDefault>
-    <w:pPrDefault>
-      <w:pPr>
-        <w:spacing w:after="160" w:line="259" w:lineRule="auto"/>
-      </w:pPr>
-    </w:pPrDefault>
-  </w:docDefaults>
-  <w:latentStyles w:defLockedState="0" w:defUIPriority="99" w:defSemiHidden="1" w:defUnhideWhenUsed="1" w:defQFormat="0" w:count="267">
-    <w:lsdException w:name="Normal" w:semiHidden="0" w:uiPriority="0" w:unhideWhenUsed="0" w:qFormat="1"/>
-    <w:lsdException w:name="heading 1" w:semiHidden="0" w:uiPriority="9" w:unhideWhenUsed="0" w:qFormat="1"/>
-    <w:lsdException w:name="heading 2" w:uiPriority="9" w:qFormat="1"/>
-    <w:lsdException w:name="heading 3" w:uiPriority="9" w:qFormat="1"/>
-    <w:lsdException w:name="heading 4" w:uiPriority="9" w:qFormat="1"/>
-    <w:lsdException w:name="heading 5" w:uiPriority="9" w:qFormat="1"/>
-    <w:lsdException w:name="heading 6" w:uiPriority="9" w:qFormat="1"/>
-    <w:lsdException w:name="heading 7" w:uiPriority="9" w:qFormat="1"/>
-    <w:lsdException w:name="heading 8" w:uiPriority="9" w:qFormat="1"/>
-    <w:lsdException w:name="heading 9" w:uiPriority="9" w:qFormat="1"/>
-    <w:lsdException w:name="toc 1" w:uiPriority="39" w:qFormat="1"/>
-    <w:lsdException w:name="toc 2" w:uiPriority="39" w:qFormat="1"/>
-    <w:lsdException w:name="toc 3" w:uiPriority="39" w:qFormat="1"/>
-    <w:lsdException w:name="toc 4" w:uiPriority="39"/>
-    <w:lsdException w:name="toc 5" w:uiPriority="39"/>
-    <w:lsdException w:name="toc 6" w:uiPriority="39"/>
-    <w:lsdException w:name="toc 7" w:uiPriority="39"/>
-    <w:lsdException w:name="toc 8" w:uiPriority="39"/>
-    <w:lsdException w:name="toc 9" w:uiPriority="39"/>
-    <w:lsdException w:name="caption" w:uiPriority="35" w:qFormat="1"/>
-    <w:lsdException w:name="Title" w:semiHidden="0" w:uiPriority="10" w:unhideWhenUsed="0" w:qFormat="1"/>
-    <w:lsdException w:name="Default Paragraph Font" w:uiPriority="1"/>
-    <w:lsdException w:name="Subtitle" w:semiHidden="0" w:uiPriority="11" w:unhideWhenUsed="0" w:qFormat="1"/>
-    <w:lsdException w:name="Strong" w:semiHidden="0" w:uiPriority="22" w:unhideWhenUsed="0" w:qFormat="1"/>
-    <w:lsdException w:name="Emphasis" w:semiHidden="0" w:uiPriority="20" w:unhideWhenUsed="0" w:qFormat="1"/>
-    <w:lsdException w:name="Table Grid" w:semiHidden="0" w:uiPriority="39" w:unhideWhenUsed="0"/>
-    <w:lsdException w:name="Placeholder Text" w:unhideWhenUsed="0"/>
-    <w:lsdException w:name="No Spacing" w:semiHidden="0" w:uiPriority="1" w:unhideWhenUsed="0" w:qFormat="1"/>
-    <w:lsdException w:name="Light Shading" w:semiHidden="0" w:uiPriority="60" w:unhideWhenUsed="0"/>
-    <w:lsdException w:name="Light List" w:semiHidden="0" w:uiPriority="61" w:unhideWhenUsed="0"/>
-    <w:lsdException w:name="Light Grid" w:semiHidden="0" w:uiPriority="62" w:unhideWhenUsed="0"/>
-    <w:lsdException w:name="Medium Shading 1" w:semiHidden="0" w:uiPriority="63" w:unhideWhenUsed="0"/>
-    <w:lsdException w:name="Medium Shading 2" w:semiHidden="0" w:uiPriority="64" w:unhideWhenUsed="0"/>
-    <w:lsdException w:name="Medium List 1" w:semiHidden="0" w:uiPriority="65" w:unhideWhenUsed="0"/>
-    <w:lsdException w:name="Medium List 2" w:semiHidden="0" w:uiPriority="66" w:unhideWhenUsed="0"/>
-    <w:lsdException w:name="Medium Grid 1" w:semiHidden="0" w:uiPriority="67" w:unhideWhenUsed="0"/>
-    <w:lsdException w:name="Medium Grid 2" w:semiHidden="0" w:uiPriority="68" w:unhideWhenUsed="0"/>
-    <w:lsdException w:name="Medium Grid 3" w:semiHidden="0" w:uiPriority="69" w:unhideWhenUsed="0"/>
-    <w:lsdException w:name="Dark List" w:semiHidden="0" w:uiPriority="70" w:unhideWhenUsed="0"/>
-    <w:lsdException w:name="Colorful Shading" w:semiHidden="0" w:uiPriority="71" w:unhideWhenUsed="0"/>
-    <w:lsdException w:name="Colorful List" w:semiHidden="0" w:uiPriority="72" w:unhideWhenUsed="0"/>
-    <w:lsdException w:name="Colorful Grid" w:semiHidden="0" w:uiPriority="73" w:unhideWhenUsed="0"/>
-    <w:lsdException w:name="Light Shading Accent 1" w:semiHidden="0" w:uiPriority="60" w:unhideWhenUsed="0"/>
-    <w:lsdException w:name="Light List Accent 1" w:semiHidden="0" w:uiPriority="61" w:unhideWhenUsed="0"/>
-    <w:lsdException w:name="Light Grid Accent 1" w:semiHidden="0" w:uiPriority="62" w:unhideWhenUsed="0"/>
-    <w:lsdException w:name="Medium Shading 1 Accent 1" w:semiHidden="0" w:uiPriority="63" w:unhideWhenUsed="0"/>
-    <w:lsdException w:name="Medium Shading 2 Accent 1" w:semiHidden="0" w:uiPriority="64" w:unhideWhenUsed="0"/>
-    <w:lsdException w:name="Medium List 1 Accent 1" w:semiHidden="0" w:uiPriority="65" w:unhideWhenUsed="0"/>
-    <w:lsdException w:name="Revision" w:unhideWhenUsed="0"/>
-    <w:lsdException w:name="List Paragraph" w:semiHidden="0" w:uiPriority="0" w:unhideWhenUsed="0" w:qFormat="1"/>
-    <w:lsdException w:name="Quote" w:semiHidden="0" w:uiPriority="29" w:unhideWhenUsed="0" w:qFormat="1"/>
-    <w:lsdException w:name="Intense Quote" w:semiHidden="0" w:uiPriority="30" w:unhideWhenUsed="0" w:qFormat="1"/>
-    <w:lsdException w:name="Medium List 2 Accent 1" w:semiHidden="0" w:uiPriority="66" w:unhideWhenUsed="0"/>
-    <w:lsdException w:name="Medium Grid 1 Accent 1" w:semiHidden="0" w:uiPriority="67" w:unhideWhenUsed="0"/>
-    <w:lsdException w:name="Medium Grid 2 Accent 1" w:semiHidden="0" w:uiPriority="68" w:unhideWhenUsed="0"/>
-    <w:lsdException w:name="Medium Grid 3 Accent 1" w:semiHidden="0" w:uiPriority="69" w:unhideWhenUsed="0"/>
-    <w:lsdException w:name="Dark List Accent 1" w:semiHidden="0" w:uiPriority="70" w:unhideWhenUsed="0"/>
-    <w:lsdException w:name="Colorful Shading Accent 1" w:semiHidden="0" w:uiPriority="71" w:unhideWhenUsed="0"/>
-    <w:lsdException w:name="Colorful List Accent 1" w:semiHidden="0" w:uiPriority="72" w:unhideWhenUsed="0"/>
-    <w:lsdException w:name="Colorful Grid Accent 1" w:semiHidden="0" w:uiPriority="73" w:unhideWhenUsed="0"/>
-    <w:lsdException w:name="Light Shading Accent 2" w:semiHidden="0" w:uiPriority="60" w:unhideWhenUsed="0"/>
-    <w:lsdException w:name="Light List Accent 2" w:semiHidden="0" w:uiPriority="61" w:unhideWhenUsed="0"/>
-    <w:lsdException w:name="Light Grid Accent 2" w:semiHidden="0" w:uiPriority="62" w:unhideWhenUsed="0"/>
-    <w:lsdException w:name="Medium Shading 1 Accent 2" w:semiHidden="0" w:uiPriority="63" w:unhideWhenUsed="0"/>
-    <w:lsdException w:name="Medium Shading 2 Accent 2" w:semiHidden="0" w:uiPriority="64" w:unhideWhenUsed="0"/>
-    <w:lsdException w:name="Medium List 1 Accent 2" w:semiHidden="0" w:uiPriority="65" w:unhideWhenUsed="0"/>
-    <w:lsdException w:name="Medium List 2 Accent 2" w:semiHidden="0" w:uiPriority="66" w:unhideWhenUsed="0"/>
-    <w:lsdException w:name="Medium Grid 1 Accent 2" w:semiHidden="0" w:uiPriority="67" w:unhideWhenUsed="0"/>
-    <w:lsdException w:name="Medium Grid 2 Accent 2" w:semiHidden="0" w:uiPriority="68" w:unhideWhenUsed="0"/>
-    <w:lsdException w:name="Medium Grid 3 Accent 2" w:semiHidden="0" w:uiPriority="69" w:unhideWhenUsed="0"/>
-    <w:lsdException w:name="Dark List Accent 2" w:semiHidden="0" w:uiPriority="70" w:unhideWhenUsed="0"/>
-    <w:lsdException w:name="Colorful Shading Accent 2" w:semiHidden="0" w:uiPriority="71" w:unhideWhenUsed="0"/>
-    <w:lsdException w:name="Colorful List Accent 2" w:semiHidden="0" w:uiPriority="72" w:unhideWhenUsed="0"/>
-    <w:lsdException w:name="Colorful Grid Accent 2" w:semiHidden="0" w:uiPriority="73" w:unhideWhenUsed="0"/>
-    <w:lsdException w:name="Light Shading Accent 3" w:semiHidden="0" w:uiPriority="60" w:unhideWhenUsed="0"/>
-    <w:lsdException w:name="Light List Accent 3" w:semiHidden="0" w:uiPriority="61" w:unhideWhenUsed="0"/>
-    <w:lsdException w:name="Light Grid Accent 3" w:semiHidden="0" w:uiPriority="62" w:unhideWhenUsed="0"/>
-    <w:lsdException w:name="Medium Shading 1 Accent 3" w:semiHidden="0" w:uiPriority="63" w:unhideWhenUsed="0"/>
-    <w:lsdException w:name="Medium Shading 2 Accent 3" w:semiHidden="0" w:uiPriority="64" w:unhideWhenUsed="0"/>
-    <w:lsdException w:name="Medium List 1 Accent 3" w:semiHidden="0" w:uiPriority="65" w:unhideWhenUsed="0"/>
-    <w:lsdException w:name="Medium List 2 Accent 3" w:semiHidden="0" w:uiPriority="66" w:unhideWhenUsed="0"/>
-    <w:lsdException w:name="Medium Grid 1 Accent 3" w:semiHidden="0" w:uiPriority="67" w:unhideWhenUsed="0"/>
-    <w:lsdException w:name="Medium Grid 2 Accent 3" w:semiHidden="0" w:uiPriority="68" w:unhideWhenUsed="0"/>
-    <w:lsdException w:name="Medium Grid 3 Accent 3" w:semiHidden="0" w:uiPriority="69" w:unhideWhenUsed="0"/>
-    <w:lsdException w:name="Dark List Accent 3" w:semiHidden="0" w:uiPriority="70" w:unhideWhenUsed="0"/>
-    <w:lsdException w:name="Colorful Shading Accent 3" w:semiHidden="0" w:uiPriority="71" w:unhideWhenUsed="0"/>
-    <w:lsdException w:name="Colorful List Accent 3" w:semiHidden="0" w:uiPriority="72" w:unhideWhenUsed="0"/>
-    <w:lsdException w:name="Colorful Grid Accent 3" w:semiHidden="0" w:uiPriority="73" w:unhideWhenUsed="0"/>
-    <w:lsdException w:name="Light Shading Accent 4" w:semiHidden="0" w:uiPriority="60" w:unhideWhenUsed="0"/>
-    <w:lsdException w:name="Light List Accent 4" w:semiHidden="0" w:uiPriority="61" w:unhideWhenUsed="0"/>
-    <w:lsdException w:name="Light Grid Accent 4" w:semiHidden="0" w:uiPriority="62" w:unhideWhenUsed="0"/>
-    <w:lsdException w:name="Medium Shading 1 Accent 4" w:semiHidden="0" w:uiPriority="63" w:unhideWhenUsed="0"/>
-    <w:lsdException w:name="Medium Shading 2 Accent 4" w:semiHidden="0" w:uiPriority="64" w:unhideWhenUsed="0"/>
-    <w:lsdException w:name="Medium List 1 Accent 4" w:semiHidden="0" w:uiPriority="65" w:unhideWhenUsed="0"/>
-    <w:lsdException w:name="Medium List 2 Accent 4" w:semiHidden="0" w:uiPriority="66" w:unhideWhenUsed="0"/>
-    <w:lsdException w:name="Medium Grid 1 Accent 4" w:semiHidden="0" w:uiPriority="67" w:unhideWhenUsed="0"/>
-    <w:lsdException w:name="Medium Grid 2 Accent 4" w:semiHidden="0" w:uiPriority="68" w:unhideWhenUsed="0"/>
-    <w:lsdException w:name="Medium Grid 3 Accent 4" w:semiHidden="0" w:uiPriority="69" w:unhideWhenUsed="0"/>
-    <w:lsdException w:name="Dark List Accent 4" w:semiHidden="0" w:uiPriority="70" w:unhideWhenUsed="0"/>
-    <w:lsdException w:name="Colorful Shading Accent 4" w:semiHidden="0" w:uiPriority="71" w:unhideWhenUsed="0"/>
-    <w:lsdException w:name="Colorful List Accent 4" w:semiHidden="0" w:uiPriority="72" w:unhideWhenUsed="0"/>
-    <w:lsdException w:name="Colorful Grid Accent 4" w:semiHidden="0" w:uiPriority="73" w:unhideWhenUsed="0"/>
-    <w:lsdException w:name="Light Shading Accent 5" w:semiHidden="0" w:uiPriority="60" w:unhideWhenUsed="0"/>
-    <w:lsdException w:name="Light List Accent 5" w:semiHidden="0" w:uiPriority="61" w:unhideWhenUsed="0"/>
-    <w:lsdException w:name="Light Grid Accent 5" w:semiHidden="0" w:uiPriority="62" w:unhideWhenUsed="0"/>
-    <w:lsdException w:name="Medium Shading 1 Accent 5" w:semiHidden="0" w:uiPriority="63" w:unhideWhenUsed="0"/>
-    <w:lsdException w:name="Medium Shading 2 Accent 5" w:semiHidden="0" w:uiPriority="64" w:unhideWhenUsed="0"/>
-    <w:lsdException w:name="Medium List 1 Accent 5" w:semiHidden="0" w:uiPriority="65" w:unhideWhenUsed="0"/>
-    <w:lsdException w:name="Medium List 2 Accent 5" w:semiHidden="0" w:uiPriority="66" w:unhideWhenUsed="0"/>
-    <w:lsdException w:name="Medium Grid 1 Accent 5" w:semiHidden="0" w:uiPriority="67" w:unhideWhenUsed="0"/>
-    <w:lsdException w:name="Medium Grid 2 Accent 5" w:semiHidden="0" w:uiPriority="68" w:unhideWhenUsed="0"/>
-    <w:lsdException w:name="Medium Grid 3 Accent 5" w:semiHidden="0" w:uiPriority="69" w:unhideWhenUsed="0"/>
-    <w:lsdException w:name="Dark List Accent 5" w:semiHidden="0" w:uiPriority="70" w:unhideWhenUsed="0"/>
-    <w:lsdException w:name="Colorful Shading Accent 5" w:semiHidden="0" w:uiPriority="71" w:unhideWhenUsed="0"/>
-    <w:lsdException w:name="Colorful List Accent 5" w:semiHidden="0" w:uiPriority="72" w:unhideWhenUsed="0"/>
-    <w:lsdException w:name="Colorful Grid Accent 5" w:semiHidden="0" w:uiPriority="73" w:unhideWhenUsed="0"/>
-    <w:lsdException w:name="Light Shading Accent 6" w:semiHidden="0" w:uiPriority="60" w:unhideWhenUsed="0"/>
-    <w:lsdException w:name="Light List Accent 6" w:semiHidden="0" w:uiPriority="61" w:unhideWhenUsed="0"/>
-    <w:lsdException w:name="Light Grid Accent 6" w:semiHidden="0" w:uiPriority="62" w:unhideWhenUsed="0"/>
-    <w:lsdException w:name="Medium Shading 1 Accent 6" w:semiHidden="0" w:uiPriority="63" w:unhideWhenUsed="0"/>
-    <w:lsdException w:name="Medium Shading 2 Accent 6" w:semiHidden="0" w:uiPriority="64" w:unhideWhenUsed="0"/>
-    <w:lsdException w:name="Medium List 1 Accent 6" w:semiHidden="0" w:uiPriority="65" w:unhideWhenUsed="0"/>
-    <w:lsdException w:name="Medium List 2 Accent 6" w:semiHidden="0" w:uiPriority="66" w:unhideWhenUsed="0"/>
-    <w:lsdException w:name="Medium Grid 1 Accent 6" w:semiHidden="0" w:uiPriority="67" w:unhideWhenUsed="0"/>
-    <w:lsdException w:name="Medium Grid 2 Accent 6" w:semiHidden="0" w:uiPriority="68" w:unhideWhenUsed="0"/>
-    <w:lsdException w:name="Medium Grid 3 Accent 6" w:semiHidden="0" w:uiPriority="69" w:unhideWhenUsed="0"/>
-    <w:lsdException w:name="Dark List Accent 6" w:semiHidden="0" w:uiPriority="70" w:unhideWhenUsed="0"/>
-    <w:lsdException w:name="Colorful Shading Accent 6" w:semiHidden="0" w:uiPriority="71" w:unhideWhenUsed="0"/>
-    <w:lsdException w:name="Colorful List Accent 6" w:semiHidden="0" w:uiPriority="72" w:unhideWhenUsed="0"/>
-    <w:lsdException w:name="Colorful Grid Accent 6" w:semiHidden="0" w:uiPriority="73" w:unhideWhenUsed="0"/>
-    <w:lsdException w:name="Subtle Emphasis" w:semiHidden="0" w:uiPriority="19" w:unhideWhenUsed="0" w:qFormat="1"/>
-    <w:lsdException w:name="Intense Emphasis" w:semiHidden="0" w:uiPriority="21" w:unhideWhenUsed="0" w:qFormat="1"/>
-    <w:lsdException w:name="Subtle Reference" w:semiHidden="0" w:uiPriority="31" w:unhideWhenUsed="0" w:qFormat="1"/>
-    <w:lsdException w:name="Intense Reference" w:semiHidden="0" w:uiPriority="32" w:unhideWhenUsed="0" w:qFormat="1"/>
-    <w:lsdException w:name="Book Title" w:semiHidden="0" w:uiPriority="33" w:unhideWhenUsed="0" w:qFormat="1"/>
-    <w:lsdException w:name="Bibliography" w:uiPriority="37"/>
-    <w:lsdException w:name="TOC Heading" w:uiPriority="39" w:qFormat="1"/>
-  </w:latentStyles>
-  <w:style w:type="paragraph" w:default="1" w:styleId="Normal">
-    <w:name w:val="Normal"/>
-    <w:qFormat/>
   </w:style>
   <w:style w:type="paragraph" w:styleId="Ttulo1">
     <w:name w:val="heading 1"/>
@@ -44328,7 +45882,7 @@
   <a:extraClrSchemeLst/>
   <a:extLst>
     <a:ext uri="{05A4C25C-085E-4340-85A3-A5531E510DB2}">
-      <thm15:themeFamily xmlns="" xmlns:thm15="http://schemas.microsoft.com/office/thememl/2012/main" name="Office Theme" id="{62F939B6-93AF-4DB8-9C6B-D6C7DFDC589F}" vid="{4A3C46E8-61CC-4603-A589-7422A47A8E4A}"/>
+      <thm15:themeFamily xmlns:thm15="http://schemas.microsoft.com/office/thememl/2012/main" name="Office Theme" id="{62F939B6-93AF-4DB8-9C6B-D6C7DFDC589F}" vid="{4A3C46E8-61CC-4603-A589-7422A47A8E4A}"/>
     </a:ext>
   </a:extLst>
 </a:theme>
@@ -44339,7 +45893,7 @@
 </file>
 
 <file path=customXml/itemProps1.xml><?xml version="1.0" encoding="utf-8"?>
-<ds:datastoreItem xmlns:ds="http://schemas.openxmlformats.org/officeDocument/2006/customXml" ds:itemID="{DFC2E629-60AB-4B69-8F07-26B4C59DC6B9}">
+<ds:datastoreItem xmlns:ds="http://schemas.openxmlformats.org/officeDocument/2006/customXml" ds:itemID="{F5344F91-2FBD-4B34-818A-EE2681304C76}">
   <ds:schemaRefs>
     <ds:schemaRef ds:uri="http://schemas.openxmlformats.org/officeDocument/2006/bibliography"/>
   </ds:schemaRefs>

--- a/DocumentacaoUniDocs.docx
+++ b/DocumentacaoUniDocs.docx
@@ -39,7 +39,7 @@
                     </pic:cNvPicPr>
                   </pic:nvPicPr>
                   <pic:blipFill>
-                    <a:blip r:embed="rId4" cstate="print">
+                    <a:blip r:embed="rId8" cstate="print">
                       <a:extLst>
                         <a:ext uri="{28A0092B-C50C-407E-A947-70E740481C1C}">
                           <a14:useLocalDpi xmlns:a14="http://schemas.microsoft.com/office/drawing/2010/main" val="0"/>
@@ -335,131 +335,3592 @@
           <w:lang w:eastAsia="pt-BR"/>
         </w:rPr>
       </w:pPr>
+      <w:r>
+        <w:rPr>
+          <w:rFonts w:asciiTheme="majorHAnsi" w:eastAsia="Times New Roman" w:hAnsiTheme="majorHAnsi" w:cs="Times New Roman"/>
+          <w:sz w:val="24"/>
+          <w:szCs w:val="24"/>
+          <w:lang w:eastAsia="pt-BR"/>
+        </w:rPr>
+        <w:br/>
+      </w:r>
+      <w:r>
+        <w:rPr>
+          <w:rFonts w:asciiTheme="majorHAnsi" w:eastAsia="Times New Roman" w:hAnsiTheme="majorHAnsi" w:cs="Times New Roman"/>
+          <w:sz w:val="24"/>
+          <w:szCs w:val="24"/>
+          <w:lang w:eastAsia="pt-BR"/>
+        </w:rPr>
+        <w:br/>
+      </w:r>
+      <w:r>
+        <w:rPr>
+          <w:rFonts w:asciiTheme="majorHAnsi" w:eastAsia="Times New Roman" w:hAnsiTheme="majorHAnsi" w:cs="Times New Roman"/>
+          <w:sz w:val="24"/>
+          <w:szCs w:val="24"/>
+          <w:lang w:eastAsia="pt-BR"/>
+        </w:rPr>
+        <w:br/>
+      </w:r>
+      <w:r>
+        <w:rPr>
+          <w:rFonts w:asciiTheme="majorHAnsi" w:eastAsia="Times New Roman" w:hAnsiTheme="majorHAnsi" w:cs="Times New Roman"/>
+          <w:sz w:val="24"/>
+          <w:szCs w:val="24"/>
+          <w:lang w:eastAsia="pt-BR"/>
+        </w:rPr>
+        <w:br/>
+      </w:r>
+      <w:r>
+        <w:rPr>
+          <w:rFonts w:asciiTheme="majorHAnsi" w:eastAsia="Times New Roman" w:hAnsiTheme="majorHAnsi" w:cs="Times New Roman"/>
+          <w:sz w:val="24"/>
+          <w:szCs w:val="24"/>
+          <w:lang w:eastAsia="pt-BR"/>
+        </w:rPr>
+        <w:br/>
+      </w:r>
+      <w:r>
+        <w:rPr>
+          <w:rFonts w:asciiTheme="majorHAnsi" w:eastAsia="Times New Roman" w:hAnsiTheme="majorHAnsi" w:cs="Times New Roman"/>
+          <w:sz w:val="24"/>
+          <w:szCs w:val="24"/>
+          <w:lang w:eastAsia="pt-BR"/>
+        </w:rPr>
+        <w:br/>
+      </w:r>
+      <w:r>
+        <w:rPr>
+          <w:rFonts w:asciiTheme="majorHAnsi" w:eastAsia="Times New Roman" w:hAnsiTheme="majorHAnsi" w:cs="Times New Roman"/>
+          <w:sz w:val="24"/>
+          <w:szCs w:val="24"/>
+          <w:lang w:eastAsia="pt-BR"/>
+        </w:rPr>
+        <w:br/>
+      </w:r>
+      <w:r>
+        <w:rPr>
+          <w:rFonts w:asciiTheme="majorHAnsi" w:eastAsia="Times New Roman" w:hAnsiTheme="majorHAnsi" w:cs="Times New Roman"/>
+          <w:sz w:val="24"/>
+          <w:szCs w:val="24"/>
+          <w:lang w:eastAsia="pt-BR"/>
+        </w:rPr>
+        <w:br/>
+      </w:r>
+    </w:p>
+    <w:p>
+      <w:pPr>
+        <w:spacing w:after="0" w:line="240" w:lineRule="auto"/>
+        <w:jc w:val="center"/>
+        <w:rPr>
+          <w:rFonts w:asciiTheme="majorHAnsi" w:eastAsia="Times New Roman" w:hAnsiTheme="majorHAnsi" w:cs="Arial"/>
+          <w:color w:val="000000"/>
+          <w:sz w:val="24"/>
+          <w:szCs w:val="24"/>
+          <w:lang w:eastAsia="pt-BR"/>
+        </w:rPr>
+        <w:sectPr>
+          <w:headerReference w:type="default" r:id="rId9"/>
+          <w:pgSz w:w="11906" w:h="16838"/>
+          <w:pgMar w:top="1701" w:right="1134" w:bottom="1134" w:left="1701" w:header="709" w:footer="709" w:gutter="0"/>
+          <w:cols w:space="708"/>
+          <w:docGrid w:linePitch="360"/>
+        </w:sectPr>
+      </w:pPr>
+      <w:r>
+        <w:rPr>
+          <w:rFonts w:asciiTheme="majorHAnsi" w:eastAsia="Times New Roman" w:hAnsiTheme="majorHAnsi" w:cs="Arial"/>
+          <w:color w:val="000000"/>
+          <w:sz w:val="24"/>
+          <w:szCs w:val="24"/>
+          <w:lang w:eastAsia="pt-BR"/>
+        </w:rPr>
+        <w:t>Versão 0.6</w:t>
+      </w:r>
+      <w:r>
+        <w:rPr>
+          <w:rFonts w:asciiTheme="majorHAnsi" w:eastAsia="Times New Roman" w:hAnsiTheme="majorHAnsi" w:cs="Arial"/>
+          <w:color w:val="000000"/>
+          <w:sz w:val="24"/>
+          <w:szCs w:val="24"/>
+          <w:lang w:eastAsia="pt-BR"/>
+        </w:rPr>
+        <w:t xml:space="preserve"> - </w:t>
+      </w:r>
+      <w:r>
+        <w:rPr>
+          <w:rFonts w:asciiTheme="majorHAnsi" w:eastAsia="Times New Roman" w:hAnsiTheme="majorHAnsi" w:cs="Arial"/>
+          <w:color w:val="000000"/>
+          <w:sz w:val="24"/>
+          <w:szCs w:val="24"/>
+          <w:lang w:eastAsia="pt-BR"/>
+        </w:rPr>
+        <w:t>outubro</w:t>
+      </w:r>
+      <w:r>
+        <w:rPr>
+          <w:rFonts w:asciiTheme="majorHAnsi" w:eastAsia="Times New Roman" w:hAnsiTheme="majorHAnsi" w:cs="Arial"/>
+          <w:color w:val="000000"/>
+          <w:sz w:val="24"/>
+          <w:szCs w:val="24"/>
+          <w:lang w:eastAsia="pt-BR"/>
+        </w:rPr>
+        <w:t xml:space="preserve"> de 2019</w:t>
+      </w:r>
+    </w:p>
+    <w:p>
+      <w:pPr>
+        <w:spacing w:after="0" w:line="240" w:lineRule="auto"/>
+        <w:jc w:val="right"/>
+        <w:rPr>
+          <w:rFonts w:asciiTheme="majorHAnsi" w:eastAsia="Times New Roman" w:hAnsiTheme="majorHAnsi" w:cs="Times New Roman"/>
+          <w:sz w:val="28"/>
+          <w:szCs w:val="28"/>
+          <w:lang w:eastAsia="pt-BR"/>
+        </w:rPr>
+      </w:pPr>
+      <w:r>
+        <w:rPr>
+          <w:rFonts w:asciiTheme="majorHAnsi" w:eastAsia="Times New Roman" w:hAnsiTheme="majorHAnsi" w:cs="Arial"/>
+          <w:b/>
+          <w:bCs/>
+          <w:color w:val="000000"/>
+          <w:sz w:val="28"/>
+          <w:szCs w:val="28"/>
+          <w:lang w:eastAsia="pt-BR"/>
+        </w:rPr>
+        <w:lastRenderedPageBreak/>
+        <w:t>Ficha Técnica</w:t>
+      </w:r>
+    </w:p>
+    <w:p>
+      <w:pPr>
+        <w:spacing w:after="0" w:line="240" w:lineRule="auto"/>
+        <w:rPr>
+          <w:rFonts w:asciiTheme="majorHAnsi" w:eastAsia="Times New Roman" w:hAnsiTheme="majorHAnsi" w:cs="Times New Roman"/>
+          <w:sz w:val="24"/>
+          <w:szCs w:val="24"/>
+          <w:lang w:eastAsia="pt-BR"/>
+        </w:rPr>
+      </w:pPr>
+      <w:r>
+        <w:rPr>
+          <w:rFonts w:asciiTheme="majorHAnsi" w:eastAsia="Times New Roman" w:hAnsiTheme="majorHAnsi" w:cs="Arial"/>
+          <w:b/>
+          <w:bCs/>
+          <w:color w:val="000000"/>
+          <w:sz w:val="24"/>
+          <w:szCs w:val="24"/>
+          <w:lang w:eastAsia="pt-BR"/>
+        </w:rPr>
+        <w:t>_____________________________________________________</w:t>
+      </w:r>
+      <w:r>
+        <w:rPr>
+          <w:rFonts w:asciiTheme="majorHAnsi" w:eastAsia="Times New Roman" w:hAnsiTheme="majorHAnsi" w:cs="Arial"/>
+          <w:b/>
+          <w:bCs/>
+          <w:color w:val="000000"/>
+          <w:sz w:val="24"/>
+          <w:szCs w:val="24"/>
+          <w:lang w:eastAsia="pt-BR"/>
+        </w:rPr>
+        <w:t>________</w:t>
+      </w:r>
+      <w:r>
+        <w:rPr>
+          <w:rFonts w:asciiTheme="majorHAnsi" w:eastAsia="Times New Roman" w:hAnsiTheme="majorHAnsi" w:cs="Arial"/>
+          <w:b/>
+          <w:bCs/>
+          <w:color w:val="000000"/>
+          <w:sz w:val="24"/>
+          <w:szCs w:val="24"/>
+          <w:lang w:eastAsia="pt-BR"/>
+        </w:rPr>
+        <w:t>______________</w:t>
+      </w:r>
+    </w:p>
+    <w:p>
+      <w:pPr>
+        <w:spacing w:after="0" w:line="240" w:lineRule="auto"/>
+        <w:rPr>
+          <w:rFonts w:asciiTheme="majorHAnsi" w:eastAsia="Times New Roman" w:hAnsiTheme="majorHAnsi" w:cs="Arial"/>
+          <w:b/>
+          <w:bCs/>
+          <w:color w:val="000000"/>
+          <w:sz w:val="24"/>
+          <w:szCs w:val="24"/>
+          <w:lang w:eastAsia="pt-BR"/>
+        </w:rPr>
+      </w:pPr>
+      <w:r>
+        <w:rPr>
+          <w:rFonts w:asciiTheme="majorHAnsi" w:eastAsia="Times New Roman" w:hAnsiTheme="majorHAnsi" w:cs="Arial"/>
+          <w:b/>
+          <w:bCs/>
+          <w:color w:val="000000"/>
+          <w:sz w:val="24"/>
+          <w:szCs w:val="24"/>
+          <w:lang w:eastAsia="pt-BR"/>
+        </w:rPr>
+        <w:t>Equipe Responsável pela Elaboração</w:t>
+      </w:r>
+    </w:p>
+    <w:p>
+      <w:pPr>
+        <w:spacing w:after="0" w:line="240" w:lineRule="auto"/>
+        <w:rPr>
+          <w:rFonts w:asciiTheme="majorHAnsi" w:eastAsia="Times New Roman" w:hAnsiTheme="majorHAnsi" w:cs="Times New Roman"/>
+          <w:sz w:val="24"/>
+          <w:szCs w:val="24"/>
+          <w:lang w:eastAsia="pt-BR"/>
+        </w:rPr>
+      </w:pPr>
+    </w:p>
+    <w:p>
+      <w:pPr>
+        <w:spacing w:after="0" w:line="240" w:lineRule="auto"/>
+        <w:ind w:left="720"/>
+        <w:rPr>
+          <w:rFonts w:asciiTheme="majorHAnsi" w:eastAsia="Times New Roman" w:hAnsiTheme="majorHAnsi" w:cs="Times New Roman"/>
+          <w:sz w:val="24"/>
+          <w:szCs w:val="24"/>
+          <w:lang w:val="en-US" w:eastAsia="pt-BR"/>
+        </w:rPr>
+      </w:pPr>
+      <w:r>
+        <w:rPr>
+          <w:rFonts w:asciiTheme="majorHAnsi" w:eastAsia="Times New Roman" w:hAnsiTheme="majorHAnsi" w:cs="Arial"/>
+          <w:color w:val="000000"/>
+          <w:sz w:val="24"/>
+          <w:szCs w:val="24"/>
+          <w:lang w:val="en-US" w:eastAsia="pt-BR"/>
+        </w:rPr>
+        <w:t xml:space="preserve">Antonio de </w:t>
+      </w:r>
+      <w:proofErr w:type="spellStart"/>
+      <w:r>
+        <w:rPr>
+          <w:rFonts w:asciiTheme="majorHAnsi" w:eastAsia="Times New Roman" w:hAnsiTheme="majorHAnsi" w:cs="Arial"/>
+          <w:color w:val="000000"/>
+          <w:sz w:val="24"/>
+          <w:szCs w:val="24"/>
+          <w:lang w:val="en-US" w:eastAsia="pt-BR"/>
+        </w:rPr>
+        <w:t>Carvalho</w:t>
+      </w:r>
+      <w:proofErr w:type="spellEnd"/>
+      <w:r>
+        <w:rPr>
+          <w:rFonts w:asciiTheme="majorHAnsi" w:eastAsia="Times New Roman" w:hAnsiTheme="majorHAnsi" w:cs="Arial"/>
+          <w:color w:val="000000"/>
+          <w:sz w:val="24"/>
+          <w:szCs w:val="24"/>
+          <w:lang w:val="en-US" w:eastAsia="pt-BR"/>
+        </w:rPr>
+        <w:tab/>
+      </w:r>
+      <w:r>
+        <w:rPr>
+          <w:rFonts w:asciiTheme="majorHAnsi" w:eastAsia="Times New Roman" w:hAnsiTheme="majorHAnsi" w:cs="Arial"/>
+          <w:color w:val="000000"/>
+          <w:sz w:val="24"/>
+          <w:szCs w:val="24"/>
+          <w:lang w:val="en-US" w:eastAsia="pt-BR"/>
+        </w:rPr>
+        <w:tab/>
+      </w:r>
+      <w:r>
+        <w:rPr>
+          <w:rFonts w:asciiTheme="majorHAnsi" w:eastAsia="Times New Roman" w:hAnsiTheme="majorHAnsi" w:cs="Arial"/>
+          <w:color w:val="000000"/>
+          <w:sz w:val="24"/>
+          <w:szCs w:val="24"/>
+          <w:lang w:val="en-US" w:eastAsia="pt-BR"/>
+        </w:rPr>
+        <w:tab/>
+      </w:r>
+      <w:r>
+        <w:rPr>
+          <w:rFonts w:asciiTheme="majorHAnsi" w:eastAsia="Times New Roman" w:hAnsiTheme="majorHAnsi" w:cs="Arial"/>
+          <w:color w:val="000000"/>
+          <w:sz w:val="24"/>
+          <w:szCs w:val="24"/>
+          <w:lang w:val="en-US" w:eastAsia="pt-BR"/>
+        </w:rPr>
+        <w:t>Back-end</w:t>
+      </w:r>
+    </w:p>
+    <w:p>
+      <w:pPr>
+        <w:spacing w:after="0" w:line="240" w:lineRule="auto"/>
+        <w:ind w:left="720"/>
+        <w:rPr>
+          <w:rFonts w:asciiTheme="majorHAnsi" w:eastAsia="Times New Roman" w:hAnsiTheme="majorHAnsi" w:cs="Times New Roman"/>
+          <w:sz w:val="24"/>
+          <w:szCs w:val="24"/>
+          <w:lang w:val="en-US" w:eastAsia="pt-BR"/>
+        </w:rPr>
+      </w:pPr>
+      <w:proofErr w:type="spellStart"/>
+      <w:r>
+        <w:rPr>
+          <w:rFonts w:asciiTheme="majorHAnsi" w:eastAsia="Times New Roman" w:hAnsiTheme="majorHAnsi" w:cs="Arial"/>
+          <w:color w:val="000000"/>
+          <w:sz w:val="24"/>
+          <w:szCs w:val="24"/>
+          <w:lang w:val="en-US" w:eastAsia="pt-BR"/>
+        </w:rPr>
+        <w:t>Guilherme</w:t>
+      </w:r>
+      <w:proofErr w:type="spellEnd"/>
+      <w:r>
+        <w:rPr>
+          <w:rFonts w:asciiTheme="majorHAnsi" w:eastAsia="Times New Roman" w:hAnsiTheme="majorHAnsi" w:cs="Arial"/>
+          <w:color w:val="000000"/>
+          <w:sz w:val="24"/>
+          <w:szCs w:val="24"/>
+          <w:lang w:val="en-US" w:eastAsia="pt-BR"/>
+        </w:rPr>
+        <w:t xml:space="preserve"> </w:t>
+      </w:r>
+      <w:proofErr w:type="spellStart"/>
+      <w:r>
+        <w:rPr>
+          <w:rFonts w:asciiTheme="majorHAnsi" w:eastAsia="Times New Roman" w:hAnsiTheme="majorHAnsi" w:cs="Arial"/>
+          <w:color w:val="000000"/>
+          <w:sz w:val="24"/>
+          <w:szCs w:val="24"/>
+          <w:lang w:val="en-US" w:eastAsia="pt-BR"/>
+        </w:rPr>
+        <w:t>Melo</w:t>
+      </w:r>
+      <w:proofErr w:type="spellEnd"/>
+      <w:r>
+        <w:rPr>
+          <w:rFonts w:asciiTheme="majorHAnsi" w:eastAsia="Times New Roman" w:hAnsiTheme="majorHAnsi" w:cs="Arial"/>
+          <w:color w:val="000000"/>
+          <w:sz w:val="24"/>
+          <w:szCs w:val="24"/>
+          <w:lang w:val="en-US" w:eastAsia="pt-BR"/>
+        </w:rPr>
+        <w:tab/>
+      </w:r>
+      <w:r>
+        <w:rPr>
+          <w:rFonts w:asciiTheme="majorHAnsi" w:eastAsia="Times New Roman" w:hAnsiTheme="majorHAnsi" w:cs="Arial"/>
+          <w:color w:val="000000"/>
+          <w:sz w:val="24"/>
+          <w:szCs w:val="24"/>
+          <w:lang w:val="en-US" w:eastAsia="pt-BR"/>
+        </w:rPr>
+        <w:tab/>
+      </w:r>
+      <w:r>
+        <w:rPr>
+          <w:rFonts w:asciiTheme="majorHAnsi" w:eastAsia="Times New Roman" w:hAnsiTheme="majorHAnsi" w:cs="Arial"/>
+          <w:color w:val="000000"/>
+          <w:sz w:val="24"/>
+          <w:szCs w:val="24"/>
+          <w:lang w:val="en-US" w:eastAsia="pt-BR"/>
+        </w:rPr>
+        <w:tab/>
+      </w:r>
+      <w:r>
+        <w:rPr>
+          <w:rFonts w:asciiTheme="majorHAnsi" w:eastAsia="Times New Roman" w:hAnsiTheme="majorHAnsi" w:cs="Arial"/>
+          <w:color w:val="000000"/>
+          <w:sz w:val="24"/>
+          <w:szCs w:val="24"/>
+          <w:lang w:val="en-US" w:eastAsia="pt-BR"/>
+        </w:rPr>
+        <w:t>Back-end</w:t>
+      </w:r>
+    </w:p>
+    <w:p>
+      <w:pPr>
+        <w:spacing w:after="0" w:line="240" w:lineRule="auto"/>
+        <w:ind w:left="720"/>
+        <w:rPr>
+          <w:rFonts w:asciiTheme="majorHAnsi" w:eastAsia="Times New Roman" w:hAnsiTheme="majorHAnsi" w:cs="Times New Roman"/>
+          <w:sz w:val="24"/>
+          <w:szCs w:val="24"/>
+          <w:lang w:eastAsia="pt-BR"/>
+        </w:rPr>
+      </w:pPr>
+      <w:r>
+        <w:rPr>
+          <w:rFonts w:asciiTheme="majorHAnsi" w:eastAsia="Times New Roman" w:hAnsiTheme="majorHAnsi" w:cs="Arial"/>
+          <w:color w:val="000000"/>
+          <w:sz w:val="24"/>
+          <w:szCs w:val="24"/>
+          <w:lang w:eastAsia="pt-BR"/>
+        </w:rPr>
+        <w:t>Lucas da Silva</w:t>
+      </w:r>
+      <w:r>
+        <w:rPr>
+          <w:rFonts w:asciiTheme="majorHAnsi" w:eastAsia="Times New Roman" w:hAnsiTheme="majorHAnsi" w:cs="Arial"/>
+          <w:color w:val="000000"/>
+          <w:sz w:val="24"/>
+          <w:szCs w:val="24"/>
+          <w:lang w:eastAsia="pt-BR"/>
+        </w:rPr>
+        <w:tab/>
+      </w:r>
+      <w:r>
+        <w:rPr>
+          <w:rFonts w:asciiTheme="majorHAnsi" w:eastAsia="Times New Roman" w:hAnsiTheme="majorHAnsi" w:cs="Arial"/>
+          <w:color w:val="000000"/>
+          <w:sz w:val="24"/>
+          <w:szCs w:val="24"/>
+          <w:lang w:eastAsia="pt-BR"/>
+        </w:rPr>
+        <w:tab/>
+      </w:r>
+      <w:r>
+        <w:rPr>
+          <w:rFonts w:asciiTheme="majorHAnsi" w:eastAsia="Times New Roman" w:hAnsiTheme="majorHAnsi" w:cs="Arial"/>
+          <w:color w:val="000000"/>
+          <w:sz w:val="24"/>
+          <w:szCs w:val="24"/>
+          <w:lang w:eastAsia="pt-BR"/>
+        </w:rPr>
+        <w:tab/>
+      </w:r>
+      <w:r>
+        <w:rPr>
+          <w:rFonts w:asciiTheme="majorHAnsi" w:eastAsia="Times New Roman" w:hAnsiTheme="majorHAnsi" w:cs="Arial"/>
+          <w:color w:val="000000"/>
+          <w:sz w:val="24"/>
+          <w:szCs w:val="24"/>
+          <w:lang w:eastAsia="pt-BR"/>
+        </w:rPr>
+        <w:tab/>
+        <w:t>Front-</w:t>
+      </w:r>
+      <w:proofErr w:type="spellStart"/>
+      <w:r>
+        <w:rPr>
+          <w:rFonts w:asciiTheme="majorHAnsi" w:eastAsia="Times New Roman" w:hAnsiTheme="majorHAnsi" w:cs="Arial"/>
+          <w:color w:val="000000"/>
+          <w:sz w:val="24"/>
+          <w:szCs w:val="24"/>
+          <w:lang w:eastAsia="pt-BR"/>
+        </w:rPr>
+        <w:t>end</w:t>
+      </w:r>
+      <w:proofErr w:type="spellEnd"/>
+    </w:p>
+    <w:p>
+      <w:pPr>
+        <w:spacing w:after="0" w:line="240" w:lineRule="auto"/>
+        <w:ind w:left="720"/>
+        <w:rPr>
+          <w:rFonts w:asciiTheme="majorHAnsi" w:eastAsia="Times New Roman" w:hAnsiTheme="majorHAnsi" w:cs="Times New Roman"/>
+          <w:sz w:val="24"/>
+          <w:szCs w:val="24"/>
+          <w:lang w:eastAsia="pt-BR"/>
+        </w:rPr>
+      </w:pPr>
+      <w:r>
+        <w:rPr>
+          <w:rFonts w:asciiTheme="majorHAnsi" w:eastAsia="Times New Roman" w:hAnsiTheme="majorHAnsi" w:cs="Arial"/>
+          <w:color w:val="000000"/>
+          <w:sz w:val="24"/>
+          <w:szCs w:val="24"/>
+          <w:lang w:eastAsia="pt-BR"/>
+        </w:rPr>
+        <w:t>Matheus Pimentel</w:t>
+      </w:r>
+      <w:r>
+        <w:rPr>
+          <w:rFonts w:asciiTheme="majorHAnsi" w:eastAsia="Times New Roman" w:hAnsiTheme="majorHAnsi" w:cs="Arial"/>
+          <w:color w:val="000000"/>
+          <w:sz w:val="24"/>
+          <w:szCs w:val="24"/>
+          <w:lang w:eastAsia="pt-BR"/>
+        </w:rPr>
+        <w:tab/>
+      </w:r>
+      <w:r>
+        <w:rPr>
+          <w:rFonts w:asciiTheme="majorHAnsi" w:eastAsia="Times New Roman" w:hAnsiTheme="majorHAnsi" w:cs="Arial"/>
+          <w:color w:val="000000"/>
+          <w:sz w:val="24"/>
+          <w:szCs w:val="24"/>
+          <w:lang w:eastAsia="pt-BR"/>
+        </w:rPr>
+        <w:tab/>
+      </w:r>
+      <w:r>
+        <w:rPr>
+          <w:rFonts w:asciiTheme="majorHAnsi" w:eastAsia="Times New Roman" w:hAnsiTheme="majorHAnsi" w:cs="Arial"/>
+          <w:color w:val="000000"/>
+          <w:sz w:val="24"/>
+          <w:szCs w:val="24"/>
+          <w:lang w:eastAsia="pt-BR"/>
+        </w:rPr>
+        <w:tab/>
+      </w:r>
+      <w:r>
+        <w:rPr>
+          <w:rFonts w:asciiTheme="majorHAnsi" w:eastAsia="Times New Roman" w:hAnsiTheme="majorHAnsi" w:cs="Arial"/>
+          <w:color w:val="000000"/>
+          <w:sz w:val="24"/>
+          <w:szCs w:val="24"/>
+          <w:lang w:eastAsia="pt-BR"/>
+        </w:rPr>
+        <w:t>Front-</w:t>
+      </w:r>
+      <w:proofErr w:type="spellStart"/>
+      <w:r>
+        <w:rPr>
+          <w:rFonts w:asciiTheme="majorHAnsi" w:eastAsia="Times New Roman" w:hAnsiTheme="majorHAnsi" w:cs="Arial"/>
+          <w:color w:val="000000"/>
+          <w:sz w:val="24"/>
+          <w:szCs w:val="24"/>
+          <w:lang w:eastAsia="pt-BR"/>
+        </w:rPr>
+        <w:t>end</w:t>
+      </w:r>
+      <w:proofErr w:type="spellEnd"/>
+    </w:p>
+    <w:p>
+      <w:pPr>
+        <w:spacing w:after="0" w:line="240" w:lineRule="auto"/>
+        <w:ind w:left="720"/>
+        <w:rPr>
+          <w:rFonts w:asciiTheme="majorHAnsi" w:eastAsia="Times New Roman" w:hAnsiTheme="majorHAnsi" w:cs="Times New Roman"/>
+          <w:sz w:val="24"/>
+          <w:szCs w:val="24"/>
+          <w:lang w:eastAsia="pt-BR"/>
+        </w:rPr>
+      </w:pPr>
+      <w:proofErr w:type="spellStart"/>
+      <w:r>
+        <w:rPr>
+          <w:rFonts w:asciiTheme="majorHAnsi" w:eastAsia="Times New Roman" w:hAnsiTheme="majorHAnsi" w:cs="Arial"/>
+          <w:color w:val="000000"/>
+          <w:sz w:val="24"/>
+          <w:szCs w:val="24"/>
+          <w:lang w:eastAsia="pt-BR"/>
+        </w:rPr>
+        <w:t>Heytor</w:t>
+      </w:r>
+      <w:proofErr w:type="spellEnd"/>
+      <w:r>
+        <w:rPr>
+          <w:rFonts w:asciiTheme="majorHAnsi" w:eastAsia="Times New Roman" w:hAnsiTheme="majorHAnsi" w:cs="Arial"/>
+          <w:color w:val="000000"/>
+          <w:sz w:val="24"/>
+          <w:szCs w:val="24"/>
+          <w:lang w:eastAsia="pt-BR"/>
+        </w:rPr>
+        <w:t xml:space="preserve"> Victor</w:t>
+      </w:r>
+      <w:r>
+        <w:rPr>
+          <w:rFonts w:asciiTheme="majorHAnsi" w:eastAsia="Times New Roman" w:hAnsiTheme="majorHAnsi" w:cs="Arial"/>
+          <w:color w:val="000000"/>
+          <w:sz w:val="24"/>
+          <w:szCs w:val="24"/>
+          <w:lang w:eastAsia="pt-BR"/>
+        </w:rPr>
+        <w:tab/>
+      </w:r>
+      <w:r>
+        <w:rPr>
+          <w:rFonts w:asciiTheme="majorHAnsi" w:eastAsia="Times New Roman" w:hAnsiTheme="majorHAnsi" w:cs="Arial"/>
+          <w:color w:val="000000"/>
+          <w:sz w:val="24"/>
+          <w:szCs w:val="24"/>
+          <w:lang w:eastAsia="pt-BR"/>
+        </w:rPr>
+        <w:tab/>
+      </w:r>
+      <w:r>
+        <w:rPr>
+          <w:rFonts w:asciiTheme="majorHAnsi" w:eastAsia="Times New Roman" w:hAnsiTheme="majorHAnsi" w:cs="Arial"/>
+          <w:color w:val="000000"/>
+          <w:sz w:val="24"/>
+          <w:szCs w:val="24"/>
+          <w:lang w:eastAsia="pt-BR"/>
+        </w:rPr>
+        <w:tab/>
+      </w:r>
+      <w:r>
+        <w:rPr>
+          <w:rFonts w:asciiTheme="majorHAnsi" w:eastAsia="Times New Roman" w:hAnsiTheme="majorHAnsi" w:cs="Arial"/>
+          <w:color w:val="000000"/>
+          <w:sz w:val="24"/>
+          <w:szCs w:val="24"/>
+          <w:lang w:eastAsia="pt-BR"/>
+        </w:rPr>
+        <w:tab/>
+      </w:r>
+      <w:r>
+        <w:rPr>
+          <w:rFonts w:asciiTheme="majorHAnsi" w:eastAsia="Times New Roman" w:hAnsiTheme="majorHAnsi" w:cs="Arial"/>
+          <w:color w:val="000000"/>
+          <w:sz w:val="24"/>
+          <w:szCs w:val="24"/>
+          <w:lang w:eastAsia="pt-BR"/>
+        </w:rPr>
+        <w:t>Chat-</w:t>
+      </w:r>
+      <w:proofErr w:type="spellStart"/>
+      <w:r>
+        <w:rPr>
+          <w:rFonts w:asciiTheme="majorHAnsi" w:eastAsia="Times New Roman" w:hAnsiTheme="majorHAnsi" w:cs="Arial"/>
+          <w:color w:val="000000"/>
+          <w:sz w:val="24"/>
+          <w:szCs w:val="24"/>
+          <w:lang w:eastAsia="pt-BR"/>
+        </w:rPr>
+        <w:t>bot</w:t>
+      </w:r>
+      <w:proofErr w:type="spellEnd"/>
+    </w:p>
+    <w:p>
+      <w:pPr>
+        <w:spacing w:after="0" w:line="240" w:lineRule="auto"/>
+        <w:ind w:left="720"/>
+        <w:rPr>
+          <w:rFonts w:asciiTheme="majorHAnsi" w:eastAsia="Times New Roman" w:hAnsiTheme="majorHAnsi" w:cs="Times New Roman"/>
+          <w:sz w:val="24"/>
+          <w:szCs w:val="24"/>
+          <w:lang w:eastAsia="pt-BR"/>
+        </w:rPr>
+      </w:pPr>
+      <w:r>
+        <w:rPr>
+          <w:rFonts w:asciiTheme="majorHAnsi" w:eastAsia="Times New Roman" w:hAnsiTheme="majorHAnsi" w:cs="Arial"/>
+          <w:color w:val="000000"/>
+          <w:sz w:val="24"/>
+          <w:szCs w:val="24"/>
+          <w:lang w:eastAsia="pt-BR"/>
+        </w:rPr>
+        <w:t>David Botelho</w:t>
+      </w:r>
+      <w:r>
+        <w:rPr>
+          <w:rFonts w:asciiTheme="majorHAnsi" w:eastAsia="Times New Roman" w:hAnsiTheme="majorHAnsi" w:cs="Arial"/>
+          <w:color w:val="000000"/>
+          <w:sz w:val="24"/>
+          <w:szCs w:val="24"/>
+          <w:lang w:eastAsia="pt-BR"/>
+        </w:rPr>
+        <w:tab/>
+      </w:r>
+      <w:r>
+        <w:rPr>
+          <w:rFonts w:asciiTheme="majorHAnsi" w:eastAsia="Times New Roman" w:hAnsiTheme="majorHAnsi" w:cs="Arial"/>
+          <w:color w:val="000000"/>
+          <w:sz w:val="24"/>
+          <w:szCs w:val="24"/>
+          <w:lang w:eastAsia="pt-BR"/>
+        </w:rPr>
+        <w:tab/>
+      </w:r>
+      <w:r>
+        <w:rPr>
+          <w:rFonts w:asciiTheme="majorHAnsi" w:eastAsia="Times New Roman" w:hAnsiTheme="majorHAnsi" w:cs="Arial"/>
+          <w:color w:val="000000"/>
+          <w:sz w:val="24"/>
+          <w:szCs w:val="24"/>
+          <w:lang w:eastAsia="pt-BR"/>
+        </w:rPr>
+        <w:tab/>
+      </w:r>
+      <w:r>
+        <w:rPr>
+          <w:rFonts w:asciiTheme="majorHAnsi" w:eastAsia="Times New Roman" w:hAnsiTheme="majorHAnsi" w:cs="Arial"/>
+          <w:color w:val="000000"/>
+          <w:sz w:val="24"/>
+          <w:szCs w:val="24"/>
+          <w:lang w:eastAsia="pt-BR"/>
+        </w:rPr>
+        <w:tab/>
+      </w:r>
+      <w:r>
+        <w:rPr>
+          <w:rFonts w:asciiTheme="majorHAnsi" w:eastAsia="Times New Roman" w:hAnsiTheme="majorHAnsi" w:cs="Arial"/>
+          <w:color w:val="000000"/>
+          <w:sz w:val="24"/>
+          <w:szCs w:val="24"/>
+          <w:lang w:eastAsia="pt-BR"/>
+        </w:rPr>
+        <w:t>Chat-</w:t>
+      </w:r>
+      <w:proofErr w:type="spellStart"/>
+      <w:r>
+        <w:rPr>
+          <w:rFonts w:asciiTheme="majorHAnsi" w:eastAsia="Times New Roman" w:hAnsiTheme="majorHAnsi" w:cs="Arial"/>
+          <w:color w:val="000000"/>
+          <w:sz w:val="24"/>
+          <w:szCs w:val="24"/>
+          <w:lang w:eastAsia="pt-BR"/>
+        </w:rPr>
+        <w:t>bot</w:t>
+      </w:r>
+      <w:proofErr w:type="spellEnd"/>
+    </w:p>
+    <w:p>
+      <w:pPr>
+        <w:spacing w:after="0" w:line="240" w:lineRule="auto"/>
+        <w:ind w:left="720"/>
+        <w:rPr>
+          <w:rFonts w:asciiTheme="majorHAnsi" w:eastAsia="Times New Roman" w:hAnsiTheme="majorHAnsi" w:cs="Times New Roman"/>
+          <w:sz w:val="24"/>
+          <w:szCs w:val="24"/>
+          <w:lang w:eastAsia="pt-BR"/>
+        </w:rPr>
+      </w:pPr>
+      <w:r>
+        <w:rPr>
+          <w:rFonts w:asciiTheme="majorHAnsi" w:eastAsia="Times New Roman" w:hAnsiTheme="majorHAnsi" w:cs="Arial"/>
+          <w:color w:val="000000"/>
+          <w:sz w:val="24"/>
+          <w:szCs w:val="24"/>
+          <w:lang w:eastAsia="pt-BR"/>
+        </w:rPr>
+        <w:t>Rafael Brito</w:t>
+      </w:r>
+      <w:r>
+        <w:rPr>
+          <w:rFonts w:asciiTheme="majorHAnsi" w:eastAsia="Times New Roman" w:hAnsiTheme="majorHAnsi" w:cs="Arial"/>
+          <w:color w:val="000000"/>
+          <w:sz w:val="24"/>
+          <w:szCs w:val="24"/>
+          <w:lang w:eastAsia="pt-BR"/>
+        </w:rPr>
+        <w:tab/>
+      </w:r>
+      <w:r>
+        <w:rPr>
+          <w:rFonts w:asciiTheme="majorHAnsi" w:eastAsia="Times New Roman" w:hAnsiTheme="majorHAnsi" w:cs="Arial"/>
+          <w:color w:val="000000"/>
+          <w:sz w:val="24"/>
+          <w:szCs w:val="24"/>
+          <w:lang w:eastAsia="pt-BR"/>
+        </w:rPr>
+        <w:tab/>
+      </w:r>
+      <w:r>
+        <w:rPr>
+          <w:rFonts w:asciiTheme="majorHAnsi" w:eastAsia="Times New Roman" w:hAnsiTheme="majorHAnsi" w:cs="Arial"/>
+          <w:color w:val="000000"/>
+          <w:sz w:val="24"/>
+          <w:szCs w:val="24"/>
+          <w:lang w:eastAsia="pt-BR"/>
+        </w:rPr>
+        <w:tab/>
+      </w:r>
+      <w:r>
+        <w:rPr>
+          <w:rFonts w:asciiTheme="majorHAnsi" w:eastAsia="Times New Roman" w:hAnsiTheme="majorHAnsi" w:cs="Arial"/>
+          <w:color w:val="000000"/>
+          <w:sz w:val="24"/>
+          <w:szCs w:val="24"/>
+          <w:lang w:eastAsia="pt-BR"/>
+        </w:rPr>
+        <w:tab/>
+      </w:r>
+      <w:r>
+        <w:rPr>
+          <w:rFonts w:asciiTheme="majorHAnsi" w:eastAsia="Times New Roman" w:hAnsiTheme="majorHAnsi" w:cs="Arial"/>
+          <w:color w:val="000000"/>
+          <w:sz w:val="24"/>
+          <w:szCs w:val="24"/>
+          <w:lang w:eastAsia="pt-BR"/>
+        </w:rPr>
+        <w:t>Repositório</w:t>
+      </w:r>
+    </w:p>
+    <w:p>
+      <w:pPr>
+        <w:spacing w:after="0" w:line="240" w:lineRule="auto"/>
+        <w:ind w:left="720"/>
+        <w:rPr>
+          <w:rFonts w:asciiTheme="majorHAnsi" w:eastAsia="Times New Roman" w:hAnsiTheme="majorHAnsi" w:cs="Times New Roman"/>
+          <w:sz w:val="24"/>
+          <w:szCs w:val="24"/>
+          <w:lang w:eastAsia="pt-BR"/>
+        </w:rPr>
+      </w:pPr>
+      <w:r>
+        <w:rPr>
+          <w:rFonts w:asciiTheme="majorHAnsi" w:eastAsia="Times New Roman" w:hAnsiTheme="majorHAnsi" w:cs="Arial"/>
+          <w:color w:val="000000"/>
+          <w:sz w:val="24"/>
+          <w:szCs w:val="24"/>
+          <w:lang w:eastAsia="pt-BR"/>
+        </w:rPr>
+        <w:t>Lucas Estevão</w:t>
+      </w:r>
+      <w:r>
+        <w:rPr>
+          <w:rFonts w:asciiTheme="majorHAnsi" w:eastAsia="Times New Roman" w:hAnsiTheme="majorHAnsi" w:cs="Arial"/>
+          <w:color w:val="000000"/>
+          <w:sz w:val="24"/>
+          <w:szCs w:val="24"/>
+          <w:lang w:eastAsia="pt-BR"/>
+        </w:rPr>
+        <w:tab/>
+      </w:r>
+      <w:r>
+        <w:rPr>
+          <w:rFonts w:asciiTheme="majorHAnsi" w:eastAsia="Times New Roman" w:hAnsiTheme="majorHAnsi" w:cs="Arial"/>
+          <w:color w:val="000000"/>
+          <w:sz w:val="24"/>
+          <w:szCs w:val="24"/>
+          <w:lang w:eastAsia="pt-BR"/>
+        </w:rPr>
+        <w:tab/>
+      </w:r>
+      <w:r>
+        <w:rPr>
+          <w:rFonts w:asciiTheme="majorHAnsi" w:eastAsia="Times New Roman" w:hAnsiTheme="majorHAnsi" w:cs="Arial"/>
+          <w:color w:val="000000"/>
+          <w:sz w:val="24"/>
+          <w:szCs w:val="24"/>
+          <w:lang w:eastAsia="pt-BR"/>
+        </w:rPr>
+        <w:tab/>
+      </w:r>
+      <w:r>
+        <w:rPr>
+          <w:rFonts w:asciiTheme="majorHAnsi" w:eastAsia="Times New Roman" w:hAnsiTheme="majorHAnsi" w:cs="Arial"/>
+          <w:color w:val="000000"/>
+          <w:sz w:val="24"/>
+          <w:szCs w:val="24"/>
+          <w:lang w:eastAsia="pt-BR"/>
+        </w:rPr>
+        <w:tab/>
+      </w:r>
+      <w:r>
+        <w:rPr>
+          <w:rFonts w:asciiTheme="majorHAnsi" w:eastAsia="Times New Roman" w:hAnsiTheme="majorHAnsi" w:cs="Arial"/>
+          <w:color w:val="000000"/>
+          <w:sz w:val="24"/>
+          <w:szCs w:val="24"/>
+          <w:lang w:eastAsia="pt-BR"/>
+        </w:rPr>
+        <w:t>Repositório</w:t>
+      </w:r>
+    </w:p>
+    <w:p>
+      <w:pPr>
+        <w:spacing w:after="0" w:line="240" w:lineRule="auto"/>
+        <w:ind w:left="720"/>
+        <w:rPr>
+          <w:rFonts w:asciiTheme="majorHAnsi" w:eastAsia="Times New Roman" w:hAnsiTheme="majorHAnsi" w:cs="Times New Roman"/>
+          <w:sz w:val="24"/>
+          <w:szCs w:val="24"/>
+          <w:lang w:eastAsia="pt-BR"/>
+        </w:rPr>
+      </w:pPr>
+      <w:r>
+        <w:rPr>
+          <w:rFonts w:asciiTheme="majorHAnsi" w:eastAsia="Times New Roman" w:hAnsiTheme="majorHAnsi" w:cs="Arial"/>
+          <w:color w:val="000000"/>
+          <w:sz w:val="24"/>
+          <w:szCs w:val="24"/>
+          <w:lang w:eastAsia="pt-BR"/>
+        </w:rPr>
+        <w:t>Paulo Lima</w:t>
+      </w:r>
+      <w:r>
+        <w:rPr>
+          <w:rFonts w:asciiTheme="majorHAnsi" w:eastAsia="Times New Roman" w:hAnsiTheme="majorHAnsi" w:cs="Arial"/>
+          <w:color w:val="000000"/>
+          <w:sz w:val="24"/>
+          <w:szCs w:val="24"/>
+          <w:lang w:eastAsia="pt-BR"/>
+        </w:rPr>
+        <w:tab/>
+      </w:r>
+      <w:r>
+        <w:rPr>
+          <w:rFonts w:asciiTheme="majorHAnsi" w:eastAsia="Times New Roman" w:hAnsiTheme="majorHAnsi" w:cs="Arial"/>
+          <w:color w:val="000000"/>
+          <w:sz w:val="24"/>
+          <w:szCs w:val="24"/>
+          <w:lang w:eastAsia="pt-BR"/>
+        </w:rPr>
+        <w:tab/>
+      </w:r>
+      <w:r>
+        <w:rPr>
+          <w:rFonts w:asciiTheme="majorHAnsi" w:eastAsia="Times New Roman" w:hAnsiTheme="majorHAnsi" w:cs="Arial"/>
+          <w:color w:val="000000"/>
+          <w:sz w:val="24"/>
+          <w:szCs w:val="24"/>
+          <w:lang w:eastAsia="pt-BR"/>
+        </w:rPr>
+        <w:tab/>
+      </w:r>
+      <w:r>
+        <w:rPr>
+          <w:rFonts w:asciiTheme="majorHAnsi" w:eastAsia="Times New Roman" w:hAnsiTheme="majorHAnsi" w:cs="Arial"/>
+          <w:color w:val="000000"/>
+          <w:sz w:val="24"/>
+          <w:szCs w:val="24"/>
+          <w:lang w:eastAsia="pt-BR"/>
+        </w:rPr>
+        <w:tab/>
+      </w:r>
+      <w:r>
+        <w:rPr>
+          <w:rFonts w:asciiTheme="majorHAnsi" w:eastAsia="Times New Roman" w:hAnsiTheme="majorHAnsi" w:cs="Arial"/>
+          <w:color w:val="000000"/>
+          <w:sz w:val="24"/>
+          <w:szCs w:val="24"/>
+          <w:lang w:eastAsia="pt-BR"/>
+        </w:rPr>
+        <w:t>Banco de Dados</w:t>
+      </w:r>
+    </w:p>
+    <w:p>
+      <w:pPr>
+        <w:spacing w:after="0" w:line="240" w:lineRule="auto"/>
+        <w:ind w:left="720"/>
+        <w:rPr>
+          <w:rFonts w:asciiTheme="majorHAnsi" w:eastAsia="Times New Roman" w:hAnsiTheme="majorHAnsi" w:cs="Times New Roman"/>
+          <w:sz w:val="24"/>
+          <w:szCs w:val="24"/>
+          <w:lang w:eastAsia="pt-BR"/>
+        </w:rPr>
+      </w:pPr>
+      <w:r>
+        <w:rPr>
+          <w:rFonts w:asciiTheme="majorHAnsi" w:eastAsia="Times New Roman" w:hAnsiTheme="majorHAnsi" w:cs="Arial"/>
+          <w:color w:val="000000"/>
+          <w:sz w:val="24"/>
+          <w:szCs w:val="24"/>
+          <w:lang w:eastAsia="pt-BR"/>
+        </w:rPr>
+        <w:t>Vinicius Rodrigues</w:t>
+      </w:r>
+      <w:r>
+        <w:rPr>
+          <w:rFonts w:asciiTheme="majorHAnsi" w:eastAsia="Times New Roman" w:hAnsiTheme="majorHAnsi" w:cs="Arial"/>
+          <w:color w:val="000000"/>
+          <w:sz w:val="24"/>
+          <w:szCs w:val="24"/>
+          <w:lang w:eastAsia="pt-BR"/>
+        </w:rPr>
+        <w:tab/>
+      </w:r>
+      <w:r>
+        <w:rPr>
+          <w:rFonts w:asciiTheme="majorHAnsi" w:eastAsia="Times New Roman" w:hAnsiTheme="majorHAnsi" w:cs="Arial"/>
+          <w:color w:val="000000"/>
+          <w:sz w:val="24"/>
+          <w:szCs w:val="24"/>
+          <w:lang w:eastAsia="pt-BR"/>
+        </w:rPr>
+        <w:tab/>
+      </w:r>
+      <w:r>
+        <w:rPr>
+          <w:rFonts w:asciiTheme="majorHAnsi" w:eastAsia="Times New Roman" w:hAnsiTheme="majorHAnsi" w:cs="Arial"/>
+          <w:color w:val="000000"/>
+          <w:sz w:val="24"/>
+          <w:szCs w:val="24"/>
+          <w:lang w:eastAsia="pt-BR"/>
+        </w:rPr>
+        <w:tab/>
+      </w:r>
+      <w:r>
+        <w:rPr>
+          <w:rFonts w:asciiTheme="majorHAnsi" w:eastAsia="Times New Roman" w:hAnsiTheme="majorHAnsi" w:cs="Arial"/>
+          <w:color w:val="000000"/>
+          <w:sz w:val="24"/>
+          <w:szCs w:val="24"/>
+          <w:lang w:eastAsia="pt-BR"/>
+        </w:rPr>
+        <w:t>Relatórios</w:t>
+      </w:r>
+    </w:p>
+    <w:p>
+      <w:pPr>
+        <w:spacing w:after="0" w:line="240" w:lineRule="auto"/>
+        <w:ind w:left="720"/>
+        <w:rPr>
+          <w:rFonts w:asciiTheme="majorHAnsi" w:eastAsia="Times New Roman" w:hAnsiTheme="majorHAnsi" w:cs="Times New Roman"/>
+          <w:sz w:val="24"/>
+          <w:szCs w:val="24"/>
+          <w:lang w:eastAsia="pt-BR"/>
+        </w:rPr>
+      </w:pPr>
+      <w:r>
+        <w:rPr>
+          <w:rFonts w:asciiTheme="majorHAnsi" w:eastAsia="Times New Roman" w:hAnsiTheme="majorHAnsi" w:cs="Arial"/>
+          <w:color w:val="000000"/>
+          <w:sz w:val="24"/>
+          <w:szCs w:val="24"/>
+          <w:lang w:eastAsia="pt-BR"/>
+        </w:rPr>
+        <w:t>Jhemys Barros</w:t>
+      </w:r>
+      <w:r>
+        <w:rPr>
+          <w:rFonts w:asciiTheme="majorHAnsi" w:eastAsia="Times New Roman" w:hAnsiTheme="majorHAnsi" w:cs="Arial"/>
+          <w:color w:val="000000"/>
+          <w:sz w:val="24"/>
+          <w:szCs w:val="24"/>
+          <w:lang w:eastAsia="pt-BR"/>
+        </w:rPr>
+        <w:tab/>
+      </w:r>
+      <w:r>
+        <w:rPr>
+          <w:rFonts w:asciiTheme="majorHAnsi" w:eastAsia="Times New Roman" w:hAnsiTheme="majorHAnsi" w:cs="Arial"/>
+          <w:color w:val="000000"/>
+          <w:sz w:val="24"/>
+          <w:szCs w:val="24"/>
+          <w:lang w:eastAsia="pt-BR"/>
+        </w:rPr>
+        <w:tab/>
+      </w:r>
+      <w:r>
+        <w:rPr>
+          <w:rFonts w:asciiTheme="majorHAnsi" w:eastAsia="Times New Roman" w:hAnsiTheme="majorHAnsi" w:cs="Arial"/>
+          <w:color w:val="000000"/>
+          <w:sz w:val="24"/>
+          <w:szCs w:val="24"/>
+          <w:lang w:eastAsia="pt-BR"/>
+        </w:rPr>
+        <w:tab/>
+      </w:r>
+      <w:r>
+        <w:rPr>
+          <w:rFonts w:asciiTheme="majorHAnsi" w:eastAsia="Times New Roman" w:hAnsiTheme="majorHAnsi" w:cs="Arial"/>
+          <w:color w:val="000000"/>
+          <w:sz w:val="24"/>
+          <w:szCs w:val="24"/>
+          <w:lang w:eastAsia="pt-BR"/>
+        </w:rPr>
+        <w:tab/>
+      </w:r>
+      <w:r>
+        <w:rPr>
+          <w:rFonts w:asciiTheme="majorHAnsi" w:eastAsia="Times New Roman" w:hAnsiTheme="majorHAnsi" w:cs="Arial"/>
+          <w:color w:val="000000"/>
+          <w:sz w:val="24"/>
+          <w:szCs w:val="24"/>
+          <w:lang w:eastAsia="pt-BR"/>
+        </w:rPr>
+        <w:t>Documentação</w:t>
+      </w:r>
+    </w:p>
+    <w:p>
+      <w:pPr>
+        <w:spacing w:after="0" w:line="240" w:lineRule="auto"/>
+        <w:rPr>
+          <w:rFonts w:asciiTheme="majorHAnsi" w:eastAsia="Times New Roman" w:hAnsiTheme="majorHAnsi" w:cs="Times New Roman"/>
+          <w:sz w:val="24"/>
+          <w:szCs w:val="24"/>
+          <w:lang w:eastAsia="pt-BR"/>
+        </w:rPr>
+      </w:pPr>
+      <w:r>
+        <w:rPr>
+          <w:rFonts w:asciiTheme="majorHAnsi" w:eastAsia="Times New Roman" w:hAnsiTheme="majorHAnsi" w:cs="Arial"/>
+          <w:b/>
+          <w:bCs/>
+          <w:color w:val="000000"/>
+          <w:sz w:val="24"/>
+          <w:szCs w:val="24"/>
+          <w:lang w:eastAsia="pt-BR"/>
+        </w:rPr>
+        <w:t>___________________________________________________________</w:t>
+      </w:r>
+      <w:r>
+        <w:rPr>
+          <w:rFonts w:asciiTheme="majorHAnsi" w:eastAsia="Times New Roman" w:hAnsiTheme="majorHAnsi" w:cs="Arial"/>
+          <w:b/>
+          <w:bCs/>
+          <w:color w:val="000000"/>
+          <w:sz w:val="24"/>
+          <w:szCs w:val="24"/>
+          <w:lang w:eastAsia="pt-BR"/>
+        </w:rPr>
+        <w:t>________</w:t>
+      </w:r>
+      <w:r>
+        <w:rPr>
+          <w:rFonts w:asciiTheme="majorHAnsi" w:eastAsia="Times New Roman" w:hAnsiTheme="majorHAnsi" w:cs="Arial"/>
+          <w:b/>
+          <w:bCs/>
+          <w:color w:val="000000"/>
+          <w:sz w:val="24"/>
+          <w:szCs w:val="24"/>
+          <w:lang w:eastAsia="pt-BR"/>
+        </w:rPr>
+        <w:t>________</w:t>
+      </w:r>
+    </w:p>
+    <w:p>
+      <w:pPr>
+        <w:spacing w:after="0" w:line="240" w:lineRule="auto"/>
+        <w:rPr>
+          <w:rFonts w:asciiTheme="majorHAnsi" w:eastAsia="Times New Roman" w:hAnsiTheme="majorHAnsi" w:cs="Times New Roman"/>
+          <w:sz w:val="24"/>
+          <w:szCs w:val="24"/>
+          <w:lang w:eastAsia="pt-BR"/>
+        </w:rPr>
+      </w:pPr>
+      <w:r>
+        <w:rPr>
+          <w:rFonts w:asciiTheme="majorHAnsi" w:eastAsia="Times New Roman" w:hAnsiTheme="majorHAnsi" w:cs="Arial"/>
+          <w:b/>
+          <w:bCs/>
+          <w:color w:val="000000"/>
+          <w:sz w:val="24"/>
+          <w:szCs w:val="24"/>
+          <w:lang w:eastAsia="pt-BR"/>
+        </w:rPr>
+        <w:t>Público Alvo</w:t>
+      </w:r>
+    </w:p>
+    <w:p>
+      <w:pPr>
+        <w:spacing w:after="0" w:line="240" w:lineRule="auto"/>
+        <w:rPr>
+          <w:rFonts w:asciiTheme="majorHAnsi" w:eastAsia="Times New Roman" w:hAnsiTheme="majorHAnsi" w:cs="Times New Roman"/>
+          <w:sz w:val="24"/>
+          <w:szCs w:val="24"/>
+          <w:lang w:eastAsia="pt-BR"/>
+        </w:rPr>
+      </w:pPr>
+    </w:p>
+    <w:p>
+      <w:pPr>
+        <w:spacing w:after="0" w:line="240" w:lineRule="auto"/>
+        <w:ind w:firstLine="708"/>
+        <w:jc w:val="both"/>
+        <w:rPr>
+          <w:rFonts w:asciiTheme="majorHAnsi" w:eastAsia="Times New Roman" w:hAnsiTheme="majorHAnsi" w:cs="Times New Roman"/>
+          <w:sz w:val="24"/>
+          <w:szCs w:val="24"/>
+          <w:lang w:eastAsia="pt-BR"/>
+        </w:rPr>
+        <w:sectPr>
+          <w:pgSz w:w="11906" w:h="16838"/>
+          <w:pgMar w:top="1701" w:right="1134" w:bottom="1134" w:left="1701" w:header="709" w:footer="709" w:gutter="0"/>
+          <w:cols w:space="708"/>
+          <w:docGrid w:linePitch="360"/>
+        </w:sectPr>
+      </w:pPr>
+      <w:r>
+        <w:rPr>
+          <w:rFonts w:asciiTheme="majorHAnsi" w:eastAsia="Times New Roman" w:hAnsiTheme="majorHAnsi" w:cs="Arial"/>
+          <w:color w:val="000000"/>
+          <w:sz w:val="24"/>
+          <w:szCs w:val="24"/>
+          <w:lang w:eastAsia="pt-BR"/>
+        </w:rPr>
+        <w:t xml:space="preserve">Este documento de requisitos destina-se ao cliente final, gerente de projeto e desenvolvedores que necessitem saber de todas as etapas do desenvolvimento do sistema </w:t>
+      </w:r>
+      <w:proofErr w:type="spellStart"/>
+      <w:r>
+        <w:rPr>
+          <w:rFonts w:asciiTheme="majorHAnsi" w:eastAsia="Times New Roman" w:hAnsiTheme="majorHAnsi" w:cs="Arial"/>
+          <w:b/>
+          <w:bCs/>
+          <w:color w:val="000000"/>
+          <w:sz w:val="24"/>
+          <w:szCs w:val="24"/>
+          <w:lang w:eastAsia="pt-BR"/>
+        </w:rPr>
+        <w:t>UniDocs</w:t>
+      </w:r>
+      <w:proofErr w:type="spellEnd"/>
+      <w:r>
+        <w:rPr>
+          <w:rFonts w:asciiTheme="majorHAnsi" w:eastAsia="Times New Roman" w:hAnsiTheme="majorHAnsi" w:cs="Arial"/>
+          <w:color w:val="000000"/>
+          <w:sz w:val="24"/>
+          <w:szCs w:val="24"/>
+          <w:lang w:eastAsia="pt-BR"/>
+        </w:rPr>
+        <w:t>.</w:t>
+      </w:r>
+    </w:p>
+    <w:p>
+      <w:pPr>
+        <w:spacing w:after="0" w:line="240" w:lineRule="auto"/>
+        <w:rPr>
+          <w:rFonts w:asciiTheme="majorHAnsi" w:hAnsiTheme="majorHAnsi"/>
+        </w:rPr>
+      </w:pPr>
+    </w:p>
+    <w:p>
+      <w:pPr>
+        <w:spacing w:after="0" w:line="240" w:lineRule="auto"/>
+        <w:rPr>
+          <w:rFonts w:asciiTheme="majorHAnsi" w:hAnsiTheme="majorHAnsi"/>
+        </w:rPr>
+      </w:pPr>
+    </w:p>
+    <w:p>
+      <w:pPr>
+        <w:spacing w:after="0" w:line="240" w:lineRule="auto"/>
+        <w:rPr>
+          <w:rFonts w:asciiTheme="majorHAnsi" w:hAnsiTheme="majorHAnsi"/>
+        </w:rPr>
+      </w:pPr>
+    </w:p>
+    <w:p>
+      <w:pPr>
+        <w:spacing w:after="0" w:line="240" w:lineRule="auto"/>
+        <w:rPr>
+          <w:rFonts w:asciiTheme="majorHAnsi" w:hAnsiTheme="majorHAnsi"/>
+        </w:rPr>
+      </w:pPr>
+    </w:p>
+    <w:p>
+      <w:pPr>
+        <w:spacing w:after="0" w:line="240" w:lineRule="auto"/>
+        <w:rPr>
+          <w:rFonts w:asciiTheme="majorHAnsi" w:hAnsiTheme="majorHAnsi"/>
+        </w:rPr>
+      </w:pPr>
+    </w:p>
+    <w:p>
+      <w:pPr>
+        <w:spacing w:after="0" w:line="240" w:lineRule="auto"/>
+        <w:rPr>
+          <w:rFonts w:asciiTheme="majorHAnsi" w:hAnsiTheme="majorHAnsi"/>
+        </w:rPr>
+      </w:pPr>
+    </w:p>
+    <w:p>
+      <w:pPr>
+        <w:spacing w:after="0" w:line="240" w:lineRule="auto"/>
+        <w:rPr>
+          <w:rFonts w:asciiTheme="majorHAnsi" w:hAnsiTheme="majorHAnsi"/>
+        </w:rPr>
+      </w:pPr>
+    </w:p>
+    <w:p>
+      <w:pPr>
+        <w:spacing w:after="0" w:line="240" w:lineRule="auto"/>
+        <w:rPr>
+          <w:rFonts w:asciiTheme="majorHAnsi" w:hAnsiTheme="majorHAnsi"/>
+        </w:rPr>
+      </w:pPr>
+    </w:p>
+    <w:p>
+      <w:pPr>
+        <w:spacing w:after="0" w:line="240" w:lineRule="auto"/>
+        <w:rPr>
+          <w:rFonts w:asciiTheme="majorHAnsi" w:hAnsiTheme="majorHAnsi"/>
+        </w:rPr>
+      </w:pPr>
+    </w:p>
+    <w:p>
+      <w:pPr>
+        <w:spacing w:after="0" w:line="240" w:lineRule="auto"/>
+        <w:rPr>
+          <w:rFonts w:asciiTheme="majorHAnsi" w:hAnsiTheme="majorHAnsi"/>
+        </w:rPr>
+      </w:pPr>
+    </w:p>
+    <w:p>
+      <w:pPr>
+        <w:spacing w:after="0" w:line="240" w:lineRule="auto"/>
+        <w:rPr>
+          <w:rFonts w:asciiTheme="majorHAnsi" w:hAnsiTheme="majorHAnsi"/>
+        </w:rPr>
+      </w:pPr>
+    </w:p>
+    <w:p>
+      <w:pPr>
+        <w:spacing w:after="0" w:line="240" w:lineRule="auto"/>
+        <w:rPr>
+          <w:rFonts w:asciiTheme="majorHAnsi" w:hAnsiTheme="majorHAnsi"/>
+        </w:rPr>
+      </w:pPr>
+    </w:p>
+    <w:p>
+      <w:pPr>
+        <w:spacing w:after="0" w:line="240" w:lineRule="auto"/>
+        <w:rPr>
+          <w:rFonts w:asciiTheme="majorHAnsi" w:hAnsiTheme="majorHAnsi"/>
+        </w:rPr>
+      </w:pPr>
+    </w:p>
+    <w:p>
+      <w:pPr>
+        <w:spacing w:after="0" w:line="240" w:lineRule="auto"/>
+        <w:rPr>
+          <w:rFonts w:asciiTheme="majorHAnsi" w:hAnsiTheme="majorHAnsi"/>
+        </w:rPr>
+      </w:pPr>
+    </w:p>
+    <w:p>
+      <w:pPr>
+        <w:spacing w:after="0" w:line="240" w:lineRule="auto"/>
+        <w:rPr>
+          <w:rFonts w:asciiTheme="majorHAnsi" w:hAnsiTheme="majorHAnsi"/>
+        </w:rPr>
+      </w:pPr>
+    </w:p>
+    <w:p>
+      <w:pPr>
+        <w:spacing w:after="0" w:line="240" w:lineRule="auto"/>
+        <w:rPr>
+          <w:rFonts w:asciiTheme="majorHAnsi" w:hAnsiTheme="majorHAnsi"/>
+        </w:rPr>
+      </w:pPr>
+    </w:p>
+    <w:p>
+      <w:pPr>
+        <w:spacing w:after="0" w:line="240" w:lineRule="auto"/>
+        <w:rPr>
+          <w:rFonts w:asciiTheme="majorHAnsi" w:hAnsiTheme="majorHAnsi"/>
+        </w:rPr>
+      </w:pPr>
+    </w:p>
+    <w:p>
+      <w:pPr>
+        <w:spacing w:after="0" w:line="240" w:lineRule="auto"/>
+        <w:rPr>
+          <w:rFonts w:asciiTheme="majorHAnsi" w:hAnsiTheme="majorHAnsi"/>
+        </w:rPr>
+      </w:pPr>
+    </w:p>
+    <w:p>
+      <w:pPr>
+        <w:spacing w:after="0" w:line="240" w:lineRule="auto"/>
+        <w:rPr>
+          <w:rFonts w:asciiTheme="majorHAnsi" w:hAnsiTheme="majorHAnsi"/>
+        </w:rPr>
+      </w:pPr>
+    </w:p>
+    <w:p>
+      <w:pPr>
+        <w:spacing w:after="0" w:line="240" w:lineRule="auto"/>
+        <w:rPr>
+          <w:rFonts w:asciiTheme="majorHAnsi" w:hAnsiTheme="majorHAnsi"/>
+        </w:rPr>
+      </w:pPr>
+    </w:p>
+    <w:p>
+      <w:pPr>
+        <w:spacing w:after="0" w:line="240" w:lineRule="auto"/>
+        <w:rPr>
+          <w:rFonts w:asciiTheme="majorHAnsi" w:hAnsiTheme="majorHAnsi"/>
+        </w:rPr>
+      </w:pPr>
+    </w:p>
+    <w:p>
+      <w:pPr>
+        <w:spacing w:after="0" w:line="240" w:lineRule="auto"/>
+        <w:rPr>
+          <w:rFonts w:asciiTheme="majorHAnsi" w:hAnsiTheme="majorHAnsi"/>
+        </w:rPr>
+      </w:pPr>
+    </w:p>
+    <w:p>
+      <w:pPr>
+        <w:spacing w:after="0" w:line="240" w:lineRule="auto"/>
+        <w:rPr>
+          <w:rFonts w:asciiTheme="majorHAnsi" w:hAnsiTheme="majorHAnsi"/>
+        </w:rPr>
+      </w:pPr>
+    </w:p>
+    <w:p>
+      <w:pPr>
+        <w:spacing w:after="0" w:line="240" w:lineRule="auto"/>
+        <w:rPr>
+          <w:rFonts w:asciiTheme="majorHAnsi" w:hAnsiTheme="majorHAnsi"/>
+        </w:rPr>
+      </w:pPr>
+    </w:p>
+    <w:p>
+      <w:pPr>
+        <w:spacing w:after="0" w:line="240" w:lineRule="auto"/>
+        <w:rPr>
+          <w:rFonts w:asciiTheme="majorHAnsi" w:hAnsiTheme="majorHAnsi"/>
+        </w:rPr>
+      </w:pPr>
+    </w:p>
+    <w:p>
+      <w:pPr>
+        <w:spacing w:after="0" w:line="240" w:lineRule="auto"/>
+        <w:rPr>
+          <w:rFonts w:asciiTheme="majorHAnsi" w:hAnsiTheme="majorHAnsi"/>
+        </w:rPr>
+      </w:pPr>
+    </w:p>
+    <w:p>
+      <w:pPr>
+        <w:spacing w:after="0" w:line="240" w:lineRule="auto"/>
+        <w:rPr>
+          <w:rFonts w:asciiTheme="majorHAnsi" w:hAnsiTheme="majorHAnsi"/>
+        </w:rPr>
+      </w:pPr>
+    </w:p>
+    <w:p>
+      <w:pPr>
+        <w:spacing w:after="0" w:line="240" w:lineRule="auto"/>
+        <w:rPr>
+          <w:rFonts w:asciiTheme="majorHAnsi" w:hAnsiTheme="majorHAnsi"/>
+        </w:rPr>
+      </w:pPr>
+    </w:p>
+    <w:p>
+      <w:pPr>
+        <w:spacing w:after="0" w:line="240" w:lineRule="auto"/>
+        <w:rPr>
+          <w:rFonts w:asciiTheme="majorHAnsi" w:hAnsiTheme="majorHAnsi"/>
+        </w:rPr>
+      </w:pPr>
+    </w:p>
+    <w:p>
+      <w:pPr>
+        <w:spacing w:after="0" w:line="240" w:lineRule="auto"/>
+        <w:jc w:val="center"/>
+        <w:rPr>
+          <w:rFonts w:asciiTheme="majorHAnsi" w:eastAsia="Times New Roman" w:hAnsiTheme="majorHAnsi" w:cs="Times New Roman"/>
+          <w:sz w:val="28"/>
+          <w:szCs w:val="28"/>
+          <w:lang w:eastAsia="pt-BR"/>
+        </w:rPr>
+      </w:pPr>
+      <w:r>
+        <w:rPr>
+          <w:rFonts w:asciiTheme="majorHAnsi" w:eastAsia="Times New Roman" w:hAnsiTheme="majorHAnsi" w:cs="Arial"/>
+          <w:b/>
+          <w:bCs/>
+          <w:color w:val="000000"/>
+          <w:sz w:val="28"/>
+          <w:szCs w:val="28"/>
+          <w:lang w:eastAsia="pt-BR"/>
+        </w:rPr>
+        <w:lastRenderedPageBreak/>
+        <w:t>Histórico de Alterações</w:t>
+      </w:r>
+    </w:p>
+    <w:p>
+      <w:pPr>
+        <w:spacing w:after="0" w:line="240" w:lineRule="auto"/>
+        <w:rPr>
+          <w:rFonts w:asciiTheme="majorHAnsi" w:eastAsia="Times New Roman" w:hAnsiTheme="majorHAnsi" w:cs="Times New Roman"/>
+          <w:sz w:val="24"/>
+          <w:szCs w:val="24"/>
+          <w:lang w:eastAsia="pt-BR"/>
+        </w:rPr>
+      </w:pPr>
+    </w:p>
+    <w:tbl>
+      <w:tblPr>
+        <w:tblW w:w="9071" w:type="dxa"/>
+        <w:tblCellMar>
+          <w:top w:w="15" w:type="dxa"/>
+          <w:left w:w="15" w:type="dxa"/>
+          <w:bottom w:w="15" w:type="dxa"/>
+          <w:right w:w="15" w:type="dxa"/>
+        </w:tblCellMar>
+        <w:tblLook w:val="04A0" w:firstRow="1" w:lastRow="0" w:firstColumn="1" w:lastColumn="0" w:noHBand="0" w:noVBand="1"/>
+      </w:tblPr>
+      <w:tblGrid>
+        <w:gridCol w:w="1348"/>
+        <w:gridCol w:w="866"/>
+        <w:gridCol w:w="5651"/>
+        <w:gridCol w:w="1206"/>
+      </w:tblGrid>
+      <w:tr>
+        <w:tc>
+          <w:tcPr>
+            <w:tcW w:w="0" w:type="auto"/>
+            <w:tcBorders>
+              <w:top w:val="single" w:sz="8" w:space="0" w:color="000000"/>
+              <w:left w:val="single" w:sz="8" w:space="0" w:color="000000"/>
+              <w:bottom w:val="single" w:sz="8" w:space="0" w:color="000000"/>
+              <w:right w:val="single" w:sz="8" w:space="0" w:color="000000"/>
+            </w:tcBorders>
+            <w:shd w:val="clear" w:color="auto" w:fill="B7B7B7"/>
+            <w:tcMar>
+              <w:top w:w="100" w:type="dxa"/>
+              <w:left w:w="100" w:type="dxa"/>
+              <w:bottom w:w="100" w:type="dxa"/>
+              <w:right w:w="100" w:type="dxa"/>
+            </w:tcMar>
+            <w:hideMark/>
+          </w:tcPr>
+          <w:p>
+            <w:pPr>
+              <w:spacing w:after="0" w:line="240" w:lineRule="auto"/>
+              <w:jc w:val="center"/>
+              <w:rPr>
+                <w:rFonts w:asciiTheme="majorHAnsi" w:eastAsia="Times New Roman" w:hAnsiTheme="majorHAnsi" w:cs="Times New Roman"/>
+                <w:sz w:val="24"/>
+                <w:szCs w:val="24"/>
+                <w:lang w:eastAsia="pt-BR"/>
+              </w:rPr>
+            </w:pPr>
+            <w:r>
+              <w:rPr>
+                <w:rFonts w:asciiTheme="majorHAnsi" w:eastAsia="Times New Roman" w:hAnsiTheme="majorHAnsi" w:cs="Arial"/>
+                <w:b/>
+                <w:bCs/>
+                <w:color w:val="000000"/>
+                <w:sz w:val="24"/>
+                <w:szCs w:val="24"/>
+                <w:lang w:eastAsia="pt-BR"/>
+              </w:rPr>
+              <w:t>Data</w:t>
+            </w:r>
+          </w:p>
+        </w:tc>
+        <w:tc>
+          <w:tcPr>
+            <w:tcW w:w="0" w:type="auto"/>
+            <w:tcBorders>
+              <w:top w:val="single" w:sz="8" w:space="0" w:color="000000"/>
+              <w:left w:val="single" w:sz="8" w:space="0" w:color="000000"/>
+              <w:bottom w:val="single" w:sz="8" w:space="0" w:color="000000"/>
+              <w:right w:val="single" w:sz="8" w:space="0" w:color="000000"/>
+            </w:tcBorders>
+            <w:shd w:val="clear" w:color="auto" w:fill="B7B7B7"/>
+            <w:tcMar>
+              <w:top w:w="100" w:type="dxa"/>
+              <w:left w:w="100" w:type="dxa"/>
+              <w:bottom w:w="100" w:type="dxa"/>
+              <w:right w:w="100" w:type="dxa"/>
+            </w:tcMar>
+            <w:hideMark/>
+          </w:tcPr>
+          <w:p>
+            <w:pPr>
+              <w:spacing w:after="0" w:line="240" w:lineRule="auto"/>
+              <w:jc w:val="center"/>
+              <w:rPr>
+                <w:rFonts w:asciiTheme="majorHAnsi" w:eastAsia="Times New Roman" w:hAnsiTheme="majorHAnsi" w:cs="Times New Roman"/>
+                <w:sz w:val="24"/>
+                <w:szCs w:val="24"/>
+                <w:lang w:eastAsia="pt-BR"/>
+              </w:rPr>
+            </w:pPr>
+            <w:r>
+              <w:rPr>
+                <w:rFonts w:asciiTheme="majorHAnsi" w:eastAsia="Times New Roman" w:hAnsiTheme="majorHAnsi" w:cs="Arial"/>
+                <w:b/>
+                <w:bCs/>
+                <w:color w:val="000000"/>
+                <w:sz w:val="24"/>
+                <w:szCs w:val="24"/>
+                <w:lang w:eastAsia="pt-BR"/>
+              </w:rPr>
+              <w:t>Versão</w:t>
+            </w:r>
+          </w:p>
+        </w:tc>
+        <w:tc>
+          <w:tcPr>
+            <w:tcW w:w="0" w:type="auto"/>
+            <w:tcBorders>
+              <w:top w:val="single" w:sz="8" w:space="0" w:color="000000"/>
+              <w:left w:val="single" w:sz="8" w:space="0" w:color="000000"/>
+              <w:bottom w:val="single" w:sz="8" w:space="0" w:color="000000"/>
+              <w:right w:val="single" w:sz="8" w:space="0" w:color="000000"/>
+            </w:tcBorders>
+            <w:shd w:val="clear" w:color="auto" w:fill="B7B7B7"/>
+            <w:tcMar>
+              <w:top w:w="100" w:type="dxa"/>
+              <w:left w:w="100" w:type="dxa"/>
+              <w:bottom w:w="100" w:type="dxa"/>
+              <w:right w:w="100" w:type="dxa"/>
+            </w:tcMar>
+            <w:hideMark/>
+          </w:tcPr>
+          <w:p>
+            <w:pPr>
+              <w:spacing w:after="0" w:line="240" w:lineRule="auto"/>
+              <w:jc w:val="center"/>
+              <w:rPr>
+                <w:rFonts w:asciiTheme="majorHAnsi" w:eastAsia="Times New Roman" w:hAnsiTheme="majorHAnsi" w:cs="Times New Roman"/>
+                <w:sz w:val="24"/>
+                <w:szCs w:val="24"/>
+                <w:lang w:eastAsia="pt-BR"/>
+              </w:rPr>
+            </w:pPr>
+            <w:r>
+              <w:rPr>
+                <w:rFonts w:asciiTheme="majorHAnsi" w:eastAsia="Times New Roman" w:hAnsiTheme="majorHAnsi" w:cs="Arial"/>
+                <w:b/>
+                <w:bCs/>
+                <w:color w:val="000000"/>
+                <w:sz w:val="24"/>
+                <w:szCs w:val="24"/>
+                <w:lang w:eastAsia="pt-BR"/>
+              </w:rPr>
+              <w:t>Resumo</w:t>
+            </w:r>
+          </w:p>
+        </w:tc>
+        <w:tc>
+          <w:tcPr>
+            <w:tcW w:w="0" w:type="auto"/>
+            <w:tcBorders>
+              <w:top w:val="single" w:sz="8" w:space="0" w:color="000000"/>
+              <w:left w:val="single" w:sz="8" w:space="0" w:color="000000"/>
+              <w:bottom w:val="single" w:sz="8" w:space="0" w:color="000000"/>
+              <w:right w:val="single" w:sz="8" w:space="0" w:color="000000"/>
+            </w:tcBorders>
+            <w:shd w:val="clear" w:color="auto" w:fill="B7B7B7"/>
+            <w:tcMar>
+              <w:top w:w="100" w:type="dxa"/>
+              <w:left w:w="100" w:type="dxa"/>
+              <w:bottom w:w="100" w:type="dxa"/>
+              <w:right w:w="100" w:type="dxa"/>
+            </w:tcMar>
+            <w:hideMark/>
+          </w:tcPr>
+          <w:p>
+            <w:pPr>
+              <w:spacing w:after="0" w:line="240" w:lineRule="auto"/>
+              <w:jc w:val="center"/>
+              <w:rPr>
+                <w:rFonts w:asciiTheme="majorHAnsi" w:eastAsia="Times New Roman" w:hAnsiTheme="majorHAnsi" w:cs="Times New Roman"/>
+                <w:sz w:val="24"/>
+                <w:szCs w:val="24"/>
+                <w:lang w:eastAsia="pt-BR"/>
+              </w:rPr>
+            </w:pPr>
+            <w:r>
+              <w:rPr>
+                <w:rFonts w:asciiTheme="majorHAnsi" w:eastAsia="Times New Roman" w:hAnsiTheme="majorHAnsi" w:cs="Arial"/>
+                <w:b/>
+                <w:bCs/>
+                <w:color w:val="000000"/>
+                <w:sz w:val="24"/>
+                <w:szCs w:val="24"/>
+                <w:lang w:eastAsia="pt-BR"/>
+              </w:rPr>
+              <w:t>Autor</w:t>
+            </w:r>
+          </w:p>
+        </w:tc>
+      </w:tr>
+      <w:tr>
+        <w:tc>
+          <w:tcPr>
+            <w:tcW w:w="0" w:type="auto"/>
+            <w:tcBorders>
+              <w:top w:val="single" w:sz="8" w:space="0" w:color="000000"/>
+              <w:left w:val="single" w:sz="8" w:space="0" w:color="000000"/>
+              <w:bottom w:val="single" w:sz="8" w:space="0" w:color="000000"/>
+              <w:right w:val="single" w:sz="8" w:space="0" w:color="000000"/>
+            </w:tcBorders>
+            <w:tcMar>
+              <w:top w:w="100" w:type="dxa"/>
+              <w:left w:w="100" w:type="dxa"/>
+              <w:bottom w:w="100" w:type="dxa"/>
+              <w:right w:w="100" w:type="dxa"/>
+            </w:tcMar>
+            <w:hideMark/>
+          </w:tcPr>
+          <w:p>
+            <w:pPr>
+              <w:spacing w:after="0" w:line="240" w:lineRule="auto"/>
+              <w:rPr>
+                <w:rFonts w:asciiTheme="majorHAnsi" w:eastAsia="Times New Roman" w:hAnsiTheme="majorHAnsi" w:cs="Times New Roman"/>
+                <w:sz w:val="24"/>
+                <w:szCs w:val="24"/>
+                <w:lang w:eastAsia="pt-BR"/>
+              </w:rPr>
+            </w:pPr>
+          </w:p>
+          <w:p>
+            <w:pPr>
+              <w:spacing w:after="0" w:line="240" w:lineRule="auto"/>
+              <w:jc w:val="center"/>
+              <w:rPr>
+                <w:rFonts w:asciiTheme="majorHAnsi" w:eastAsia="Times New Roman" w:hAnsiTheme="majorHAnsi" w:cs="Times New Roman"/>
+                <w:sz w:val="24"/>
+                <w:szCs w:val="24"/>
+                <w:lang w:eastAsia="pt-BR"/>
+              </w:rPr>
+            </w:pPr>
+            <w:r>
+              <w:rPr>
+                <w:rFonts w:asciiTheme="majorHAnsi" w:eastAsia="Times New Roman" w:hAnsiTheme="majorHAnsi" w:cs="Arial"/>
+                <w:color w:val="000000"/>
+                <w:sz w:val="24"/>
+                <w:szCs w:val="24"/>
+                <w:lang w:eastAsia="pt-BR"/>
+              </w:rPr>
+              <w:t>10/08/2019</w:t>
+            </w:r>
+          </w:p>
+        </w:tc>
+        <w:tc>
+          <w:tcPr>
+            <w:tcW w:w="0" w:type="auto"/>
+            <w:tcBorders>
+              <w:top w:val="single" w:sz="8" w:space="0" w:color="000000"/>
+              <w:left w:val="single" w:sz="8" w:space="0" w:color="000000"/>
+              <w:bottom w:val="single" w:sz="8" w:space="0" w:color="000000"/>
+              <w:right w:val="single" w:sz="8" w:space="0" w:color="000000"/>
+            </w:tcBorders>
+            <w:tcMar>
+              <w:top w:w="100" w:type="dxa"/>
+              <w:left w:w="100" w:type="dxa"/>
+              <w:bottom w:w="100" w:type="dxa"/>
+              <w:right w:w="100" w:type="dxa"/>
+            </w:tcMar>
+            <w:hideMark/>
+          </w:tcPr>
+          <w:p>
+            <w:pPr>
+              <w:spacing w:after="0" w:line="240" w:lineRule="auto"/>
+              <w:rPr>
+                <w:rFonts w:asciiTheme="majorHAnsi" w:eastAsia="Times New Roman" w:hAnsiTheme="majorHAnsi" w:cs="Times New Roman"/>
+                <w:sz w:val="24"/>
+                <w:szCs w:val="24"/>
+                <w:lang w:eastAsia="pt-BR"/>
+              </w:rPr>
+            </w:pPr>
+          </w:p>
+          <w:p>
+            <w:pPr>
+              <w:spacing w:after="0" w:line="240" w:lineRule="auto"/>
+              <w:jc w:val="center"/>
+              <w:rPr>
+                <w:rFonts w:asciiTheme="majorHAnsi" w:eastAsia="Times New Roman" w:hAnsiTheme="majorHAnsi" w:cs="Times New Roman"/>
+                <w:sz w:val="24"/>
+                <w:szCs w:val="24"/>
+                <w:lang w:eastAsia="pt-BR"/>
+              </w:rPr>
+            </w:pPr>
+            <w:r>
+              <w:rPr>
+                <w:rFonts w:asciiTheme="majorHAnsi" w:eastAsia="Times New Roman" w:hAnsiTheme="majorHAnsi" w:cs="Arial"/>
+                <w:color w:val="000000"/>
+                <w:sz w:val="24"/>
+                <w:szCs w:val="24"/>
+                <w:lang w:eastAsia="pt-BR"/>
+              </w:rPr>
+              <w:t>0.1</w:t>
+            </w:r>
+          </w:p>
+        </w:tc>
+        <w:tc>
+          <w:tcPr>
+            <w:tcW w:w="0" w:type="auto"/>
+            <w:tcBorders>
+              <w:top w:val="single" w:sz="8" w:space="0" w:color="000000"/>
+              <w:left w:val="single" w:sz="8" w:space="0" w:color="000000"/>
+              <w:bottom w:val="single" w:sz="8" w:space="0" w:color="000000"/>
+              <w:right w:val="single" w:sz="8" w:space="0" w:color="000000"/>
+            </w:tcBorders>
+            <w:tcMar>
+              <w:top w:w="100" w:type="dxa"/>
+              <w:left w:w="100" w:type="dxa"/>
+              <w:bottom w:w="100" w:type="dxa"/>
+              <w:right w:w="100" w:type="dxa"/>
+            </w:tcMar>
+            <w:hideMark/>
+          </w:tcPr>
+          <w:p>
+            <w:pPr>
+              <w:spacing w:after="0" w:line="240" w:lineRule="auto"/>
+              <w:jc w:val="both"/>
+              <w:rPr>
+                <w:rFonts w:asciiTheme="majorHAnsi" w:eastAsia="Times New Roman" w:hAnsiTheme="majorHAnsi" w:cs="Arial"/>
+                <w:color w:val="000000"/>
+                <w:sz w:val="24"/>
+                <w:szCs w:val="24"/>
+                <w:lang w:eastAsia="pt-BR"/>
+              </w:rPr>
+            </w:pPr>
+          </w:p>
+          <w:p>
+            <w:pPr>
+              <w:spacing w:after="0" w:line="240" w:lineRule="auto"/>
+              <w:jc w:val="both"/>
+              <w:rPr>
+                <w:rFonts w:asciiTheme="majorHAnsi" w:eastAsia="Times New Roman" w:hAnsiTheme="majorHAnsi" w:cs="Times New Roman"/>
+                <w:sz w:val="24"/>
+                <w:szCs w:val="24"/>
+                <w:lang w:eastAsia="pt-BR"/>
+              </w:rPr>
+            </w:pPr>
+            <w:r>
+              <w:rPr>
+                <w:rFonts w:asciiTheme="majorHAnsi" w:eastAsia="Times New Roman" w:hAnsiTheme="majorHAnsi" w:cs="Arial"/>
+                <w:color w:val="000000"/>
+                <w:sz w:val="24"/>
+                <w:szCs w:val="24"/>
+                <w:lang w:eastAsia="pt-BR"/>
+              </w:rPr>
+              <w:t>Criação do documento de requisitos, identificação dos requisitos, descrição dos requisitos funcionais. </w:t>
+            </w:r>
+          </w:p>
+        </w:tc>
+        <w:tc>
+          <w:tcPr>
+            <w:tcW w:w="0" w:type="auto"/>
+            <w:tcBorders>
+              <w:top w:val="single" w:sz="8" w:space="0" w:color="000000"/>
+              <w:left w:val="single" w:sz="8" w:space="0" w:color="000000"/>
+              <w:bottom w:val="single" w:sz="8" w:space="0" w:color="000000"/>
+              <w:right w:val="single" w:sz="8" w:space="0" w:color="000000"/>
+            </w:tcBorders>
+            <w:tcMar>
+              <w:top w:w="100" w:type="dxa"/>
+              <w:left w:w="100" w:type="dxa"/>
+              <w:bottom w:w="100" w:type="dxa"/>
+              <w:right w:w="100" w:type="dxa"/>
+            </w:tcMar>
+            <w:hideMark/>
+          </w:tcPr>
+          <w:p>
+            <w:pPr>
+              <w:spacing w:after="0" w:line="240" w:lineRule="auto"/>
+              <w:jc w:val="center"/>
+              <w:rPr>
+                <w:rFonts w:asciiTheme="majorHAnsi" w:eastAsia="Times New Roman" w:hAnsiTheme="majorHAnsi" w:cs="Times New Roman"/>
+                <w:sz w:val="24"/>
+                <w:szCs w:val="24"/>
+                <w:lang w:eastAsia="pt-BR"/>
+              </w:rPr>
+            </w:pPr>
+          </w:p>
+          <w:p>
+            <w:pPr>
+              <w:spacing w:after="0" w:line="240" w:lineRule="auto"/>
+              <w:jc w:val="center"/>
+              <w:rPr>
+                <w:rFonts w:asciiTheme="majorHAnsi" w:eastAsia="Times New Roman" w:hAnsiTheme="majorHAnsi" w:cs="Times New Roman"/>
+                <w:sz w:val="24"/>
+                <w:szCs w:val="24"/>
+                <w:lang w:eastAsia="pt-BR"/>
+              </w:rPr>
+            </w:pPr>
+            <w:r>
+              <w:rPr>
+                <w:rFonts w:asciiTheme="majorHAnsi" w:eastAsia="Times New Roman" w:hAnsiTheme="majorHAnsi" w:cs="Arial"/>
+                <w:color w:val="000000"/>
+                <w:sz w:val="24"/>
+                <w:szCs w:val="24"/>
+                <w:lang w:eastAsia="pt-BR"/>
+              </w:rPr>
+              <w:t>Jhemys Barros</w:t>
+            </w:r>
+          </w:p>
+          <w:p>
+            <w:pPr>
+              <w:spacing w:after="240" w:line="240" w:lineRule="auto"/>
+              <w:jc w:val="center"/>
+              <w:rPr>
+                <w:rFonts w:asciiTheme="majorHAnsi" w:eastAsia="Times New Roman" w:hAnsiTheme="majorHAnsi" w:cs="Times New Roman"/>
+                <w:sz w:val="24"/>
+                <w:szCs w:val="24"/>
+                <w:lang w:eastAsia="pt-BR"/>
+              </w:rPr>
+            </w:pPr>
+          </w:p>
+        </w:tc>
+      </w:tr>
+      <w:tr>
+        <w:tc>
+          <w:tcPr>
+            <w:tcW w:w="0" w:type="auto"/>
+            <w:tcBorders>
+              <w:top w:val="single" w:sz="8" w:space="0" w:color="000000"/>
+              <w:left w:val="single" w:sz="8" w:space="0" w:color="000000"/>
+              <w:bottom w:val="single" w:sz="8" w:space="0" w:color="000000"/>
+              <w:right w:val="single" w:sz="8" w:space="0" w:color="000000"/>
+            </w:tcBorders>
+            <w:tcMar>
+              <w:top w:w="100" w:type="dxa"/>
+              <w:left w:w="100" w:type="dxa"/>
+              <w:bottom w:w="100" w:type="dxa"/>
+              <w:right w:w="100" w:type="dxa"/>
+            </w:tcMar>
+            <w:hideMark/>
+          </w:tcPr>
+          <w:p>
+            <w:pPr>
+              <w:spacing w:after="0" w:line="240" w:lineRule="auto"/>
+              <w:rPr>
+                <w:rFonts w:asciiTheme="majorHAnsi" w:eastAsia="Times New Roman" w:hAnsiTheme="majorHAnsi" w:cs="Times New Roman"/>
+                <w:sz w:val="24"/>
+                <w:szCs w:val="24"/>
+                <w:lang w:eastAsia="pt-BR"/>
+              </w:rPr>
+            </w:pPr>
+          </w:p>
+          <w:p>
+            <w:pPr>
+              <w:spacing w:after="0" w:line="240" w:lineRule="auto"/>
+              <w:jc w:val="center"/>
+              <w:rPr>
+                <w:rFonts w:asciiTheme="majorHAnsi" w:eastAsia="Times New Roman" w:hAnsiTheme="majorHAnsi" w:cs="Times New Roman"/>
+                <w:sz w:val="24"/>
+                <w:szCs w:val="24"/>
+                <w:lang w:eastAsia="pt-BR"/>
+              </w:rPr>
+            </w:pPr>
+            <w:r>
+              <w:rPr>
+                <w:rFonts w:asciiTheme="majorHAnsi" w:eastAsia="Times New Roman" w:hAnsiTheme="majorHAnsi" w:cs="Arial"/>
+                <w:color w:val="000000"/>
+                <w:sz w:val="24"/>
+                <w:szCs w:val="24"/>
+                <w:lang w:eastAsia="pt-BR"/>
+              </w:rPr>
+              <w:t>20/08/219</w:t>
+            </w:r>
+          </w:p>
+        </w:tc>
+        <w:tc>
+          <w:tcPr>
+            <w:tcW w:w="0" w:type="auto"/>
+            <w:tcBorders>
+              <w:top w:val="single" w:sz="8" w:space="0" w:color="000000"/>
+              <w:left w:val="single" w:sz="8" w:space="0" w:color="000000"/>
+              <w:bottom w:val="single" w:sz="8" w:space="0" w:color="000000"/>
+              <w:right w:val="single" w:sz="8" w:space="0" w:color="000000"/>
+            </w:tcBorders>
+            <w:tcMar>
+              <w:top w:w="100" w:type="dxa"/>
+              <w:left w:w="100" w:type="dxa"/>
+              <w:bottom w:w="100" w:type="dxa"/>
+              <w:right w:w="100" w:type="dxa"/>
+            </w:tcMar>
+            <w:hideMark/>
+          </w:tcPr>
+          <w:p>
+            <w:pPr>
+              <w:spacing w:after="0" w:line="240" w:lineRule="auto"/>
+              <w:jc w:val="center"/>
+              <w:rPr>
+                <w:rFonts w:asciiTheme="majorHAnsi" w:eastAsia="Times New Roman" w:hAnsiTheme="majorHAnsi" w:cs="Times New Roman"/>
+                <w:sz w:val="24"/>
+                <w:szCs w:val="24"/>
+                <w:lang w:eastAsia="pt-BR"/>
+              </w:rPr>
+            </w:pPr>
+            <w:r>
+              <w:rPr>
+                <w:rFonts w:asciiTheme="majorHAnsi" w:eastAsia="Times New Roman" w:hAnsiTheme="majorHAnsi" w:cs="Arial"/>
+                <w:color w:val="000000"/>
+                <w:sz w:val="24"/>
+                <w:szCs w:val="24"/>
+                <w:lang w:eastAsia="pt-BR"/>
+              </w:rPr>
+              <w:t>0.2</w:t>
+            </w:r>
+          </w:p>
+        </w:tc>
+        <w:tc>
+          <w:tcPr>
+            <w:tcW w:w="0" w:type="auto"/>
+            <w:tcBorders>
+              <w:top w:val="single" w:sz="8" w:space="0" w:color="000000"/>
+              <w:left w:val="single" w:sz="8" w:space="0" w:color="000000"/>
+              <w:bottom w:val="single" w:sz="8" w:space="0" w:color="000000"/>
+              <w:right w:val="single" w:sz="8" w:space="0" w:color="000000"/>
+            </w:tcBorders>
+            <w:tcMar>
+              <w:top w:w="100" w:type="dxa"/>
+              <w:left w:w="100" w:type="dxa"/>
+              <w:bottom w:w="100" w:type="dxa"/>
+              <w:right w:w="100" w:type="dxa"/>
+            </w:tcMar>
+            <w:hideMark/>
+          </w:tcPr>
+          <w:p>
+            <w:pPr>
+              <w:spacing w:after="0" w:line="240" w:lineRule="auto"/>
+              <w:jc w:val="both"/>
+              <w:rPr>
+                <w:rFonts w:asciiTheme="majorHAnsi" w:eastAsia="Times New Roman" w:hAnsiTheme="majorHAnsi" w:cs="Times New Roman"/>
+                <w:sz w:val="24"/>
+                <w:szCs w:val="24"/>
+                <w:lang w:eastAsia="pt-BR"/>
+              </w:rPr>
+            </w:pPr>
+            <w:r>
+              <w:rPr>
+                <w:rFonts w:asciiTheme="majorHAnsi" w:eastAsia="Times New Roman" w:hAnsiTheme="majorHAnsi" w:cs="Arial"/>
+                <w:color w:val="000000"/>
+                <w:sz w:val="24"/>
+                <w:szCs w:val="24"/>
+                <w:lang w:eastAsia="pt-BR"/>
+              </w:rPr>
+              <w:t>Melhora do detalhamento da introdução, adição de novos recursos funcionais e não funcionais.</w:t>
+            </w:r>
+          </w:p>
+        </w:tc>
+        <w:tc>
+          <w:tcPr>
+            <w:tcW w:w="0" w:type="auto"/>
+            <w:tcBorders>
+              <w:top w:val="single" w:sz="8" w:space="0" w:color="000000"/>
+              <w:left w:val="single" w:sz="8" w:space="0" w:color="000000"/>
+              <w:bottom w:val="single" w:sz="8" w:space="0" w:color="000000"/>
+              <w:right w:val="single" w:sz="8" w:space="0" w:color="000000"/>
+            </w:tcBorders>
+            <w:tcMar>
+              <w:top w:w="100" w:type="dxa"/>
+              <w:left w:w="100" w:type="dxa"/>
+              <w:bottom w:w="100" w:type="dxa"/>
+              <w:right w:w="100" w:type="dxa"/>
+            </w:tcMar>
+            <w:hideMark/>
+          </w:tcPr>
+          <w:p>
+            <w:pPr>
+              <w:spacing w:after="0" w:line="240" w:lineRule="auto"/>
+              <w:jc w:val="center"/>
+              <w:rPr>
+                <w:rFonts w:asciiTheme="majorHAnsi" w:eastAsia="Times New Roman" w:hAnsiTheme="majorHAnsi" w:cs="Times New Roman"/>
+                <w:sz w:val="24"/>
+                <w:szCs w:val="24"/>
+                <w:lang w:eastAsia="pt-BR"/>
+              </w:rPr>
+            </w:pPr>
+          </w:p>
+          <w:p>
+            <w:pPr>
+              <w:spacing w:after="0" w:line="240" w:lineRule="auto"/>
+              <w:jc w:val="center"/>
+              <w:rPr>
+                <w:rFonts w:asciiTheme="majorHAnsi" w:eastAsia="Times New Roman" w:hAnsiTheme="majorHAnsi" w:cs="Times New Roman"/>
+                <w:sz w:val="24"/>
+                <w:szCs w:val="24"/>
+                <w:lang w:eastAsia="pt-BR"/>
+              </w:rPr>
+            </w:pPr>
+            <w:r>
+              <w:rPr>
+                <w:rFonts w:asciiTheme="majorHAnsi" w:eastAsia="Times New Roman" w:hAnsiTheme="majorHAnsi" w:cs="Arial"/>
+                <w:color w:val="000000"/>
+                <w:sz w:val="24"/>
+                <w:szCs w:val="24"/>
+                <w:lang w:eastAsia="pt-BR"/>
+              </w:rPr>
+              <w:t>Jhemys Barros</w:t>
+            </w:r>
+          </w:p>
+        </w:tc>
+      </w:tr>
+      <w:tr>
+        <w:tc>
+          <w:tcPr>
+            <w:tcW w:w="0" w:type="auto"/>
+            <w:tcBorders>
+              <w:top w:val="single" w:sz="8" w:space="0" w:color="000000"/>
+              <w:left w:val="single" w:sz="8" w:space="0" w:color="000000"/>
+              <w:bottom w:val="single" w:sz="8" w:space="0" w:color="000000"/>
+              <w:right w:val="single" w:sz="8" w:space="0" w:color="000000"/>
+            </w:tcBorders>
+            <w:tcMar>
+              <w:top w:w="100" w:type="dxa"/>
+              <w:left w:w="100" w:type="dxa"/>
+              <w:bottom w:w="100" w:type="dxa"/>
+              <w:right w:w="100" w:type="dxa"/>
+            </w:tcMar>
+            <w:hideMark/>
+          </w:tcPr>
+          <w:p>
+            <w:pPr>
+              <w:spacing w:after="240" w:line="240" w:lineRule="auto"/>
+              <w:rPr>
+                <w:rFonts w:asciiTheme="majorHAnsi" w:eastAsia="Times New Roman" w:hAnsiTheme="majorHAnsi" w:cs="Times New Roman"/>
+                <w:sz w:val="24"/>
+                <w:szCs w:val="24"/>
+                <w:lang w:eastAsia="pt-BR"/>
+              </w:rPr>
+            </w:pPr>
+          </w:p>
+          <w:p>
+            <w:pPr>
+              <w:spacing w:after="0" w:line="240" w:lineRule="auto"/>
+              <w:jc w:val="center"/>
+              <w:rPr>
+                <w:rFonts w:asciiTheme="majorHAnsi" w:eastAsia="Times New Roman" w:hAnsiTheme="majorHAnsi" w:cs="Times New Roman"/>
+                <w:sz w:val="24"/>
+                <w:szCs w:val="24"/>
+                <w:lang w:eastAsia="pt-BR"/>
+              </w:rPr>
+            </w:pPr>
+            <w:r>
+              <w:rPr>
+                <w:rFonts w:asciiTheme="majorHAnsi" w:eastAsia="Times New Roman" w:hAnsiTheme="majorHAnsi" w:cs="Arial"/>
+                <w:color w:val="000000"/>
+                <w:sz w:val="24"/>
+                <w:szCs w:val="24"/>
+                <w:lang w:eastAsia="pt-BR"/>
+              </w:rPr>
+              <w:t>28/08/2019</w:t>
+            </w:r>
+          </w:p>
+        </w:tc>
+        <w:tc>
+          <w:tcPr>
+            <w:tcW w:w="0" w:type="auto"/>
+            <w:tcBorders>
+              <w:top w:val="single" w:sz="8" w:space="0" w:color="000000"/>
+              <w:left w:val="single" w:sz="8" w:space="0" w:color="000000"/>
+              <w:bottom w:val="single" w:sz="8" w:space="0" w:color="000000"/>
+              <w:right w:val="single" w:sz="8" w:space="0" w:color="000000"/>
+            </w:tcBorders>
+            <w:tcMar>
+              <w:top w:w="100" w:type="dxa"/>
+              <w:left w:w="100" w:type="dxa"/>
+              <w:bottom w:w="100" w:type="dxa"/>
+              <w:right w:w="100" w:type="dxa"/>
+            </w:tcMar>
+            <w:hideMark/>
+          </w:tcPr>
+          <w:p>
+            <w:pPr>
+              <w:spacing w:after="240" w:line="240" w:lineRule="auto"/>
+              <w:rPr>
+                <w:rFonts w:asciiTheme="majorHAnsi" w:eastAsia="Times New Roman" w:hAnsiTheme="majorHAnsi" w:cs="Times New Roman"/>
+                <w:sz w:val="24"/>
+                <w:szCs w:val="24"/>
+                <w:lang w:eastAsia="pt-BR"/>
+              </w:rPr>
+            </w:pPr>
+          </w:p>
+          <w:p>
+            <w:pPr>
+              <w:spacing w:after="0" w:line="240" w:lineRule="auto"/>
+              <w:jc w:val="center"/>
+              <w:rPr>
+                <w:rFonts w:asciiTheme="majorHAnsi" w:eastAsia="Times New Roman" w:hAnsiTheme="majorHAnsi" w:cs="Times New Roman"/>
+                <w:sz w:val="24"/>
+                <w:szCs w:val="24"/>
+                <w:lang w:eastAsia="pt-BR"/>
+              </w:rPr>
+            </w:pPr>
+            <w:r>
+              <w:rPr>
+                <w:rFonts w:asciiTheme="majorHAnsi" w:eastAsia="Times New Roman" w:hAnsiTheme="majorHAnsi" w:cs="Arial"/>
+                <w:color w:val="000000"/>
+                <w:sz w:val="24"/>
+                <w:szCs w:val="24"/>
+                <w:lang w:eastAsia="pt-BR"/>
+              </w:rPr>
+              <w:t>0.3</w:t>
+            </w:r>
+          </w:p>
+        </w:tc>
+        <w:tc>
+          <w:tcPr>
+            <w:tcW w:w="0" w:type="auto"/>
+            <w:tcBorders>
+              <w:top w:val="single" w:sz="8" w:space="0" w:color="000000"/>
+              <w:left w:val="single" w:sz="8" w:space="0" w:color="000000"/>
+              <w:bottom w:val="single" w:sz="8" w:space="0" w:color="000000"/>
+              <w:right w:val="single" w:sz="8" w:space="0" w:color="000000"/>
+            </w:tcBorders>
+            <w:tcMar>
+              <w:top w:w="100" w:type="dxa"/>
+              <w:left w:w="100" w:type="dxa"/>
+              <w:bottom w:w="100" w:type="dxa"/>
+              <w:right w:w="100" w:type="dxa"/>
+            </w:tcMar>
+            <w:hideMark/>
+          </w:tcPr>
+          <w:p>
+            <w:pPr>
+              <w:spacing w:after="0" w:line="240" w:lineRule="auto"/>
+              <w:jc w:val="both"/>
+              <w:rPr>
+                <w:rFonts w:asciiTheme="majorHAnsi" w:eastAsia="Times New Roman" w:hAnsiTheme="majorHAnsi" w:cs="Arial"/>
+                <w:color w:val="000000"/>
+                <w:sz w:val="24"/>
+                <w:szCs w:val="24"/>
+                <w:lang w:eastAsia="pt-BR"/>
+              </w:rPr>
+            </w:pPr>
+          </w:p>
+          <w:p>
+            <w:pPr>
+              <w:spacing w:after="0" w:line="240" w:lineRule="auto"/>
+              <w:jc w:val="both"/>
+              <w:rPr>
+                <w:rFonts w:asciiTheme="majorHAnsi" w:eastAsia="Times New Roman" w:hAnsiTheme="majorHAnsi" w:cs="Times New Roman"/>
+                <w:sz w:val="24"/>
+                <w:szCs w:val="24"/>
+                <w:lang w:eastAsia="pt-BR"/>
+              </w:rPr>
+            </w:pPr>
+            <w:r>
+              <w:rPr>
+                <w:rFonts w:asciiTheme="majorHAnsi" w:eastAsia="Times New Roman" w:hAnsiTheme="majorHAnsi" w:cs="Arial"/>
+                <w:color w:val="000000"/>
+                <w:sz w:val="24"/>
+                <w:szCs w:val="24"/>
+                <w:lang w:eastAsia="pt-BR"/>
+              </w:rPr>
+              <w:t>Melhoria e adição de tópicos nos requisitos funcionais e não funcionais. Desenvolvimento de Caso de Uso.</w:t>
+            </w:r>
+          </w:p>
+        </w:tc>
+        <w:tc>
+          <w:tcPr>
+            <w:tcW w:w="0" w:type="auto"/>
+            <w:tcBorders>
+              <w:top w:val="single" w:sz="8" w:space="0" w:color="000000"/>
+              <w:left w:val="single" w:sz="8" w:space="0" w:color="000000"/>
+              <w:bottom w:val="single" w:sz="8" w:space="0" w:color="000000"/>
+              <w:right w:val="single" w:sz="8" w:space="0" w:color="000000"/>
+            </w:tcBorders>
+            <w:tcMar>
+              <w:top w:w="100" w:type="dxa"/>
+              <w:left w:w="100" w:type="dxa"/>
+              <w:bottom w:w="100" w:type="dxa"/>
+              <w:right w:w="100" w:type="dxa"/>
+            </w:tcMar>
+            <w:hideMark/>
+          </w:tcPr>
+          <w:p>
+            <w:pPr>
+              <w:spacing w:after="240" w:line="240" w:lineRule="auto"/>
+              <w:jc w:val="center"/>
+              <w:rPr>
+                <w:rFonts w:asciiTheme="majorHAnsi" w:eastAsia="Times New Roman" w:hAnsiTheme="majorHAnsi" w:cs="Times New Roman"/>
+                <w:sz w:val="24"/>
+                <w:szCs w:val="24"/>
+                <w:lang w:eastAsia="pt-BR"/>
+              </w:rPr>
+            </w:pPr>
+          </w:p>
+          <w:p>
+            <w:pPr>
+              <w:spacing w:after="0" w:line="240" w:lineRule="auto"/>
+              <w:jc w:val="center"/>
+              <w:rPr>
+                <w:rFonts w:asciiTheme="majorHAnsi" w:eastAsia="Times New Roman" w:hAnsiTheme="majorHAnsi" w:cs="Times New Roman"/>
+                <w:sz w:val="24"/>
+                <w:szCs w:val="24"/>
+                <w:lang w:eastAsia="pt-BR"/>
+              </w:rPr>
+            </w:pPr>
+            <w:r>
+              <w:rPr>
+                <w:rFonts w:asciiTheme="majorHAnsi" w:eastAsia="Times New Roman" w:hAnsiTheme="majorHAnsi" w:cs="Arial"/>
+                <w:color w:val="000000"/>
+                <w:sz w:val="24"/>
+                <w:szCs w:val="24"/>
+                <w:lang w:eastAsia="pt-BR"/>
+              </w:rPr>
+              <w:t>Jhemys Barros</w:t>
+            </w:r>
+          </w:p>
+        </w:tc>
+      </w:tr>
+      <w:tr>
+        <w:tc>
+          <w:tcPr>
+            <w:tcW w:w="0" w:type="auto"/>
+            <w:tcBorders>
+              <w:top w:val="single" w:sz="8" w:space="0" w:color="000000"/>
+              <w:left w:val="single" w:sz="8" w:space="0" w:color="000000"/>
+              <w:bottom w:val="single" w:sz="8" w:space="0" w:color="000000"/>
+              <w:right w:val="single" w:sz="8" w:space="0" w:color="000000"/>
+            </w:tcBorders>
+            <w:tcMar>
+              <w:top w:w="100" w:type="dxa"/>
+              <w:left w:w="100" w:type="dxa"/>
+              <w:bottom w:w="100" w:type="dxa"/>
+              <w:right w:w="100" w:type="dxa"/>
+            </w:tcMar>
+            <w:hideMark/>
+          </w:tcPr>
+          <w:p>
+            <w:pPr>
+              <w:spacing w:after="240" w:line="240" w:lineRule="auto"/>
+              <w:rPr>
+                <w:rFonts w:asciiTheme="majorHAnsi" w:eastAsia="Times New Roman" w:hAnsiTheme="majorHAnsi" w:cs="Times New Roman"/>
+                <w:sz w:val="24"/>
+                <w:szCs w:val="24"/>
+                <w:lang w:eastAsia="pt-BR"/>
+              </w:rPr>
+            </w:pPr>
+          </w:p>
+          <w:p>
+            <w:pPr>
+              <w:spacing w:after="0" w:line="240" w:lineRule="auto"/>
+              <w:jc w:val="center"/>
+              <w:rPr>
+                <w:rFonts w:asciiTheme="majorHAnsi" w:eastAsia="Times New Roman" w:hAnsiTheme="majorHAnsi" w:cs="Times New Roman"/>
+                <w:sz w:val="24"/>
+                <w:szCs w:val="24"/>
+                <w:lang w:eastAsia="pt-BR"/>
+              </w:rPr>
+            </w:pPr>
+            <w:r>
+              <w:rPr>
+                <w:rFonts w:asciiTheme="majorHAnsi" w:eastAsia="Times New Roman" w:hAnsiTheme="majorHAnsi" w:cs="Arial"/>
+                <w:color w:val="000000"/>
+                <w:sz w:val="24"/>
+                <w:szCs w:val="24"/>
+                <w:lang w:eastAsia="pt-BR"/>
+              </w:rPr>
+              <w:t>14/09/2019</w:t>
+            </w:r>
+          </w:p>
+        </w:tc>
+        <w:tc>
+          <w:tcPr>
+            <w:tcW w:w="0" w:type="auto"/>
+            <w:tcBorders>
+              <w:top w:val="single" w:sz="8" w:space="0" w:color="000000"/>
+              <w:left w:val="single" w:sz="8" w:space="0" w:color="000000"/>
+              <w:bottom w:val="single" w:sz="8" w:space="0" w:color="000000"/>
+              <w:right w:val="single" w:sz="8" w:space="0" w:color="000000"/>
+            </w:tcBorders>
+            <w:tcMar>
+              <w:top w:w="100" w:type="dxa"/>
+              <w:left w:w="100" w:type="dxa"/>
+              <w:bottom w:w="100" w:type="dxa"/>
+              <w:right w:w="100" w:type="dxa"/>
+            </w:tcMar>
+            <w:hideMark/>
+          </w:tcPr>
+          <w:p>
+            <w:pPr>
+              <w:spacing w:after="240" w:line="240" w:lineRule="auto"/>
+              <w:rPr>
+                <w:rFonts w:asciiTheme="majorHAnsi" w:eastAsia="Times New Roman" w:hAnsiTheme="majorHAnsi" w:cs="Times New Roman"/>
+                <w:sz w:val="24"/>
+                <w:szCs w:val="24"/>
+                <w:lang w:eastAsia="pt-BR"/>
+              </w:rPr>
+            </w:pPr>
+          </w:p>
+          <w:p>
+            <w:pPr>
+              <w:spacing w:after="0" w:line="240" w:lineRule="auto"/>
+              <w:jc w:val="center"/>
+              <w:rPr>
+                <w:rFonts w:asciiTheme="majorHAnsi" w:eastAsia="Times New Roman" w:hAnsiTheme="majorHAnsi" w:cs="Times New Roman"/>
+                <w:sz w:val="24"/>
+                <w:szCs w:val="24"/>
+                <w:lang w:eastAsia="pt-BR"/>
+              </w:rPr>
+            </w:pPr>
+            <w:r>
+              <w:rPr>
+                <w:rFonts w:asciiTheme="majorHAnsi" w:eastAsia="Times New Roman" w:hAnsiTheme="majorHAnsi" w:cs="Arial"/>
+                <w:color w:val="000000"/>
+                <w:sz w:val="24"/>
+                <w:szCs w:val="24"/>
+                <w:lang w:eastAsia="pt-BR"/>
+              </w:rPr>
+              <w:t>0.4</w:t>
+            </w:r>
+          </w:p>
+        </w:tc>
+        <w:tc>
+          <w:tcPr>
+            <w:tcW w:w="0" w:type="auto"/>
+            <w:tcBorders>
+              <w:top w:val="single" w:sz="8" w:space="0" w:color="000000"/>
+              <w:left w:val="single" w:sz="8" w:space="0" w:color="000000"/>
+              <w:bottom w:val="single" w:sz="8" w:space="0" w:color="000000"/>
+              <w:right w:val="single" w:sz="8" w:space="0" w:color="000000"/>
+            </w:tcBorders>
+            <w:tcMar>
+              <w:top w:w="100" w:type="dxa"/>
+              <w:left w:w="100" w:type="dxa"/>
+              <w:bottom w:w="100" w:type="dxa"/>
+              <w:right w:w="100" w:type="dxa"/>
+            </w:tcMar>
+            <w:hideMark/>
+          </w:tcPr>
+          <w:p>
+            <w:pPr>
+              <w:spacing w:after="0" w:line="240" w:lineRule="auto"/>
+              <w:jc w:val="both"/>
+              <w:rPr>
+                <w:rFonts w:asciiTheme="majorHAnsi" w:eastAsia="Times New Roman" w:hAnsiTheme="majorHAnsi" w:cs="Arial"/>
+                <w:color w:val="000000"/>
+                <w:sz w:val="24"/>
+                <w:szCs w:val="24"/>
+                <w:lang w:eastAsia="pt-BR"/>
+              </w:rPr>
+            </w:pPr>
+          </w:p>
+          <w:p>
+            <w:pPr>
+              <w:spacing w:after="0" w:line="240" w:lineRule="auto"/>
+              <w:jc w:val="both"/>
+              <w:rPr>
+                <w:rFonts w:asciiTheme="majorHAnsi" w:eastAsia="Times New Roman" w:hAnsiTheme="majorHAnsi" w:cs="Times New Roman"/>
+                <w:sz w:val="24"/>
+                <w:szCs w:val="24"/>
+                <w:lang w:eastAsia="pt-BR"/>
+              </w:rPr>
+            </w:pPr>
+            <w:r>
+              <w:rPr>
+                <w:rFonts w:asciiTheme="majorHAnsi" w:eastAsia="Times New Roman" w:hAnsiTheme="majorHAnsi" w:cs="Arial"/>
+                <w:color w:val="000000"/>
+                <w:sz w:val="24"/>
+                <w:szCs w:val="24"/>
+                <w:lang w:eastAsia="pt-BR"/>
+              </w:rPr>
+              <w:t>Reestruturação dos temas, adição de diagrama de atividade, modelagem do banco de dados.</w:t>
+            </w:r>
+          </w:p>
+        </w:tc>
+        <w:tc>
+          <w:tcPr>
+            <w:tcW w:w="0" w:type="auto"/>
+            <w:tcBorders>
+              <w:top w:val="single" w:sz="8" w:space="0" w:color="000000"/>
+              <w:left w:val="single" w:sz="8" w:space="0" w:color="000000"/>
+              <w:bottom w:val="single" w:sz="8" w:space="0" w:color="000000"/>
+              <w:right w:val="single" w:sz="8" w:space="0" w:color="000000"/>
+            </w:tcBorders>
+            <w:tcMar>
+              <w:top w:w="100" w:type="dxa"/>
+              <w:left w:w="100" w:type="dxa"/>
+              <w:bottom w:w="100" w:type="dxa"/>
+              <w:right w:w="100" w:type="dxa"/>
+            </w:tcMar>
+            <w:hideMark/>
+          </w:tcPr>
+          <w:p>
+            <w:pPr>
+              <w:spacing w:after="240" w:line="240" w:lineRule="auto"/>
+              <w:jc w:val="center"/>
+              <w:rPr>
+                <w:rFonts w:asciiTheme="majorHAnsi" w:eastAsia="Times New Roman" w:hAnsiTheme="majorHAnsi" w:cs="Times New Roman"/>
+                <w:sz w:val="24"/>
+                <w:szCs w:val="24"/>
+                <w:lang w:eastAsia="pt-BR"/>
+              </w:rPr>
+            </w:pPr>
+          </w:p>
+          <w:p>
+            <w:pPr>
+              <w:spacing w:after="0" w:line="240" w:lineRule="auto"/>
+              <w:jc w:val="center"/>
+              <w:rPr>
+                <w:rFonts w:asciiTheme="majorHAnsi" w:eastAsia="Times New Roman" w:hAnsiTheme="majorHAnsi" w:cs="Times New Roman"/>
+                <w:sz w:val="24"/>
+                <w:szCs w:val="24"/>
+                <w:lang w:eastAsia="pt-BR"/>
+              </w:rPr>
+            </w:pPr>
+            <w:r>
+              <w:rPr>
+                <w:rFonts w:asciiTheme="majorHAnsi" w:eastAsia="Times New Roman" w:hAnsiTheme="majorHAnsi" w:cs="Arial"/>
+                <w:color w:val="000000"/>
+                <w:sz w:val="24"/>
+                <w:szCs w:val="24"/>
+                <w:lang w:eastAsia="pt-BR"/>
+              </w:rPr>
+              <w:t>Jhemys Barros</w:t>
+            </w:r>
+          </w:p>
+          <w:p>
+            <w:pPr>
+              <w:spacing w:after="0" w:line="240" w:lineRule="auto"/>
+              <w:jc w:val="center"/>
+              <w:rPr>
+                <w:rFonts w:asciiTheme="majorHAnsi" w:eastAsia="Times New Roman" w:hAnsiTheme="majorHAnsi" w:cs="Times New Roman"/>
+                <w:sz w:val="24"/>
+                <w:szCs w:val="24"/>
+                <w:lang w:eastAsia="pt-BR"/>
+              </w:rPr>
+            </w:pPr>
+          </w:p>
+        </w:tc>
+      </w:tr>
+      <w:tr>
+        <w:tc>
+          <w:tcPr>
+            <w:tcW w:w="0" w:type="auto"/>
+            <w:tcBorders>
+              <w:top w:val="single" w:sz="8" w:space="0" w:color="000000"/>
+              <w:left w:val="single" w:sz="8" w:space="0" w:color="000000"/>
+              <w:bottom w:val="single" w:sz="8" w:space="0" w:color="000000"/>
+              <w:right w:val="single" w:sz="8" w:space="0" w:color="000000"/>
+            </w:tcBorders>
+            <w:tcMar>
+              <w:top w:w="100" w:type="dxa"/>
+              <w:left w:w="100" w:type="dxa"/>
+              <w:bottom w:w="100" w:type="dxa"/>
+              <w:right w:w="100" w:type="dxa"/>
+            </w:tcMar>
+            <w:hideMark/>
+          </w:tcPr>
+          <w:p>
+            <w:pPr>
+              <w:spacing w:after="240" w:line="240" w:lineRule="auto"/>
+              <w:rPr>
+                <w:rFonts w:asciiTheme="majorHAnsi" w:eastAsia="Times New Roman" w:hAnsiTheme="majorHAnsi" w:cs="Times New Roman"/>
+                <w:sz w:val="24"/>
+                <w:szCs w:val="24"/>
+                <w:lang w:eastAsia="pt-BR"/>
+              </w:rPr>
+            </w:pPr>
+          </w:p>
+          <w:p>
+            <w:pPr>
+              <w:spacing w:after="0" w:line="240" w:lineRule="auto"/>
+              <w:jc w:val="center"/>
+              <w:rPr>
+                <w:rFonts w:asciiTheme="majorHAnsi" w:eastAsia="Times New Roman" w:hAnsiTheme="majorHAnsi" w:cs="Times New Roman"/>
+                <w:sz w:val="24"/>
+                <w:szCs w:val="24"/>
+                <w:lang w:eastAsia="pt-BR"/>
+              </w:rPr>
+            </w:pPr>
+            <w:r>
+              <w:rPr>
+                <w:rFonts w:asciiTheme="majorHAnsi" w:eastAsia="Times New Roman" w:hAnsiTheme="majorHAnsi" w:cs="Arial"/>
+                <w:color w:val="000000"/>
+                <w:sz w:val="24"/>
+                <w:szCs w:val="24"/>
+                <w:lang w:eastAsia="pt-BR"/>
+              </w:rPr>
+              <w:t>10/09/2019</w:t>
+            </w:r>
+          </w:p>
+          <w:p>
+            <w:pPr>
+              <w:spacing w:after="0" w:line="240" w:lineRule="auto"/>
+              <w:rPr>
+                <w:rFonts w:asciiTheme="majorHAnsi" w:eastAsia="Times New Roman" w:hAnsiTheme="majorHAnsi" w:cs="Times New Roman"/>
+                <w:sz w:val="24"/>
+                <w:szCs w:val="24"/>
+                <w:lang w:eastAsia="pt-BR"/>
+              </w:rPr>
+            </w:pPr>
+          </w:p>
+        </w:tc>
+        <w:tc>
+          <w:tcPr>
+            <w:tcW w:w="0" w:type="auto"/>
+            <w:tcBorders>
+              <w:top w:val="single" w:sz="8" w:space="0" w:color="000000"/>
+              <w:left w:val="single" w:sz="8" w:space="0" w:color="000000"/>
+              <w:bottom w:val="single" w:sz="8" w:space="0" w:color="000000"/>
+              <w:right w:val="single" w:sz="8" w:space="0" w:color="000000"/>
+            </w:tcBorders>
+            <w:tcMar>
+              <w:top w:w="100" w:type="dxa"/>
+              <w:left w:w="100" w:type="dxa"/>
+              <w:bottom w:w="100" w:type="dxa"/>
+              <w:right w:w="100" w:type="dxa"/>
+            </w:tcMar>
+            <w:hideMark/>
+          </w:tcPr>
+          <w:p>
+            <w:pPr>
+              <w:spacing w:after="240" w:line="240" w:lineRule="auto"/>
+              <w:rPr>
+                <w:rFonts w:asciiTheme="majorHAnsi" w:eastAsia="Times New Roman" w:hAnsiTheme="majorHAnsi" w:cs="Times New Roman"/>
+                <w:sz w:val="24"/>
+                <w:szCs w:val="24"/>
+                <w:lang w:eastAsia="pt-BR"/>
+              </w:rPr>
+            </w:pPr>
+          </w:p>
+          <w:p>
+            <w:pPr>
+              <w:spacing w:after="0" w:line="240" w:lineRule="auto"/>
+              <w:jc w:val="center"/>
+              <w:rPr>
+                <w:rFonts w:asciiTheme="majorHAnsi" w:eastAsia="Times New Roman" w:hAnsiTheme="majorHAnsi" w:cs="Times New Roman"/>
+                <w:sz w:val="24"/>
+                <w:szCs w:val="24"/>
+                <w:lang w:eastAsia="pt-BR"/>
+              </w:rPr>
+            </w:pPr>
+            <w:r>
+              <w:rPr>
+                <w:rFonts w:asciiTheme="majorHAnsi" w:eastAsia="Times New Roman" w:hAnsiTheme="majorHAnsi" w:cs="Arial"/>
+                <w:color w:val="000000"/>
+                <w:sz w:val="24"/>
+                <w:szCs w:val="24"/>
+                <w:lang w:eastAsia="pt-BR"/>
+              </w:rPr>
+              <w:t>0.5</w:t>
+            </w:r>
+          </w:p>
+        </w:tc>
+        <w:tc>
+          <w:tcPr>
+            <w:tcW w:w="0" w:type="auto"/>
+            <w:tcBorders>
+              <w:top w:val="single" w:sz="8" w:space="0" w:color="000000"/>
+              <w:left w:val="single" w:sz="8" w:space="0" w:color="000000"/>
+              <w:bottom w:val="single" w:sz="8" w:space="0" w:color="000000"/>
+              <w:right w:val="single" w:sz="8" w:space="0" w:color="000000"/>
+            </w:tcBorders>
+            <w:tcMar>
+              <w:top w:w="100" w:type="dxa"/>
+              <w:left w:w="100" w:type="dxa"/>
+              <w:bottom w:w="100" w:type="dxa"/>
+              <w:right w:w="100" w:type="dxa"/>
+            </w:tcMar>
+            <w:hideMark/>
+          </w:tcPr>
+          <w:p>
+            <w:pPr>
+              <w:spacing w:after="0" w:line="240" w:lineRule="auto"/>
+              <w:jc w:val="both"/>
+              <w:rPr>
+                <w:rFonts w:asciiTheme="majorHAnsi" w:eastAsia="Times New Roman" w:hAnsiTheme="majorHAnsi" w:cs="Arial"/>
+                <w:color w:val="000000"/>
+                <w:sz w:val="24"/>
+                <w:szCs w:val="24"/>
+                <w:lang w:eastAsia="pt-BR"/>
+              </w:rPr>
+            </w:pPr>
+          </w:p>
+          <w:p>
+            <w:pPr>
+              <w:spacing w:after="0" w:line="240" w:lineRule="auto"/>
+              <w:jc w:val="both"/>
+              <w:rPr>
+                <w:rFonts w:asciiTheme="majorHAnsi" w:eastAsia="Times New Roman" w:hAnsiTheme="majorHAnsi" w:cs="Times New Roman"/>
+                <w:sz w:val="24"/>
+                <w:szCs w:val="24"/>
+                <w:lang w:eastAsia="pt-BR"/>
+              </w:rPr>
+            </w:pPr>
+            <w:r>
+              <w:rPr>
+                <w:rFonts w:asciiTheme="majorHAnsi" w:eastAsia="Times New Roman" w:hAnsiTheme="majorHAnsi" w:cs="Arial"/>
+                <w:color w:val="000000"/>
+                <w:sz w:val="24"/>
+                <w:szCs w:val="24"/>
+                <w:lang w:eastAsia="pt-BR"/>
+              </w:rPr>
+              <w:t>Melhoria na estrutura do texto, correção de pequenos erros e atualização dos diagramas.</w:t>
+            </w:r>
+          </w:p>
+        </w:tc>
+        <w:tc>
+          <w:tcPr>
+            <w:tcW w:w="0" w:type="auto"/>
+            <w:tcBorders>
+              <w:top w:val="single" w:sz="8" w:space="0" w:color="000000"/>
+              <w:left w:val="single" w:sz="8" w:space="0" w:color="000000"/>
+              <w:bottom w:val="single" w:sz="8" w:space="0" w:color="000000"/>
+              <w:right w:val="single" w:sz="8" w:space="0" w:color="000000"/>
+            </w:tcBorders>
+            <w:tcMar>
+              <w:top w:w="100" w:type="dxa"/>
+              <w:left w:w="100" w:type="dxa"/>
+              <w:bottom w:w="100" w:type="dxa"/>
+              <w:right w:w="100" w:type="dxa"/>
+            </w:tcMar>
+            <w:hideMark/>
+          </w:tcPr>
+          <w:p>
+            <w:pPr>
+              <w:spacing w:after="240" w:line="240" w:lineRule="auto"/>
+              <w:jc w:val="center"/>
+              <w:rPr>
+                <w:rFonts w:asciiTheme="majorHAnsi" w:eastAsia="Times New Roman" w:hAnsiTheme="majorHAnsi" w:cs="Times New Roman"/>
+                <w:sz w:val="24"/>
+                <w:szCs w:val="24"/>
+                <w:lang w:eastAsia="pt-BR"/>
+              </w:rPr>
+            </w:pPr>
+          </w:p>
+          <w:p>
+            <w:pPr>
+              <w:spacing w:after="0" w:line="240" w:lineRule="auto"/>
+              <w:jc w:val="center"/>
+              <w:rPr>
+                <w:rFonts w:asciiTheme="majorHAnsi" w:eastAsia="Times New Roman" w:hAnsiTheme="majorHAnsi" w:cs="Times New Roman"/>
+                <w:sz w:val="24"/>
+                <w:szCs w:val="24"/>
+                <w:lang w:eastAsia="pt-BR"/>
+              </w:rPr>
+            </w:pPr>
+            <w:r>
+              <w:rPr>
+                <w:rFonts w:asciiTheme="majorHAnsi" w:eastAsia="Times New Roman" w:hAnsiTheme="majorHAnsi" w:cs="Arial"/>
+                <w:color w:val="000000"/>
+                <w:sz w:val="24"/>
+                <w:szCs w:val="24"/>
+                <w:lang w:eastAsia="pt-BR"/>
+              </w:rPr>
+              <w:t>Jhemys Barros</w:t>
+            </w:r>
+          </w:p>
+          <w:p>
+            <w:pPr>
+              <w:spacing w:after="0" w:line="240" w:lineRule="auto"/>
+              <w:jc w:val="center"/>
+              <w:rPr>
+                <w:rFonts w:asciiTheme="majorHAnsi" w:eastAsia="Times New Roman" w:hAnsiTheme="majorHAnsi" w:cs="Times New Roman"/>
+                <w:sz w:val="24"/>
+                <w:szCs w:val="24"/>
+                <w:lang w:eastAsia="pt-BR"/>
+              </w:rPr>
+            </w:pPr>
+          </w:p>
+        </w:tc>
+      </w:tr>
+      <w:tr>
+        <w:tc>
+          <w:tcPr>
+            <w:tcW w:w="0" w:type="auto"/>
+            <w:tcBorders>
+              <w:top w:val="single" w:sz="8" w:space="0" w:color="000000"/>
+              <w:left w:val="single" w:sz="8" w:space="0" w:color="000000"/>
+              <w:bottom w:val="single" w:sz="8" w:space="0" w:color="000000"/>
+              <w:right w:val="single" w:sz="8" w:space="0" w:color="000000"/>
+            </w:tcBorders>
+            <w:tcMar>
+              <w:top w:w="100" w:type="dxa"/>
+              <w:left w:w="100" w:type="dxa"/>
+              <w:bottom w:w="100" w:type="dxa"/>
+              <w:right w:w="100" w:type="dxa"/>
+            </w:tcMar>
+            <w:hideMark/>
+          </w:tcPr>
+          <w:p>
+            <w:pPr>
+              <w:spacing w:after="0" w:line="240" w:lineRule="auto"/>
+              <w:jc w:val="center"/>
+              <w:rPr>
+                <w:rFonts w:asciiTheme="majorHAnsi" w:eastAsia="Times New Roman" w:hAnsiTheme="majorHAnsi" w:cs="Times New Roman"/>
+                <w:sz w:val="24"/>
+                <w:szCs w:val="24"/>
+                <w:lang w:eastAsia="pt-BR"/>
+              </w:rPr>
+            </w:pPr>
+            <w:r>
+              <w:rPr>
+                <w:rFonts w:asciiTheme="majorHAnsi" w:eastAsia="Times New Roman" w:hAnsiTheme="majorHAnsi" w:cs="Arial"/>
+                <w:color w:val="000000"/>
+                <w:sz w:val="24"/>
+                <w:szCs w:val="24"/>
+                <w:lang w:eastAsia="pt-BR"/>
+              </w:rPr>
+              <w:t>23/10/2019</w:t>
+            </w:r>
+          </w:p>
+          <w:p>
+            <w:pPr>
+              <w:spacing w:after="0" w:line="240" w:lineRule="auto"/>
+              <w:rPr>
+                <w:rFonts w:asciiTheme="majorHAnsi" w:eastAsia="Times New Roman" w:hAnsiTheme="majorHAnsi" w:cs="Times New Roman"/>
+                <w:sz w:val="24"/>
+                <w:szCs w:val="24"/>
+                <w:lang w:eastAsia="pt-BR"/>
+              </w:rPr>
+            </w:pPr>
+          </w:p>
+        </w:tc>
+        <w:tc>
+          <w:tcPr>
+            <w:tcW w:w="0" w:type="auto"/>
+            <w:tcBorders>
+              <w:top w:val="single" w:sz="8" w:space="0" w:color="000000"/>
+              <w:left w:val="single" w:sz="8" w:space="0" w:color="000000"/>
+              <w:bottom w:val="single" w:sz="8" w:space="0" w:color="000000"/>
+              <w:right w:val="single" w:sz="8" w:space="0" w:color="000000"/>
+            </w:tcBorders>
+            <w:tcMar>
+              <w:top w:w="100" w:type="dxa"/>
+              <w:left w:w="100" w:type="dxa"/>
+              <w:bottom w:w="100" w:type="dxa"/>
+              <w:right w:w="100" w:type="dxa"/>
+            </w:tcMar>
+            <w:hideMark/>
+          </w:tcPr>
+          <w:p>
+            <w:pPr>
+              <w:spacing w:after="0" w:line="240" w:lineRule="auto"/>
+              <w:jc w:val="center"/>
+              <w:rPr>
+                <w:rFonts w:asciiTheme="majorHAnsi" w:eastAsia="Times New Roman" w:hAnsiTheme="majorHAnsi" w:cs="Times New Roman"/>
+                <w:sz w:val="24"/>
+                <w:szCs w:val="24"/>
+                <w:lang w:eastAsia="pt-BR"/>
+              </w:rPr>
+            </w:pPr>
+            <w:r>
+              <w:rPr>
+                <w:rFonts w:asciiTheme="majorHAnsi" w:eastAsia="Times New Roman" w:hAnsiTheme="majorHAnsi" w:cs="Arial"/>
+                <w:color w:val="000000"/>
+                <w:sz w:val="24"/>
+                <w:szCs w:val="24"/>
+                <w:lang w:eastAsia="pt-BR"/>
+              </w:rPr>
+              <w:t>0.6</w:t>
+            </w:r>
+          </w:p>
+        </w:tc>
+        <w:tc>
+          <w:tcPr>
+            <w:tcW w:w="0" w:type="auto"/>
+            <w:tcBorders>
+              <w:top w:val="single" w:sz="8" w:space="0" w:color="000000"/>
+              <w:left w:val="single" w:sz="8" w:space="0" w:color="000000"/>
+              <w:bottom w:val="single" w:sz="8" w:space="0" w:color="000000"/>
+              <w:right w:val="single" w:sz="8" w:space="0" w:color="000000"/>
+            </w:tcBorders>
+            <w:tcMar>
+              <w:top w:w="100" w:type="dxa"/>
+              <w:left w:w="100" w:type="dxa"/>
+              <w:bottom w:w="100" w:type="dxa"/>
+              <w:right w:w="100" w:type="dxa"/>
+            </w:tcMar>
+            <w:hideMark/>
+          </w:tcPr>
+          <w:p>
+            <w:pPr>
+              <w:spacing w:after="0" w:line="240" w:lineRule="auto"/>
+              <w:jc w:val="both"/>
+              <w:rPr>
+                <w:rFonts w:asciiTheme="majorHAnsi" w:eastAsia="Times New Roman" w:hAnsiTheme="majorHAnsi" w:cs="Times New Roman"/>
+                <w:sz w:val="24"/>
+                <w:szCs w:val="24"/>
+                <w:lang w:eastAsia="pt-BR"/>
+              </w:rPr>
+            </w:pPr>
+            <w:r>
+              <w:rPr>
+                <w:rFonts w:asciiTheme="majorHAnsi" w:eastAsia="Times New Roman" w:hAnsiTheme="majorHAnsi" w:cs="Arial"/>
+                <w:color w:val="000000"/>
+                <w:sz w:val="24"/>
+                <w:szCs w:val="24"/>
+                <w:lang w:eastAsia="pt-BR"/>
+              </w:rPr>
+              <w:t>Adição da Especificação de requisitos.</w:t>
+            </w:r>
+          </w:p>
+        </w:tc>
+        <w:tc>
+          <w:tcPr>
+            <w:tcW w:w="0" w:type="auto"/>
+            <w:tcBorders>
+              <w:top w:val="single" w:sz="8" w:space="0" w:color="000000"/>
+              <w:left w:val="single" w:sz="8" w:space="0" w:color="000000"/>
+              <w:bottom w:val="single" w:sz="8" w:space="0" w:color="000000"/>
+              <w:right w:val="single" w:sz="8" w:space="0" w:color="000000"/>
+            </w:tcBorders>
+            <w:tcMar>
+              <w:top w:w="100" w:type="dxa"/>
+              <w:left w:w="100" w:type="dxa"/>
+              <w:bottom w:w="100" w:type="dxa"/>
+              <w:right w:w="100" w:type="dxa"/>
+            </w:tcMar>
+            <w:hideMark/>
+          </w:tcPr>
+          <w:p>
+            <w:pPr>
+              <w:spacing w:after="0" w:line="240" w:lineRule="auto"/>
+              <w:jc w:val="center"/>
+              <w:rPr>
+                <w:rFonts w:asciiTheme="majorHAnsi" w:eastAsia="Times New Roman" w:hAnsiTheme="majorHAnsi" w:cs="Times New Roman"/>
+                <w:sz w:val="24"/>
+                <w:szCs w:val="24"/>
+                <w:lang w:eastAsia="pt-BR"/>
+              </w:rPr>
+            </w:pPr>
+            <w:r>
+              <w:rPr>
+                <w:rFonts w:asciiTheme="majorHAnsi" w:eastAsia="Times New Roman" w:hAnsiTheme="majorHAnsi" w:cs="Arial"/>
+                <w:color w:val="000000"/>
+                <w:sz w:val="24"/>
+                <w:szCs w:val="24"/>
+                <w:lang w:eastAsia="pt-BR"/>
+              </w:rPr>
+              <w:t>Jhemys Barros</w:t>
+            </w:r>
+          </w:p>
+        </w:tc>
+      </w:tr>
+    </w:tbl>
+    <w:p>
+      <w:pPr>
+        <w:spacing w:after="0" w:line="240" w:lineRule="auto"/>
+        <w:rPr>
+          <w:rFonts w:asciiTheme="majorHAnsi" w:hAnsiTheme="majorHAnsi"/>
+        </w:rPr>
+      </w:pPr>
+    </w:p>
+    <w:p>
+      <w:pPr>
+        <w:spacing w:after="0" w:line="240" w:lineRule="auto"/>
+        <w:rPr>
+          <w:rFonts w:asciiTheme="majorHAnsi" w:hAnsiTheme="majorHAnsi"/>
+        </w:rPr>
+      </w:pPr>
+    </w:p>
+    <w:p>
+      <w:pPr>
+        <w:spacing w:after="0" w:line="240" w:lineRule="auto"/>
+        <w:rPr>
+          <w:rFonts w:asciiTheme="majorHAnsi" w:hAnsiTheme="majorHAnsi"/>
+        </w:rPr>
+      </w:pPr>
+    </w:p>
+    <w:p>
+      <w:pPr>
+        <w:spacing w:after="0" w:line="240" w:lineRule="auto"/>
+        <w:rPr>
+          <w:rFonts w:asciiTheme="majorHAnsi" w:hAnsiTheme="majorHAnsi"/>
+        </w:rPr>
+      </w:pPr>
+    </w:p>
+    <w:p>
+      <w:pPr>
+        <w:spacing w:after="0" w:line="240" w:lineRule="auto"/>
+        <w:rPr>
+          <w:rFonts w:asciiTheme="majorHAnsi" w:hAnsiTheme="majorHAnsi"/>
+        </w:rPr>
+      </w:pPr>
+    </w:p>
+    <w:p>
+      <w:pPr>
+        <w:spacing w:after="0" w:line="240" w:lineRule="auto"/>
+        <w:rPr>
+          <w:rFonts w:asciiTheme="majorHAnsi" w:hAnsiTheme="majorHAnsi"/>
+        </w:rPr>
+      </w:pPr>
+    </w:p>
+    <w:p>
+      <w:pPr>
+        <w:spacing w:after="0" w:line="240" w:lineRule="auto"/>
+        <w:rPr>
+          <w:rFonts w:asciiTheme="majorHAnsi" w:hAnsiTheme="majorHAnsi"/>
+        </w:rPr>
+      </w:pPr>
+    </w:p>
+    <w:p>
+      <w:pPr>
+        <w:spacing w:after="0" w:line="240" w:lineRule="auto"/>
+        <w:rPr>
+          <w:rFonts w:asciiTheme="majorHAnsi" w:hAnsiTheme="majorHAnsi"/>
+        </w:rPr>
+      </w:pPr>
+    </w:p>
+    <w:p>
+      <w:pPr>
+        <w:spacing w:after="0" w:line="240" w:lineRule="auto"/>
+        <w:rPr>
+          <w:rFonts w:asciiTheme="majorHAnsi" w:hAnsiTheme="majorHAnsi"/>
+        </w:rPr>
+      </w:pPr>
+    </w:p>
+    <w:p>
+      <w:pPr>
+        <w:spacing w:after="0" w:line="240" w:lineRule="auto"/>
+        <w:rPr>
+          <w:rFonts w:asciiTheme="majorHAnsi" w:hAnsiTheme="majorHAnsi"/>
+        </w:rPr>
+      </w:pPr>
+    </w:p>
+    <w:p>
+      <w:pPr>
+        <w:spacing w:after="0" w:line="240" w:lineRule="auto"/>
+        <w:rPr>
+          <w:rFonts w:asciiTheme="majorHAnsi" w:hAnsiTheme="majorHAnsi"/>
+        </w:rPr>
+      </w:pPr>
+    </w:p>
+    <w:p>
+      <w:pPr>
+        <w:spacing w:after="0" w:line="240" w:lineRule="auto"/>
+        <w:rPr>
+          <w:rFonts w:asciiTheme="majorHAnsi" w:hAnsiTheme="majorHAnsi"/>
+        </w:rPr>
+      </w:pPr>
+    </w:p>
+    <w:p>
+      <w:pPr>
+        <w:spacing w:after="0" w:line="240" w:lineRule="auto"/>
+        <w:rPr>
+          <w:rFonts w:asciiTheme="majorHAnsi" w:hAnsiTheme="majorHAnsi"/>
+        </w:rPr>
+      </w:pPr>
+    </w:p>
+    <w:p>
+      <w:pPr>
+        <w:spacing w:after="0" w:line="240" w:lineRule="auto"/>
+        <w:rPr>
+          <w:rFonts w:asciiTheme="majorHAnsi" w:hAnsiTheme="majorHAnsi"/>
+        </w:rPr>
+      </w:pPr>
+    </w:p>
+    <w:p>
+      <w:pPr>
+        <w:spacing w:after="0" w:line="240" w:lineRule="auto"/>
+        <w:rPr>
+          <w:rFonts w:asciiTheme="majorHAnsi" w:hAnsiTheme="majorHAnsi"/>
+        </w:rPr>
+      </w:pPr>
+    </w:p>
+    <w:p>
+      <w:pPr>
+        <w:spacing w:after="0" w:line="240" w:lineRule="auto"/>
+        <w:rPr>
+          <w:rFonts w:asciiTheme="majorHAnsi" w:hAnsiTheme="majorHAnsi"/>
+        </w:rPr>
+      </w:pPr>
+    </w:p>
+    <w:p>
+      <w:pPr>
+        <w:spacing w:after="0" w:line="240" w:lineRule="auto"/>
+        <w:rPr>
+          <w:rFonts w:asciiTheme="majorHAnsi" w:hAnsiTheme="majorHAnsi"/>
+        </w:rPr>
+      </w:pPr>
+    </w:p>
+    <w:p>
+      <w:pPr>
+        <w:pStyle w:val="PargrafodaLista"/>
+        <w:numPr>
+          <w:ilvl w:val="0"/>
+          <w:numId w:val="2"/>
+        </w:numPr>
+        <w:jc w:val="both"/>
+        <w:rPr>
+          <w:rFonts w:asciiTheme="majorHAnsi" w:hAnsiTheme="majorHAnsi"/>
+          <w:b/>
+          <w:sz w:val="28"/>
+          <w:szCs w:val="28"/>
+        </w:rPr>
+      </w:pPr>
+      <w:r>
+        <w:rPr>
+          <w:rFonts w:asciiTheme="majorHAnsi" w:hAnsiTheme="majorHAnsi"/>
+          <w:b/>
+          <w:sz w:val="28"/>
+          <w:szCs w:val="28"/>
+        </w:rPr>
+        <w:lastRenderedPageBreak/>
+        <w:t>Introdução</w:t>
+      </w:r>
+    </w:p>
+    <w:p>
+      <w:pPr>
+        <w:jc w:val="both"/>
+        <w:rPr>
+          <w:rFonts w:asciiTheme="majorHAnsi" w:hAnsiTheme="majorHAnsi"/>
+          <w:sz w:val="24"/>
+          <w:szCs w:val="24"/>
+        </w:rPr>
+      </w:pPr>
+    </w:p>
+    <w:p>
+      <w:pPr>
+        <w:ind w:firstLine="708"/>
+        <w:jc w:val="both"/>
+        <w:rPr>
+          <w:rFonts w:asciiTheme="majorHAnsi" w:hAnsiTheme="majorHAnsi"/>
+          <w:sz w:val="24"/>
+          <w:szCs w:val="24"/>
+        </w:rPr>
+      </w:pPr>
+      <w:r>
+        <w:rPr>
+          <w:rFonts w:asciiTheme="majorHAnsi" w:hAnsiTheme="majorHAnsi"/>
+          <w:sz w:val="24"/>
+          <w:szCs w:val="24"/>
+        </w:rPr>
+        <w:t xml:space="preserve">Este documento especifica o sistema </w:t>
+      </w:r>
+      <w:proofErr w:type="spellStart"/>
+      <w:r>
+        <w:rPr>
+          <w:rFonts w:asciiTheme="majorHAnsi" w:hAnsiTheme="majorHAnsi"/>
+          <w:sz w:val="24"/>
+          <w:szCs w:val="24"/>
+        </w:rPr>
+        <w:t>UniDocs</w:t>
+      </w:r>
+      <w:proofErr w:type="spellEnd"/>
+      <w:r>
+        <w:rPr>
+          <w:rFonts w:asciiTheme="majorHAnsi" w:hAnsiTheme="majorHAnsi"/>
+          <w:sz w:val="24"/>
+          <w:szCs w:val="24"/>
+        </w:rPr>
+        <w:t>, a fim de fornecer aos desenvolvedores as informações necessárias para o projeto e implementação, assim como para a realização dos testes e homologação do sistema.</w:t>
+      </w:r>
+    </w:p>
+    <w:p>
+      <w:pPr>
+        <w:ind w:firstLine="708"/>
+        <w:jc w:val="both"/>
+        <w:rPr>
+          <w:rFonts w:asciiTheme="majorHAnsi" w:hAnsiTheme="majorHAnsi"/>
+          <w:sz w:val="24"/>
+          <w:szCs w:val="24"/>
+        </w:rPr>
+      </w:pPr>
+      <w:r>
+        <w:rPr>
+          <w:rFonts w:asciiTheme="majorHAnsi" w:hAnsiTheme="majorHAnsi"/>
+          <w:sz w:val="24"/>
+          <w:szCs w:val="24"/>
+        </w:rPr>
+        <w:t>Quando foi feito o levantamento acerca da necessidade de um sistema que tornasse todo o processo que circundam o: </w:t>
+      </w:r>
+    </w:p>
+    <w:p>
+      <w:pPr>
+        <w:ind w:left="708" w:firstLine="708"/>
+        <w:jc w:val="both"/>
+        <w:rPr>
+          <w:rFonts w:asciiTheme="majorHAnsi" w:hAnsiTheme="majorHAnsi"/>
+          <w:sz w:val="24"/>
+          <w:szCs w:val="24"/>
+        </w:rPr>
+      </w:pPr>
+      <w:r>
+        <w:rPr>
+          <w:rFonts w:asciiTheme="majorHAnsi" w:hAnsiTheme="majorHAnsi"/>
+          <w:sz w:val="24"/>
+          <w:szCs w:val="24"/>
+        </w:rPr>
+        <w:t>Projeto de Conclusão de Curso (PCC), que é a estruturação de um projeto em Sistemas de Informação que inclua implementação em linguagem computacional, metodologia para elaboração de proposta de projeto, técnicas de apresentação e defesa pública e elaboração de proposta formal de projetos. Ao final do semestre, o aluno deverá apresentar, em seminário, o projeto de seu Trabalho de Conclusão, incluindo, a identificação e aceitação do Professor Orientador e Co-orientador, se for o caso. </w:t>
+      </w:r>
+    </w:p>
+    <w:p>
+      <w:pPr>
+        <w:ind w:left="708" w:firstLine="708"/>
+        <w:jc w:val="both"/>
+        <w:rPr>
+          <w:rFonts w:asciiTheme="majorHAnsi" w:hAnsiTheme="majorHAnsi"/>
+          <w:sz w:val="24"/>
+          <w:szCs w:val="24"/>
+        </w:rPr>
+      </w:pPr>
+      <w:r>
+        <w:rPr>
+          <w:rFonts w:asciiTheme="majorHAnsi" w:hAnsiTheme="majorHAnsi"/>
+          <w:sz w:val="24"/>
+          <w:szCs w:val="24"/>
+        </w:rPr>
+        <w:t>Trabalho de Conclusão de Curso (TCC), se trata do desenvolvimento e defesa de um trabalho científico e acadêmico supervisionado, que, preferencialmente, integre diversas áreas de formação do curso. Produção de uma monografia relativa ao trabalho. A disciplina implementa a proposta de trabalho desenvolvida na disciplina Projeto de Conclusão de Curso. </w:t>
+      </w:r>
+    </w:p>
+    <w:p>
+      <w:pPr>
+        <w:ind w:firstLine="708"/>
+        <w:jc w:val="both"/>
+        <w:rPr>
+          <w:rFonts w:asciiTheme="majorHAnsi" w:hAnsiTheme="majorHAnsi"/>
+          <w:sz w:val="24"/>
+          <w:szCs w:val="24"/>
+        </w:rPr>
+      </w:pPr>
+      <w:r>
+        <w:rPr>
+          <w:rFonts w:asciiTheme="majorHAnsi" w:hAnsiTheme="majorHAnsi"/>
+          <w:sz w:val="24"/>
+          <w:szCs w:val="24"/>
+        </w:rPr>
+        <w:t>Foi observado que todo processo ocorre de forma manual, e sem nenhum meio digital para a gestão dos documentos gerados nessas 2 etapas da vida acadêmica. Logo, justificar-se-á a implementação de um sistema que exerça essa função.</w:t>
+      </w:r>
+    </w:p>
+    <w:p>
+      <w:pPr>
+        <w:jc w:val="both"/>
+        <w:rPr>
+          <w:rFonts w:asciiTheme="majorHAnsi" w:hAnsiTheme="majorHAnsi"/>
+          <w:sz w:val="24"/>
+          <w:szCs w:val="24"/>
+        </w:rPr>
+      </w:pPr>
+    </w:p>
+    <w:p>
+      <w:pPr>
+        <w:pStyle w:val="PargrafodaLista"/>
+        <w:numPr>
+          <w:ilvl w:val="0"/>
+          <w:numId w:val="4"/>
+        </w:numPr>
+        <w:spacing w:before="360" w:after="120" w:line="240" w:lineRule="auto"/>
+        <w:jc w:val="both"/>
+        <w:textAlignment w:val="baseline"/>
+        <w:outlineLvl w:val="1"/>
+        <w:rPr>
+          <w:rFonts w:asciiTheme="majorHAnsi" w:eastAsia="Times New Roman" w:hAnsiTheme="majorHAnsi" w:cs="Arial"/>
+          <w:b/>
+          <w:bCs/>
+          <w:color w:val="000000"/>
+          <w:sz w:val="28"/>
+          <w:szCs w:val="28"/>
+          <w:lang w:eastAsia="pt-BR"/>
+        </w:rPr>
+      </w:pPr>
+      <w:r>
+        <w:rPr>
+          <w:rFonts w:asciiTheme="majorHAnsi" w:eastAsia="Times New Roman" w:hAnsiTheme="majorHAnsi" w:cs="Arial"/>
+          <w:b/>
+          <w:bCs/>
+          <w:color w:val="000000"/>
+          <w:sz w:val="28"/>
+          <w:szCs w:val="28"/>
+          <w:lang w:eastAsia="pt-BR"/>
+        </w:rPr>
+        <w:t xml:space="preserve"> </w:t>
+      </w:r>
+      <w:r>
+        <w:rPr>
+          <w:rFonts w:asciiTheme="majorHAnsi" w:eastAsia="Times New Roman" w:hAnsiTheme="majorHAnsi" w:cs="Arial"/>
+          <w:b/>
+          <w:bCs/>
+          <w:color w:val="000000"/>
+          <w:sz w:val="28"/>
+          <w:szCs w:val="28"/>
+          <w:lang w:eastAsia="pt-BR"/>
+        </w:rPr>
+        <w:t>Justificativa do Projeto</w:t>
+      </w:r>
+    </w:p>
+    <w:p>
+      <w:pPr>
+        <w:jc w:val="both"/>
+        <w:rPr>
+          <w:rFonts w:asciiTheme="majorHAnsi" w:eastAsia="Times New Roman" w:hAnsiTheme="majorHAnsi" w:cs="Arial"/>
+          <w:color w:val="000000"/>
+          <w:sz w:val="24"/>
+          <w:szCs w:val="24"/>
+          <w:lang w:eastAsia="pt-BR"/>
+        </w:rPr>
+      </w:pPr>
+      <w:r>
+        <w:rPr>
+          <w:rFonts w:asciiTheme="majorHAnsi" w:eastAsia="Times New Roman" w:hAnsiTheme="majorHAnsi" w:cs="Times New Roman"/>
+          <w:sz w:val="24"/>
+          <w:szCs w:val="24"/>
+          <w:lang w:eastAsia="pt-BR"/>
+        </w:rPr>
+        <w:br/>
+      </w:r>
+      <w:r>
+        <w:rPr>
+          <w:rFonts w:asciiTheme="majorHAnsi" w:eastAsia="Times New Roman" w:hAnsiTheme="majorHAnsi" w:cs="Arial"/>
+          <w:color w:val="000000"/>
+          <w:sz w:val="24"/>
+          <w:szCs w:val="24"/>
+          <w:lang w:eastAsia="pt-BR"/>
+        </w:rPr>
+        <w:tab/>
+        <w:t xml:space="preserve">O Sistema </w:t>
+      </w:r>
+      <w:proofErr w:type="spellStart"/>
+      <w:r>
+        <w:rPr>
+          <w:rFonts w:asciiTheme="majorHAnsi" w:eastAsia="Times New Roman" w:hAnsiTheme="majorHAnsi" w:cs="Arial"/>
+          <w:color w:val="000000"/>
+          <w:sz w:val="24"/>
+          <w:szCs w:val="24"/>
+          <w:lang w:eastAsia="pt-BR"/>
+        </w:rPr>
+        <w:t>UniDocs</w:t>
+      </w:r>
+      <w:proofErr w:type="spellEnd"/>
+      <w:r>
+        <w:rPr>
+          <w:rFonts w:asciiTheme="majorHAnsi" w:eastAsia="Times New Roman" w:hAnsiTheme="majorHAnsi" w:cs="Arial"/>
+          <w:color w:val="000000"/>
+          <w:sz w:val="24"/>
+          <w:szCs w:val="24"/>
+          <w:lang w:eastAsia="pt-BR"/>
+        </w:rPr>
+        <w:t xml:space="preserve"> surgiu de uma necessidade real da </w:t>
+      </w:r>
+      <w:proofErr w:type="spellStart"/>
+      <w:r>
+        <w:rPr>
+          <w:rFonts w:asciiTheme="majorHAnsi" w:eastAsia="Times New Roman" w:hAnsiTheme="majorHAnsi" w:cs="Arial"/>
+          <w:color w:val="000000"/>
+          <w:sz w:val="24"/>
+          <w:szCs w:val="24"/>
+          <w:lang w:eastAsia="pt-BR"/>
+        </w:rPr>
+        <w:t>Unitins</w:t>
+      </w:r>
+      <w:proofErr w:type="spellEnd"/>
+      <w:r>
+        <w:rPr>
+          <w:rFonts w:asciiTheme="majorHAnsi" w:eastAsia="Times New Roman" w:hAnsiTheme="majorHAnsi" w:cs="Arial"/>
+          <w:color w:val="000000"/>
+          <w:sz w:val="24"/>
+          <w:szCs w:val="24"/>
+          <w:lang w:eastAsia="pt-BR"/>
+        </w:rPr>
+        <w:t xml:space="preserve"> em relação a Gestão de Projetos de Orientação, ou seja, documentos de PCC e TCC hoje são feitos manualmente por alunos e professores, que pode gerar alguns problemas como; impossibilidade de registrar todas etapas em uma plataforma que possa ser compartilhada entre professor orientador e aluno, sobrecarga no número de orientandos por professor, banca na maioria das vezes é composta pelos mesmos membros, perda de atas de reunião, manuseio e armazenamento não recomendado de dados, pois os mesmos não são gerido por um sistema automatizado e digital.</w:t>
+      </w:r>
+    </w:p>
+    <w:p>
+      <w:pPr>
+        <w:jc w:val="both"/>
+        <w:rPr>
+          <w:rFonts w:asciiTheme="majorHAnsi" w:eastAsia="Times New Roman" w:hAnsiTheme="majorHAnsi" w:cs="Arial"/>
+          <w:color w:val="000000"/>
+          <w:sz w:val="24"/>
+          <w:szCs w:val="24"/>
+          <w:lang w:eastAsia="pt-BR"/>
+        </w:rPr>
+      </w:pPr>
+    </w:p>
+    <w:p>
+      <w:pPr>
+        <w:pStyle w:val="PargrafodaLista"/>
+        <w:numPr>
+          <w:ilvl w:val="0"/>
+          <w:numId w:val="6"/>
+        </w:numPr>
+        <w:spacing w:before="360" w:after="120" w:line="240" w:lineRule="auto"/>
+        <w:jc w:val="both"/>
+        <w:textAlignment w:val="baseline"/>
+        <w:outlineLvl w:val="1"/>
+        <w:rPr>
+          <w:rFonts w:asciiTheme="majorHAnsi" w:eastAsia="Times New Roman" w:hAnsiTheme="majorHAnsi" w:cs="Arial"/>
+          <w:b/>
+          <w:bCs/>
+          <w:color w:val="000000"/>
+          <w:sz w:val="28"/>
+          <w:szCs w:val="28"/>
+          <w:lang w:eastAsia="pt-BR"/>
+        </w:rPr>
+      </w:pPr>
+      <w:r>
+        <w:rPr>
+          <w:rFonts w:asciiTheme="majorHAnsi" w:eastAsia="Times New Roman" w:hAnsiTheme="majorHAnsi" w:cs="Arial"/>
+          <w:b/>
+          <w:bCs/>
+          <w:color w:val="000000"/>
+          <w:sz w:val="28"/>
+          <w:szCs w:val="28"/>
+          <w:lang w:eastAsia="pt-BR"/>
+        </w:rPr>
+        <w:t xml:space="preserve"> </w:t>
+      </w:r>
+      <w:r>
+        <w:rPr>
+          <w:rFonts w:asciiTheme="majorHAnsi" w:eastAsia="Times New Roman" w:hAnsiTheme="majorHAnsi" w:cs="Arial"/>
+          <w:b/>
+          <w:bCs/>
+          <w:color w:val="000000"/>
+          <w:sz w:val="28"/>
+          <w:szCs w:val="28"/>
+          <w:lang w:eastAsia="pt-BR"/>
+        </w:rPr>
+        <w:t>Benefícios do Projeto</w:t>
+      </w:r>
+    </w:p>
+    <w:p>
+      <w:pPr>
+        <w:spacing w:after="0" w:line="240" w:lineRule="auto"/>
+        <w:rPr>
+          <w:rFonts w:asciiTheme="majorHAnsi" w:eastAsia="Times New Roman" w:hAnsiTheme="majorHAnsi" w:cs="Times New Roman"/>
+          <w:sz w:val="24"/>
+          <w:szCs w:val="24"/>
+          <w:lang w:eastAsia="pt-BR"/>
+        </w:rPr>
+      </w:pPr>
+    </w:p>
+    <w:p>
+      <w:pPr>
+        <w:spacing w:after="0" w:line="240" w:lineRule="auto"/>
+        <w:ind w:firstLine="720"/>
+        <w:jc w:val="both"/>
+        <w:rPr>
+          <w:rFonts w:asciiTheme="majorHAnsi" w:eastAsia="Times New Roman" w:hAnsiTheme="majorHAnsi" w:cs="Arial"/>
+          <w:color w:val="000000"/>
+          <w:sz w:val="24"/>
+          <w:szCs w:val="24"/>
+          <w:lang w:eastAsia="pt-BR"/>
+        </w:rPr>
+      </w:pPr>
+      <w:r>
+        <w:rPr>
+          <w:rFonts w:asciiTheme="majorHAnsi" w:eastAsia="Times New Roman" w:hAnsiTheme="majorHAnsi" w:cs="Arial"/>
+          <w:color w:val="000000"/>
+          <w:sz w:val="24"/>
+          <w:szCs w:val="24"/>
+          <w:lang w:eastAsia="pt-BR"/>
+        </w:rPr>
+        <w:t xml:space="preserve">Com a implantação do sistema </w:t>
+      </w:r>
+      <w:proofErr w:type="spellStart"/>
+      <w:r>
+        <w:rPr>
+          <w:rFonts w:asciiTheme="majorHAnsi" w:eastAsia="Times New Roman" w:hAnsiTheme="majorHAnsi" w:cs="Arial"/>
+          <w:color w:val="000000"/>
+          <w:sz w:val="24"/>
+          <w:szCs w:val="24"/>
+          <w:lang w:eastAsia="pt-BR"/>
+        </w:rPr>
+        <w:t>UniDocs</w:t>
+      </w:r>
+      <w:proofErr w:type="spellEnd"/>
+      <w:r>
+        <w:rPr>
+          <w:rFonts w:asciiTheme="majorHAnsi" w:eastAsia="Times New Roman" w:hAnsiTheme="majorHAnsi" w:cs="Arial"/>
+          <w:color w:val="000000"/>
+          <w:sz w:val="24"/>
+          <w:szCs w:val="24"/>
+          <w:lang w:eastAsia="pt-BR"/>
+        </w:rPr>
+        <w:t xml:space="preserve"> todos os processos ligados a Gestão de Projetos de Orientação já mencionada, poderão ser automatizados através de uma plataforma web que </w:t>
+      </w:r>
+      <w:r>
+        <w:rPr>
+          <w:rFonts w:asciiTheme="majorHAnsi" w:eastAsia="Times New Roman" w:hAnsiTheme="majorHAnsi" w:cs="Arial"/>
+          <w:color w:val="000000"/>
+          <w:sz w:val="24"/>
+          <w:szCs w:val="24"/>
+          <w:lang w:eastAsia="pt-BR"/>
+        </w:rPr>
+        <w:lastRenderedPageBreak/>
+        <w:t>comportará todos os documentos necessário para iniciar e formalizar o PCC e TCC. Além de contar com um repositório de arquivos no qual poderá ser feito do upload e download de PCC/TCC, professores poderão ter controle de seus orientandos, professor da disciplina pode gerenciar melhor os alunos das devidas disciplinas, permitir que a validação (assinatura) seja feita digitalmente, abrir possibilidade para que todos os professores possam participar da banca avaliadora.</w:t>
+      </w:r>
+    </w:p>
+    <w:p>
+      <w:pPr>
+        <w:spacing w:after="0" w:line="240" w:lineRule="auto"/>
+        <w:jc w:val="both"/>
+        <w:rPr>
+          <w:rFonts w:asciiTheme="majorHAnsi" w:eastAsia="Times New Roman" w:hAnsiTheme="majorHAnsi" w:cs="Arial"/>
+          <w:color w:val="000000"/>
+          <w:sz w:val="24"/>
+          <w:szCs w:val="24"/>
+          <w:lang w:eastAsia="pt-BR"/>
+        </w:rPr>
+      </w:pPr>
+    </w:p>
+    <w:p>
+      <w:pPr>
+        <w:pStyle w:val="PargrafodaLista"/>
+        <w:numPr>
+          <w:ilvl w:val="0"/>
+          <w:numId w:val="8"/>
+        </w:numPr>
+        <w:spacing w:before="360" w:after="120" w:line="240" w:lineRule="auto"/>
+        <w:jc w:val="both"/>
+        <w:textAlignment w:val="baseline"/>
+        <w:outlineLvl w:val="1"/>
+        <w:rPr>
+          <w:rFonts w:asciiTheme="majorHAnsi" w:eastAsia="Times New Roman" w:hAnsiTheme="majorHAnsi" w:cs="Arial"/>
+          <w:b/>
+          <w:bCs/>
+          <w:color w:val="000000"/>
+          <w:sz w:val="28"/>
+          <w:szCs w:val="28"/>
+          <w:lang w:eastAsia="pt-BR"/>
+        </w:rPr>
+      </w:pPr>
+      <w:r>
+        <w:rPr>
+          <w:rFonts w:asciiTheme="majorHAnsi" w:eastAsia="Times New Roman" w:hAnsiTheme="majorHAnsi" w:cs="Arial"/>
+          <w:b/>
+          <w:bCs/>
+          <w:color w:val="000000"/>
+          <w:sz w:val="28"/>
+          <w:szCs w:val="28"/>
+          <w:lang w:eastAsia="pt-BR"/>
+        </w:rPr>
+        <w:t xml:space="preserve"> </w:t>
+      </w:r>
+      <w:r>
+        <w:rPr>
+          <w:rFonts w:asciiTheme="majorHAnsi" w:eastAsia="Times New Roman" w:hAnsiTheme="majorHAnsi" w:cs="Arial"/>
+          <w:b/>
+          <w:bCs/>
+          <w:color w:val="000000"/>
+          <w:sz w:val="28"/>
+          <w:szCs w:val="28"/>
+          <w:lang w:eastAsia="pt-BR"/>
+        </w:rPr>
+        <w:t>Objetivo Geral</w:t>
+      </w:r>
+    </w:p>
+    <w:p>
+      <w:pPr>
+        <w:spacing w:after="0" w:line="240" w:lineRule="auto"/>
+        <w:rPr>
+          <w:rFonts w:asciiTheme="majorHAnsi" w:eastAsia="Times New Roman" w:hAnsiTheme="majorHAnsi" w:cs="Times New Roman"/>
+          <w:sz w:val="24"/>
+          <w:szCs w:val="24"/>
+          <w:lang w:eastAsia="pt-BR"/>
+        </w:rPr>
+      </w:pPr>
+    </w:p>
+    <w:p>
+      <w:pPr>
+        <w:spacing w:after="0" w:line="240" w:lineRule="auto"/>
+        <w:ind w:firstLine="720"/>
+        <w:jc w:val="both"/>
+        <w:rPr>
+          <w:rFonts w:asciiTheme="majorHAnsi" w:eastAsia="Times New Roman" w:hAnsiTheme="majorHAnsi" w:cs="Times New Roman"/>
+          <w:sz w:val="24"/>
+          <w:szCs w:val="24"/>
+          <w:lang w:eastAsia="pt-BR"/>
+        </w:rPr>
+      </w:pPr>
+      <w:r>
+        <w:rPr>
+          <w:rFonts w:asciiTheme="majorHAnsi" w:eastAsia="Times New Roman" w:hAnsiTheme="majorHAnsi" w:cs="Arial"/>
+          <w:color w:val="000000"/>
+          <w:sz w:val="24"/>
+          <w:szCs w:val="24"/>
+          <w:lang w:eastAsia="pt-BR"/>
+        </w:rPr>
+        <w:t>Auxiliar professores e alunos a elaborar termos, relatórios, formulários, gerenciar processos e trâmites durante as disciplinas de PCC e TCC.</w:t>
+      </w:r>
       <w:bookmarkStart w:id="0" w:name="_GoBack"/>
       <w:bookmarkEnd w:id="0"/>
-      <w:r>
+    </w:p>
+    <w:p>
+      <w:pPr>
+        <w:spacing w:after="0" w:line="240" w:lineRule="auto"/>
+        <w:jc w:val="both"/>
         <w:rPr>
           <w:rFonts w:asciiTheme="majorHAnsi" w:eastAsia="Times New Roman" w:hAnsiTheme="majorHAnsi" w:cs="Times New Roman"/>
           <w:sz w:val="24"/>
           <w:szCs w:val="24"/>
           <w:lang w:eastAsia="pt-BR"/>
         </w:rPr>
-        <w:br/>
-      </w:r>
-      <w:r>
-        <w:rPr>
-          <w:rFonts w:asciiTheme="majorHAnsi" w:eastAsia="Times New Roman" w:hAnsiTheme="majorHAnsi" w:cs="Times New Roman"/>
-          <w:sz w:val="24"/>
-          <w:szCs w:val="24"/>
-          <w:lang w:eastAsia="pt-BR"/>
-        </w:rPr>
-        <w:br/>
-      </w:r>
-      <w:r>
-        <w:rPr>
-          <w:rFonts w:asciiTheme="majorHAnsi" w:eastAsia="Times New Roman" w:hAnsiTheme="majorHAnsi" w:cs="Times New Roman"/>
-          <w:sz w:val="24"/>
-          <w:szCs w:val="24"/>
-          <w:lang w:eastAsia="pt-BR"/>
-        </w:rPr>
-        <w:br/>
-      </w:r>
-      <w:r>
-        <w:rPr>
-          <w:rFonts w:asciiTheme="majorHAnsi" w:eastAsia="Times New Roman" w:hAnsiTheme="majorHAnsi" w:cs="Times New Roman"/>
-          <w:sz w:val="24"/>
-          <w:szCs w:val="24"/>
-          <w:lang w:eastAsia="pt-BR"/>
-        </w:rPr>
-        <w:br/>
-      </w:r>
-      <w:r>
-        <w:rPr>
-          <w:rFonts w:asciiTheme="majorHAnsi" w:eastAsia="Times New Roman" w:hAnsiTheme="majorHAnsi" w:cs="Times New Roman"/>
-          <w:sz w:val="24"/>
-          <w:szCs w:val="24"/>
-          <w:lang w:eastAsia="pt-BR"/>
-        </w:rPr>
-        <w:br/>
-      </w:r>
-      <w:r>
-        <w:rPr>
-          <w:rFonts w:asciiTheme="majorHAnsi" w:eastAsia="Times New Roman" w:hAnsiTheme="majorHAnsi" w:cs="Times New Roman"/>
-          <w:sz w:val="24"/>
-          <w:szCs w:val="24"/>
-          <w:lang w:eastAsia="pt-BR"/>
-        </w:rPr>
-        <w:br/>
-      </w:r>
-      <w:r>
-        <w:rPr>
-          <w:rFonts w:asciiTheme="majorHAnsi" w:eastAsia="Times New Roman" w:hAnsiTheme="majorHAnsi" w:cs="Times New Roman"/>
-          <w:sz w:val="24"/>
-          <w:szCs w:val="24"/>
-          <w:lang w:eastAsia="pt-BR"/>
-        </w:rPr>
-        <w:br/>
-      </w:r>
-      <w:r>
-        <w:rPr>
-          <w:rFonts w:asciiTheme="majorHAnsi" w:eastAsia="Times New Roman" w:hAnsiTheme="majorHAnsi" w:cs="Times New Roman"/>
-          <w:sz w:val="24"/>
-          <w:szCs w:val="24"/>
-          <w:lang w:eastAsia="pt-BR"/>
-        </w:rPr>
-        <w:br/>
-      </w:r>
-    </w:p>
-    <w:p>
-      <w:pPr>
-        <w:spacing w:after="0" w:line="240" w:lineRule="auto"/>
-        <w:jc w:val="center"/>
-        <w:rPr>
-          <w:rFonts w:asciiTheme="majorHAnsi" w:hAnsiTheme="majorHAnsi"/>
-        </w:rPr>
-      </w:pPr>
-      <w:r>
-        <w:rPr>
-          <w:rFonts w:asciiTheme="majorHAnsi" w:eastAsia="Times New Roman" w:hAnsiTheme="majorHAnsi" w:cs="Arial"/>
-          <w:color w:val="000000"/>
-          <w:sz w:val="24"/>
-          <w:szCs w:val="24"/>
-          <w:lang w:eastAsia="pt-BR"/>
-        </w:rPr>
-        <w:t>Versão 0.6</w:t>
-      </w:r>
-      <w:r>
-        <w:rPr>
-          <w:rFonts w:asciiTheme="majorHAnsi" w:eastAsia="Times New Roman" w:hAnsiTheme="majorHAnsi" w:cs="Arial"/>
-          <w:color w:val="000000"/>
-          <w:sz w:val="24"/>
-          <w:szCs w:val="24"/>
-          <w:lang w:eastAsia="pt-BR"/>
-        </w:rPr>
-        <w:t xml:space="preserve"> - </w:t>
-      </w:r>
-      <w:r>
-        <w:rPr>
-          <w:rFonts w:asciiTheme="majorHAnsi" w:eastAsia="Times New Roman" w:hAnsiTheme="majorHAnsi" w:cs="Arial"/>
-          <w:color w:val="000000"/>
-          <w:sz w:val="24"/>
-          <w:szCs w:val="24"/>
-          <w:lang w:eastAsia="pt-BR"/>
-        </w:rPr>
-        <w:t>outubro</w:t>
-      </w:r>
-      <w:r>
-        <w:rPr>
-          <w:rFonts w:asciiTheme="majorHAnsi" w:eastAsia="Times New Roman" w:hAnsiTheme="majorHAnsi" w:cs="Arial"/>
-          <w:color w:val="000000"/>
-          <w:sz w:val="24"/>
-          <w:szCs w:val="24"/>
-          <w:lang w:eastAsia="pt-BR"/>
-        </w:rPr>
-        <w:t xml:space="preserve"> de 2019</w:t>
-      </w:r>
+      </w:pPr>
+    </w:p>
+    <w:p>
+      <w:pPr>
+        <w:jc w:val="both"/>
+        <w:rPr>
+          <w:rFonts w:asciiTheme="majorHAnsi" w:hAnsiTheme="majorHAnsi"/>
+          <w:sz w:val="24"/>
+          <w:szCs w:val="24"/>
+        </w:rPr>
+      </w:pPr>
+    </w:p>
+    <w:p>
+      <w:pPr>
+        <w:spacing w:after="0" w:line="240" w:lineRule="auto"/>
+        <w:rPr>
+          <w:rFonts w:asciiTheme="majorHAnsi" w:hAnsiTheme="majorHAnsi"/>
+        </w:rPr>
+      </w:pPr>
     </w:p>
     <w:sectPr>
+      <w:type w:val="continuous"/>
       <w:pgSz w:w="11906" w:h="16838"/>
       <w:pgMar w:top="1701" w:right="1134" w:bottom="1134" w:left="1701" w:header="709" w:footer="709" w:gutter="0"/>
       <w:cols w:space="708"/>
@@ -467,6 +3928,1028 @@
     </w:sectPr>
   </w:body>
 </w:document>
+</file>
+
+<file path=word/endnotes.xml><?xml version="1.0" encoding="utf-8"?>
+<w:endnotes xmlns:wpc="http://schemas.microsoft.com/office/word/2010/wordprocessingCanvas" xmlns:mc="http://schemas.openxmlformats.org/markup-compatibility/2006" xmlns:o="urn:schemas-microsoft-com:office:office" xmlns:r="http://schemas.openxmlformats.org/officeDocument/2006/relationships" xmlns:m="http://schemas.openxmlformats.org/officeDocument/2006/math" xmlns:v="urn:schemas-microsoft-com:vml" xmlns:wp14="http://schemas.microsoft.com/office/word/2010/wordprocessingDrawing" xmlns:wp="http://schemas.openxmlformats.org/drawingml/2006/wordprocessingDrawing" xmlns:w10="urn:schemas-microsoft-com:office:word" xmlns:w="http://schemas.openxmlformats.org/wordprocessingml/2006/main" xmlns:w14="http://schemas.microsoft.com/office/word/2010/wordml" xmlns:w15="http://schemas.microsoft.com/office/word/2012/wordml" xmlns:wpg="http://schemas.microsoft.com/office/word/2010/wordprocessingGroup" xmlns:wpi="http://schemas.microsoft.com/office/word/2010/wordprocessingInk" xmlns:wne="http://schemas.microsoft.com/office/word/2006/wordml" xmlns:wps="http://schemas.microsoft.com/office/word/2010/wordprocessingShape" mc:Ignorable="w14 w15 wp14">
+  <w:endnote w:type="separator" w:id="-1">
+    <w:p>
+      <w:pPr>
+        <w:spacing w:after="0" w:line="240" w:lineRule="auto"/>
+      </w:pPr>
+      <w:r>
+        <w:separator/>
+      </w:r>
+    </w:p>
+  </w:endnote>
+  <w:endnote w:type="continuationSeparator" w:id="0">
+    <w:p>
+      <w:pPr>
+        <w:spacing w:after="0" w:line="240" w:lineRule="auto"/>
+      </w:pPr>
+      <w:r>
+        <w:continuationSeparator/>
+      </w:r>
+    </w:p>
+  </w:endnote>
+</w:endnotes>
+</file>
+
+<file path=word/footnotes.xml><?xml version="1.0" encoding="utf-8"?>
+<w:footnotes xmlns:wpc="http://schemas.microsoft.com/office/word/2010/wordprocessingCanvas" xmlns:mc="http://schemas.openxmlformats.org/markup-compatibility/2006" xmlns:o="urn:schemas-microsoft-com:office:office" xmlns:r="http://schemas.openxmlformats.org/officeDocument/2006/relationships" xmlns:m="http://schemas.openxmlformats.org/officeDocument/2006/math" xmlns:v="urn:schemas-microsoft-com:vml" xmlns:wp14="http://schemas.microsoft.com/office/word/2010/wordprocessingDrawing" xmlns:wp="http://schemas.openxmlformats.org/drawingml/2006/wordprocessingDrawing" xmlns:w10="urn:schemas-microsoft-com:office:word" xmlns:w="http://schemas.openxmlformats.org/wordprocessingml/2006/main" xmlns:w14="http://schemas.microsoft.com/office/word/2010/wordml" xmlns:w15="http://schemas.microsoft.com/office/word/2012/wordml" xmlns:wpg="http://schemas.microsoft.com/office/word/2010/wordprocessingGroup" xmlns:wpi="http://schemas.microsoft.com/office/word/2010/wordprocessingInk" xmlns:wne="http://schemas.microsoft.com/office/word/2006/wordml" xmlns:wps="http://schemas.microsoft.com/office/word/2010/wordprocessingShape" mc:Ignorable="w14 w15 wp14">
+  <w:footnote w:type="separator" w:id="-1">
+    <w:p>
+      <w:pPr>
+        <w:spacing w:after="0" w:line="240" w:lineRule="auto"/>
+      </w:pPr>
+      <w:r>
+        <w:separator/>
+      </w:r>
+    </w:p>
+  </w:footnote>
+  <w:footnote w:type="continuationSeparator" w:id="0">
+    <w:p>
+      <w:pPr>
+        <w:spacing w:after="0" w:line="240" w:lineRule="auto"/>
+      </w:pPr>
+      <w:r>
+        <w:continuationSeparator/>
+      </w:r>
+    </w:p>
+  </w:footnote>
+</w:footnotes>
+</file>
+
+<file path=word/header1.xml><?xml version="1.0" encoding="utf-8"?>
+<w:hdr xmlns:wpc="http://schemas.microsoft.com/office/word/2010/wordprocessingCanvas" xmlns:mc="http://schemas.openxmlformats.org/markup-compatibility/2006" xmlns:o="urn:schemas-microsoft-com:office:office" xmlns:r="http://schemas.openxmlformats.org/officeDocument/2006/relationships" xmlns:m="http://schemas.openxmlformats.org/officeDocument/2006/math" xmlns:v="urn:schemas-microsoft-com:vml" xmlns:wp14="http://schemas.microsoft.com/office/word/2010/wordprocessingDrawing" xmlns:wp="http://schemas.openxmlformats.org/drawingml/2006/wordprocessingDrawing" xmlns:w10="urn:schemas-microsoft-com:office:word" xmlns:w="http://schemas.openxmlformats.org/wordprocessingml/2006/main" xmlns:w14="http://schemas.microsoft.com/office/word/2010/wordml" xmlns:w15="http://schemas.microsoft.com/office/word/2012/wordml" xmlns:wpg="http://schemas.microsoft.com/office/word/2010/wordprocessingGroup" xmlns:wpi="http://schemas.microsoft.com/office/word/2010/wordprocessingInk" xmlns:wne="http://schemas.microsoft.com/office/word/2006/wordml" xmlns:wps="http://schemas.microsoft.com/office/word/2010/wordprocessingShape" mc:Ignorable="w14 w15 wp14">
+  <w:p>
+    <w:pPr>
+      <w:spacing w:after="0" w:line="240" w:lineRule="auto"/>
+      <w:jc w:val="right"/>
+      <w:rPr>
+        <w:rFonts w:asciiTheme="majorHAnsi" w:eastAsia="Times New Roman" w:hAnsiTheme="majorHAnsi" w:cs="Times New Roman"/>
+        <w:sz w:val="20"/>
+        <w:szCs w:val="20"/>
+        <w:lang w:eastAsia="pt-BR"/>
+      </w:rPr>
+    </w:pPr>
+    <w:r>
+      <w:rPr>
+        <w:rFonts w:asciiTheme="majorHAnsi" w:eastAsia="Times New Roman" w:hAnsiTheme="majorHAnsi" w:cs="Arial"/>
+        <w:color w:val="000000"/>
+        <w:sz w:val="20"/>
+        <w:szCs w:val="20"/>
+        <w:lang w:eastAsia="pt-BR"/>
+      </w:rPr>
+      <w:t xml:space="preserve">Documento de Requisitos - </w:t>
+    </w:r>
+    <w:proofErr w:type="spellStart"/>
+    <w:r>
+      <w:rPr>
+        <w:rFonts w:asciiTheme="majorHAnsi" w:eastAsia="Times New Roman" w:hAnsiTheme="majorHAnsi" w:cs="Arial"/>
+        <w:color w:val="000000"/>
+        <w:sz w:val="20"/>
+        <w:szCs w:val="20"/>
+        <w:lang w:eastAsia="pt-BR"/>
+      </w:rPr>
+      <w:t>UniDocs</w:t>
+    </w:r>
+    <w:proofErr w:type="spellEnd"/>
+  </w:p>
+  <w:p>
+    <w:pPr>
+      <w:spacing w:after="0" w:line="240" w:lineRule="auto"/>
+      <w:jc w:val="right"/>
+      <w:rPr>
+        <w:rFonts w:asciiTheme="majorHAnsi" w:eastAsia="Times New Roman" w:hAnsiTheme="majorHAnsi" w:cs="Times New Roman"/>
+        <w:sz w:val="20"/>
+        <w:szCs w:val="20"/>
+        <w:lang w:eastAsia="pt-BR"/>
+      </w:rPr>
+    </w:pPr>
+    <w:r>
+      <w:rPr>
+        <w:rFonts w:asciiTheme="majorHAnsi" w:eastAsia="Times New Roman" w:hAnsiTheme="majorHAnsi" w:cs="Arial"/>
+        <w:color w:val="000000"/>
+        <w:sz w:val="20"/>
+        <w:szCs w:val="20"/>
+        <w:lang w:eastAsia="pt-BR"/>
+      </w:rPr>
+      <w:t>Versão 0.6</w:t>
+    </w:r>
+  </w:p>
+  <w:p>
+    <w:pPr>
+      <w:pStyle w:val="Cabealho"/>
+    </w:pPr>
+  </w:p>
+</w:hdr>
+</file>
+
+<file path=word/numbering.xml><?xml version="1.0" encoding="utf-8"?>
+<w:numbering xmlns:wpc="http://schemas.microsoft.com/office/word/2010/wordprocessingCanvas" xmlns:mc="http://schemas.openxmlformats.org/markup-compatibility/2006" xmlns:o="urn:schemas-microsoft-com:office:office" xmlns:r="http://schemas.openxmlformats.org/officeDocument/2006/relationships" xmlns:m="http://schemas.openxmlformats.org/officeDocument/2006/math" xmlns:v="urn:schemas-microsoft-com:vml" xmlns:wp14="http://schemas.microsoft.com/office/word/2010/wordprocessingDrawing" xmlns:wp="http://schemas.openxmlformats.org/drawingml/2006/wordprocessingDrawing" xmlns:w10="urn:schemas-microsoft-com:office:word" xmlns:w="http://schemas.openxmlformats.org/wordprocessingml/2006/main" xmlns:w14="http://schemas.microsoft.com/office/word/2010/wordml" xmlns:w15="http://schemas.microsoft.com/office/word/2012/wordml" xmlns:wpg="http://schemas.microsoft.com/office/word/2010/wordprocessingGroup" xmlns:wpi="http://schemas.microsoft.com/office/word/2010/wordprocessingInk" xmlns:wne="http://schemas.microsoft.com/office/word/2006/wordml" xmlns:wps="http://schemas.microsoft.com/office/word/2010/wordprocessingShape" mc:Ignorable="w14 w15 wp14">
+  <w:abstractNum w:abstractNumId="0" w15:restartNumberingAfterBreak="0">
+    <w:nsid w:val="1CD96151"/>
+    <w:multiLevelType w:val="hybridMultilevel"/>
+    <w:tmpl w:val="66146F9C"/>
+    <w:lvl w:ilvl="0" w:tplc="0416000F">
+      <w:start w:val="1"/>
+      <w:numFmt w:val="decimal"/>
+      <w:lvlText w:val="%1."/>
+      <w:lvlJc w:val="left"/>
+      <w:pPr>
+        <w:ind w:left="360" w:hanging="360"/>
+      </w:pPr>
+    </w:lvl>
+    <w:lvl w:ilvl="1" w:tplc="04160019" w:tentative="1">
+      <w:start w:val="1"/>
+      <w:numFmt w:val="lowerLetter"/>
+      <w:lvlText w:val="%2."/>
+      <w:lvlJc w:val="left"/>
+      <w:pPr>
+        <w:ind w:left="1080" w:hanging="360"/>
+      </w:pPr>
+    </w:lvl>
+    <w:lvl w:ilvl="2" w:tplc="0416001B" w:tentative="1">
+      <w:start w:val="1"/>
+      <w:numFmt w:val="lowerRoman"/>
+      <w:lvlText w:val="%3."/>
+      <w:lvlJc w:val="right"/>
+      <w:pPr>
+        <w:ind w:left="1800" w:hanging="180"/>
+      </w:pPr>
+    </w:lvl>
+    <w:lvl w:ilvl="3" w:tplc="0416000F" w:tentative="1">
+      <w:start w:val="1"/>
+      <w:numFmt w:val="decimal"/>
+      <w:lvlText w:val="%4."/>
+      <w:lvlJc w:val="left"/>
+      <w:pPr>
+        <w:ind w:left="2520" w:hanging="360"/>
+      </w:pPr>
+    </w:lvl>
+    <w:lvl w:ilvl="4" w:tplc="04160019" w:tentative="1">
+      <w:start w:val="1"/>
+      <w:numFmt w:val="lowerLetter"/>
+      <w:lvlText w:val="%5."/>
+      <w:lvlJc w:val="left"/>
+      <w:pPr>
+        <w:ind w:left="3240" w:hanging="360"/>
+      </w:pPr>
+    </w:lvl>
+    <w:lvl w:ilvl="5" w:tplc="0416001B" w:tentative="1">
+      <w:start w:val="1"/>
+      <w:numFmt w:val="lowerRoman"/>
+      <w:lvlText w:val="%6."/>
+      <w:lvlJc w:val="right"/>
+      <w:pPr>
+        <w:ind w:left="3960" w:hanging="180"/>
+      </w:pPr>
+    </w:lvl>
+    <w:lvl w:ilvl="6" w:tplc="0416000F" w:tentative="1">
+      <w:start w:val="1"/>
+      <w:numFmt w:val="decimal"/>
+      <w:lvlText w:val="%7."/>
+      <w:lvlJc w:val="left"/>
+      <w:pPr>
+        <w:ind w:left="4680" w:hanging="360"/>
+      </w:pPr>
+    </w:lvl>
+    <w:lvl w:ilvl="7" w:tplc="04160019" w:tentative="1">
+      <w:start w:val="1"/>
+      <w:numFmt w:val="lowerLetter"/>
+      <w:lvlText w:val="%8."/>
+      <w:lvlJc w:val="left"/>
+      <w:pPr>
+        <w:ind w:left="5400" w:hanging="360"/>
+      </w:pPr>
+    </w:lvl>
+    <w:lvl w:ilvl="8" w:tplc="0416001B" w:tentative="1">
+      <w:start w:val="1"/>
+      <w:numFmt w:val="lowerRoman"/>
+      <w:lvlText w:val="%9."/>
+      <w:lvlJc w:val="right"/>
+      <w:pPr>
+        <w:ind w:left="6120" w:hanging="180"/>
+      </w:pPr>
+    </w:lvl>
+  </w:abstractNum>
+  <w:abstractNum w:abstractNumId="1" w15:restartNumberingAfterBreak="0">
+    <w:nsid w:val="2B2E484C"/>
+    <w:multiLevelType w:val="multilevel"/>
+    <w:tmpl w:val="950099A0"/>
+    <w:lvl w:ilvl="0">
+      <w:start w:val="1"/>
+      <w:numFmt w:val="decimal"/>
+      <w:lvlText w:val="%1."/>
+      <w:lvlJc w:val="left"/>
+      <w:pPr>
+        <w:tabs>
+          <w:tab w:val="num" w:pos="720"/>
+        </w:tabs>
+        <w:ind w:left="720" w:hanging="360"/>
+      </w:pPr>
+    </w:lvl>
+    <w:lvl w:ilvl="1" w:tentative="1">
+      <w:start w:val="1"/>
+      <w:numFmt w:val="decimal"/>
+      <w:lvlText w:val="%2."/>
+      <w:lvlJc w:val="left"/>
+      <w:pPr>
+        <w:tabs>
+          <w:tab w:val="num" w:pos="1440"/>
+        </w:tabs>
+        <w:ind w:left="1440" w:hanging="360"/>
+      </w:pPr>
+    </w:lvl>
+    <w:lvl w:ilvl="2" w:tentative="1">
+      <w:start w:val="1"/>
+      <w:numFmt w:val="decimal"/>
+      <w:lvlText w:val="%3."/>
+      <w:lvlJc w:val="left"/>
+      <w:pPr>
+        <w:tabs>
+          <w:tab w:val="num" w:pos="2160"/>
+        </w:tabs>
+        <w:ind w:left="2160" w:hanging="360"/>
+      </w:pPr>
+    </w:lvl>
+    <w:lvl w:ilvl="3" w:tentative="1">
+      <w:start w:val="1"/>
+      <w:numFmt w:val="decimal"/>
+      <w:lvlText w:val="%4."/>
+      <w:lvlJc w:val="left"/>
+      <w:pPr>
+        <w:tabs>
+          <w:tab w:val="num" w:pos="2880"/>
+        </w:tabs>
+        <w:ind w:left="2880" w:hanging="360"/>
+      </w:pPr>
+    </w:lvl>
+    <w:lvl w:ilvl="4" w:tentative="1">
+      <w:start w:val="1"/>
+      <w:numFmt w:val="decimal"/>
+      <w:lvlText w:val="%5."/>
+      <w:lvlJc w:val="left"/>
+      <w:pPr>
+        <w:tabs>
+          <w:tab w:val="num" w:pos="3600"/>
+        </w:tabs>
+        <w:ind w:left="3600" w:hanging="360"/>
+      </w:pPr>
+    </w:lvl>
+    <w:lvl w:ilvl="5" w:tentative="1">
+      <w:start w:val="1"/>
+      <w:numFmt w:val="decimal"/>
+      <w:lvlText w:val="%6."/>
+      <w:lvlJc w:val="left"/>
+      <w:pPr>
+        <w:tabs>
+          <w:tab w:val="num" w:pos="4320"/>
+        </w:tabs>
+        <w:ind w:left="4320" w:hanging="360"/>
+      </w:pPr>
+    </w:lvl>
+    <w:lvl w:ilvl="6" w:tentative="1">
+      <w:start w:val="1"/>
+      <w:numFmt w:val="decimal"/>
+      <w:lvlText w:val="%7."/>
+      <w:lvlJc w:val="left"/>
+      <w:pPr>
+        <w:tabs>
+          <w:tab w:val="num" w:pos="5040"/>
+        </w:tabs>
+        <w:ind w:left="5040" w:hanging="360"/>
+      </w:pPr>
+    </w:lvl>
+    <w:lvl w:ilvl="7" w:tentative="1">
+      <w:start w:val="1"/>
+      <w:numFmt w:val="decimal"/>
+      <w:lvlText w:val="%8."/>
+      <w:lvlJc w:val="left"/>
+      <w:pPr>
+        <w:tabs>
+          <w:tab w:val="num" w:pos="5760"/>
+        </w:tabs>
+        <w:ind w:left="5760" w:hanging="360"/>
+      </w:pPr>
+    </w:lvl>
+    <w:lvl w:ilvl="8" w:tentative="1">
+      <w:start w:val="1"/>
+      <w:numFmt w:val="decimal"/>
+      <w:lvlText w:val="%9."/>
+      <w:lvlJc w:val="left"/>
+      <w:pPr>
+        <w:tabs>
+          <w:tab w:val="num" w:pos="6480"/>
+        </w:tabs>
+        <w:ind w:left="6480" w:hanging="360"/>
+      </w:pPr>
+    </w:lvl>
+  </w:abstractNum>
+  <w:abstractNum w:abstractNumId="2" w15:restartNumberingAfterBreak="0">
+    <w:nsid w:val="2B633258"/>
+    <w:multiLevelType w:val="multilevel"/>
+    <w:tmpl w:val="118ED508"/>
+    <w:lvl w:ilvl="0">
+      <w:start w:val="1"/>
+      <w:numFmt w:val="decimal"/>
+      <w:lvlText w:val="%1."/>
+      <w:lvlJc w:val="left"/>
+      <w:pPr>
+        <w:tabs>
+          <w:tab w:val="num" w:pos="720"/>
+        </w:tabs>
+        <w:ind w:left="720" w:hanging="360"/>
+      </w:pPr>
+    </w:lvl>
+    <w:lvl w:ilvl="1" w:tentative="1">
+      <w:start w:val="1"/>
+      <w:numFmt w:val="decimal"/>
+      <w:lvlText w:val="%2."/>
+      <w:lvlJc w:val="left"/>
+      <w:pPr>
+        <w:tabs>
+          <w:tab w:val="num" w:pos="1440"/>
+        </w:tabs>
+        <w:ind w:left="1440" w:hanging="360"/>
+      </w:pPr>
+    </w:lvl>
+    <w:lvl w:ilvl="2" w:tentative="1">
+      <w:start w:val="1"/>
+      <w:numFmt w:val="decimal"/>
+      <w:lvlText w:val="%3."/>
+      <w:lvlJc w:val="left"/>
+      <w:pPr>
+        <w:tabs>
+          <w:tab w:val="num" w:pos="2160"/>
+        </w:tabs>
+        <w:ind w:left="2160" w:hanging="360"/>
+      </w:pPr>
+    </w:lvl>
+    <w:lvl w:ilvl="3" w:tentative="1">
+      <w:start w:val="1"/>
+      <w:numFmt w:val="decimal"/>
+      <w:lvlText w:val="%4."/>
+      <w:lvlJc w:val="left"/>
+      <w:pPr>
+        <w:tabs>
+          <w:tab w:val="num" w:pos="2880"/>
+        </w:tabs>
+        <w:ind w:left="2880" w:hanging="360"/>
+      </w:pPr>
+    </w:lvl>
+    <w:lvl w:ilvl="4" w:tentative="1">
+      <w:start w:val="1"/>
+      <w:numFmt w:val="decimal"/>
+      <w:lvlText w:val="%5."/>
+      <w:lvlJc w:val="left"/>
+      <w:pPr>
+        <w:tabs>
+          <w:tab w:val="num" w:pos="3600"/>
+        </w:tabs>
+        <w:ind w:left="3600" w:hanging="360"/>
+      </w:pPr>
+    </w:lvl>
+    <w:lvl w:ilvl="5" w:tentative="1">
+      <w:start w:val="1"/>
+      <w:numFmt w:val="decimal"/>
+      <w:lvlText w:val="%6."/>
+      <w:lvlJc w:val="left"/>
+      <w:pPr>
+        <w:tabs>
+          <w:tab w:val="num" w:pos="4320"/>
+        </w:tabs>
+        <w:ind w:left="4320" w:hanging="360"/>
+      </w:pPr>
+    </w:lvl>
+    <w:lvl w:ilvl="6" w:tentative="1">
+      <w:start w:val="1"/>
+      <w:numFmt w:val="decimal"/>
+      <w:lvlText w:val="%7."/>
+      <w:lvlJc w:val="left"/>
+      <w:pPr>
+        <w:tabs>
+          <w:tab w:val="num" w:pos="5040"/>
+        </w:tabs>
+        <w:ind w:left="5040" w:hanging="360"/>
+      </w:pPr>
+    </w:lvl>
+    <w:lvl w:ilvl="7" w:tentative="1">
+      <w:start w:val="1"/>
+      <w:numFmt w:val="decimal"/>
+      <w:lvlText w:val="%8."/>
+      <w:lvlJc w:val="left"/>
+      <w:pPr>
+        <w:tabs>
+          <w:tab w:val="num" w:pos="5760"/>
+        </w:tabs>
+        <w:ind w:left="5760" w:hanging="360"/>
+      </w:pPr>
+    </w:lvl>
+    <w:lvl w:ilvl="8" w:tentative="1">
+      <w:start w:val="1"/>
+      <w:numFmt w:val="decimal"/>
+      <w:lvlText w:val="%9."/>
+      <w:lvlJc w:val="left"/>
+      <w:pPr>
+        <w:tabs>
+          <w:tab w:val="num" w:pos="6480"/>
+        </w:tabs>
+        <w:ind w:left="6480" w:hanging="360"/>
+      </w:pPr>
+    </w:lvl>
+  </w:abstractNum>
+  <w:abstractNum w:abstractNumId="3" w15:restartNumberingAfterBreak="0">
+    <w:nsid w:val="32C43761"/>
+    <w:multiLevelType w:val="multilevel"/>
+    <w:tmpl w:val="98BE3C64"/>
+    <w:lvl w:ilvl="0">
+      <w:start w:val="1"/>
+      <w:numFmt w:val="decimal"/>
+      <w:lvlText w:val="%1."/>
+      <w:lvlJc w:val="left"/>
+      <w:pPr>
+        <w:tabs>
+          <w:tab w:val="num" w:pos="720"/>
+        </w:tabs>
+        <w:ind w:left="720" w:hanging="360"/>
+      </w:pPr>
+    </w:lvl>
+    <w:lvl w:ilvl="1" w:tentative="1">
+      <w:start w:val="1"/>
+      <w:numFmt w:val="decimal"/>
+      <w:lvlText w:val="%2."/>
+      <w:lvlJc w:val="left"/>
+      <w:pPr>
+        <w:tabs>
+          <w:tab w:val="num" w:pos="1440"/>
+        </w:tabs>
+        <w:ind w:left="1440" w:hanging="360"/>
+      </w:pPr>
+    </w:lvl>
+    <w:lvl w:ilvl="2" w:tentative="1">
+      <w:start w:val="1"/>
+      <w:numFmt w:val="decimal"/>
+      <w:lvlText w:val="%3."/>
+      <w:lvlJc w:val="left"/>
+      <w:pPr>
+        <w:tabs>
+          <w:tab w:val="num" w:pos="2160"/>
+        </w:tabs>
+        <w:ind w:left="2160" w:hanging="360"/>
+      </w:pPr>
+    </w:lvl>
+    <w:lvl w:ilvl="3" w:tentative="1">
+      <w:start w:val="1"/>
+      <w:numFmt w:val="decimal"/>
+      <w:lvlText w:val="%4."/>
+      <w:lvlJc w:val="left"/>
+      <w:pPr>
+        <w:tabs>
+          <w:tab w:val="num" w:pos="2880"/>
+        </w:tabs>
+        <w:ind w:left="2880" w:hanging="360"/>
+      </w:pPr>
+    </w:lvl>
+    <w:lvl w:ilvl="4" w:tentative="1">
+      <w:start w:val="1"/>
+      <w:numFmt w:val="decimal"/>
+      <w:lvlText w:val="%5."/>
+      <w:lvlJc w:val="left"/>
+      <w:pPr>
+        <w:tabs>
+          <w:tab w:val="num" w:pos="3600"/>
+        </w:tabs>
+        <w:ind w:left="3600" w:hanging="360"/>
+      </w:pPr>
+    </w:lvl>
+    <w:lvl w:ilvl="5" w:tentative="1">
+      <w:start w:val="1"/>
+      <w:numFmt w:val="decimal"/>
+      <w:lvlText w:val="%6."/>
+      <w:lvlJc w:val="left"/>
+      <w:pPr>
+        <w:tabs>
+          <w:tab w:val="num" w:pos="4320"/>
+        </w:tabs>
+        <w:ind w:left="4320" w:hanging="360"/>
+      </w:pPr>
+    </w:lvl>
+    <w:lvl w:ilvl="6" w:tentative="1">
+      <w:start w:val="1"/>
+      <w:numFmt w:val="decimal"/>
+      <w:lvlText w:val="%7."/>
+      <w:lvlJc w:val="left"/>
+      <w:pPr>
+        <w:tabs>
+          <w:tab w:val="num" w:pos="5040"/>
+        </w:tabs>
+        <w:ind w:left="5040" w:hanging="360"/>
+      </w:pPr>
+    </w:lvl>
+    <w:lvl w:ilvl="7" w:tentative="1">
+      <w:start w:val="1"/>
+      <w:numFmt w:val="decimal"/>
+      <w:lvlText w:val="%8."/>
+      <w:lvlJc w:val="left"/>
+      <w:pPr>
+        <w:tabs>
+          <w:tab w:val="num" w:pos="5760"/>
+        </w:tabs>
+        <w:ind w:left="5760" w:hanging="360"/>
+      </w:pPr>
+    </w:lvl>
+    <w:lvl w:ilvl="8" w:tentative="1">
+      <w:start w:val="1"/>
+      <w:numFmt w:val="decimal"/>
+      <w:lvlText w:val="%9."/>
+      <w:lvlJc w:val="left"/>
+      <w:pPr>
+        <w:tabs>
+          <w:tab w:val="num" w:pos="6480"/>
+        </w:tabs>
+        <w:ind w:left="6480" w:hanging="360"/>
+      </w:pPr>
+    </w:lvl>
+  </w:abstractNum>
+  <w:abstractNum w:abstractNumId="4" w15:restartNumberingAfterBreak="0">
+    <w:nsid w:val="32D253C2"/>
+    <w:multiLevelType w:val="multilevel"/>
+    <w:tmpl w:val="62F481C2"/>
+    <w:lvl w:ilvl="0">
+      <w:start w:val="1"/>
+      <w:numFmt w:val="decimal"/>
+      <w:lvlText w:val="%1.3"/>
+      <w:lvlJc w:val="left"/>
+      <w:pPr>
+        <w:ind w:left="360" w:hanging="360"/>
+      </w:pPr>
+      <w:rPr>
+        <w:rFonts w:hint="default"/>
+      </w:rPr>
+    </w:lvl>
+    <w:lvl w:ilvl="1">
+      <w:start w:val="1"/>
+      <w:numFmt w:val="decimal"/>
+      <w:lvlText w:val="%1.%2."/>
+      <w:lvlJc w:val="left"/>
+      <w:pPr>
+        <w:ind w:left="792" w:hanging="432"/>
+      </w:pPr>
+      <w:rPr>
+        <w:rFonts w:hint="default"/>
+      </w:rPr>
+    </w:lvl>
+    <w:lvl w:ilvl="2">
+      <w:start w:val="1"/>
+      <w:numFmt w:val="decimal"/>
+      <w:lvlText w:val="%1.%2.%3."/>
+      <w:lvlJc w:val="left"/>
+      <w:pPr>
+        <w:ind w:left="1224" w:hanging="504"/>
+      </w:pPr>
+      <w:rPr>
+        <w:rFonts w:hint="default"/>
+      </w:rPr>
+    </w:lvl>
+    <w:lvl w:ilvl="3">
+      <w:start w:val="1"/>
+      <w:numFmt w:val="decimal"/>
+      <w:lvlText w:val="%1.%2.%3.%4."/>
+      <w:lvlJc w:val="left"/>
+      <w:pPr>
+        <w:ind w:left="1728" w:hanging="648"/>
+      </w:pPr>
+      <w:rPr>
+        <w:rFonts w:hint="default"/>
+      </w:rPr>
+    </w:lvl>
+    <w:lvl w:ilvl="4">
+      <w:start w:val="1"/>
+      <w:numFmt w:val="decimal"/>
+      <w:lvlText w:val="%1.%2.%3.%4.%5."/>
+      <w:lvlJc w:val="left"/>
+      <w:pPr>
+        <w:ind w:left="2232" w:hanging="792"/>
+      </w:pPr>
+      <w:rPr>
+        <w:rFonts w:hint="default"/>
+      </w:rPr>
+    </w:lvl>
+    <w:lvl w:ilvl="5">
+      <w:start w:val="1"/>
+      <w:numFmt w:val="decimal"/>
+      <w:lvlText w:val="%1.%2.%3.%4.%5.%6."/>
+      <w:lvlJc w:val="left"/>
+      <w:pPr>
+        <w:ind w:left="2736" w:hanging="936"/>
+      </w:pPr>
+      <w:rPr>
+        <w:rFonts w:hint="default"/>
+      </w:rPr>
+    </w:lvl>
+    <w:lvl w:ilvl="6">
+      <w:start w:val="1"/>
+      <w:numFmt w:val="decimal"/>
+      <w:lvlText w:val="%1.%2.%3.%4.%5.%6.%7."/>
+      <w:lvlJc w:val="left"/>
+      <w:pPr>
+        <w:ind w:left="3240" w:hanging="1080"/>
+      </w:pPr>
+      <w:rPr>
+        <w:rFonts w:hint="default"/>
+      </w:rPr>
+    </w:lvl>
+    <w:lvl w:ilvl="7">
+      <w:start w:val="1"/>
+      <w:numFmt w:val="decimal"/>
+      <w:lvlText w:val="%1.%2.%3.%4.%5.%6.%7.%8."/>
+      <w:lvlJc w:val="left"/>
+      <w:pPr>
+        <w:ind w:left="3744" w:hanging="1224"/>
+      </w:pPr>
+      <w:rPr>
+        <w:rFonts w:hint="default"/>
+      </w:rPr>
+    </w:lvl>
+    <w:lvl w:ilvl="8">
+      <w:start w:val="1"/>
+      <w:numFmt w:val="decimal"/>
+      <w:lvlText w:val="%1.%2.%3.%4.%5.%6.%7.%8.%9."/>
+      <w:lvlJc w:val="left"/>
+      <w:pPr>
+        <w:ind w:left="4320" w:hanging="1440"/>
+      </w:pPr>
+      <w:rPr>
+        <w:rFonts w:hint="default"/>
+      </w:rPr>
+    </w:lvl>
+  </w:abstractNum>
+  <w:abstractNum w:abstractNumId="5" w15:restartNumberingAfterBreak="0">
+    <w:nsid w:val="450D4159"/>
+    <w:multiLevelType w:val="multilevel"/>
+    <w:tmpl w:val="7E52966A"/>
+    <w:lvl w:ilvl="0">
+      <w:start w:val="1"/>
+      <w:numFmt w:val="decimal"/>
+      <w:lvlText w:val="%1.2"/>
+      <w:lvlJc w:val="left"/>
+      <w:pPr>
+        <w:ind w:left="360" w:hanging="360"/>
+      </w:pPr>
+      <w:rPr>
+        <w:rFonts w:hint="default"/>
+      </w:rPr>
+    </w:lvl>
+    <w:lvl w:ilvl="1">
+      <w:start w:val="1"/>
+      <w:numFmt w:val="decimal"/>
+      <w:lvlText w:val="%1.%2."/>
+      <w:lvlJc w:val="left"/>
+      <w:pPr>
+        <w:ind w:left="792" w:hanging="432"/>
+      </w:pPr>
+      <w:rPr>
+        <w:rFonts w:hint="default"/>
+      </w:rPr>
+    </w:lvl>
+    <w:lvl w:ilvl="2">
+      <w:start w:val="1"/>
+      <w:numFmt w:val="decimal"/>
+      <w:lvlText w:val="%1.%2.%3."/>
+      <w:lvlJc w:val="left"/>
+      <w:pPr>
+        <w:ind w:left="1224" w:hanging="504"/>
+      </w:pPr>
+      <w:rPr>
+        <w:rFonts w:hint="default"/>
+      </w:rPr>
+    </w:lvl>
+    <w:lvl w:ilvl="3">
+      <w:start w:val="1"/>
+      <w:numFmt w:val="decimal"/>
+      <w:lvlText w:val="%1.%2.%3.%4."/>
+      <w:lvlJc w:val="left"/>
+      <w:pPr>
+        <w:ind w:left="1728" w:hanging="648"/>
+      </w:pPr>
+      <w:rPr>
+        <w:rFonts w:hint="default"/>
+      </w:rPr>
+    </w:lvl>
+    <w:lvl w:ilvl="4">
+      <w:start w:val="1"/>
+      <w:numFmt w:val="decimal"/>
+      <w:lvlText w:val="%1.%2.%3.%4.%5."/>
+      <w:lvlJc w:val="left"/>
+      <w:pPr>
+        <w:ind w:left="2232" w:hanging="792"/>
+      </w:pPr>
+      <w:rPr>
+        <w:rFonts w:hint="default"/>
+      </w:rPr>
+    </w:lvl>
+    <w:lvl w:ilvl="5">
+      <w:start w:val="1"/>
+      <w:numFmt w:val="decimal"/>
+      <w:lvlText w:val="%1.%2.%3.%4.%5.%6."/>
+      <w:lvlJc w:val="left"/>
+      <w:pPr>
+        <w:ind w:left="2736" w:hanging="936"/>
+      </w:pPr>
+      <w:rPr>
+        <w:rFonts w:hint="default"/>
+      </w:rPr>
+    </w:lvl>
+    <w:lvl w:ilvl="6">
+      <w:start w:val="1"/>
+      <w:numFmt w:val="decimal"/>
+      <w:lvlText w:val="%1.%2.%3.%4.%5.%6.%7."/>
+      <w:lvlJc w:val="left"/>
+      <w:pPr>
+        <w:ind w:left="3240" w:hanging="1080"/>
+      </w:pPr>
+      <w:rPr>
+        <w:rFonts w:hint="default"/>
+      </w:rPr>
+    </w:lvl>
+    <w:lvl w:ilvl="7">
+      <w:start w:val="1"/>
+      <w:numFmt w:val="decimal"/>
+      <w:lvlText w:val="%1.%2.%3.%4.%5.%6.%7.%8."/>
+      <w:lvlJc w:val="left"/>
+      <w:pPr>
+        <w:ind w:left="3744" w:hanging="1224"/>
+      </w:pPr>
+      <w:rPr>
+        <w:rFonts w:hint="default"/>
+      </w:rPr>
+    </w:lvl>
+    <w:lvl w:ilvl="8">
+      <w:start w:val="1"/>
+      <w:numFmt w:val="decimal"/>
+      <w:lvlText w:val="%1.%2.%3.%4.%5.%6.%7.%8.%9."/>
+      <w:lvlJc w:val="left"/>
+      <w:pPr>
+        <w:ind w:left="4320" w:hanging="1440"/>
+      </w:pPr>
+      <w:rPr>
+        <w:rFonts w:hint="default"/>
+      </w:rPr>
+    </w:lvl>
+  </w:abstractNum>
+  <w:abstractNum w:abstractNumId="6" w15:restartNumberingAfterBreak="0">
+    <w:nsid w:val="7D474E00"/>
+    <w:multiLevelType w:val="multilevel"/>
+    <w:tmpl w:val="989864BA"/>
+    <w:lvl w:ilvl="0">
+      <w:start w:val="1"/>
+      <w:numFmt w:val="decimal"/>
+      <w:lvlText w:val="%1.1"/>
+      <w:lvlJc w:val="left"/>
+      <w:pPr>
+        <w:ind w:left="360" w:hanging="360"/>
+      </w:pPr>
+      <w:rPr>
+        <w:rFonts w:hint="default"/>
+      </w:rPr>
+    </w:lvl>
+    <w:lvl w:ilvl="1">
+      <w:start w:val="1"/>
+      <w:numFmt w:val="decimal"/>
+      <w:lvlText w:val="%1.%2."/>
+      <w:lvlJc w:val="left"/>
+      <w:pPr>
+        <w:ind w:left="792" w:hanging="432"/>
+      </w:pPr>
+      <w:rPr>
+        <w:rFonts w:hint="default"/>
+      </w:rPr>
+    </w:lvl>
+    <w:lvl w:ilvl="2">
+      <w:start w:val="1"/>
+      <w:numFmt w:val="decimal"/>
+      <w:lvlText w:val="%1.%2.%3."/>
+      <w:lvlJc w:val="left"/>
+      <w:pPr>
+        <w:ind w:left="1224" w:hanging="504"/>
+      </w:pPr>
+      <w:rPr>
+        <w:rFonts w:hint="default"/>
+      </w:rPr>
+    </w:lvl>
+    <w:lvl w:ilvl="3">
+      <w:start w:val="1"/>
+      <w:numFmt w:val="decimal"/>
+      <w:lvlText w:val="%1.%2.%3.%4."/>
+      <w:lvlJc w:val="left"/>
+      <w:pPr>
+        <w:ind w:left="1728" w:hanging="648"/>
+      </w:pPr>
+      <w:rPr>
+        <w:rFonts w:hint="default"/>
+      </w:rPr>
+    </w:lvl>
+    <w:lvl w:ilvl="4">
+      <w:start w:val="1"/>
+      <w:numFmt w:val="decimal"/>
+      <w:lvlText w:val="%1.%2.%3.%4.%5."/>
+      <w:lvlJc w:val="left"/>
+      <w:pPr>
+        <w:ind w:left="2232" w:hanging="792"/>
+      </w:pPr>
+      <w:rPr>
+        <w:rFonts w:hint="default"/>
+      </w:rPr>
+    </w:lvl>
+    <w:lvl w:ilvl="5">
+      <w:start w:val="1"/>
+      <w:numFmt w:val="decimal"/>
+      <w:lvlText w:val="%1.%2.%3.%4.%5.%6."/>
+      <w:lvlJc w:val="left"/>
+      <w:pPr>
+        <w:ind w:left="2736" w:hanging="936"/>
+      </w:pPr>
+      <w:rPr>
+        <w:rFonts w:hint="default"/>
+      </w:rPr>
+    </w:lvl>
+    <w:lvl w:ilvl="6">
+      <w:start w:val="1"/>
+      <w:numFmt w:val="decimal"/>
+      <w:lvlText w:val="%1.%2.%3.%4.%5.%6.%7."/>
+      <w:lvlJc w:val="left"/>
+      <w:pPr>
+        <w:ind w:left="3240" w:hanging="1080"/>
+      </w:pPr>
+      <w:rPr>
+        <w:rFonts w:hint="default"/>
+      </w:rPr>
+    </w:lvl>
+    <w:lvl w:ilvl="7">
+      <w:start w:val="1"/>
+      <w:numFmt w:val="decimal"/>
+      <w:lvlText w:val="%1.%2.%3.%4.%5.%6.%7.%8."/>
+      <w:lvlJc w:val="left"/>
+      <w:pPr>
+        <w:ind w:left="3744" w:hanging="1224"/>
+      </w:pPr>
+      <w:rPr>
+        <w:rFonts w:hint="default"/>
+      </w:rPr>
+    </w:lvl>
+    <w:lvl w:ilvl="8">
+      <w:start w:val="1"/>
+      <w:numFmt w:val="decimal"/>
+      <w:lvlText w:val="%1.%2.%3.%4.%5.%6.%7.%8.%9."/>
+      <w:lvlJc w:val="left"/>
+      <w:pPr>
+        <w:ind w:left="4320" w:hanging="1440"/>
+      </w:pPr>
+      <w:rPr>
+        <w:rFonts w:hint="default"/>
+      </w:rPr>
+    </w:lvl>
+  </w:abstractNum>
+  <w:abstractNum w:abstractNumId="7" w15:restartNumberingAfterBreak="0">
+    <w:nsid w:val="7E7B7E7E"/>
+    <w:multiLevelType w:val="multilevel"/>
+    <w:tmpl w:val="0274537E"/>
+    <w:lvl w:ilvl="0">
+      <w:start w:val="1"/>
+      <w:numFmt w:val="decimal"/>
+      <w:lvlText w:val="%1."/>
+      <w:lvlJc w:val="left"/>
+      <w:pPr>
+        <w:tabs>
+          <w:tab w:val="num" w:pos="720"/>
+        </w:tabs>
+        <w:ind w:left="720" w:hanging="360"/>
+      </w:pPr>
+    </w:lvl>
+    <w:lvl w:ilvl="1" w:tentative="1">
+      <w:start w:val="1"/>
+      <w:numFmt w:val="decimal"/>
+      <w:lvlText w:val="%2."/>
+      <w:lvlJc w:val="left"/>
+      <w:pPr>
+        <w:tabs>
+          <w:tab w:val="num" w:pos="1440"/>
+        </w:tabs>
+        <w:ind w:left="1440" w:hanging="360"/>
+      </w:pPr>
+    </w:lvl>
+    <w:lvl w:ilvl="2" w:tentative="1">
+      <w:start w:val="1"/>
+      <w:numFmt w:val="decimal"/>
+      <w:lvlText w:val="%3."/>
+      <w:lvlJc w:val="left"/>
+      <w:pPr>
+        <w:tabs>
+          <w:tab w:val="num" w:pos="2160"/>
+        </w:tabs>
+        <w:ind w:left="2160" w:hanging="360"/>
+      </w:pPr>
+    </w:lvl>
+    <w:lvl w:ilvl="3" w:tentative="1">
+      <w:start w:val="1"/>
+      <w:numFmt w:val="decimal"/>
+      <w:lvlText w:val="%4."/>
+      <w:lvlJc w:val="left"/>
+      <w:pPr>
+        <w:tabs>
+          <w:tab w:val="num" w:pos="2880"/>
+        </w:tabs>
+        <w:ind w:left="2880" w:hanging="360"/>
+      </w:pPr>
+    </w:lvl>
+    <w:lvl w:ilvl="4" w:tentative="1">
+      <w:start w:val="1"/>
+      <w:numFmt w:val="decimal"/>
+      <w:lvlText w:val="%5."/>
+      <w:lvlJc w:val="left"/>
+      <w:pPr>
+        <w:tabs>
+          <w:tab w:val="num" w:pos="3600"/>
+        </w:tabs>
+        <w:ind w:left="3600" w:hanging="360"/>
+      </w:pPr>
+    </w:lvl>
+    <w:lvl w:ilvl="5" w:tentative="1">
+      <w:start w:val="1"/>
+      <w:numFmt w:val="decimal"/>
+      <w:lvlText w:val="%6."/>
+      <w:lvlJc w:val="left"/>
+      <w:pPr>
+        <w:tabs>
+          <w:tab w:val="num" w:pos="4320"/>
+        </w:tabs>
+        <w:ind w:left="4320" w:hanging="360"/>
+      </w:pPr>
+    </w:lvl>
+    <w:lvl w:ilvl="6" w:tentative="1">
+      <w:start w:val="1"/>
+      <w:numFmt w:val="decimal"/>
+      <w:lvlText w:val="%7."/>
+      <w:lvlJc w:val="left"/>
+      <w:pPr>
+        <w:tabs>
+          <w:tab w:val="num" w:pos="5040"/>
+        </w:tabs>
+        <w:ind w:left="5040" w:hanging="360"/>
+      </w:pPr>
+    </w:lvl>
+    <w:lvl w:ilvl="7" w:tentative="1">
+      <w:start w:val="1"/>
+      <w:numFmt w:val="decimal"/>
+      <w:lvlText w:val="%8."/>
+      <w:lvlJc w:val="left"/>
+      <w:pPr>
+        <w:tabs>
+          <w:tab w:val="num" w:pos="5760"/>
+        </w:tabs>
+        <w:ind w:left="5760" w:hanging="360"/>
+      </w:pPr>
+    </w:lvl>
+    <w:lvl w:ilvl="8" w:tentative="1">
+      <w:start w:val="1"/>
+      <w:numFmt w:val="decimal"/>
+      <w:lvlText w:val="%9."/>
+      <w:lvlJc w:val="left"/>
+      <w:pPr>
+        <w:tabs>
+          <w:tab w:val="num" w:pos="6480"/>
+        </w:tabs>
+        <w:ind w:left="6480" w:hanging="360"/>
+      </w:pPr>
+    </w:lvl>
+  </w:abstractNum>
+  <w:num w:numId="1">
+    <w:abstractNumId w:val="3"/>
+  </w:num>
+  <w:num w:numId="2">
+    <w:abstractNumId w:val="0"/>
+  </w:num>
+  <w:num w:numId="3">
+    <w:abstractNumId w:val="2"/>
+  </w:num>
+  <w:num w:numId="4">
+    <w:abstractNumId w:val="6"/>
+  </w:num>
+  <w:num w:numId="5">
+    <w:abstractNumId w:val="1"/>
+  </w:num>
+  <w:num w:numId="6">
+    <w:abstractNumId w:val="5"/>
+  </w:num>
+  <w:num w:numId="7">
+    <w:abstractNumId w:val="7"/>
+  </w:num>
+  <w:num w:numId="8">
+    <w:abstractNumId w:val="4"/>
+  </w:num>
+</w:numbering>
 </file>
 
 <file path=word/styles.xml><?xml version="1.0" encoding="utf-8"?>
@@ -863,6 +5346,26 @@
     <w:name w:val="Normal"/>
     <w:qFormat/>
   </w:style>
+  <w:style w:type="paragraph" w:styleId="Ttulo2">
+    <w:name w:val="heading 2"/>
+    <w:basedOn w:val="Normal"/>
+    <w:link w:val="Ttulo2Char"/>
+    <w:uiPriority w:val="9"/>
+    <w:qFormat/>
+    <w:rsid w:val="00C67102"/>
+    <w:pPr>
+      <w:spacing w:before="100" w:beforeAutospacing="1" w:after="100" w:afterAutospacing="1" w:line="240" w:lineRule="auto"/>
+      <w:outlineLvl w:val="1"/>
+    </w:pPr>
+    <w:rPr>
+      <w:rFonts w:ascii="Times New Roman" w:eastAsia="Times New Roman" w:hAnsi="Times New Roman" w:cs="Times New Roman"/>
+      <w:b/>
+      <w:bCs/>
+      <w:sz w:val="36"/>
+      <w:szCs w:val="36"/>
+      <w:lang w:eastAsia="pt-BR"/>
+    </w:rPr>
+  </w:style>
   <w:style w:type="character" w:default="1" w:styleId="Fontepargpadro">
     <w:name w:val="Default Paragraph Font"/>
     <w:uiPriority w:val="1"/>
@@ -906,6 +5409,81 @@
       <w:szCs w:val="24"/>
       <w:lang w:eastAsia="pt-BR"/>
     </w:rPr>
+  </w:style>
+  <w:style w:type="paragraph" w:styleId="Cabealho">
+    <w:name w:val="header"/>
+    <w:basedOn w:val="Normal"/>
+    <w:link w:val="CabealhoChar"/>
+    <w:uiPriority w:val="99"/>
+    <w:unhideWhenUsed/>
+    <w:rsid w:val="001E16CD"/>
+    <w:pPr>
+      <w:tabs>
+        <w:tab w:val="center" w:pos="4252"/>
+        <w:tab w:val="right" w:pos="8504"/>
+      </w:tabs>
+      <w:spacing w:after="0" w:line="240" w:lineRule="auto"/>
+    </w:pPr>
+  </w:style>
+  <w:style w:type="character" w:customStyle="1" w:styleId="CabealhoChar">
+    <w:name w:val="Cabeçalho Char"/>
+    <w:basedOn w:val="Fontepargpadro"/>
+    <w:link w:val="Cabealho"/>
+    <w:uiPriority w:val="99"/>
+    <w:rsid w:val="001E16CD"/>
+  </w:style>
+  <w:style w:type="paragraph" w:styleId="Rodap">
+    <w:name w:val="footer"/>
+    <w:basedOn w:val="Normal"/>
+    <w:link w:val="RodapChar"/>
+    <w:uiPriority w:val="99"/>
+    <w:unhideWhenUsed/>
+    <w:rsid w:val="001E16CD"/>
+    <w:pPr>
+      <w:tabs>
+        <w:tab w:val="center" w:pos="4252"/>
+        <w:tab w:val="right" w:pos="8504"/>
+      </w:tabs>
+      <w:spacing w:after="0" w:line="240" w:lineRule="auto"/>
+    </w:pPr>
+  </w:style>
+  <w:style w:type="character" w:customStyle="1" w:styleId="RodapChar">
+    <w:name w:val="Rodapé Char"/>
+    <w:basedOn w:val="Fontepargpadro"/>
+    <w:link w:val="Rodap"/>
+    <w:uiPriority w:val="99"/>
+    <w:rsid w:val="001E16CD"/>
+  </w:style>
+  <w:style w:type="character" w:customStyle="1" w:styleId="apple-tab-span">
+    <w:name w:val="apple-tab-span"/>
+    <w:basedOn w:val="Fontepargpadro"/>
+    <w:rsid w:val="001E16CD"/>
+  </w:style>
+  <w:style w:type="character" w:customStyle="1" w:styleId="Ttulo2Char">
+    <w:name w:val="Título 2 Char"/>
+    <w:basedOn w:val="Fontepargpadro"/>
+    <w:link w:val="Ttulo2"/>
+    <w:uiPriority w:val="9"/>
+    <w:rsid w:val="00C67102"/>
+    <w:rPr>
+      <w:rFonts w:ascii="Times New Roman" w:eastAsia="Times New Roman" w:hAnsi="Times New Roman" w:cs="Times New Roman"/>
+      <w:b/>
+      <w:bCs/>
+      <w:sz w:val="36"/>
+      <w:szCs w:val="36"/>
+      <w:lang w:eastAsia="pt-BR"/>
+    </w:rPr>
+  </w:style>
+  <w:style w:type="paragraph" w:styleId="PargrafodaLista">
+    <w:name w:val="List Paragraph"/>
+    <w:basedOn w:val="Normal"/>
+    <w:uiPriority w:val="34"/>
+    <w:qFormat/>
+    <w:rsid w:val="00626657"/>
+    <w:pPr>
+      <w:ind w:left="720"/>
+      <w:contextualSpacing/>
+    </w:pPr>
   </w:style>
 </w:styles>
 </file>
@@ -1169,4 +5747,16 @@
     </a:ext>
   </a:extLst>
 </a:theme>
+</file>
+
+<file path=customXml/item1.xml><?xml version="1.0" encoding="utf-8"?>
+<b:Sources xmlns:b="http://schemas.openxmlformats.org/officeDocument/2006/bibliography" xmlns="http://schemas.openxmlformats.org/officeDocument/2006/bibliography" SelectedStyle="\APASixthEditionOfficeOnline.xsl" StyleName="APA" Version="6"/>
+</file>
+
+<file path=customXml/itemProps1.xml><?xml version="1.0" encoding="utf-8"?>
+<ds:datastoreItem xmlns:ds="http://schemas.openxmlformats.org/officeDocument/2006/customXml" ds:itemID="{C8A58C66-8F1A-4260-ABB8-6410AE246558}">
+  <ds:schemaRefs>
+    <ds:schemaRef ds:uri="http://schemas.openxmlformats.org/officeDocument/2006/bibliography"/>
+  </ds:schemaRefs>
+</ds:datastoreItem>
 </file>
--- a/DocumentacaoUniDocs.docx
+++ b/DocumentacaoUniDocs.docx
@@ -5512,7 +5512,27 @@
           <w:szCs w:val="24"/>
           <w:lang w:eastAsia="pt-BR"/>
         </w:rPr>
-        <w:t xml:space="preserve"> em relação a Gestão de Projetos de Orientação, ou seja, documentos de PCC e TCC </w:t>
+        <w:t xml:space="preserve"> em relação </w:t>
+      </w:r>
+      <w:r>
+        <w:rPr>
+          <w:rFonts w:asciiTheme="majorHAnsi" w:eastAsia="Times New Roman" w:hAnsiTheme="majorHAnsi" w:cs="Arial"/>
+          <w:color w:val="000000"/>
+          <w:sz w:val="24"/>
+          <w:szCs w:val="24"/>
+          <w:lang w:eastAsia="pt-BR"/>
+        </w:rPr>
+        <w:t>à</w:t>
+      </w:r>
+      <w:r>
+        <w:rPr>
+          <w:rFonts w:asciiTheme="majorHAnsi" w:eastAsia="Times New Roman" w:hAnsiTheme="majorHAnsi" w:cs="Arial"/>
+          <w:color w:val="000000"/>
+          <w:sz w:val="24"/>
+          <w:szCs w:val="24"/>
+          <w:lang w:eastAsia="pt-BR"/>
+        </w:rPr>
+        <w:t xml:space="preserve"> Gestão de Projetos de Orientação, ou seja, documentos de PCC e TCC </w:t>
       </w:r>
       <w:r>
         <w:rPr>
@@ -5572,7 +5592,27 @@
           <w:szCs w:val="24"/>
           <w:lang w:eastAsia="pt-BR"/>
         </w:rPr>
-        <w:t xml:space="preserve"> impossibilidade de registrar todas etapas em uma plataforma que possa ser compartilhada entre professor orientador e aluno, sobrecarga no número de orientandos por professor, banca </w:t>
+        <w:t xml:space="preserve"> impossibilidade de registrar </w:t>
+      </w:r>
+      <w:r>
+        <w:rPr>
+          <w:rFonts w:asciiTheme="majorHAnsi" w:eastAsia="Times New Roman" w:hAnsiTheme="majorHAnsi" w:cs="Arial"/>
+          <w:color w:val="000000"/>
+          <w:sz w:val="24"/>
+          <w:szCs w:val="24"/>
+          <w:lang w:eastAsia="pt-BR"/>
+        </w:rPr>
+        <w:t>todas as</w:t>
+      </w:r>
+      <w:r>
+        <w:rPr>
+          <w:rFonts w:asciiTheme="majorHAnsi" w:eastAsia="Times New Roman" w:hAnsiTheme="majorHAnsi" w:cs="Arial"/>
+          <w:color w:val="000000"/>
+          <w:sz w:val="24"/>
+          <w:szCs w:val="24"/>
+          <w:lang w:eastAsia="pt-BR"/>
+        </w:rPr>
+        <w:t xml:space="preserve"> etapas em uma plataforma que possa ser compartilhada entre professor orientador e aluno, sobrecarga no número de orientandos por professor, banca </w:t>
       </w:r>
       <w:r>
         <w:rPr>
@@ -16717,7 +16757,29 @@
           <w:shd w:val="clear" w:color="auto" w:fill="FFFFFF"/>
           <w:lang w:eastAsia="pt-BR"/>
         </w:rPr>
-        <w:t>O sistema deve estar disponível 24 horas por dia durante os 7 dias da semana. Por não se tratar de um sistema crítico, o sistema poderá ficar fora do ar até que seja corrigida alguma falha que possa ocorrer.</w:t>
+        <w:t xml:space="preserve">O sistema deve estar disponível 24 horas por dia durante os </w:t>
+      </w:r>
+      <w:r>
+        <w:rPr>
+          <w:rFonts w:asciiTheme="majorHAnsi" w:eastAsia="Times New Roman" w:hAnsiTheme="majorHAnsi" w:cs="Arial"/>
+          <w:color w:val="000000"/>
+          <w:sz w:val="24"/>
+          <w:szCs w:val="24"/>
+          <w:shd w:val="clear" w:color="auto" w:fill="FFFFFF"/>
+          <w:lang w:eastAsia="pt-BR"/>
+        </w:rPr>
+        <w:t>sete</w:t>
+      </w:r>
+      <w:r>
+        <w:rPr>
+          <w:rFonts w:asciiTheme="majorHAnsi" w:eastAsia="Times New Roman" w:hAnsiTheme="majorHAnsi" w:cs="Arial"/>
+          <w:color w:val="000000"/>
+          <w:sz w:val="24"/>
+          <w:szCs w:val="24"/>
+          <w:shd w:val="clear" w:color="auto" w:fill="FFFFFF"/>
+          <w:lang w:eastAsia="pt-BR"/>
+        </w:rPr>
+        <w:t xml:space="preserve"> dias da semana. Por não se tratar de um sistema crítico, o sistema poderá ficar fora do ar até que seja corrigida alguma falha que possa ocorrer.</w:t>
       </w:r>
     </w:p>
     <w:p>
@@ -19259,6 +19321,18 @@
             </w:r>
             <w:r>
               <w:rPr>
+                <w:rFonts w:asciiTheme="majorHAnsi" w:eastAsia="Times New Roman" w:hAnsiTheme="majorHAnsi" w:cs="Arial"/>
+                <w:b/>
+                <w:bCs/>
+                <w:color w:val="000000" w:themeColor="text1"/>
+                <w:sz w:val="24"/>
+                <w:szCs w:val="24"/>
+                <w:lang w:eastAsia="pt-BR"/>
+              </w:rPr>
+              <w:t xml:space="preserve"> </w:t>
+            </w:r>
+            <w:r>
+              <w:rPr>
                 <w:rFonts w:asciiTheme="majorHAnsi" w:eastAsia="Arial" w:hAnsiTheme="majorHAnsi" w:cs="Arial"/>
                 <w:sz w:val="24"/>
                 <w:szCs w:val="24"/>
@@ -19287,7 +19361,23 @@
                 <w:sz w:val="24"/>
                 <w:szCs w:val="24"/>
               </w:rPr>
-              <w:t>O Administrador fará o cadastro de um novo ator informando o: nome, e-mail, matricula, CPF, senha padrão e analisar a qual perfil o ator pertence;</w:t>
+              <w:t>O Administrador fará o cadastro de um novo ator i</w:t>
+            </w:r>
+            <w:r>
+              <w:rPr>
+                <w:rFonts w:asciiTheme="majorHAnsi" w:eastAsia="Arial" w:hAnsiTheme="majorHAnsi" w:cs="Arial"/>
+                <w:sz w:val="24"/>
+                <w:szCs w:val="24"/>
+              </w:rPr>
+              <w:t>nformando o: nome, e-mail, matrí</w:t>
+            </w:r>
+            <w:r>
+              <w:rPr>
+                <w:rFonts w:asciiTheme="majorHAnsi" w:eastAsia="Arial" w:hAnsiTheme="majorHAnsi" w:cs="Arial"/>
+                <w:sz w:val="24"/>
+                <w:szCs w:val="24"/>
+              </w:rPr>
+              <w:t>cula, CPF, senha padrão e analisar a qual perfil o ator pertence;</w:t>
             </w:r>
           </w:p>
           <w:p>
@@ -19894,6 +19984,18 @@
             </w:r>
             <w:r>
               <w:rPr>
+                <w:rFonts w:asciiTheme="majorHAnsi" w:eastAsia="Times New Roman" w:hAnsiTheme="majorHAnsi" w:cs="Arial"/>
+                <w:b/>
+                <w:bCs/>
+                <w:color w:val="000000"/>
+                <w:sz w:val="24"/>
+                <w:szCs w:val="24"/>
+                <w:lang w:eastAsia="pt-BR"/>
+              </w:rPr>
+              <w:t xml:space="preserve"> </w:t>
+            </w:r>
+            <w:r>
+              <w:rPr>
                 <w:rFonts w:asciiTheme="majorHAnsi" w:eastAsia="Arial" w:hAnsiTheme="majorHAnsi" w:cs="Arial"/>
                 <w:sz w:val="24"/>
                 <w:szCs w:val="24"/>
@@ -21202,7 +21304,27 @@
                 <w:szCs w:val="24"/>
                 <w:lang w:eastAsia="pt-BR"/>
               </w:rPr>
-              <w:t>Aréa no sistema, onde o professor poderá efetuar o agendamento das bancas avaliadoras de PCC/TCC.</w:t>
+              <w:t>Áre</w:t>
+            </w:r>
+            <w:r>
+              <w:rPr>
+                <w:rFonts w:asciiTheme="majorHAnsi" w:eastAsia="Times New Roman" w:hAnsiTheme="majorHAnsi" w:cs="Arial"/>
+                <w:color w:val="000000"/>
+                <w:sz w:val="24"/>
+                <w:szCs w:val="24"/>
+                <w:lang w:eastAsia="pt-BR"/>
+              </w:rPr>
+              <w:t>a</w:t>
+            </w:r>
+            <w:r>
+              <w:rPr>
+                <w:rFonts w:asciiTheme="majorHAnsi" w:eastAsia="Times New Roman" w:hAnsiTheme="majorHAnsi" w:cs="Arial"/>
+                <w:color w:val="000000"/>
+                <w:sz w:val="24"/>
+                <w:szCs w:val="24"/>
+                <w:lang w:eastAsia="pt-BR"/>
+              </w:rPr>
+              <w:t xml:space="preserve"> no sistema, onde o professor poderá efetuar o agendamento das bancas avaliadoras de PCC/TCC.</w:t>
             </w:r>
           </w:p>
           <w:p>
@@ -21497,18 +21619,19 @@
                 <w:szCs w:val="24"/>
                 <w:lang w:eastAsia="pt-BR"/>
               </w:rPr>
-              <w:t>Avaliar Proposta de PCC/TCC, será um recurso do sistema onde o professor poderá avaliar de o PCC/TCC do aluno.</w:t>
-            </w:r>
-          </w:p>
-          <w:p>
-            <w:pPr>
-              <w:jc w:val="both"/>
-              <w:rPr>
-                <w:rFonts w:asciiTheme="majorHAnsi" w:hAnsiTheme="majorHAnsi" w:cs="Arial"/>
-                <w:sz w:val="24"/>
-                <w:szCs w:val="24"/>
-              </w:rPr>
-            </w:pPr>
+              <w:t xml:space="preserve">Será </w:t>
+            </w:r>
+            <w:r>
+              <w:rPr>
+                <w:rFonts w:asciiTheme="majorHAnsi" w:eastAsia="Times New Roman" w:hAnsiTheme="majorHAnsi" w:cs="Arial"/>
+                <w:bCs/>
+                <w:color w:val="000000" w:themeColor="text1"/>
+                <w:sz w:val="24"/>
+                <w:szCs w:val="24"/>
+                <w:lang w:eastAsia="pt-BR"/>
+              </w:rPr>
+              <w:t>um recurso do sistema onde o professor poderá avaliar de o PCC/TCC do aluno.</w:t>
+            </w:r>
           </w:p>
         </w:tc>
       </w:tr>
@@ -21675,7 +21798,6 @@
                 <w:sz w:val="24"/>
                 <w:szCs w:val="24"/>
               </w:rPr>
-              <w:lastRenderedPageBreak/>
               <w:t>RF009 - Validar PCC/TCC</w:t>
             </w:r>
           </w:p>
@@ -24225,7 +24347,27 @@
                 <w:sz w:val="24"/>
                 <w:szCs w:val="24"/>
               </w:rPr>
-              <w:t>RF010 - Conter documentos relacionados a orientação</w:t>
+              <w:t xml:space="preserve">RF010 - Conter documentos relacionados </w:t>
+            </w:r>
+            <w:r>
+              <w:rPr>
+                <w:rFonts w:asciiTheme="majorHAnsi" w:hAnsiTheme="majorHAnsi" w:cs="Arial"/>
+                <w:bCs/>
+                <w:color w:val="000000"/>
+                <w:sz w:val="24"/>
+                <w:szCs w:val="24"/>
+              </w:rPr>
+              <w:t>à</w:t>
+            </w:r>
+            <w:r>
+              <w:rPr>
+                <w:rFonts w:asciiTheme="majorHAnsi" w:hAnsiTheme="majorHAnsi" w:cs="Arial"/>
+                <w:bCs/>
+                <w:color w:val="000000"/>
+                <w:sz w:val="24"/>
+                <w:szCs w:val="24"/>
+              </w:rPr>
+              <w:t xml:space="preserve"> orientação</w:t>
             </w:r>
           </w:p>
           <w:p>
@@ -24739,7 +24881,27 @@
                 <w:szCs w:val="24"/>
                 <w:lang w:eastAsia="pt-BR"/>
               </w:rPr>
-              <w:t xml:space="preserve"> Professor entrada em uma área do sistema destinada a documentos relacionados a orientação.</w:t>
+              <w:t xml:space="preserve"> Professor entrada em uma área do sistema destinada a documentos relacionados </w:t>
+            </w:r>
+            <w:r>
+              <w:rPr>
+                <w:rFonts w:asciiTheme="majorHAnsi" w:eastAsia="Times New Roman" w:hAnsiTheme="majorHAnsi" w:cs="Arial"/>
+                <w:color w:val="000000"/>
+                <w:sz w:val="24"/>
+                <w:szCs w:val="24"/>
+                <w:lang w:eastAsia="pt-BR"/>
+              </w:rPr>
+              <w:t>à</w:t>
+            </w:r>
+            <w:r>
+              <w:rPr>
+                <w:rFonts w:asciiTheme="majorHAnsi" w:eastAsia="Times New Roman" w:hAnsiTheme="majorHAnsi" w:cs="Arial"/>
+                <w:color w:val="000000"/>
+                <w:sz w:val="24"/>
+                <w:szCs w:val="24"/>
+                <w:lang w:eastAsia="pt-BR"/>
+              </w:rPr>
+              <w:t xml:space="preserve"> orientação.</w:t>
             </w:r>
           </w:p>
           <w:p>
@@ -25348,7 +25510,27 @@
                 <w:sz w:val="24"/>
                 <w:szCs w:val="24"/>
               </w:rPr>
-              <w:t>RF010 - Conter documentos relacionados a orientação</w:t>
+              <w:t xml:space="preserve">RF010 - Conter documentos relacionados </w:t>
+            </w:r>
+            <w:r>
+              <w:rPr>
+                <w:rFonts w:asciiTheme="majorHAnsi" w:hAnsiTheme="majorHAnsi" w:cs="Arial"/>
+                <w:bCs/>
+                <w:color w:val="000000"/>
+                <w:sz w:val="24"/>
+                <w:szCs w:val="24"/>
+              </w:rPr>
+              <w:t>à</w:t>
+            </w:r>
+            <w:r>
+              <w:rPr>
+                <w:rFonts w:asciiTheme="majorHAnsi" w:hAnsiTheme="majorHAnsi" w:cs="Arial"/>
+                <w:bCs/>
+                <w:color w:val="000000"/>
+                <w:sz w:val="24"/>
+                <w:szCs w:val="24"/>
+              </w:rPr>
+              <w:t xml:space="preserve"> orientação</w:t>
             </w:r>
           </w:p>
           <w:p>
@@ -25879,7 +26061,27 @@
                 <w:lang w:eastAsia="pt-BR"/>
               </w:rPr>
               <w:lastRenderedPageBreak/>
-              <w:t>documentos relacionados a orientação.</w:t>
+              <w:t xml:space="preserve">documentos relacionados </w:t>
+            </w:r>
+            <w:r>
+              <w:rPr>
+                <w:rFonts w:asciiTheme="majorHAnsi" w:eastAsia="Times New Roman" w:hAnsiTheme="majorHAnsi" w:cs="Arial"/>
+                <w:color w:val="000000"/>
+                <w:sz w:val="24"/>
+                <w:szCs w:val="24"/>
+                <w:lang w:eastAsia="pt-BR"/>
+              </w:rPr>
+              <w:t>à</w:t>
+            </w:r>
+            <w:r>
+              <w:rPr>
+                <w:rFonts w:asciiTheme="majorHAnsi" w:eastAsia="Times New Roman" w:hAnsiTheme="majorHAnsi" w:cs="Arial"/>
+                <w:color w:val="000000"/>
+                <w:sz w:val="24"/>
+                <w:szCs w:val="24"/>
+                <w:lang w:eastAsia="pt-BR"/>
+              </w:rPr>
+              <w:t xml:space="preserve"> orientação.</w:t>
             </w:r>
           </w:p>
           <w:p>
@@ -26098,7 +26300,27 @@
                 <w:szCs w:val="24"/>
                 <w:lang w:eastAsia="pt-BR"/>
               </w:rPr>
-              <w:t xml:space="preserve"> Professor ou aluno entrada em uma área do sistema destinada a documentos relacionados a orientação.</w:t>
+              <w:t xml:space="preserve"> Professor ou aluno entrada em uma área do sistema destinada a documentos relacionados </w:t>
+            </w:r>
+            <w:r>
+              <w:rPr>
+                <w:rFonts w:asciiTheme="majorHAnsi" w:eastAsia="Times New Roman" w:hAnsiTheme="majorHAnsi" w:cs="Arial"/>
+                <w:color w:val="000000"/>
+                <w:sz w:val="24"/>
+                <w:szCs w:val="24"/>
+                <w:lang w:eastAsia="pt-BR"/>
+              </w:rPr>
+              <w:t>à</w:t>
+            </w:r>
+            <w:r>
+              <w:rPr>
+                <w:rFonts w:asciiTheme="majorHAnsi" w:eastAsia="Times New Roman" w:hAnsiTheme="majorHAnsi" w:cs="Arial"/>
+                <w:color w:val="000000"/>
+                <w:sz w:val="24"/>
+                <w:szCs w:val="24"/>
+                <w:lang w:eastAsia="pt-BR"/>
+              </w:rPr>
+              <w:t xml:space="preserve"> orientação.</w:t>
             </w:r>
           </w:p>
         </w:tc>
@@ -27946,7 +28168,27 @@
                 <w:sz w:val="24"/>
                 <w:szCs w:val="24"/>
               </w:rPr>
-              <w:t>RF010 - Conter documentos relacionados a orientação</w:t>
+              <w:t xml:space="preserve">RF010 - Conter documentos relacionados </w:t>
+            </w:r>
+            <w:r>
+              <w:rPr>
+                <w:rFonts w:asciiTheme="majorHAnsi" w:hAnsiTheme="majorHAnsi" w:cs="Arial"/>
+                <w:bCs/>
+                <w:color w:val="000000"/>
+                <w:sz w:val="24"/>
+                <w:szCs w:val="24"/>
+              </w:rPr>
+              <w:t>à</w:t>
+            </w:r>
+            <w:r>
+              <w:rPr>
+                <w:rFonts w:asciiTheme="majorHAnsi" w:hAnsiTheme="majorHAnsi" w:cs="Arial"/>
+                <w:bCs/>
+                <w:color w:val="000000"/>
+                <w:sz w:val="24"/>
+                <w:szCs w:val="24"/>
+              </w:rPr>
+              <w:t xml:space="preserve"> orientação</w:t>
             </w:r>
           </w:p>
           <w:p>
@@ -28274,7 +28516,27 @@
                 <w:szCs w:val="24"/>
                 <w:lang w:eastAsia="pt-BR"/>
               </w:rPr>
-              <w:t xml:space="preserve"> Aluno entrada em uma área do sistema destinada a documentos relacionados a orientação.</w:t>
+              <w:t xml:space="preserve"> Aluno entrada em uma área do sistema destinada a documentos relacionados </w:t>
+            </w:r>
+            <w:r>
+              <w:rPr>
+                <w:rFonts w:asciiTheme="majorHAnsi" w:eastAsia="Times New Roman" w:hAnsiTheme="majorHAnsi" w:cs="Arial"/>
+                <w:color w:val="000000"/>
+                <w:sz w:val="24"/>
+                <w:szCs w:val="24"/>
+                <w:lang w:eastAsia="pt-BR"/>
+              </w:rPr>
+              <w:t>à</w:t>
+            </w:r>
+            <w:r>
+              <w:rPr>
+                <w:rFonts w:asciiTheme="majorHAnsi" w:eastAsia="Times New Roman" w:hAnsiTheme="majorHAnsi" w:cs="Arial"/>
+                <w:color w:val="000000"/>
+                <w:sz w:val="24"/>
+                <w:szCs w:val="24"/>
+                <w:lang w:eastAsia="pt-BR"/>
+              </w:rPr>
+              <w:t xml:space="preserve"> orientação.</w:t>
             </w:r>
           </w:p>
           <w:p>
@@ -29510,7 +29772,27 @@
                 <w:sz w:val="24"/>
                 <w:szCs w:val="24"/>
               </w:rPr>
-              <w:t>RF010 - Conter documentos relacionados a orientação</w:t>
+              <w:t xml:space="preserve">RF010 - Conter documentos relacionados </w:t>
+            </w:r>
+            <w:r>
+              <w:rPr>
+                <w:rFonts w:asciiTheme="majorHAnsi" w:hAnsiTheme="majorHAnsi" w:cs="Arial"/>
+                <w:bCs/>
+                <w:color w:val="000000"/>
+                <w:sz w:val="24"/>
+                <w:szCs w:val="24"/>
+              </w:rPr>
+              <w:t>à</w:t>
+            </w:r>
+            <w:r>
+              <w:rPr>
+                <w:rFonts w:asciiTheme="majorHAnsi" w:hAnsiTheme="majorHAnsi" w:cs="Arial"/>
+                <w:bCs/>
+                <w:color w:val="000000"/>
+                <w:sz w:val="24"/>
+                <w:szCs w:val="24"/>
+              </w:rPr>
+              <w:t xml:space="preserve"> orientação</w:t>
             </w:r>
           </w:p>
           <w:p>
@@ -29866,7 +30148,27 @@
                 <w:szCs w:val="24"/>
                 <w:lang w:eastAsia="pt-BR"/>
               </w:rPr>
-              <w:t>O ator preenche os dados requeridos (título, resumo, sugestão de orientador e justificativa de sugestão de orientador), além de marcar as áreas de conhecimento;</w:t>
+              <w:t>O ator preenche os dados requeridos (título, resumo, sugestão de orientador e</w:t>
+            </w:r>
+            <w:r>
+              <w:rPr>
+                <w:rFonts w:asciiTheme="majorHAnsi" w:eastAsia="Times New Roman" w:hAnsiTheme="majorHAnsi" w:cs="Arial"/>
+                <w:color w:val="000000"/>
+                <w:sz w:val="24"/>
+                <w:szCs w:val="24"/>
+                <w:lang w:eastAsia="pt-BR"/>
+              </w:rPr>
+              <w:t xml:space="preserve"> a </w:t>
+            </w:r>
+            <w:r>
+              <w:rPr>
+                <w:rFonts w:asciiTheme="majorHAnsi" w:eastAsia="Times New Roman" w:hAnsiTheme="majorHAnsi" w:cs="Arial"/>
+                <w:color w:val="000000"/>
+                <w:sz w:val="24"/>
+                <w:szCs w:val="24"/>
+                <w:lang w:eastAsia="pt-BR"/>
+              </w:rPr>
+              <w:t>justificativa de sugestão de orientador), além de marcar as áreas de conhecimento;</w:t>
             </w:r>
           </w:p>
           <w:p>

--- a/DocumentacaoUniDocs.docx
+++ b/DocumentacaoUniDocs.docx
@@ -26413,6 +26413,7 @@
               <w:jc w:val="both"/>
               <w:rPr>
                 <w:rFonts w:asciiTheme="majorHAnsi" w:hAnsiTheme="majorHAnsi"/>
+                <w:b/>
                 <w:sz w:val="24"/>
                 <w:szCs w:val="24"/>
               </w:rPr>
@@ -26420,6 +26421,7 @@
             <w:r>
               <w:rPr>
                 <w:rFonts w:asciiTheme="majorHAnsi" w:eastAsia="Times New Roman" w:hAnsiTheme="majorHAnsi" w:cs="Arial"/>
+                <w:b/>
                 <w:color w:val="000000"/>
                 <w:sz w:val="24"/>
                 <w:szCs w:val="24"/>
